--- a/documents/Memento_Clean_Code.docx
+++ b/documents/Memento_Clean_Code.docx
@@ -4979,7 +4979,7 @@
           <w:sz w:val="18"/>
           <w:szCs w:val="18"/>
         </w:rPr>
-        <w:t xml:space="preserve">// la boucle ne change pas : le 0 et le i++ sont la mecanique du parcours</w:t>
+        <w:t xml:space="preserve">// la boucle ne change pas : le 0 et le i++ sont la mecanique du parcours</w:t>
       </w:r>
     </w:p>
     <w:p>
@@ -5054,7 +5054,7 @@
           <w:sz w:val="18"/>
           <w:szCs w:val="18"/>
         </w:rPr>
-        <w:t xml:space="preserve">// seul le 4 disparait : lui seul encodait une decision</w:t>
+        <w:t xml:space="preserve">// seul le 4 disparait : lui seul encodait une decision</w:t>
       </w:r>
     </w:p>
     <w:p>
@@ -5204,7 +5204,7 @@
           <w:sz w:val="18"/>
           <w:szCs w:val="18"/>
         </w:rPr>
-        <w:t xml:space="preserve">if (autre.getRole().equals("ADMLN")) { ... }      // qui verra la faute ?</w:t>
+        <w:t xml:space="preserve">if (autre.getRole().equals("ADMLN")) { ... }      // qui verra la faute ?</w:t>
       </w:r>
     </w:p>
     <w:p>
@@ -5615,7 +5615,7 @@
           <w:sz w:val="18"/>
           <w:szCs w:val="18"/>
         </w:rPr>
-        <w:t xml:space="preserve">    for (Joueur joueur : joueurs) {</w:t>
+        <w:t xml:space="preserve">    for (Joueur joueur : joueurs) {</w:t>
       </w:r>
     </w:p>
     <w:p>
@@ -5878,7 +5878,7 @@
           <w:sz w:val="18"/>
           <w:szCs w:val="18"/>
         </w:rPr>
-        <w:t xml:space="preserve">date = addToDate(date, 3);      // trois quoi ? jours ? mois ?</w:t>
+        <w:t xml:space="preserve">date = addToDate(date, 3);      // trois quoi ? jours ? mois ?</w:t>
       </w:r>
     </w:p>
     <w:p>
@@ -6181,7 +6181,7 @@
           <w:sz w:val="18"/>
           <w:szCs w:val="18"/>
         </w:rPr>
-        <w:t xml:space="preserve">        for (String element : liste) {</w:t>
+        <w:t xml:space="preserve">        for (String element : liste) {</w:t>
       </w:r>
     </w:p>
     <w:p>
@@ -6438,7 +6438,7 @@
           <w:sz w:val="18"/>
           <w:szCs w:val="18"/>
         </w:rPr>
-        <w:t xml:space="preserve">    for (String element : liste) {</w:t>
+        <w:t xml:space="preserve">    for (String element : liste) {</w:t>
       </w:r>
     </w:p>
     <w:p>
@@ -6618,7 +6618,7 @@
           <w:sz w:val="18"/>
           <w:szCs w:val="18"/>
         </w:rPr>
-        <w:t xml:space="preserve">    for (Client client : clients) {</w:t>
+        <w:t xml:space="preserve">    for (Client client : clients) {</w:t>
       </w:r>
     </w:p>
     <w:p>
@@ -6755,7 +6755,7 @@
           <w:sz w:val="18"/>
           <w:szCs w:val="18"/>
         </w:rPr>
-        <w:t xml:space="preserve">    for (Client client : clients) {</w:t>
+        <w:t xml:space="preserve">    for (Client client : clients) {</w:t>
       </w:r>
     </w:p>
     <w:p>
@@ -8879,7 +8879,7 @@
           <w:sz w:val="18"/>
           <w:szCs w:val="18"/>
         </w:rPr>
-        <w:t xml:space="preserve">// L'arrondi se fait a 2 decimales : impose par la reglementation</w:t>
+        <w:t xml:space="preserve">// L'arrondi se fait a 2 decimales : impose par la reglementation</w:t>
       </w:r>
     </w:p>
     <w:p>
@@ -9797,7 +9797,7 @@
           <w:sz w:val="18"/>
           <w:szCs w:val="18"/>
         </w:rPr>
-        <w:t xml:space="preserve">// n'importe qui peut vider la partie de ses joueurs :</w:t>
+        <w:t xml:space="preserve">// n'importe qui peut vider la partie de ses joueurs :</w:t>
       </w:r>
     </w:p>
     <w:p>
@@ -10252,7 +10252,7 @@
           <w:sz w:val="18"/>
           <w:szCs w:val="18"/>
         </w:rPr>
-        <w:t xml:space="preserve">// chez l'appelant, rien n'oblige a ecrire ceci :</w:t>
+        <w:t xml:space="preserve">// chez l'appelant, rien n'oblige a ecrire ceci :</w:t>
       </w:r>
     </w:p>
     <w:p>
@@ -10267,7 +10267,7 @@
           <w:sz w:val="18"/>
           <w:szCs w:val="18"/>
         </w:rPr>
-        <w:t xml:space="preserve">compte.retirer(500);   // et si le retrait a echoue ?</w:t>
+        <w:t xml:space="preserve">compte.retirer(500);   // et si le retrait a echoue ?</w:t>
       </w:r>
     </w:p>
     <w:p>
@@ -10344,7 +10344,7 @@
           <w:sz w:val="18"/>
           <w:szCs w:val="18"/>
         </w:rPr>
-        <w:t xml:space="preserve">                "Retrait de " + montant + " refuse : solde de " + solde);</w:t>
+        <w:t xml:space="preserve">                "Retrait de " + montant + " refuse : solde de " + solde);</w:t>
       </w:r>
     </w:p>
     <w:p>
@@ -10419,7 +10419,7 @@
           <w:sz w:val="18"/>
           <w:szCs w:val="18"/>
         </w:rPr>
-        <w:t xml:space="preserve">// chez l'appelant, l'echec ne peut plus passer inapercu :</w:t>
+        <w:t xml:space="preserve">// chez l'appelant, l'echec ne peut plus passer inapercu :</w:t>
       </w:r>
     </w:p>
     <w:p>
@@ -10630,7 +10630,7 @@
           <w:sz w:val="18"/>
           <w:szCs w:val="18"/>
         </w:rPr>
-        <w:t xml:space="preserve">    for (Joueur joueur : joueurs) {</w:t>
+        <w:t xml:space="preserve">    for (Joueur joueur : joueurs) {</w:t>
       </w:r>
     </w:p>
     <w:p>
@@ -10767,7 +10767,7 @@
           <w:sz w:val="18"/>
           <w:szCs w:val="18"/>
         </w:rPr>
-        <w:t xml:space="preserve">    for (Joueur joueur : joueurs) {</w:t>
+        <w:t xml:space="preserve">    for (Joueur joueur : joueurs) {</w:t>
       </w:r>
     </w:p>
     <w:p>
@@ -10933,22 +10933,22 @@
           <w:sz w:val="18"/>
           <w:szCs w:val="18"/>
         </w:rPr>
-        <w:t xml:space="preserve">if (partie.getJoueurs() != null) {</w:t>
-      </w:r>
-    </w:p>
-    <w:p>
-      <w:pPr>
-        <w:shd w:fill="FBEDED" w:val="clear"/>
-        <w:spacing w:after="0"/>
-        <w:ind w:left="220"/>
-      </w:pPr>
-      <w:r>
-        <w:rPr>
-          <w:rFonts w:ascii="Consolas" w:cs="Consolas" w:eastAsia="Consolas" w:hAnsi="Consolas"/>
-          <w:sz w:val="18"/>
-          <w:szCs w:val="18"/>
-        </w:rPr>
-        <w:t xml:space="preserve">    for (Joueur joueur : partie.getJoueurs()) { ... }</w:t>
+        <w:t xml:space="preserve">if (partie.getJoueurs() != null) {</w:t>
+      </w:r>
+    </w:p>
+    <w:p>
+      <w:pPr>
+        <w:shd w:fill="FBEDED" w:val="clear"/>
+        <w:spacing w:after="0"/>
+        <w:ind w:left="220"/>
+      </w:pPr>
+      <w:r>
+        <w:rPr>
+          <w:rFonts w:ascii="Consolas" w:cs="Consolas" w:eastAsia="Consolas" w:hAnsi="Consolas"/>
+          <w:sz w:val="18"/>
+          <w:szCs w:val="18"/>
+        </w:rPr>
+        <w:t xml:space="preserve">    for (Joueur joueur : partie.getJoueurs()) { ... }</w:t>
       </w:r>
     </w:p>
     <w:p>
@@ -10995,7 +10995,7 @@
           <w:sz w:val="18"/>
           <w:szCs w:val="18"/>
         </w:rPr>
-        <w:t xml:space="preserve">for (Joueur joueur : partie.getJoueurs()) { ... }</w:t>
+        <w:t xml:space="preserve">for (Joueur joueur : partie.getJoueurs()) { ... }</w:t>
       </w:r>
     </w:p>
     <w:p>
@@ -11465,7 +11465,7 @@
           <w:sz w:val="18"/>
           <w:szCs w:val="18"/>
         </w:rPr>
-        <w:t xml:space="preserve">        "Nombre de cartes invalide : " + nombre + " (attendu entre 1 et 52)");</w:t>
+        <w:t xml:space="preserve">        "Nombre de cartes invalide : " + nombre + " (attendu entre 1 et 52)");</w:t>
       </w:r>
     </w:p>
     <w:p>

--- a/documents/Memento_Clean_Code.docx
+++ b/documents/Memento_Clean_Code.docx
@@ -43,7 +43,7 @@
           <w:sz w:val="26"/>
           <w:szCs w:val="26"/>
         </w:rPr>
-        <w:t xml:space="preserve">33 règles pour écrire du code qu'on peut relire</w:t>
+        <w:t xml:space="preserve">34 règles pour écrire du code qu'on peut relire</w:t>
       </w:r>
     </w:p>
     <w:p>
@@ -1969,6 +1969,61 @@
           </w:p>
         </w:tc>
       </w:tr>
+      <w:tr>
+        <w:tc>
+          <w:tcPr>
+            <w:tcW w:type="dxa" w:w="1700"/>
+            <w:tcMar>
+              <w:top w:type="dxa" w:w="50"/>
+              <w:left w:type="dxa" w:w="100"/>
+              <w:bottom w:type="dxa" w:w="50"/>
+              <w:right w:type="dxa" w:w="100"/>
+            </w:tcMar>
+          </w:tcPr>
+          <w:p>
+            <w:pPr>
+              <w:spacing w:after="0"/>
+            </w:pPr>
+            <w:hyperlink w:history="1" w:anchor="CC_ERR_6">
+              <w:r>
+                <w:rPr>
+                  <w:rFonts w:ascii="Consolas" w:cs="Consolas" w:eastAsia="Consolas" w:hAnsi="Consolas"/>
+                  <w:color w:val="0563C1"/>
+                  <w:sz w:val="18"/>
+                  <w:szCs w:val="18"/>
+                  <w:u w:val="single"/>
+                </w:rPr>
+                <w:t xml:space="preserve">CC-ERR.6</w:t>
+              </w:r>
+            </w:hyperlink>
+          </w:p>
+        </w:tc>
+        <w:tc>
+          <w:tcPr>
+            <w:tcW w:type="dxa" w:w="7660"/>
+            <w:tcMar>
+              <w:top w:type="dxa" w:w="50"/>
+              <w:left w:type="dxa" w:w="100"/>
+              <w:bottom w:type="dxa" w:w="50"/>
+              <w:right w:type="dxa" w:w="100"/>
+            </w:tcMar>
+          </w:tcPr>
+          <w:p>
+            <w:pPr>
+              <w:spacing w:after="0"/>
+            </w:pPr>
+            <w:hyperlink w:history="1" w:anchor="CC_ERR_6">
+              <w:r>
+                <w:rPr>
+                  <w:sz w:val="20"/>
+                  <w:szCs w:val="20"/>
+                </w:rPr>
+                <w:t xml:space="preserve">N'avalez pas une exception en silence</w:t>
+              </w:r>
+            </w:hyperlink>
+          </w:p>
+        </w:tc>
+      </w:tr>
     </w:tbl>
     <w:p>
       <w:pPr>
@@ -10070,7 +10125,7 @@
           <w:sz w:val="22"/>
           <w:szCs w:val="22"/>
         </w:rPr>
-        <w:t xml:space="preserve">Ces quatre règles s'appliquent au thème EXC, mais elles décident aussi de la lisibilité du code qui les appelle. Mal traitée, une erreur oblige chaque appelant à vérifier, à commenter, et finalement à oublier de vérifier.</w:t>
+        <w:t xml:space="preserve">Ces six règles s'appliquent au thème EXC, mais elles décident aussi de la lisibilité du code qui les appelle. Mal traitée, une erreur oblige chaque appelant à vérifier, à commenter, et finalement à oublier de vérifier.</w:t>
       </w:r>
     </w:p>
     <w:p>
@@ -11850,6 +11905,273 @@
       </w:tr>
     </w:tbl>
     <w:p>
+      <w:pPr>
+        <w:pStyle w:val="Heading2"/>
+        <w:spacing w:after="120" w:before="300"/>
+      </w:pPr>
+      <w:bookmarkStart w:id="1026" w:name="CC_ERR_6"/>
+      <w:r>
+        <w:rPr>
+          <w:b/>
+          <w:bCs/>
+          <w:color w:val="1F4E79"/>
+          <w:sz w:val="25"/>
+          <w:szCs w:val="25"/>
+        </w:rPr>
+        <w:t xml:space="preserve">CC-ERR.6 — N'avalez pas une exception en silence</w:t>
+      </w:r>
+      <w:bookmarkEnd w:id="1026"/>
+    </w:p>
+    <w:p>
+      <w:pPr>
+        <w:spacing w:after="120"/>
+      </w:pPr>
+      <w:r>
+        <w:rPr>
+          <w:sz w:val="22"/>
+          <w:szCs w:val="22"/>
+        </w:rPr>
+        <w:t xml:space="preserve">Un catch vide fait taire l'erreur sans la résoudre. Le programme continue comme si tout allait bien, dans un état faux, et l'incident ressurgit plus loin, à un endroit qui n'a plus rien à voir avec sa cause. Le plantage était bruyant mais honnête ; ce silence ment.</w:t>
+      </w:r>
+    </w:p>
+    <w:p>
+      <w:pPr>
+        <w:shd w:fill="FBEDED" w:val="clear"/>
+        <w:spacing w:after="0" w:before="140"/>
+        <w:ind w:left="220"/>
+      </w:pPr>
+      <w:r>
+        <w:rPr>
+          <w:b/>
+          <w:bCs/>
+          <w:color w:val="9C2B2B"/>
+          <w:sz w:val="18"/>
+          <w:szCs w:val="18"/>
+        </w:rPr>
+        <w:t xml:space="preserve">À ÉVITER</w:t>
+      </w:r>
+    </w:p>
+    <w:p>
+      <w:pPr>
+        <w:shd w:fill="FBEDED" w:val="clear"/>
+        <w:spacing w:after="0"/>
+        <w:ind w:left="220"/>
+      </w:pPr>
+      <w:r>
+        <w:rPr>
+          <w:rFonts w:ascii="Consolas" w:cs="Consolas" w:eastAsia="Consolas" w:hAnsi="Consolas"/>
+          <w:sz w:val="18"/>
+          <w:szCs w:val="18"/>
+        </w:rPr>
+        <w:t xml:space="preserve">try {</w:t>
+      </w:r>
+    </w:p>
+    <w:p>
+      <w:pPr>
+        <w:shd w:fill="FBEDED" w:val="clear"/>
+        <w:spacing w:after="0"/>
+        <w:ind w:left="220"/>
+      </w:pPr>
+      <w:r>
+        <w:rPr>
+          <w:rFonts w:ascii="Consolas" w:cs="Consolas" w:eastAsia="Consolas" w:hAnsi="Consolas"/>
+          <w:sz w:val="18"/>
+          <w:szCs w:val="18"/>
+        </w:rPr>
+        <w:t xml:space="preserve">    journal.enregistrer(partie);</w:t>
+      </w:r>
+    </w:p>
+    <w:p>
+      <w:pPr>
+        <w:shd w:fill="FBEDED" w:val="clear"/>
+        <w:spacing w:after="0"/>
+        <w:ind w:left="220"/>
+      </w:pPr>
+      <w:r>
+        <w:rPr>
+          <w:rFonts w:ascii="Consolas" w:cs="Consolas" w:eastAsia="Consolas" w:hAnsi="Consolas"/>
+          <w:sz w:val="18"/>
+          <w:szCs w:val="18"/>
+        </w:rPr>
+        <w:t xml:space="preserve">} catch (IOException e) {</w:t>
+      </w:r>
+    </w:p>
+    <w:p>
+      <w:pPr>
+        <w:shd w:fill="FBEDED" w:val="clear"/>
+        <w:spacing w:after="0"/>
+        <w:ind w:left="220"/>
+      </w:pPr>
+      <w:r>
+        <w:rPr>
+          <w:rFonts w:ascii="Consolas" w:cs="Consolas" w:eastAsia="Consolas" w:hAnsi="Consolas"/>
+          <w:sz w:val="18"/>
+          <w:szCs w:val="18"/>
+        </w:rPr>
+        <w:t xml:space="preserve">    // ne devrait pas arriver</w:t>
+      </w:r>
+    </w:p>
+    <w:p>
+      <w:pPr>
+        <w:shd w:fill="FBEDED" w:val="clear"/>
+        <w:spacing w:after="140"/>
+        <w:ind w:left="220"/>
+      </w:pPr>
+      <w:r>
+        <w:rPr>
+          <w:rFonts w:ascii="Consolas" w:cs="Consolas" w:eastAsia="Consolas" w:hAnsi="Consolas"/>
+          <w:sz w:val="18"/>
+          <w:szCs w:val="18"/>
+        </w:rPr>
+        <w:t xml:space="preserve">}</w:t>
+      </w:r>
+    </w:p>
+    <w:p>
+      <w:pPr>
+        <w:spacing w:after="120"/>
+      </w:pPr>
+      <w:r>
+        <w:rPr>
+          <w:sz w:val="22"/>
+          <w:szCs w:val="22"/>
+        </w:rPr>
+        <w:t xml:space="preserve">Trois réactions sont honnêtes. Traiter : redemander, proposer autre chose, prendre une valeur de repli que l'on assume. Informer : dire ce qui a échoué. Ou ne pas attraper du tout, et laisser l'exception remonter jusqu'à quelqu'un qui saura quoi en faire.</w:t>
+      </w:r>
+    </w:p>
+    <w:p>
+      <w:pPr>
+        <w:shd w:fill="EDF5ED" w:val="clear"/>
+        <w:spacing w:after="0" w:before="140"/>
+        <w:ind w:left="220"/>
+      </w:pPr>
+      <w:r>
+        <w:rPr>
+          <w:b/>
+          <w:bCs/>
+          <w:color w:val="2E6B34"/>
+          <w:sz w:val="18"/>
+          <w:szCs w:val="18"/>
+        </w:rPr>
+        <w:t xml:space="preserve">PRÉFÉREZ</w:t>
+      </w:r>
+    </w:p>
+    <w:p>
+      <w:pPr>
+        <w:shd w:fill="EDF5ED" w:val="clear"/>
+        <w:spacing w:after="0"/>
+        <w:ind w:left="220"/>
+      </w:pPr>
+      <w:r>
+        <w:rPr>
+          <w:rFonts w:ascii="Consolas" w:cs="Consolas" w:eastAsia="Consolas" w:hAnsi="Consolas"/>
+          <w:sz w:val="18"/>
+          <w:szCs w:val="18"/>
+        </w:rPr>
+        <w:t xml:space="preserve">public void terminer(Partie partie) throws IOException {</w:t>
+      </w:r>
+    </w:p>
+    <w:p>
+      <w:pPr>
+        <w:shd w:fill="EDF5ED" w:val="clear"/>
+        <w:spacing w:after="0"/>
+        <w:ind w:left="220"/>
+      </w:pPr>
+      <w:r>
+        <w:rPr>
+          <w:rFonts w:ascii="Consolas" w:cs="Consolas" w:eastAsia="Consolas" w:hAnsi="Consolas"/>
+          <w:sz w:val="18"/>
+          <w:szCs w:val="18"/>
+        </w:rPr>
+        <w:t xml:space="preserve">    journal.enregistrer(partie);    // c'est l'appelant qui decidera</w:t>
+      </w:r>
+    </w:p>
+    <w:p>
+      <w:pPr>
+        <w:shd w:fill="EDF5ED" w:val="clear"/>
+        <w:spacing w:after="140"/>
+        <w:ind w:left="220"/>
+      </w:pPr>
+      <w:r>
+        <w:rPr>
+          <w:rFonts w:ascii="Consolas" w:cs="Consolas" w:eastAsia="Consolas" w:hAnsi="Consolas"/>
+          <w:sz w:val="18"/>
+          <w:szCs w:val="18"/>
+        </w:rPr>
+        <w:t xml:space="preserve">}</w:t>
+      </w:r>
+    </w:p>
+    <w:p>
+      <w:pPr>
+        <w:spacing w:after="120"/>
+      </w:pPr>
+      <w:r>
+        <w:rPr>
+          <w:sz w:val="22"/>
+          <w:szCs w:val="22"/>
+        </w:rPr>
+        <w:t xml:space="preserve">Si vous ne savez pas quoi faire d'une exception à cet endroit, ce n'est pas l'endroit pour l'attraper : déclarez-la.</w:t>
+      </w:r>
+    </w:p>
+    <w:tbl>
+      <w:tblPr>
+        <w:tblW w:type="dxa" w:w="9360"/>
+        <w:tblBorders>
+          <w:top w:val="single" w:color="A6A6A6" w:sz="2"/>
+          <w:left w:val="single" w:color="1F4E79" w:sz="12"/>
+          <w:bottom w:val="single" w:color="A6A6A6" w:sz="2"/>
+          <w:right w:val="single" w:color="A6A6A6" w:sz="2"/>
+          <w:insideH w:val="none"/>
+          <w:insideV w:val="none"/>
+        </w:tblBorders>
+      </w:tblPr>
+      <w:tblGrid>
+        <w:gridCol w:w="9360"/>
+      </w:tblGrid>
+      <w:tr>
+        <w:trPr>
+          <w:cantSplit/>
+        </w:trPr>
+        <w:tc>
+          <w:tcPr>
+            <w:tcW w:type="dxa" w:w="9360"/>
+            <w:shd w:fill="F7F9FC" w:val="clear"/>
+            <w:tcMar>
+              <w:top w:type="dxa" w:w="120"/>
+              <w:left w:type="dxa" w:w="160"/>
+              <w:bottom w:type="dxa" w:w="120"/>
+              <w:right w:type="dxa" w:w="160"/>
+            </w:tcMar>
+          </w:tcPr>
+          <w:p>
+            <w:pPr>
+              <w:spacing w:after="80"/>
+            </w:pPr>
+            <w:r>
+              <w:rPr>
+                <w:b/>
+                <w:bCs/>
+                <w:sz w:val="21"/>
+                <w:szCs w:val="21"/>
+              </w:rPr>
+              <w:t xml:space="preserve">Quand l'objet exception ne sert plus</w:t>
+            </w:r>
+          </w:p>
+          <w:p>
+            <w:pPr>
+              <w:spacing w:after="0"/>
+            </w:pPr>
+            <w:r>
+              <w:rPr>
+                <w:sz w:val="21"/>
+                <w:szCs w:val="21"/>
+              </w:rPr>
+              <w:t xml:space="preserve">Attraper une exception pour redemander une saisie est un vrai traitement, même quand l'objet exception n'est plus utilisé. Nommez alors la variable ignoree : le nom dit que c'est voulu, et non oublié.</w:t>
+            </w:r>
+          </w:p>
+        </w:tc>
+      </w:tr>
+    </w:tbl>
+    <w:p>
       <w:r>
         <w:br w:type="page"/>
       </w:r>
@@ -11890,7 +12212,7 @@
         <w:pStyle w:val="Heading2"/>
         <w:spacing w:after="120" w:before="300"/>
       </w:pPr>
-      <w:bookmarkStart w:id="1026" w:name="CC_TST_1"/>
+      <w:bookmarkStart w:id="1027" w:name="CC_TST_1"/>
       <w:r>
         <w:rPr>
           <w:b/>
@@ -11901,7 +12223,7 @@
         </w:rPr>
         <w:t xml:space="preserve">CC-TST.1 — Le code de test se soigne comme le code de production</w:t>
       </w:r>
-      <w:bookmarkEnd w:id="1026"/>
+      <w:bookmarkEnd w:id="1027"/>
     </w:p>
     <w:p>
       <w:pPr>
@@ -12233,7 +12555,7 @@
         <w:pStyle w:val="Heading2"/>
         <w:spacing w:after="120" w:before="300"/>
       </w:pPr>
-      <w:bookmarkStart w:id="1027" w:name="CC_TST_2"/>
+      <w:bookmarkStart w:id="1028" w:name="CC_TST_2"/>
       <w:r>
         <w:rPr>
           <w:b/>
@@ -12244,7 +12566,7 @@
         </w:rPr>
         <w:t xml:space="preserve">CC-TST.2 — Un test vérifie une seule chose</w:t>
       </w:r>
-      <w:bookmarkEnd w:id="1027"/>
+      <w:bookmarkEnd w:id="1028"/>
     </w:p>
     <w:p>
       <w:pPr>
@@ -12680,7 +13002,7 @@
         <w:pStyle w:val="Heading2"/>
         <w:spacing w:after="120" w:before="300"/>
       </w:pPr>
-      <w:bookmarkStart w:id="1028" w:name="CC_TST_3"/>
+      <w:bookmarkStart w:id="1029" w:name="CC_TST_3"/>
       <w:r>
         <w:rPr>
           <w:b/>
@@ -12691,7 +13013,7 @@
         </w:rPr>
         <w:t xml:space="preserve">CC-TST.3 — Un test est rapide, indépendant, répétable et auto-vérifiant</w:t>
       </w:r>
-      <w:bookmarkEnd w:id="1028"/>
+      <w:bookmarkEnd w:id="1029"/>
     </w:p>
     <w:p>
       <w:pPr>
@@ -13339,7 +13661,7 @@
         <w:pStyle w:val="Heading2"/>
         <w:spacing w:after="120" w:before="300"/>
       </w:pPr>
-      <w:bookmarkStart w:id="1029" w:name="CC_CLS_1"/>
+      <w:bookmarkStart w:id="1030" w:name="CC_CLS_1"/>
       <w:r>
         <w:rPr>
           <w:b/>
@@ -13350,7 +13672,7 @@
         </w:rPr>
         <w:t xml:space="preserve">CC-CLS.1 — Une classe n'a qu'une raison de changer</w:t>
       </w:r>
-      <w:bookmarkEnd w:id="1029"/>
+      <w:bookmarkEnd w:id="1030"/>
     </w:p>
     <w:p>
       <w:pPr>
@@ -13701,7 +14023,7 @@
         <w:pStyle w:val="Heading2"/>
         <w:spacing w:after="120" w:before="300"/>
       </w:pPr>
-      <w:bookmarkStart w:id="1030" w:name="CC_CLS_2"/>
+      <w:bookmarkStart w:id="1031" w:name="CC_CLS_2"/>
       <w:r>
         <w:rPr>
           <w:b/>
@@ -13712,7 +14034,7 @@
         </w:rPr>
         <w:t xml:space="preserve">CC-CLS.2 — Une classe reste petite</w:t>
       </w:r>
-      <w:bookmarkEnd w:id="1030"/>
+      <w:bookmarkEnd w:id="1031"/>
     </w:p>
     <w:p>
       <w:pPr>
@@ -14167,7 +14489,7 @@
         <w:pStyle w:val="Heading2"/>
         <w:spacing w:after="120" w:before="300"/>
       </w:pPr>
-      <w:bookmarkStart w:id="1031" w:name="CC_CLS_3"/>
+      <w:bookmarkStart w:id="1032" w:name="CC_CLS_3"/>
       <w:r>
         <w:rPr>
           <w:b/>
@@ -14178,7 +14500,7 @@
         </w:rPr>
         <w:t xml:space="preserve">CC-CLS.3 — Ne vous répétez pas</w:t>
       </w:r>
-      <w:bookmarkEnd w:id="1031"/>
+      <w:bookmarkEnd w:id="1032"/>
     </w:p>
     <w:p>
       <w:pPr>
@@ -14906,7 +15228,7 @@
         <w:pStyle w:val="Heading2"/>
         <w:spacing w:after="120" w:before="300"/>
       </w:pPr>
-      <w:bookmarkStart w:id="1032" w:name="CC_CLS_4"/>
+      <w:bookmarkStart w:id="1033" w:name="CC_CLS_4"/>
       <w:r>
         <w:rPr>
           <w:b/>
@@ -14917,7 +15239,7 @@
         </w:rPr>
         <w:t xml:space="preserve">CC-CLS.4 — Préférez le polymorphisme à une chaîne de tests sur un type</w:t>
       </w:r>
-      <w:bookmarkEnd w:id="1032"/>
+      <w:bookmarkEnd w:id="1033"/>
     </w:p>
     <w:p>
       <w:pPr>
@@ -15268,7 +15590,7 @@
           <w:sz w:val="22"/>
           <w:szCs w:val="22"/>
         </w:rPr>
-        <w:t xml:space="preserve">Trente-trois règles, cela peut décourager. Elles ne se prennent pas d'un bloc, et personne n'écrit du code parfait du premier coup — pas même l'auteur du livre dont elles viennent.</w:t>
+        <w:t xml:space="preserve">Trente-quatre règles, cela peut décourager. Elles ne se prennent pas d'un bloc, et personne n'écrit du code parfait du premier coup — pas même l'auteur du livre dont elles viennent.</w:t>
       </w:r>
     </w:p>
     <w:p>
@@ -15448,7 +15770,7 @@
       <w:fldChar w:fldCharType="separate"/>
     </w:r>
     <w:r>
-      <w:t>25</w:t>
+      <w:t>26</w:t>
     </w:r>
     <w:r>
       <w:fldChar w:fldCharType="end"/>

--- a/documents/Memento_Clean_Code.docx
+++ b/documents/Memento_Clean_Code.docx
@@ -2571,7 +2571,7 @@
         <w:pStyle w:val="Heading2"/>
         <w:spacing w:after="120" w:before="300"/>
       </w:pPr>
-      <w:bookmarkStart w:id="1000" w:name="CC_NOM_1"/>
+      <w:bookmarkStart w:name="CC_NOM_1" w:id="1"/>
       <w:r>
         <w:rPr>
           <w:b/>
@@ -2582,7 +2582,7 @@
         </w:rPr>
         <w:t xml:space="preserve">CC-NOM.1 — Le nom communique l'intention</w:t>
       </w:r>
-      <w:bookmarkEnd w:id="1000"/>
+      <w:bookmarkEnd w:id="1"/>
     </w:p>
     <w:p>
       <w:pPr>
@@ -2993,7 +2993,7 @@
         <w:pStyle w:val="Heading2"/>
         <w:spacing w:after="120" w:before="300"/>
       </w:pPr>
-      <w:bookmarkStart w:id="1001" w:name="CC_NOM_2"/>
+      <w:bookmarkStart w:name="CC_NOM_2" w:id="1"/>
       <w:r>
         <w:rPr>
           <w:b/>
@@ -3004,7 +3004,7 @@
         </w:rPr>
         <w:t xml:space="preserve">CC-NOM.2 — Le nom ne dit pas autre chose que ce qu'il désigne</w:t>
       </w:r>
-      <w:bookmarkEnd w:id="1001"/>
+      <w:bookmarkEnd w:id="1"/>
     </w:p>
     <w:p>
       <w:pPr>
@@ -3247,7 +3247,7 @@
         <w:pStyle w:val="Heading2"/>
         <w:spacing w:after="120" w:before="300"/>
       </w:pPr>
-      <w:bookmarkStart w:id="1002" w:name="CC_NOM_3"/>
+      <w:bookmarkStart w:name="CC_NOM_3" w:id="1"/>
       <w:r>
         <w:rPr>
           <w:b/>
@@ -3258,7 +3258,7 @@
         </w:rPr>
         <w:t xml:space="preserve">CC-NOM.3 — Le nom se prononce</w:t>
       </w:r>
-      <w:bookmarkEnd w:id="1002"/>
+      <w:bookmarkEnd w:id="1"/>
     </w:p>
     <w:p>
       <w:pPr>
@@ -3473,7 +3473,7 @@
         <w:pStyle w:val="Heading2"/>
         <w:spacing w:after="120" w:before="300"/>
       </w:pPr>
-      <w:bookmarkStart w:id="1003" w:name="CC_NOM_4"/>
+      <w:bookmarkStart w:name="CC_NOM_4" w:id="1"/>
       <w:r>
         <w:rPr>
           <w:b/>
@@ -3484,7 +3484,7 @@
         </w:rPr>
         <w:t xml:space="preserve">CC-NOM.4 — Le nom n'encode pas le type</w:t>
       </w:r>
-      <w:bookmarkEnd w:id="1003"/>
+      <w:bookmarkEnd w:id="1"/>
     </w:p>
     <w:p>
       <w:pPr>
@@ -3671,7 +3671,7 @@
         <w:pStyle w:val="Heading2"/>
         <w:spacing w:after="120" w:before="300"/>
       </w:pPr>
-      <w:bookmarkStart w:id="1004" w:name="CC_NOM_5"/>
+      <w:bookmarkStart w:name="CC_NOM_5" w:id="1"/>
       <w:r>
         <w:rPr>
           <w:b/>
@@ -3682,7 +3682,7 @@
         </w:rPr>
         <w:t xml:space="preserve">CC-NOM.5 — Noms pour les choses, verbes pour les actions, prédicats pour les booléens</w:t>
       </w:r>
-      <w:bookmarkEnd w:id="1004"/>
+      <w:bookmarkEnd w:id="1"/>
     </w:p>
     <w:p>
       <w:pPr>
@@ -4143,7 +4143,7 @@
         <w:pStyle w:val="Heading2"/>
         <w:spacing w:after="120" w:before="300"/>
       </w:pPr>
-      <w:bookmarkStart w:id="1005" w:name="CC_NOM_6"/>
+      <w:bookmarkStart w:name="CC_NOM_6" w:id="1"/>
       <w:r>
         <w:rPr>
           <w:b/>
@@ -4154,7 +4154,7 @@
         </w:rPr>
         <w:t xml:space="preserve">CC-NOM.6 — La longueur du nom suit la portée</w:t>
       </w:r>
-      <w:bookmarkEnd w:id="1005"/>
+      <w:bookmarkEnd w:id="1"/>
     </w:p>
     <w:p>
       <w:pPr>
@@ -4575,7 +4575,7 @@
         <w:pStyle w:val="Heading2"/>
         <w:spacing w:after="120" w:before="300"/>
       </w:pPr>
-      <w:bookmarkStart w:id="1006" w:name="CC_NOM_7"/>
+      <w:bookmarkStart w:name="CC_NOM_7" w:id="1"/>
       <w:r>
         <w:rPr>
           <w:b/>
@@ -4586,7 +4586,7 @@
         </w:rPr>
         <w:t xml:space="preserve">CC-NOM.7 — Pas de nombre magique : nommez-le</w:t>
       </w:r>
-      <w:bookmarkEnd w:id="1006"/>
+      <w:bookmarkEnd w:id="1"/>
     </w:p>
     <w:p>
       <w:pPr>
@@ -5359,7 +5359,7 @@
         <w:pStyle w:val="Heading2"/>
         <w:spacing w:after="120" w:before="300"/>
       </w:pPr>
-      <w:bookmarkStart w:id="1007" w:name="CC_NOM_8"/>
+      <w:bookmarkStart w:name="CC_NOM_8" w:id="1"/>
       <w:r>
         <w:rPr>
           <w:b/>
@@ -5370,7 +5370,7 @@
         </w:rPr>
         <w:t xml:space="preserve">CC-NOM.8 — Déclarez une variable près de l'endroit où elle sert</w:t>
       </w:r>
-      <w:bookmarkEnd w:id="1007"/>
+      <w:bookmarkEnd w:id="1"/>
     </w:p>
     <w:p>
       <w:pPr>
@@ -5804,7 +5804,7 @@
         <w:pStyle w:val="Heading2"/>
         <w:spacing w:after="120" w:before="300"/>
       </w:pPr>
-      <w:bookmarkStart w:id="1008" w:name="CC_MET_1"/>
+      <w:bookmarkStart w:name="CC_MET_1" w:id="1"/>
       <w:r>
         <w:rPr>
           <w:b/>
@@ -5815,7 +5815,7 @@
         </w:rPr>
         <w:t xml:space="preserve">CC-MET.1 — Le nom de la méthode dit ce qu'elle fait</w:t>
       </w:r>
-      <w:bookmarkEnd w:id="1008"/>
+      <w:bookmarkEnd w:id="1"/>
     </w:p>
     <w:p>
       <w:pPr>
@@ -6110,7 +6110,7 @@
         <w:pStyle w:val="Heading2"/>
         <w:spacing w:after="120" w:before="300"/>
       </w:pPr>
-      <w:bookmarkStart w:id="1009" w:name="CC_MET_2"/>
+      <w:bookmarkStart w:name="CC_MET_2" w:id="1"/>
       <w:r>
         <w:rPr>
           <w:b/>
@@ -6121,7 +6121,7 @@
         </w:rPr>
         <w:t xml:space="preserve">CC-MET.2 — Une méthode reste courte</w:t>
       </w:r>
-      <w:bookmarkEnd w:id="1009"/>
+      <w:bookmarkEnd w:id="1"/>
     </w:p>
     <w:p>
       <w:pPr>
@@ -6604,7 +6604,7 @@
         <w:pStyle w:val="Heading2"/>
         <w:spacing w:after="120" w:before="300"/>
       </w:pPr>
-      <w:bookmarkStart w:id="1010" w:name="CC_MET_3"/>
+      <w:bookmarkStart w:name="CC_MET_3" w:id="1"/>
       <w:r>
         <w:rPr>
           <w:b/>
@@ -6615,7 +6615,7 @@
         </w:rPr>
         <w:t xml:space="preserve">CC-MET.3 — Une méthode ne fait qu'une seule chose</w:t>
       </w:r>
-      <w:bookmarkEnd w:id="1010"/>
+      <w:bookmarkEnd w:id="1"/>
     </w:p>
     <w:p>
       <w:pPr>
@@ -6980,7 +6980,7 @@
         <w:pStyle w:val="Heading2"/>
         <w:spacing w:after="120" w:before="300"/>
       </w:pPr>
-      <w:bookmarkStart w:id="1011" w:name="CC_MET_4"/>
+      <w:bookmarkStart w:name="CC_MET_4" w:id="1"/>
       <w:r>
         <w:rPr>
           <w:b/>
@@ -6991,7 +6991,7 @@
         </w:rPr>
         <w:t xml:space="preserve">CC-MET.4 — Le vocabulaire est cohérent d'une méthode à l'autre</w:t>
       </w:r>
-      <w:bookmarkEnd w:id="1011"/>
+      <w:bookmarkEnd w:id="1"/>
     </w:p>
     <w:p>
       <w:pPr>
@@ -7146,7 +7146,7 @@
         <w:pStyle w:val="Heading2"/>
         <w:spacing w:after="120" w:before="300"/>
       </w:pPr>
-      <w:bookmarkStart w:id="1012" w:name="CC_MET_5"/>
+      <w:bookmarkStart w:name="CC_MET_5" w:id="1"/>
       <w:r>
         <w:rPr>
           <w:b/>
@@ -7157,7 +7157,7 @@
         </w:rPr>
         <w:t xml:space="preserve">CC-MET.5 — Pas de drapeau booléen en paramètre</w:t>
       </w:r>
-      <w:bookmarkEnd w:id="1012"/>
+      <w:bookmarkEnd w:id="1"/>
     </w:p>
     <w:p>
       <w:pPr>
@@ -7285,7 +7285,7 @@
         <w:pStyle w:val="Heading2"/>
         <w:spacing w:after="120" w:before="300"/>
       </w:pPr>
-      <w:bookmarkStart w:id="1013" w:name="CC_MET_6"/>
+      <w:bookmarkStart w:name="CC_MET_6" w:id="1"/>
       <w:r>
         <w:rPr>
           <w:b/>
@@ -7296,7 +7296,7 @@
         </w:rPr>
         <w:t xml:space="preserve">CC-MET.6 — Deux paramètres au plus</w:t>
       </w:r>
-      <w:bookmarkEnd w:id="1013"/>
+      <w:bookmarkEnd w:id="1"/>
     </w:p>
     <w:p>
       <w:pPr>
@@ -7507,7 +7507,7 @@
         <w:pStyle w:val="Heading2"/>
         <w:spacing w:after="120" w:before="300"/>
       </w:pPr>
-      <w:bookmarkStart w:id="1014" w:name="CC_MET_7"/>
+      <w:bookmarkStart w:name="CC_MET_7" w:id="1"/>
       <w:r>
         <w:rPr>
           <w:b/>
@@ -7518,7 +7518,7 @@
         </w:rPr>
         <w:t xml:space="preserve">CC-MET.7 — Pas d'effet de bord</w:t>
       </w:r>
-      <w:bookmarkEnd w:id="1014"/>
+      <w:bookmarkEnd w:id="1"/>
     </w:p>
     <w:p>
       <w:pPr>
@@ -8250,7 +8250,7 @@
         <w:pStyle w:val="Heading2"/>
         <w:spacing w:after="120" w:before="300"/>
       </w:pPr>
-      <w:bookmarkStart w:id="1015" w:name="CC_MET_8"/>
+      <w:bookmarkStart w:name="CC_MET_8" w:id="1"/>
       <w:r>
         <w:rPr>
           <w:b/>
@@ -8261,7 +8261,7 @@
         </w:rPr>
         <w:t xml:space="preserve">CC-MET.8 — Une méthode agit ou répond, jamais les deux</w:t>
       </w:r>
-      <w:bookmarkEnd w:id="1015"/>
+      <w:bookmarkEnd w:id="1"/>
     </w:p>
     <w:p>
       <w:pPr>
@@ -8699,7 +8699,7 @@
         <w:pStyle w:val="Heading2"/>
         <w:spacing w:after="120" w:before="300"/>
       </w:pPr>
-      <w:bookmarkStart w:id="1016" w:name="CC_COM_1"/>
+      <w:bookmarkStart w:name="CC_COM_1" w:id="1"/>
       <w:r>
         <w:rPr>
           <w:b/>
@@ -8710,7 +8710,7 @@
         </w:rPr>
         <w:t xml:space="preserve">CC-COM.1 — Un commentaire nécessaire signale un code à réécrire</w:t>
       </w:r>
-      <w:bookmarkEnd w:id="1016"/>
+      <w:bookmarkEnd w:id="1"/>
     </w:p>
     <w:p>
       <w:pPr>
@@ -8972,7 +8972,7 @@
         <w:pStyle w:val="Heading2"/>
         <w:spacing w:after="120" w:before="300"/>
       </w:pPr>
-      <w:bookmarkStart w:id="1017" w:name="CC_COM_2"/>
+      <w:bookmarkStart w:name="CC_COM_2" w:id="1"/>
       <w:r>
         <w:rPr>
           <w:b/>
@@ -8983,7 +8983,7 @@
         </w:rPr>
         <w:t xml:space="preserve">CC-COM.2 — Pas de code laissé en commentaire</w:t>
       </w:r>
-      <w:bookmarkEnd w:id="1017"/>
+      <w:bookmarkEnd w:id="1"/>
     </w:p>
     <w:p>
       <w:pPr>
@@ -9168,7 +9168,7 @@
         <w:pStyle w:val="Heading2"/>
         <w:spacing w:after="120" w:before="300"/>
       </w:pPr>
-      <w:bookmarkStart w:id="1018" w:name="CC_COM_3"/>
+      <w:bookmarkStart w:name="CC_COM_3" w:id="1"/>
       <w:r>
         <w:rPr>
           <w:b/>
@@ -9179,7 +9179,7 @@
         </w:rPr>
         <w:t xml:space="preserve">CC-COM.3 — Une Javadoc ne répète pas la signature</w:t>
       </w:r>
-      <w:bookmarkEnd w:id="1018"/>
+      <w:bookmarkEnd w:id="1"/>
     </w:p>
     <w:p>
       <w:pPr>
@@ -9490,7 +9490,7 @@
         <w:pStyle w:val="Heading2"/>
         <w:spacing w:after="120" w:before="300"/>
       </w:pPr>
-      <w:bookmarkStart w:id="1019" w:name="CC_OBJ_1"/>
+      <w:bookmarkStart w:name="CC_OBJ_1" w:id="1"/>
       <w:r>
         <w:rPr>
           <w:b/>
@@ -9501,7 +9501,7 @@
         </w:rPr>
         <w:t xml:space="preserve">CC-OBJ.1 — Demandez à l'objet d'agir, ne lui demandez pas ses entrailles</w:t>
       </w:r>
-      <w:bookmarkEnd w:id="1019"/>
+      <w:bookmarkEnd w:id="1"/>
     </w:p>
     <w:p>
       <w:pPr>
@@ -9693,7 +9693,7 @@
         <w:pStyle w:val="Heading2"/>
         <w:spacing w:after="120" w:before="300"/>
       </w:pPr>
-      <w:bookmarkStart w:id="1020" w:name="CC_OBJ_2"/>
+      <w:bookmarkStart w:name="CC_OBJ_2" w:id="1"/>
       <w:r>
         <w:rPr>
           <w:b/>
@@ -9704,7 +9704,7 @@
         </w:rPr>
         <w:t xml:space="preserve">CC-OBJ.2 — Un accesseur n'est pas une obligation</w:t>
       </w:r>
-      <w:bookmarkEnd w:id="1020"/>
+      <w:bookmarkEnd w:id="1"/>
     </w:p>
     <w:p>
       <w:pPr>
@@ -10133,7 +10133,7 @@
         <w:pStyle w:val="Heading2"/>
         <w:spacing w:after="120" w:before="300"/>
       </w:pPr>
-      <w:bookmarkStart w:id="1021" w:name="CC_ERR_1"/>
+      <w:bookmarkStart w:name="CC_ERR_1" w:id="1"/>
       <w:r>
         <w:rPr>
           <w:b/>
@@ -10144,7 +10144,7 @@
         </w:rPr>
         <w:t xml:space="preserve">CC-ERR.1 — Une erreur se signale par une exception, pas par une valeur de retour</w:t>
       </w:r>
-      <w:bookmarkEnd w:id="1021"/>
+      <w:bookmarkEnd w:id="1"/>
     </w:p>
     <w:p>
       <w:pPr>
@@ -10616,7 +10616,7 @@
         <w:pStyle w:val="Heading2"/>
         <w:spacing w:after="120" w:before="300"/>
       </w:pPr>
-      <w:bookmarkStart w:id="1022" w:name="CC_ERR_2"/>
+      <w:bookmarkStart w:name="CC_ERR_2" w:id="1"/>
       <w:r>
         <w:rPr>
           <w:b/>
@@ -10627,7 +10627,7 @@
         </w:rPr>
         <w:t xml:space="preserve">CC-ERR.2 — Ne rendez pas null</w:t>
       </w:r>
-      <w:bookmarkEnd w:id="1022"/>
+      <w:bookmarkEnd w:id="1"/>
     </w:p>
     <w:p>
       <w:pPr>
@@ -11058,7 +11058,7 @@
         <w:pStyle w:val="Heading2"/>
         <w:spacing w:after="120" w:before="300"/>
       </w:pPr>
-      <w:bookmarkStart w:id="1023" w:name="CC_ERR_3"/>
+      <w:bookmarkStart w:name="CC_ERR_3" w:id="1"/>
       <w:r>
         <w:rPr>
           <w:b/>
@@ -11069,7 +11069,7 @@
         </w:rPr>
         <w:t xml:space="preserve">CC-ERR.3 — Ne passez pas null en paramètre</w:t>
       </w:r>
-      <w:bookmarkEnd w:id="1023"/>
+      <w:bookmarkEnd w:id="1"/>
     </w:p>
     <w:p>
       <w:pPr>
@@ -11389,7 +11389,7 @@
         <w:pStyle w:val="Heading2"/>
         <w:spacing w:after="120" w:before="300"/>
       </w:pPr>
-      <w:bookmarkStart w:id="1024" w:name="CC_ERR_4"/>
+      <w:bookmarkStart w:name="CC_ERR_4" w:id="1"/>
       <w:r>
         <w:rPr>
           <w:b/>
@@ -11400,7 +11400,7 @@
         </w:rPr>
         <w:t xml:space="preserve">CC-ERR.4 — Le message d'exception dit ce qui a échoué et avec quelle valeur</w:t>
       </w:r>
-      <w:bookmarkEnd w:id="1024"/>
+      <w:bookmarkEnd w:id="1"/>
     </w:p>
     <w:p>
       <w:pPr>
@@ -11540,7 +11540,7 @@
         <w:pStyle w:val="Heading2"/>
         <w:spacing w:after="120" w:before="300"/>
       </w:pPr>
-      <w:bookmarkStart w:id="1025" w:name="CC_ERR_5"/>
+      <w:bookmarkStart w:name="CC_ERR_5" w:id="1"/>
       <w:r>
         <w:rPr>
           <w:b/>
@@ -11551,7 +11551,7 @@
         </w:rPr>
         <w:t xml:space="preserve">CC-ERR.5 — Définissez vos exceptions selon ce que l'appelant doit distinguer</w:t>
       </w:r>
-      <w:bookmarkEnd w:id="1025"/>
+      <w:bookmarkEnd w:id="1"/>
     </w:p>
     <w:p>
       <w:pPr>
@@ -11909,7 +11909,7 @@
         <w:pStyle w:val="Heading2"/>
         <w:spacing w:after="120" w:before="300"/>
       </w:pPr>
-      <w:bookmarkStart w:id="1026" w:name="CC_ERR_6"/>
+      <w:bookmarkStart w:name="CC_ERR_6" w:id="1"/>
       <w:r>
         <w:rPr>
           <w:b/>
@@ -11920,7 +11920,7 @@
         </w:rPr>
         <w:t xml:space="preserve">CC-ERR.6 — N'avalez pas une exception en silence</w:t>
       </w:r>
-      <w:bookmarkEnd w:id="1026"/>
+      <w:bookmarkEnd w:id="1"/>
     </w:p>
     <w:p>
       <w:pPr>
@@ -12212,7 +12212,7 @@
         <w:pStyle w:val="Heading2"/>
         <w:spacing w:after="120" w:before="300"/>
       </w:pPr>
-      <w:bookmarkStart w:id="1027" w:name="CC_TST_1"/>
+      <w:bookmarkStart w:name="CC_TST_1" w:id="1"/>
       <w:r>
         <w:rPr>
           <w:b/>
@@ -12223,7 +12223,7 @@
         </w:rPr>
         <w:t xml:space="preserve">CC-TST.1 — Le code de test se soigne comme le code de production</w:t>
       </w:r>
-      <w:bookmarkEnd w:id="1027"/>
+      <w:bookmarkEnd w:id="1"/>
     </w:p>
     <w:p>
       <w:pPr>
@@ -12555,7 +12555,7 @@
         <w:pStyle w:val="Heading2"/>
         <w:spacing w:after="120" w:before="300"/>
       </w:pPr>
-      <w:bookmarkStart w:id="1028" w:name="CC_TST_2"/>
+      <w:bookmarkStart w:name="CC_TST_2" w:id="1"/>
       <w:r>
         <w:rPr>
           <w:b/>
@@ -12566,7 +12566,7 @@
         </w:rPr>
         <w:t xml:space="preserve">CC-TST.2 — Un test vérifie une seule chose</w:t>
       </w:r>
-      <w:bookmarkEnd w:id="1028"/>
+      <w:bookmarkEnd w:id="1"/>
     </w:p>
     <w:p>
       <w:pPr>
@@ -13002,7 +13002,7 @@
         <w:pStyle w:val="Heading2"/>
         <w:spacing w:after="120" w:before="300"/>
       </w:pPr>
-      <w:bookmarkStart w:id="1029" w:name="CC_TST_3"/>
+      <w:bookmarkStart w:name="CC_TST_3" w:id="1"/>
       <w:r>
         <w:rPr>
           <w:b/>
@@ -13013,7 +13013,7 @@
         </w:rPr>
         <w:t xml:space="preserve">CC-TST.3 — Un test est rapide, indépendant, répétable et auto-vérifiant</w:t>
       </w:r>
-      <w:bookmarkEnd w:id="1029"/>
+      <w:bookmarkEnd w:id="1"/>
     </w:p>
     <w:p>
       <w:pPr>
@@ -13661,7 +13661,7 @@
         <w:pStyle w:val="Heading2"/>
         <w:spacing w:after="120" w:before="300"/>
       </w:pPr>
-      <w:bookmarkStart w:id="1030" w:name="CC_CLS_1"/>
+      <w:bookmarkStart w:name="CC_CLS_1" w:id="1"/>
       <w:r>
         <w:rPr>
           <w:b/>
@@ -13672,7 +13672,7 @@
         </w:rPr>
         <w:t xml:space="preserve">CC-CLS.1 — Une classe n'a qu'une raison de changer</w:t>
       </w:r>
-      <w:bookmarkEnd w:id="1030"/>
+      <w:bookmarkEnd w:id="1"/>
     </w:p>
     <w:p>
       <w:pPr>
@@ -14023,7 +14023,7 @@
         <w:pStyle w:val="Heading2"/>
         <w:spacing w:after="120" w:before="300"/>
       </w:pPr>
-      <w:bookmarkStart w:id="1031" w:name="CC_CLS_2"/>
+      <w:bookmarkStart w:name="CC_CLS_2" w:id="1"/>
       <w:r>
         <w:rPr>
           <w:b/>
@@ -14034,7 +14034,7 @@
         </w:rPr>
         <w:t xml:space="preserve">CC-CLS.2 — Une classe reste petite</w:t>
       </w:r>
-      <w:bookmarkEnd w:id="1031"/>
+      <w:bookmarkEnd w:id="1"/>
     </w:p>
     <w:p>
       <w:pPr>
@@ -14489,7 +14489,7 @@
         <w:pStyle w:val="Heading2"/>
         <w:spacing w:after="120" w:before="300"/>
       </w:pPr>
-      <w:bookmarkStart w:id="1032" w:name="CC_CLS_3"/>
+      <w:bookmarkStart w:name="CC_CLS_3" w:id="1"/>
       <w:r>
         <w:rPr>
           <w:b/>
@@ -14500,7 +14500,7 @@
         </w:rPr>
         <w:t xml:space="preserve">CC-CLS.3 — Ne vous répétez pas</w:t>
       </w:r>
-      <w:bookmarkEnd w:id="1032"/>
+      <w:bookmarkEnd w:id="1"/>
     </w:p>
     <w:p>
       <w:pPr>
@@ -15228,7 +15228,7 @@
         <w:pStyle w:val="Heading2"/>
         <w:spacing w:after="120" w:before="300"/>
       </w:pPr>
-      <w:bookmarkStart w:id="1033" w:name="CC_CLS_4"/>
+      <w:bookmarkStart w:name="CC_CLS_4" w:id="1"/>
       <w:r>
         <w:rPr>
           <w:b/>
@@ -15239,7 +15239,7 @@
         </w:rPr>
         <w:t xml:space="preserve">CC-CLS.4 — Préférez le polymorphisme à une chaîne de tests sur un type</w:t>
       </w:r>
-      <w:bookmarkEnd w:id="1033"/>
+      <w:bookmarkEnd w:id="1"/>
     </w:p>
     <w:p>
       <w:pPr>
@@ -15666,8 +15666,38 @@
         <w:t xml:space="preserve">Le site cleancoders.com propose les vidéos de l'auteur. La conférence « Clean Code » d'Uncle Bob, disponible en ligne, en donne un aperçu d'une heure.</w:t>
       </w:r>
     </w:p>
+    <w:p>
+      <w:pPr>
+        <w:spacing w:after="120"/>
+      </w:pPr>
+      <w:r>
+        <w:rPr>
+          <w:sz w:val="22"/>
+          <w:szCs w:val="22"/>
+        </w:rPr>
+        <w:t xml:space="preserve">En français, Julien Lucas présente ces principes dans une vidéo : </w:t>
+      </w:r>
+      <w:hyperlink w:history="1" r:id="rIdj0ttui0f0uhctnck-bnme">
+        <w:r>
+          <w:rPr>
+            <w:color w:val="0563C1"/>
+            <w:sz w:val="22"/>
+            <w:szCs w:val="22"/>
+            <w:u w:val="single"/>
+          </w:rPr>
+          <w:t xml:space="preserve">https://www.youtube.com/watch?v=VioMQpZMtnA</w:t>
+        </w:r>
+      </w:hyperlink>
+      <w:r>
+        <w:rPr>
+          <w:sz w:val="22"/>
+          <w:szCs w:val="22"/>
+        </w:rPr>
+        <w:t xml:space="preserve">.</w:t>
+      </w:r>
+    </w:p>
     <w:sectPr>
-      <w:footerReference w:type="default" r:id="rId8"/>
+      <w:footerReference w:type="default" r:id="rId9"/>
       <w:pgSz w:w="11906" w:h="16838" w:orient="portrait"/>
       <w:pgMar w:top="1440" w:right="1440" w:bottom="1440" w:left="1440" w:header="708" w:footer="708" w:gutter="0"/>
       <w:pgNumType w:start="1"/>

--- a/documents/Memento_Clean_Code.docx
+++ b/documents/Memento_Clean_Code.docx
@@ -4,7 +4,48 @@
   <w:body>
     <w:p>
       <w:pPr>
-        <w:spacing w:after="120" w:before="1200"/>
+        <w:spacing w:after="0"/>
+      </w:pPr>
+      <w:r>
+        <w:drawing>
+          <wp:inline distT="0" distB="0" distL="0" distR="0">
+            <wp:extent cx="1514475" cy="723900"/>
+            <wp:docPr id="9901" name="logo_ephec" descr="Logo de l'EPHEC" title="EPHEC"/>
+            <wp:cNvGraphicFramePr>
+              <a:graphicFrameLocks xmlns:a="http://schemas.openxmlformats.org/drawingml/2006/main" noChangeAspect="1"/>
+            </wp:cNvGraphicFramePr>
+            <a:graphic xmlns:a="http://schemas.openxmlformats.org/drawingml/2006/main">
+              <a:graphicData uri="http://schemas.openxmlformats.org/drawingml/2006/picture">
+                <pic:pic xmlns:pic="http://schemas.openxmlformats.org/drawingml/2006/picture">
+                  <pic:nvPicPr>
+                    <pic:cNvPr id="9901" name="logo_ephec.png"/>
+                    <pic:cNvPicPr/>
+                  </pic:nvPicPr>
+                  <pic:blipFill>
+                    <a:blip xmlns:r="http://schemas.openxmlformats.org/officeDocument/2006/relationships" r:embed="rIdLogoEphec"/>
+                    <a:stretch>
+                      <a:fillRect/>
+                    </a:stretch>
+                  </pic:blipFill>
+                  <pic:spPr>
+                    <a:xfrm>
+                      <a:off x="0" y="0"/>
+                      <a:ext cx="1514475" cy="723900"/>
+                    </a:xfrm>
+                    <a:prstGeom prst="rect">
+                      <a:avLst/>
+                    </a:prstGeom>
+                  </pic:spPr>
+                </pic:pic>
+              </a:graphicData>
+            </a:graphic>
+          </wp:inline>
+        </w:drawing>
+      </w:r>
+    </w:p>
+    <w:p>
+      <w:pPr>
+        <w:spacing w:after="120" w:before="700"/>
         <w:jc w:val="center"/>
       </w:pPr>
       <w:r>
@@ -2621,7 +2662,8 @@
       </w:pPr>
       <w:r>
         <w:rPr>
-          <w:rFonts w:ascii="Consolas" w:cs="Consolas" w:eastAsia="Consolas" w:hAnsi="Consolas"/>
+          <w:rFonts w:ascii="Consolas" w:hAnsi="Consolas" w:cs="Consolas"/>
+          <w:color w:val="E97132" w:themeColor="accent2"/>
           <w:sz w:val="18"/>
           <w:szCs w:val="18"/>
         </w:rPr>
@@ -2653,7 +2695,8 @@
       </w:pPr>
       <w:r>
         <w:rPr>
-          <w:rFonts w:ascii="Consolas" w:cs="Consolas" w:eastAsia="Consolas" w:hAnsi="Consolas"/>
+          <w:rFonts w:ascii="Consolas" w:hAnsi="Consolas" w:cs="Consolas"/>
+          <w:color w:val="E97132" w:themeColor="accent2"/>
           <w:sz w:val="18"/>
           <w:szCs w:val="18"/>
         </w:rPr>
@@ -2697,7 +2740,8 @@
       </w:pPr>
       <w:r>
         <w:rPr>
-          <w:rFonts w:ascii="Consolas" w:cs="Consolas" w:eastAsia="Consolas" w:hAnsi="Consolas"/>
+          <w:rFonts w:ascii="Consolas" w:hAnsi="Consolas" w:cs="Consolas"/>
+          <w:color w:val="E97132" w:themeColor="accent2"/>
           <w:sz w:val="18"/>
           <w:szCs w:val="18"/>
         </w:rPr>
@@ -2712,7 +2756,8 @@
       </w:pPr>
       <w:r>
         <w:rPr>
-          <w:rFonts w:ascii="Consolas" w:cs="Consolas" w:eastAsia="Consolas" w:hAnsi="Consolas"/>
+          <w:rFonts w:ascii="Consolas" w:hAnsi="Consolas" w:cs="Consolas"/>
+          <w:color w:val="E97132" w:themeColor="accent2"/>
           <w:sz w:val="18"/>
           <w:szCs w:val="18"/>
         </w:rPr>
@@ -2727,7 +2772,8 @@
       </w:pPr>
       <w:r>
         <w:rPr>
-          <w:rFonts w:ascii="Consolas" w:cs="Consolas" w:eastAsia="Consolas" w:hAnsi="Consolas"/>
+          <w:rFonts w:ascii="Consolas" w:hAnsi="Consolas" w:cs="Consolas"/>
+          <w:color w:val="E97132" w:themeColor="accent2"/>
           <w:sz w:val="18"/>
           <w:szCs w:val="18"/>
         </w:rPr>
@@ -2742,7 +2788,8 @@
       </w:pPr>
       <w:r>
         <w:rPr>
-          <w:rFonts w:ascii="Consolas" w:cs="Consolas" w:eastAsia="Consolas" w:hAnsi="Consolas"/>
+          <w:rFonts w:ascii="Consolas" w:hAnsi="Consolas" w:cs="Consolas"/>
+          <w:color w:val="E97132" w:themeColor="accent2"/>
           <w:sz w:val="18"/>
           <w:szCs w:val="18"/>
         </w:rPr>
@@ -2757,7 +2804,8 @@
       </w:pPr>
       <w:r>
         <w:rPr>
-          <w:rFonts w:ascii="Consolas" w:cs="Consolas" w:eastAsia="Consolas" w:hAnsi="Consolas"/>
+          <w:rFonts w:ascii="Consolas" w:hAnsi="Consolas" w:cs="Consolas"/>
+          <w:color w:val="E97132" w:themeColor="accent2"/>
           <w:sz w:val="18"/>
           <w:szCs w:val="18"/>
         </w:rPr>
@@ -2772,7 +2820,8 @@
       </w:pPr>
       <w:r>
         <w:rPr>
-          <w:rFonts w:ascii="Consolas" w:cs="Consolas" w:eastAsia="Consolas" w:hAnsi="Consolas"/>
+          <w:rFonts w:ascii="Consolas" w:hAnsi="Consolas" w:cs="Consolas"/>
+          <w:color w:val="E97132" w:themeColor="accent2"/>
           <w:sz w:val="18"/>
           <w:szCs w:val="18"/>
         </w:rPr>
@@ -2804,7 +2853,8 @@
       </w:pPr>
       <w:r>
         <w:rPr>
-          <w:rFonts w:ascii="Consolas" w:cs="Consolas" w:eastAsia="Consolas" w:hAnsi="Consolas"/>
+          <w:rFonts w:ascii="Consolas" w:hAnsi="Consolas" w:cs="Consolas"/>
+          <w:color w:val="E97132" w:themeColor="accent2"/>
           <w:sz w:val="18"/>
           <w:szCs w:val="18"/>
         </w:rPr>
@@ -2819,7 +2869,8 @@
       </w:pPr>
       <w:r>
         <w:rPr>
-          <w:rFonts w:ascii="Consolas" w:cs="Consolas" w:eastAsia="Consolas" w:hAnsi="Consolas"/>
+          <w:rFonts w:ascii="Consolas" w:hAnsi="Consolas" w:cs="Consolas"/>
+          <w:color w:val="E97132" w:themeColor="accent2"/>
           <w:sz w:val="18"/>
           <w:szCs w:val="18"/>
         </w:rPr>
@@ -2834,7 +2885,8 @@
       </w:pPr>
       <w:r>
         <w:rPr>
-          <w:rFonts w:ascii="Consolas" w:cs="Consolas" w:eastAsia="Consolas" w:hAnsi="Consolas"/>
+          <w:rFonts w:ascii="Consolas" w:hAnsi="Consolas" w:cs="Consolas"/>
+          <w:color w:val="E97132" w:themeColor="accent2"/>
           <w:sz w:val="18"/>
           <w:szCs w:val="18"/>
         </w:rPr>
@@ -2849,7 +2901,8 @@
       </w:pPr>
       <w:r>
         <w:rPr>
-          <w:rFonts w:ascii="Consolas" w:cs="Consolas" w:eastAsia="Consolas" w:hAnsi="Consolas"/>
+          <w:rFonts w:ascii="Consolas" w:hAnsi="Consolas" w:cs="Consolas"/>
+          <w:color w:val="E97132" w:themeColor="accent2"/>
           <w:sz w:val="18"/>
           <w:szCs w:val="18"/>
         </w:rPr>
@@ -2864,7 +2917,8 @@
       </w:pPr>
       <w:r>
         <w:rPr>
-          <w:rFonts w:ascii="Consolas" w:cs="Consolas" w:eastAsia="Consolas" w:hAnsi="Consolas"/>
+          <w:rFonts w:ascii="Consolas" w:hAnsi="Consolas" w:cs="Consolas"/>
+          <w:color w:val="E97132" w:themeColor="accent2"/>
           <w:sz w:val="18"/>
           <w:szCs w:val="18"/>
         </w:rPr>
@@ -2879,7 +2933,8 @@
       </w:pPr>
       <w:r>
         <w:rPr>
-          <w:rFonts w:ascii="Consolas" w:cs="Consolas" w:eastAsia="Consolas" w:hAnsi="Consolas"/>
+          <w:rFonts w:ascii="Consolas" w:hAnsi="Consolas" w:cs="Consolas"/>
+          <w:color w:val="E97132" w:themeColor="accent2"/>
           <w:sz w:val="18"/>
           <w:szCs w:val="18"/>
         </w:rPr>
@@ -2894,7 +2949,8 @@
       </w:pPr>
       <w:r>
         <w:rPr>
-          <w:rFonts w:ascii="Consolas" w:cs="Consolas" w:eastAsia="Consolas" w:hAnsi="Consolas"/>
+          <w:rFonts w:ascii="Consolas" w:hAnsi="Consolas" w:cs="Consolas"/>
+          <w:color w:val="E97132" w:themeColor="accent2"/>
           <w:sz w:val="18"/>
           <w:szCs w:val="18"/>
         </w:rPr>
@@ -2909,7 +2965,8 @@
       </w:pPr>
       <w:r>
         <w:rPr>
-          <w:rFonts w:ascii="Consolas" w:cs="Consolas" w:eastAsia="Consolas" w:hAnsi="Consolas"/>
+          <w:rFonts w:ascii="Consolas" w:hAnsi="Consolas" w:cs="Consolas"/>
+          <w:color w:val="E97132" w:themeColor="accent2"/>
           <w:sz w:val="18"/>
           <w:szCs w:val="18"/>
         </w:rPr>
@@ -2924,7 +2981,8 @@
       </w:pPr>
       <w:r>
         <w:rPr>
-          <w:rFonts w:ascii="Consolas" w:cs="Consolas" w:eastAsia="Consolas" w:hAnsi="Consolas"/>
+          <w:rFonts w:ascii="Consolas" w:hAnsi="Consolas" w:cs="Consolas"/>
+          <w:color w:val="E97132" w:themeColor="accent2"/>
           <w:sz w:val="18"/>
           <w:szCs w:val="18"/>
         </w:rPr>
@@ -2939,7 +2997,8 @@
       </w:pPr>
       <w:r>
         <w:rPr>
-          <w:rFonts w:ascii="Consolas" w:cs="Consolas" w:eastAsia="Consolas" w:hAnsi="Consolas"/>
+          <w:rFonts w:ascii="Consolas" w:hAnsi="Consolas" w:cs="Consolas"/>
+          <w:color w:val="E97132" w:themeColor="accent2"/>
           <w:sz w:val="18"/>
           <w:szCs w:val="18"/>
         </w:rPr>
@@ -2954,7 +3013,8 @@
       </w:pPr>
       <w:r>
         <w:rPr>
-          <w:rFonts w:ascii="Consolas" w:cs="Consolas" w:eastAsia="Consolas" w:hAnsi="Consolas"/>
+          <w:rFonts w:ascii="Consolas" w:hAnsi="Consolas" w:cs="Consolas"/>
+          <w:color w:val="E97132" w:themeColor="accent2"/>
           <w:sz w:val="18"/>
           <w:szCs w:val="18"/>
         </w:rPr>
@@ -2969,7 +3029,8 @@
       </w:pPr>
       <w:r>
         <w:rPr>
-          <w:rFonts w:ascii="Consolas" w:cs="Consolas" w:eastAsia="Consolas" w:hAnsi="Consolas"/>
+          <w:rFonts w:ascii="Consolas" w:hAnsi="Consolas" w:cs="Consolas"/>
+          <w:color w:val="E97132" w:themeColor="accent2"/>
           <w:sz w:val="18"/>
           <w:szCs w:val="18"/>
         </w:rPr>
@@ -3043,7 +3104,8 @@
       </w:pPr>
       <w:r>
         <w:rPr>
-          <w:rFonts w:ascii="Consolas" w:cs="Consolas" w:eastAsia="Consolas" w:hAnsi="Consolas"/>
+          <w:rFonts w:ascii="Consolas" w:hAnsi="Consolas" w:cs="Consolas"/>
+          <w:color w:val="E97132" w:themeColor="accent2"/>
           <w:sz w:val="18"/>
           <w:szCs w:val="18"/>
         </w:rPr>
@@ -3058,7 +3120,8 @@
       </w:pPr>
       <w:r>
         <w:rPr>
-          <w:rFonts w:ascii="Consolas" w:cs="Consolas" w:eastAsia="Consolas" w:hAnsi="Consolas"/>
+          <w:rFonts w:ascii="Consolas" w:hAnsi="Consolas" w:cs="Consolas"/>
+          <w:color w:val="E97132" w:themeColor="accent2"/>
           <w:sz w:val="18"/>
           <w:szCs w:val="18"/>
         </w:rPr>
@@ -3073,7 +3136,8 @@
       </w:pPr>
       <w:r>
         <w:rPr>
-          <w:rFonts w:ascii="Consolas" w:cs="Consolas" w:eastAsia="Consolas" w:hAnsi="Consolas"/>
+          <w:rFonts w:ascii="Consolas" w:hAnsi="Consolas" w:cs="Consolas"/>
+          <w:color w:val="E97132" w:themeColor="accent2"/>
           <w:sz w:val="18"/>
           <w:szCs w:val="18"/>
         </w:rPr>
@@ -3088,7 +3152,8 @@
       </w:pPr>
       <w:r>
         <w:rPr>
-          <w:rFonts w:ascii="Consolas" w:cs="Consolas" w:eastAsia="Consolas" w:hAnsi="Consolas"/>
+          <w:rFonts w:ascii="Consolas" w:hAnsi="Consolas" w:cs="Consolas"/>
+          <w:color w:val="E97132" w:themeColor="accent2"/>
           <w:sz w:val="18"/>
           <w:szCs w:val="18"/>
         </w:rPr>
@@ -3103,7 +3168,8 @@
       </w:pPr>
       <w:r>
         <w:rPr>
-          <w:rFonts w:ascii="Consolas" w:cs="Consolas" w:eastAsia="Consolas" w:hAnsi="Consolas"/>
+          <w:rFonts w:ascii="Consolas" w:hAnsi="Consolas" w:cs="Consolas"/>
+          <w:color w:val="E97132" w:themeColor="accent2"/>
           <w:sz w:val="18"/>
           <w:szCs w:val="18"/>
         </w:rPr>
@@ -3135,7 +3201,8 @@
       </w:pPr>
       <w:r>
         <w:rPr>
-          <w:rFonts w:ascii="Consolas" w:cs="Consolas" w:eastAsia="Consolas" w:hAnsi="Consolas"/>
+          <w:rFonts w:ascii="Consolas" w:hAnsi="Consolas" w:cs="Consolas"/>
+          <w:color w:val="E97132" w:themeColor="accent2"/>
           <w:sz w:val="18"/>
           <w:szCs w:val="18"/>
         </w:rPr>
@@ -3150,7 +3217,8 @@
       </w:pPr>
       <w:r>
         <w:rPr>
-          <w:rFonts w:ascii="Consolas" w:cs="Consolas" w:eastAsia="Consolas" w:hAnsi="Consolas"/>
+          <w:rFonts w:ascii="Consolas" w:hAnsi="Consolas" w:cs="Consolas"/>
+          <w:color w:val="E97132" w:themeColor="accent2"/>
           <w:sz w:val="18"/>
           <w:szCs w:val="18"/>
         </w:rPr>
@@ -3165,7 +3233,8 @@
       </w:pPr>
       <w:r>
         <w:rPr>
-          <w:rFonts w:ascii="Consolas" w:cs="Consolas" w:eastAsia="Consolas" w:hAnsi="Consolas"/>
+          <w:rFonts w:ascii="Consolas" w:hAnsi="Consolas" w:cs="Consolas"/>
+          <w:color w:val="E97132" w:themeColor="accent2"/>
           <w:sz w:val="18"/>
           <w:szCs w:val="18"/>
         </w:rPr>
@@ -3180,7 +3249,8 @@
       </w:pPr>
       <w:r>
         <w:rPr>
-          <w:rFonts w:ascii="Consolas" w:cs="Consolas" w:eastAsia="Consolas" w:hAnsi="Consolas"/>
+          <w:rFonts w:ascii="Consolas" w:hAnsi="Consolas" w:cs="Consolas"/>
+          <w:color w:val="E97132" w:themeColor="accent2"/>
           <w:sz w:val="18"/>
           <w:szCs w:val="18"/>
         </w:rPr>
@@ -3195,7 +3265,8 @@
       </w:pPr>
       <w:r>
         <w:rPr>
-          <w:rFonts w:ascii="Consolas" w:cs="Consolas" w:eastAsia="Consolas" w:hAnsi="Consolas"/>
+          <w:rFonts w:ascii="Consolas" w:hAnsi="Consolas" w:cs="Consolas"/>
+          <w:color w:val="E97132" w:themeColor="accent2"/>
           <w:sz w:val="18"/>
           <w:szCs w:val="18"/>
         </w:rPr>
@@ -3215,10 +3286,10 @@
       </w:r>
       <w:r>
         <w:rPr>
-          <w:rFonts w:ascii="Consolas" w:cs="Consolas" w:eastAsia="Consolas" w:hAnsi="Consolas"/>
-          <w:color w:val="8B2500"/>
-          <w:sz w:val="22"/>
-          <w:szCs w:val="22"/>
+          <w:rFonts w:ascii="Consolas" w:hAnsi="Consolas" w:cs="Consolas"/>
+          <w:color w:val="E97132" w:themeColor="accent2"/>
+          <w:sz w:val="18"/>
+          <w:szCs w:val="18"/>
         </w:rPr>
         <w:t xml:space="preserve">Maj+F6</w:t>
       </w:r>
@@ -3239,7 +3310,39 @@
           <w:sz w:val="22"/>
           <w:szCs w:val="22"/>
         </w:rPr>
-        <w:t xml:space="preserve">Même piège avec un nom trop précis : appeler listeEtudiants une variable de type Set induit en erreur. Préférez etudiants.</w:t>
+        <w:t xml:space="preserve">Même piège avec un nom trop précis : appeler </w:t>
+      </w:r>
+      <w:r>
+        <w:rPr>
+          <w:rFonts w:ascii="Consolas" w:hAnsi="Consolas" w:cs="Consolas"/>
+          <w:color w:val="E97132" w:themeColor="accent2"/>
+          <w:sz w:val="18"/>
+          <w:szCs w:val="18"/>
+        </w:rPr>
+        <w:t xml:space="preserve">listeEtudiants</w:t>
+      </w:r>
+      <w:r>
+        <w:rPr>
+          <w:sz w:val="22"/>
+          <w:szCs w:val="22"/>
+        </w:rPr>
+        <w:t xml:space="preserve"> une variable de type </w:t>
+      </w:r>
+      <w:r>
+        <w:rPr>
+          <w:rFonts w:ascii="Consolas" w:hAnsi="Consolas" w:cs="Consolas"/>
+          <w:color w:val="E97132" w:themeColor="accent2"/>
+          <w:sz w:val="18"/>
+          <w:szCs w:val="18"/>
+        </w:rPr>
+        <w:t xml:space="preserve">Set</w:t>
+      </w:r>
+      <w:r>
+        <w:rPr>
+          <w:sz w:val="22"/>
+          <w:szCs w:val="22"/>
+        </w:rPr>
+        <w:t xml:space="preserve"> induit en erreur. Préférez etudiants.</w:t>
       </w:r>
     </w:p>
     <w:p>
@@ -3297,7 +3400,8 @@
       </w:pPr>
       <w:r>
         <w:rPr>
-          <w:rFonts w:ascii="Consolas" w:cs="Consolas" w:eastAsia="Consolas" w:hAnsi="Consolas"/>
+          <w:rFonts w:ascii="Consolas" w:hAnsi="Consolas" w:cs="Consolas"/>
+          <w:color w:val="E97132" w:themeColor="accent2"/>
           <w:sz w:val="18"/>
           <w:szCs w:val="18"/>
         </w:rPr>
@@ -3312,7 +3416,8 @@
       </w:pPr>
       <w:r>
         <w:rPr>
-          <w:rFonts w:ascii="Consolas" w:cs="Consolas" w:eastAsia="Consolas" w:hAnsi="Consolas"/>
+          <w:rFonts w:ascii="Consolas" w:hAnsi="Consolas" w:cs="Consolas"/>
+          <w:color w:val="E97132" w:themeColor="accent2"/>
           <w:sz w:val="18"/>
           <w:szCs w:val="18"/>
         </w:rPr>
@@ -3327,7 +3432,8 @@
       </w:pPr>
       <w:r>
         <w:rPr>
-          <w:rFonts w:ascii="Consolas" w:cs="Consolas" w:eastAsia="Consolas" w:hAnsi="Consolas"/>
+          <w:rFonts w:ascii="Consolas" w:hAnsi="Consolas" w:cs="Consolas"/>
+          <w:color w:val="E97132" w:themeColor="accent2"/>
           <w:sz w:val="18"/>
           <w:szCs w:val="18"/>
         </w:rPr>
@@ -3342,7 +3448,8 @@
       </w:pPr>
       <w:r>
         <w:rPr>
-          <w:rFonts w:ascii="Consolas" w:cs="Consolas" w:eastAsia="Consolas" w:hAnsi="Consolas"/>
+          <w:rFonts w:ascii="Consolas" w:hAnsi="Consolas" w:cs="Consolas"/>
+          <w:color w:val="E97132" w:themeColor="accent2"/>
           <w:sz w:val="18"/>
           <w:szCs w:val="18"/>
         </w:rPr>
@@ -3357,7 +3464,8 @@
       </w:pPr>
       <w:r>
         <w:rPr>
-          <w:rFonts w:ascii="Consolas" w:cs="Consolas" w:eastAsia="Consolas" w:hAnsi="Consolas"/>
+          <w:rFonts w:ascii="Consolas" w:hAnsi="Consolas" w:cs="Consolas"/>
+          <w:color w:val="E97132" w:themeColor="accent2"/>
           <w:sz w:val="18"/>
           <w:szCs w:val="18"/>
         </w:rPr>
@@ -3389,7 +3497,8 @@
       </w:pPr>
       <w:r>
         <w:rPr>
-          <w:rFonts w:ascii="Consolas" w:cs="Consolas" w:eastAsia="Consolas" w:hAnsi="Consolas"/>
+          <w:rFonts w:ascii="Consolas" w:hAnsi="Consolas" w:cs="Consolas"/>
+          <w:color w:val="E97132" w:themeColor="accent2"/>
           <w:sz w:val="18"/>
           <w:szCs w:val="18"/>
         </w:rPr>
@@ -3404,7 +3513,8 @@
       </w:pPr>
       <w:r>
         <w:rPr>
-          <w:rFonts w:ascii="Consolas" w:cs="Consolas" w:eastAsia="Consolas" w:hAnsi="Consolas"/>
+          <w:rFonts w:ascii="Consolas" w:hAnsi="Consolas" w:cs="Consolas"/>
+          <w:color w:val="E97132" w:themeColor="accent2"/>
           <w:sz w:val="18"/>
           <w:szCs w:val="18"/>
         </w:rPr>
@@ -3419,7 +3529,8 @@
       </w:pPr>
       <w:r>
         <w:rPr>
-          <w:rFonts w:ascii="Consolas" w:cs="Consolas" w:eastAsia="Consolas" w:hAnsi="Consolas"/>
+          <w:rFonts w:ascii="Consolas" w:hAnsi="Consolas" w:cs="Consolas"/>
+          <w:color w:val="E97132" w:themeColor="accent2"/>
           <w:sz w:val="18"/>
           <w:szCs w:val="18"/>
         </w:rPr>
@@ -3434,7 +3545,8 @@
       </w:pPr>
       <w:r>
         <w:rPr>
-          <w:rFonts w:ascii="Consolas" w:cs="Consolas" w:eastAsia="Consolas" w:hAnsi="Consolas"/>
+          <w:rFonts w:ascii="Consolas" w:hAnsi="Consolas" w:cs="Consolas"/>
+          <w:color w:val="E97132" w:themeColor="accent2"/>
           <w:sz w:val="18"/>
           <w:szCs w:val="18"/>
         </w:rPr>
@@ -3449,7 +3561,8 @@
       </w:pPr>
       <w:r>
         <w:rPr>
-          <w:rFonts w:ascii="Consolas" w:cs="Consolas" w:eastAsia="Consolas" w:hAnsi="Consolas"/>
+          <w:rFonts w:ascii="Consolas" w:hAnsi="Consolas" w:cs="Consolas"/>
+          <w:color w:val="E97132" w:themeColor="accent2"/>
           <w:sz w:val="18"/>
           <w:szCs w:val="18"/>
         </w:rPr>
@@ -3523,7 +3636,8 @@
       </w:pPr>
       <w:r>
         <w:rPr>
-          <w:rFonts w:ascii="Consolas" w:cs="Consolas" w:eastAsia="Consolas" w:hAnsi="Consolas"/>
+          <w:rFonts w:ascii="Consolas" w:hAnsi="Consolas" w:cs="Consolas"/>
+          <w:color w:val="E97132" w:themeColor="accent2"/>
           <w:sz w:val="18"/>
           <w:szCs w:val="18"/>
         </w:rPr>
@@ -3538,7 +3652,8 @@
       </w:pPr>
       <w:r>
         <w:rPr>
-          <w:rFonts w:ascii="Consolas" w:cs="Consolas" w:eastAsia="Consolas" w:hAnsi="Consolas"/>
+          <w:rFonts w:ascii="Consolas" w:hAnsi="Consolas" w:cs="Consolas"/>
+          <w:color w:val="E97132" w:themeColor="accent2"/>
           <w:sz w:val="18"/>
           <w:szCs w:val="18"/>
         </w:rPr>
@@ -3553,7 +3668,8 @@
       </w:pPr>
       <w:r>
         <w:rPr>
-          <w:rFonts w:ascii="Consolas" w:cs="Consolas" w:eastAsia="Consolas" w:hAnsi="Consolas"/>
+          <w:rFonts w:ascii="Consolas" w:hAnsi="Consolas" w:cs="Consolas"/>
+          <w:color w:val="E97132" w:themeColor="accent2"/>
           <w:sz w:val="18"/>
           <w:szCs w:val="18"/>
         </w:rPr>
@@ -3585,7 +3701,8 @@
       </w:pPr>
       <w:r>
         <w:rPr>
-          <w:rFonts w:ascii="Consolas" w:cs="Consolas" w:eastAsia="Consolas" w:hAnsi="Consolas"/>
+          <w:rFonts w:ascii="Consolas" w:hAnsi="Consolas" w:cs="Consolas"/>
+          <w:color w:val="E97132" w:themeColor="accent2"/>
           <w:sz w:val="18"/>
           <w:szCs w:val="18"/>
         </w:rPr>
@@ -3600,7 +3717,8 @@
       </w:pPr>
       <w:r>
         <w:rPr>
-          <w:rFonts w:ascii="Consolas" w:cs="Consolas" w:eastAsia="Consolas" w:hAnsi="Consolas"/>
+          <w:rFonts w:ascii="Consolas" w:hAnsi="Consolas" w:cs="Consolas"/>
+          <w:color w:val="E97132" w:themeColor="accent2"/>
           <w:sz w:val="18"/>
           <w:szCs w:val="18"/>
         </w:rPr>
@@ -3615,7 +3733,8 @@
       </w:pPr>
       <w:r>
         <w:rPr>
-          <w:rFonts w:ascii="Consolas" w:cs="Consolas" w:eastAsia="Consolas" w:hAnsi="Consolas"/>
+          <w:rFonts w:ascii="Consolas" w:hAnsi="Consolas" w:cs="Consolas"/>
+          <w:color w:val="E97132" w:themeColor="accent2"/>
           <w:sz w:val="18"/>
           <w:szCs w:val="18"/>
         </w:rPr>
@@ -3635,10 +3754,10 @@
       </w:r>
       <w:r>
         <w:rPr>
-          <w:rFonts w:ascii="Consolas" w:cs="Consolas" w:eastAsia="Consolas" w:hAnsi="Consolas"/>
-          <w:color w:val="8B2500"/>
-          <w:sz w:val="22"/>
-          <w:szCs w:val="22"/>
+          <w:rFonts w:ascii="Consolas" w:hAnsi="Consolas" w:cs="Consolas"/>
+          <w:color w:val="E97132" w:themeColor="accent2"/>
+          <w:sz w:val="18"/>
+          <w:szCs w:val="18"/>
         </w:rPr>
         <w:t xml:space="preserve">I</w:t>
       </w:r>
@@ -3651,10 +3770,10 @@
       </w:r>
       <w:r>
         <w:rPr>
-          <w:rFonts w:ascii="Consolas" w:cs="Consolas" w:eastAsia="Consolas" w:hAnsi="Consolas"/>
-          <w:color w:val="8B2500"/>
-          <w:sz w:val="22"/>
-          <w:szCs w:val="22"/>
+          <w:rFonts w:ascii="Consolas" w:hAnsi="Consolas" w:cs="Consolas"/>
+          <w:color w:val="E97132" w:themeColor="accent2"/>
+          <w:sz w:val="18"/>
+          <w:szCs w:val="18"/>
         </w:rPr>
         <w:t xml:space="preserve">IForme</w:t>
       </w:r>
@@ -3760,7 +3879,8 @@
             </w:pPr>
             <w:r>
               <w:rPr>
-                <w:rFonts w:ascii="Consolas" w:cs="Consolas" w:eastAsia="Consolas" w:hAnsi="Consolas"/>
+                <w:rFonts w:ascii="Consolas" w:hAnsi="Consolas" w:cs="Consolas"/>
+                <w:color w:val="E97132" w:themeColor="accent2"/>
                 <w:sz w:val="18"/>
                 <w:szCs w:val="18"/>
               </w:rPr>
@@ -3787,7 +3907,48 @@
                 <w:sz w:val="20"/>
                 <w:szCs w:val="20"/>
               </w:rPr>
-              <w:t xml:space="preserve">un nom : Compte, CompteEpargne, MessageParser, DocumentArchiver</w:t>
+              <w:t xml:space="preserve">un nom : Compte, </w:t>
+            </w:r>
+            <w:r>
+              <w:rPr>
+                <w:rFonts w:ascii="Consolas" w:hAnsi="Consolas" w:cs="Consolas"/>
+                <w:color w:val="E97132" w:themeColor="accent2"/>
+                <w:sz w:val="18"/>
+                <w:szCs w:val="18"/>
+              </w:rPr>
+              <w:t xml:space="preserve">CompteEpargne</w:t>
+            </w:r>
+            <w:r>
+              <w:rPr>
+                <w:sz w:val="20"/>
+                <w:szCs w:val="20"/>
+              </w:rPr>
+              <w:t xml:space="preserve">, </w:t>
+            </w:r>
+            <w:r>
+              <w:rPr>
+                <w:rFonts w:ascii="Consolas" w:hAnsi="Consolas" w:cs="Consolas"/>
+                <w:color w:val="E97132" w:themeColor="accent2"/>
+                <w:sz w:val="18"/>
+                <w:szCs w:val="18"/>
+              </w:rPr>
+              <w:t xml:space="preserve">MessageParser</w:t>
+            </w:r>
+            <w:r>
+              <w:rPr>
+                <w:sz w:val="20"/>
+                <w:szCs w:val="20"/>
+              </w:rPr>
+              <w:t xml:space="preserve">, </w:t>
+            </w:r>
+            <w:r>
+              <w:rPr>
+                <w:rFonts w:ascii="Consolas" w:hAnsi="Consolas" w:cs="Consolas"/>
+                <w:color w:val="E97132" w:themeColor="accent2"/>
+                <w:sz w:val="18"/>
+                <w:szCs w:val="18"/>
+              </w:rPr>
+              <w:t xml:space="preserve">DocumentArchiver</w:t>
             </w:r>
           </w:p>
         </w:tc>
@@ -3809,7 +3970,8 @@
             </w:pPr>
             <w:r>
               <w:rPr>
-                <w:rFonts w:ascii="Consolas" w:cs="Consolas" w:eastAsia="Consolas" w:hAnsi="Consolas"/>
+                <w:rFonts w:ascii="Consolas" w:hAnsi="Consolas" w:cs="Consolas"/>
+                <w:color w:val="E97132" w:themeColor="accent2"/>
                 <w:sz w:val="18"/>
                 <w:szCs w:val="18"/>
               </w:rPr>
@@ -3836,7 +3998,32 @@
                 <w:sz w:val="20"/>
                 <w:szCs w:val="20"/>
               </w:rPr>
-              <w:t xml:space="preserve">un nom : solde, joueurCourant, listeDeCartes</w:t>
+              <w:t xml:space="preserve">un nom : solde, </w:t>
+            </w:r>
+            <w:r>
+              <w:rPr>
+                <w:rFonts w:ascii="Consolas" w:hAnsi="Consolas" w:cs="Consolas"/>
+                <w:color w:val="E97132" w:themeColor="accent2"/>
+                <w:sz w:val="18"/>
+                <w:szCs w:val="18"/>
+              </w:rPr>
+              <w:t xml:space="preserve">joueurCourant</w:t>
+            </w:r>
+            <w:r>
+              <w:rPr>
+                <w:sz w:val="20"/>
+                <w:szCs w:val="20"/>
+              </w:rPr>
+              <w:t xml:space="preserve">, </w:t>
+            </w:r>
+            <w:r>
+              <w:rPr>
+                <w:rFonts w:ascii="Consolas" w:hAnsi="Consolas" w:cs="Consolas"/>
+                <w:color w:val="E97132" w:themeColor="accent2"/>
+                <w:sz w:val="18"/>
+                <w:szCs w:val="18"/>
+              </w:rPr>
+              <w:t xml:space="preserve">listeDeCartes</w:t>
             </w:r>
           </w:p>
         </w:tc>
@@ -3858,7 +4045,8 @@
             </w:pPr>
             <w:r>
               <w:rPr>
-                <w:rFonts w:ascii="Consolas" w:cs="Consolas" w:eastAsia="Consolas" w:hAnsi="Consolas"/>
+                <w:rFonts w:ascii="Consolas" w:hAnsi="Consolas" w:cs="Consolas"/>
+                <w:color w:val="E97132" w:themeColor="accent2"/>
                 <w:sz w:val="18"/>
                 <w:szCs w:val="18"/>
               </w:rPr>
@@ -3907,7 +4095,8 @@
             </w:pPr>
             <w:r>
               <w:rPr>
-                <w:rFonts w:ascii="Consolas" w:cs="Consolas" w:eastAsia="Consolas" w:hAnsi="Consolas"/>
+                <w:rFonts w:ascii="Consolas" w:hAnsi="Consolas" w:cs="Consolas"/>
+                <w:color w:val="E97132" w:themeColor="accent2"/>
                 <w:sz w:val="18"/>
                 <w:szCs w:val="18"/>
               </w:rPr>
@@ -3934,7 +4123,64 @@
                 <w:sz w:val="20"/>
                 <w:szCs w:val="20"/>
               </w:rPr>
-              <w:t xml:space="preserve">un prédicat, qui se lit après un if : estActif, isClosed, estVide</w:t>
+              <w:t xml:space="preserve">un prédicat, qui se lit après un </w:t>
+            </w:r>
+            <w:r>
+              <w:rPr>
+                <w:rFonts w:ascii="Consolas" w:hAnsi="Consolas" w:cs="Consolas"/>
+                <w:color w:val="E97132" w:themeColor="accent2"/>
+                <w:sz w:val="18"/>
+                <w:szCs w:val="18"/>
+              </w:rPr>
+              <w:t xml:space="preserve">if</w:t>
+            </w:r>
+            <w:r>
+              <w:rPr>
+                <w:sz w:val="20"/>
+                <w:szCs w:val="20"/>
+              </w:rPr>
+              <w:t xml:space="preserve"> : </w:t>
+            </w:r>
+            <w:r>
+              <w:rPr>
+                <w:rFonts w:ascii="Consolas" w:hAnsi="Consolas" w:cs="Consolas"/>
+                <w:color w:val="E97132" w:themeColor="accent2"/>
+                <w:sz w:val="18"/>
+                <w:szCs w:val="18"/>
+              </w:rPr>
+              <w:t xml:space="preserve">estActif</w:t>
+            </w:r>
+            <w:r>
+              <w:rPr>
+                <w:sz w:val="20"/>
+                <w:szCs w:val="20"/>
+              </w:rPr>
+              <w:t xml:space="preserve">, </w:t>
+            </w:r>
+            <w:r>
+              <w:rPr>
+                <w:rFonts w:ascii="Consolas" w:hAnsi="Consolas" w:cs="Consolas"/>
+                <w:color w:val="E97132" w:themeColor="accent2"/>
+                <w:sz w:val="18"/>
+                <w:szCs w:val="18"/>
+              </w:rPr>
+              <w:t xml:space="preserve">isClosed</w:t>
+            </w:r>
+            <w:r>
+              <w:rPr>
+                <w:sz w:val="20"/>
+                <w:szCs w:val="20"/>
+              </w:rPr>
+              <w:t xml:space="preserve">, </w:t>
+            </w:r>
+            <w:r>
+              <w:rPr>
+                <w:rFonts w:ascii="Consolas" w:hAnsi="Consolas" w:cs="Consolas"/>
+                <w:color w:val="E97132" w:themeColor="accent2"/>
+                <w:sz w:val="18"/>
+                <w:szCs w:val="18"/>
+              </w:rPr>
+              <w:t xml:space="preserve">estVide</w:t>
             </w:r>
           </w:p>
         </w:tc>
@@ -3956,7 +4202,8 @@
             </w:pPr>
             <w:r>
               <w:rPr>
-                <w:rFonts w:ascii="Consolas" w:cs="Consolas" w:eastAsia="Consolas" w:hAnsi="Consolas"/>
+                <w:rFonts w:ascii="Consolas" w:hAnsi="Consolas" w:cs="Consolas"/>
+                <w:color w:val="E97132" w:themeColor="accent2"/>
                 <w:sz w:val="18"/>
                 <w:szCs w:val="18"/>
               </w:rPr>
@@ -4026,7 +4273,8 @@
       </w:pPr>
       <w:r>
         <w:rPr>
-          <w:rFonts w:ascii="Consolas" w:cs="Consolas" w:eastAsia="Consolas" w:hAnsi="Consolas"/>
+          <w:rFonts w:ascii="Consolas" w:hAnsi="Consolas" w:cs="Consolas"/>
+          <w:color w:val="E97132" w:themeColor="accent2"/>
           <w:sz w:val="18"/>
           <w:szCs w:val="18"/>
         </w:rPr>
@@ -4041,7 +4289,8 @@
       </w:pPr>
       <w:r>
         <w:rPr>
-          <w:rFonts w:ascii="Consolas" w:cs="Consolas" w:eastAsia="Consolas" w:hAnsi="Consolas"/>
+          <w:rFonts w:ascii="Consolas" w:hAnsi="Consolas" w:cs="Consolas"/>
+          <w:color w:val="E97132" w:themeColor="accent2"/>
           <w:sz w:val="18"/>
           <w:szCs w:val="18"/>
         </w:rPr>
@@ -4056,7 +4305,8 @@
       </w:pPr>
       <w:r>
         <w:rPr>
-          <w:rFonts w:ascii="Consolas" w:cs="Consolas" w:eastAsia="Consolas" w:hAnsi="Consolas"/>
+          <w:rFonts w:ascii="Consolas" w:hAnsi="Consolas" w:cs="Consolas"/>
+          <w:color w:val="E97132" w:themeColor="accent2"/>
           <w:sz w:val="18"/>
           <w:szCs w:val="18"/>
         </w:rPr>
@@ -4071,7 +4321,8 @@
       </w:pPr>
       <w:r>
         <w:rPr>
-          <w:rFonts w:ascii="Consolas" w:cs="Consolas" w:eastAsia="Consolas" w:hAnsi="Consolas"/>
+          <w:rFonts w:ascii="Consolas" w:hAnsi="Consolas" w:cs="Consolas"/>
+          <w:color w:val="E97132" w:themeColor="accent2"/>
           <w:sz w:val="18"/>
           <w:szCs w:val="18"/>
         </w:rPr>
@@ -4086,7 +4337,8 @@
       </w:pPr>
       <w:r>
         <w:rPr>
-          <w:rFonts w:ascii="Consolas" w:cs="Consolas" w:eastAsia="Consolas" w:hAnsi="Consolas"/>
+          <w:rFonts w:ascii="Consolas" w:hAnsi="Consolas" w:cs="Consolas"/>
+          <w:color w:val="E97132" w:themeColor="accent2"/>
           <w:sz w:val="18"/>
           <w:szCs w:val="18"/>
         </w:rPr>
@@ -4101,7 +4353,8 @@
       </w:pPr>
       <w:r>
         <w:rPr>
-          <w:rFonts w:ascii="Consolas" w:cs="Consolas" w:eastAsia="Consolas" w:hAnsi="Consolas"/>
+          <w:rFonts w:ascii="Consolas" w:hAnsi="Consolas" w:cs="Consolas"/>
+          <w:color w:val="E97132" w:themeColor="accent2"/>
           <w:sz w:val="18"/>
           <w:szCs w:val="18"/>
         </w:rPr>
@@ -4116,7 +4369,8 @@
       </w:pPr>
       <w:r>
         <w:rPr>
-          <w:rFonts w:ascii="Consolas" w:cs="Consolas" w:eastAsia="Consolas" w:hAnsi="Consolas"/>
+          <w:rFonts w:ascii="Consolas" w:hAnsi="Consolas" w:cs="Consolas"/>
+          <w:color w:val="E97132" w:themeColor="accent2"/>
           <w:sz w:val="18"/>
           <w:szCs w:val="18"/>
         </w:rPr>
@@ -4131,7 +4385,8 @@
       </w:pPr>
       <w:r>
         <w:rPr>
-          <w:rFonts w:ascii="Consolas" w:cs="Consolas" w:eastAsia="Consolas" w:hAnsi="Consolas"/>
+          <w:rFonts w:ascii="Consolas" w:hAnsi="Consolas" w:cs="Consolas"/>
+          <w:color w:val="E97132" w:themeColor="accent2"/>
           <w:sz w:val="18"/>
           <w:szCs w:val="18"/>
         </w:rPr>
@@ -4193,7 +4448,8 @@
       </w:pPr>
       <w:r>
         <w:rPr>
-          <w:rFonts w:ascii="Consolas" w:cs="Consolas" w:eastAsia="Consolas" w:hAnsi="Consolas"/>
+          <w:rFonts w:ascii="Consolas" w:hAnsi="Consolas" w:cs="Consolas"/>
+          <w:color w:val="E97132" w:themeColor="accent2"/>
           <w:sz w:val="18"/>
           <w:szCs w:val="18"/>
         </w:rPr>
@@ -4208,7 +4464,8 @@
       </w:pPr>
       <w:r>
         <w:rPr>
-          <w:rFonts w:ascii="Consolas" w:cs="Consolas" w:eastAsia="Consolas" w:hAnsi="Consolas"/>
+          <w:rFonts w:ascii="Consolas" w:hAnsi="Consolas" w:cs="Consolas"/>
+          <w:color w:val="E97132" w:themeColor="accent2"/>
           <w:sz w:val="18"/>
           <w:szCs w:val="18"/>
         </w:rPr>
@@ -4223,7 +4480,8 @@
       </w:pPr>
       <w:r>
         <w:rPr>
-          <w:rFonts w:ascii="Consolas" w:cs="Consolas" w:eastAsia="Consolas" w:hAnsi="Consolas"/>
+          <w:rFonts w:ascii="Consolas" w:hAnsi="Consolas" w:cs="Consolas"/>
+          <w:color w:val="E97132" w:themeColor="accent2"/>
           <w:sz w:val="18"/>
           <w:szCs w:val="18"/>
         </w:rPr>
@@ -4238,7 +4496,8 @@
       </w:pPr>
       <w:r>
         <w:rPr>
-          <w:rFonts w:ascii="Consolas" w:cs="Consolas" w:eastAsia="Consolas" w:hAnsi="Consolas"/>
+          <w:rFonts w:ascii="Consolas" w:hAnsi="Consolas" w:cs="Consolas"/>
+          <w:color w:val="E97132" w:themeColor="accent2"/>
           <w:sz w:val="18"/>
           <w:szCs w:val="18"/>
         </w:rPr>
@@ -4253,7 +4512,8 @@
       </w:pPr>
       <w:r>
         <w:rPr>
-          <w:rFonts w:ascii="Consolas" w:cs="Consolas" w:eastAsia="Consolas" w:hAnsi="Consolas"/>
+          <w:rFonts w:ascii="Consolas" w:hAnsi="Consolas" w:cs="Consolas"/>
+          <w:color w:val="E97132" w:themeColor="accent2"/>
           <w:sz w:val="18"/>
           <w:szCs w:val="18"/>
         </w:rPr>
@@ -4268,7 +4528,8 @@
       </w:pPr>
       <w:r>
         <w:rPr>
-          <w:rFonts w:ascii="Consolas" w:cs="Consolas" w:eastAsia="Consolas" w:hAnsi="Consolas"/>
+          <w:rFonts w:ascii="Consolas" w:hAnsi="Consolas" w:cs="Consolas"/>
+          <w:color w:val="E97132" w:themeColor="accent2"/>
           <w:sz w:val="18"/>
           <w:szCs w:val="18"/>
         </w:rPr>
@@ -4283,7 +4544,8 @@
       </w:pPr>
       <w:r>
         <w:rPr>
-          <w:rFonts w:ascii="Consolas" w:cs="Consolas" w:eastAsia="Consolas" w:hAnsi="Consolas"/>
+          <w:rFonts w:ascii="Consolas" w:hAnsi="Consolas" w:cs="Consolas"/>
+          <w:color w:val="E97132" w:themeColor="accent2"/>
           <w:sz w:val="18"/>
           <w:szCs w:val="18"/>
         </w:rPr>
@@ -4298,7 +4560,8 @@
       </w:pPr>
       <w:r>
         <w:rPr>
-          <w:rFonts w:ascii="Consolas" w:cs="Consolas" w:eastAsia="Consolas" w:hAnsi="Consolas"/>
+          <w:rFonts w:ascii="Consolas" w:hAnsi="Consolas" w:cs="Consolas"/>
+          <w:color w:val="E97132" w:themeColor="accent2"/>
           <w:sz w:val="18"/>
           <w:szCs w:val="18"/>
         </w:rPr>
@@ -4313,7 +4576,8 @@
       </w:pPr>
       <w:r>
         <w:rPr>
-          <w:rFonts w:ascii="Consolas" w:cs="Consolas" w:eastAsia="Consolas" w:hAnsi="Consolas"/>
+          <w:rFonts w:ascii="Consolas" w:hAnsi="Consolas" w:cs="Consolas"/>
+          <w:color w:val="E97132" w:themeColor="accent2"/>
           <w:sz w:val="18"/>
           <w:szCs w:val="18"/>
         </w:rPr>
@@ -4345,7 +4609,8 @@
       </w:pPr>
       <w:r>
         <w:rPr>
-          <w:rFonts w:ascii="Consolas" w:cs="Consolas" w:eastAsia="Consolas" w:hAnsi="Consolas"/>
+          <w:rFonts w:ascii="Consolas" w:hAnsi="Consolas" w:cs="Consolas"/>
+          <w:color w:val="E97132" w:themeColor="accent2"/>
           <w:sz w:val="18"/>
           <w:szCs w:val="18"/>
         </w:rPr>
@@ -4360,7 +4625,8 @@
       </w:pPr>
       <w:r>
         <w:rPr>
-          <w:rFonts w:ascii="Consolas" w:cs="Consolas" w:eastAsia="Consolas" w:hAnsi="Consolas"/>
+          <w:rFonts w:ascii="Consolas" w:hAnsi="Consolas" w:cs="Consolas"/>
+          <w:color w:val="E97132" w:themeColor="accent2"/>
           <w:sz w:val="18"/>
           <w:szCs w:val="18"/>
         </w:rPr>
@@ -4375,7 +4641,8 @@
       </w:pPr>
       <w:r>
         <w:rPr>
-          <w:rFonts w:ascii="Consolas" w:cs="Consolas" w:eastAsia="Consolas" w:hAnsi="Consolas"/>
+          <w:rFonts w:ascii="Consolas" w:hAnsi="Consolas" w:cs="Consolas"/>
+          <w:color w:val="E97132" w:themeColor="accent2"/>
           <w:sz w:val="18"/>
           <w:szCs w:val="18"/>
         </w:rPr>
@@ -4390,7 +4657,8 @@
       </w:pPr>
       <w:r>
         <w:rPr>
-          <w:rFonts w:ascii="Consolas" w:cs="Consolas" w:eastAsia="Consolas" w:hAnsi="Consolas"/>
+          <w:rFonts w:ascii="Consolas" w:hAnsi="Consolas" w:cs="Consolas"/>
+          <w:color w:val="E97132" w:themeColor="accent2"/>
           <w:sz w:val="18"/>
           <w:szCs w:val="18"/>
         </w:rPr>
@@ -4405,7 +4673,8 @@
       </w:pPr>
       <w:r>
         <w:rPr>
-          <w:rFonts w:ascii="Consolas" w:cs="Consolas" w:eastAsia="Consolas" w:hAnsi="Consolas"/>
+          <w:rFonts w:ascii="Consolas" w:hAnsi="Consolas" w:cs="Consolas"/>
+          <w:color w:val="E97132" w:themeColor="accent2"/>
           <w:sz w:val="18"/>
           <w:szCs w:val="18"/>
         </w:rPr>
@@ -4420,7 +4689,8 @@
       </w:pPr>
       <w:r>
         <w:rPr>
-          <w:rFonts w:ascii="Consolas" w:cs="Consolas" w:eastAsia="Consolas" w:hAnsi="Consolas"/>
+          <w:rFonts w:ascii="Consolas" w:hAnsi="Consolas" w:cs="Consolas"/>
+          <w:color w:val="E97132" w:themeColor="accent2"/>
           <w:sz w:val="18"/>
           <w:szCs w:val="18"/>
         </w:rPr>
@@ -4435,7 +4705,8 @@
       </w:pPr>
       <w:r>
         <w:rPr>
-          <w:rFonts w:ascii="Consolas" w:cs="Consolas" w:eastAsia="Consolas" w:hAnsi="Consolas"/>
+          <w:rFonts w:ascii="Consolas" w:hAnsi="Consolas" w:cs="Consolas"/>
+          <w:color w:val="E97132" w:themeColor="accent2"/>
           <w:sz w:val="18"/>
           <w:szCs w:val="18"/>
         </w:rPr>
@@ -4450,7 +4721,8 @@
       </w:pPr>
       <w:r>
         <w:rPr>
-          <w:rFonts w:ascii="Consolas" w:cs="Consolas" w:eastAsia="Consolas" w:hAnsi="Consolas"/>
+          <w:rFonts w:ascii="Consolas" w:hAnsi="Consolas" w:cs="Consolas"/>
+          <w:color w:val="E97132" w:themeColor="accent2"/>
           <w:sz w:val="18"/>
           <w:szCs w:val="18"/>
         </w:rPr>
@@ -4465,7 +4737,8 @@
       </w:pPr>
       <w:r>
         <w:rPr>
-          <w:rFonts w:ascii="Consolas" w:cs="Consolas" w:eastAsia="Consolas" w:hAnsi="Consolas"/>
+          <w:rFonts w:ascii="Consolas" w:hAnsi="Consolas" w:cs="Consolas"/>
+          <w:color w:val="E97132" w:themeColor="accent2"/>
           <w:sz w:val="18"/>
           <w:szCs w:val="18"/>
         </w:rPr>
@@ -4518,7 +4791,8 @@
       </w:pPr>
       <w:r>
         <w:rPr>
-          <w:rFonts w:ascii="Consolas" w:cs="Consolas" w:eastAsia="Consolas" w:hAnsi="Consolas"/>
+          <w:rFonts w:ascii="Consolas" w:hAnsi="Consolas" w:cs="Consolas"/>
+          <w:color w:val="E97132" w:themeColor="accent2"/>
           <w:sz w:val="18"/>
           <w:szCs w:val="18"/>
         </w:rPr>
@@ -4533,7 +4807,8 @@
       </w:pPr>
       <w:r>
         <w:rPr>
-          <w:rFonts w:ascii="Consolas" w:cs="Consolas" w:eastAsia="Consolas" w:hAnsi="Consolas"/>
+          <w:rFonts w:ascii="Consolas" w:hAnsi="Consolas" w:cs="Consolas"/>
+          <w:color w:val="E97132" w:themeColor="accent2"/>
           <w:sz w:val="18"/>
           <w:szCs w:val="18"/>
         </w:rPr>
@@ -4548,7 +4823,8 @@
       </w:pPr>
       <w:r>
         <w:rPr>
-          <w:rFonts w:ascii="Consolas" w:cs="Consolas" w:eastAsia="Consolas" w:hAnsi="Consolas"/>
+          <w:rFonts w:ascii="Consolas" w:hAnsi="Consolas" w:cs="Consolas"/>
+          <w:color w:val="E97132" w:themeColor="accent2"/>
           <w:sz w:val="18"/>
           <w:szCs w:val="18"/>
         </w:rPr>
@@ -4563,7 +4839,8 @@
       </w:pPr>
       <w:r>
         <w:rPr>
-          <w:rFonts w:ascii="Consolas" w:cs="Consolas" w:eastAsia="Consolas" w:hAnsi="Consolas"/>
+          <w:rFonts w:ascii="Consolas" w:hAnsi="Consolas" w:cs="Consolas"/>
+          <w:color w:val="E97132" w:themeColor="accent2"/>
           <w:sz w:val="18"/>
           <w:szCs w:val="18"/>
         </w:rPr>
@@ -4625,7 +4902,8 @@
       </w:pPr>
       <w:r>
         <w:rPr>
-          <w:rFonts w:ascii="Consolas" w:cs="Consolas" w:eastAsia="Consolas" w:hAnsi="Consolas"/>
+          <w:rFonts w:ascii="Consolas" w:hAnsi="Consolas" w:cs="Consolas"/>
+          <w:color w:val="E97132" w:themeColor="accent2"/>
           <w:sz w:val="18"/>
           <w:szCs w:val="18"/>
         </w:rPr>
@@ -4640,7 +4918,8 @@
       </w:pPr>
       <w:r>
         <w:rPr>
-          <w:rFonts w:ascii="Consolas" w:cs="Consolas" w:eastAsia="Consolas" w:hAnsi="Consolas"/>
+          <w:rFonts w:ascii="Consolas" w:hAnsi="Consolas" w:cs="Consolas"/>
+          <w:color w:val="E97132" w:themeColor="accent2"/>
           <w:sz w:val="18"/>
           <w:szCs w:val="18"/>
         </w:rPr>
@@ -4655,7 +4934,8 @@
       </w:pPr>
       <w:r>
         <w:rPr>
-          <w:rFonts w:ascii="Consolas" w:cs="Consolas" w:eastAsia="Consolas" w:hAnsi="Consolas"/>
+          <w:rFonts w:ascii="Consolas" w:hAnsi="Consolas" w:cs="Consolas"/>
+          <w:color w:val="E97132" w:themeColor="accent2"/>
           <w:sz w:val="18"/>
           <w:szCs w:val="18"/>
         </w:rPr>
@@ -4670,7 +4950,8 @@
       </w:pPr>
       <w:r>
         <w:rPr>
-          <w:rFonts w:ascii="Consolas" w:cs="Consolas" w:eastAsia="Consolas" w:hAnsi="Consolas"/>
+          <w:rFonts w:ascii="Consolas" w:hAnsi="Consolas" w:cs="Consolas"/>
+          <w:color w:val="E97132" w:themeColor="accent2"/>
           <w:sz w:val="18"/>
           <w:szCs w:val="18"/>
         </w:rPr>
@@ -4685,7 +4966,8 @@
       </w:pPr>
       <w:r>
         <w:rPr>
-          <w:rFonts w:ascii="Consolas" w:cs="Consolas" w:eastAsia="Consolas" w:hAnsi="Consolas"/>
+          <w:rFonts w:ascii="Consolas" w:hAnsi="Consolas" w:cs="Consolas"/>
+          <w:color w:val="E97132" w:themeColor="accent2"/>
           <w:sz w:val="18"/>
           <w:szCs w:val="18"/>
         </w:rPr>
@@ -4717,7 +4999,8 @@
       </w:pPr>
       <w:r>
         <w:rPr>
-          <w:rFonts w:ascii="Consolas" w:cs="Consolas" w:eastAsia="Consolas" w:hAnsi="Consolas"/>
+          <w:rFonts w:ascii="Consolas" w:hAnsi="Consolas" w:cs="Consolas"/>
+          <w:color w:val="E97132" w:themeColor="accent2"/>
           <w:sz w:val="18"/>
           <w:szCs w:val="18"/>
         </w:rPr>
@@ -4732,7 +5015,8 @@
       </w:pPr>
       <w:r>
         <w:rPr>
-          <w:rFonts w:ascii="Consolas" w:cs="Consolas" w:eastAsia="Consolas" w:hAnsi="Consolas"/>
+          <w:rFonts w:ascii="Consolas" w:hAnsi="Consolas" w:cs="Consolas"/>
+          <w:color w:val="E97132" w:themeColor="accent2"/>
           <w:sz w:val="18"/>
           <w:szCs w:val="18"/>
         </w:rPr>
@@ -4747,7 +5031,8 @@
       </w:pPr>
       <w:r>
         <w:rPr>
-          <w:rFonts w:ascii="Consolas" w:cs="Consolas" w:eastAsia="Consolas" w:hAnsi="Consolas"/>
+          <w:rFonts w:ascii="Consolas" w:hAnsi="Consolas" w:cs="Consolas"/>
+          <w:color w:val="E97132" w:themeColor="accent2"/>
           <w:sz w:val="18"/>
           <w:szCs w:val="18"/>
         </w:rPr>
@@ -4762,7 +5047,8 @@
       </w:pPr>
       <w:r>
         <w:rPr>
-          <w:rFonts w:ascii="Consolas" w:cs="Consolas" w:eastAsia="Consolas" w:hAnsi="Consolas"/>
+          <w:rFonts w:ascii="Consolas" w:hAnsi="Consolas" w:cs="Consolas"/>
+          <w:color w:val="E97132" w:themeColor="accent2"/>
           <w:sz w:val="18"/>
           <w:szCs w:val="18"/>
         </w:rPr>
@@ -4777,7 +5063,8 @@
       </w:pPr>
       <w:r>
         <w:rPr>
-          <w:rFonts w:ascii="Consolas" w:cs="Consolas" w:eastAsia="Consolas" w:hAnsi="Consolas"/>
+          <w:rFonts w:ascii="Consolas" w:hAnsi="Consolas" w:cs="Consolas"/>
+          <w:color w:val="E97132" w:themeColor="accent2"/>
           <w:sz w:val="18"/>
           <w:szCs w:val="18"/>
         </w:rPr>
@@ -4792,7 +5079,8 @@
       </w:pPr>
       <w:r>
         <w:rPr>
-          <w:rFonts w:ascii="Consolas" w:cs="Consolas" w:eastAsia="Consolas" w:hAnsi="Consolas"/>
+          <w:rFonts w:ascii="Consolas" w:hAnsi="Consolas" w:cs="Consolas"/>
+          <w:color w:val="E97132" w:themeColor="accent2"/>
           <w:sz w:val="18"/>
           <w:szCs w:val="18"/>
         </w:rPr>
@@ -4807,7 +5095,8 @@
       </w:pPr>
       <w:r>
         <w:rPr>
-          <w:rFonts w:ascii="Consolas" w:cs="Consolas" w:eastAsia="Consolas" w:hAnsi="Consolas"/>
+          <w:rFonts w:ascii="Consolas" w:hAnsi="Consolas" w:cs="Consolas"/>
+          <w:color w:val="E97132" w:themeColor="accent2"/>
           <w:sz w:val="18"/>
           <w:szCs w:val="18"/>
         </w:rPr>
@@ -4822,7 +5111,8 @@
       </w:pPr>
       <w:r>
         <w:rPr>
-          <w:rFonts w:ascii="Consolas" w:cs="Consolas" w:eastAsia="Consolas" w:hAnsi="Consolas"/>
+          <w:rFonts w:ascii="Consolas" w:hAnsi="Consolas" w:cs="Consolas"/>
+          <w:color w:val="E97132" w:themeColor="accent2"/>
           <w:sz w:val="18"/>
           <w:szCs w:val="18"/>
         </w:rPr>
@@ -4908,7 +5198,8 @@
       </w:pPr>
       <w:r>
         <w:rPr>
-          <w:rFonts w:ascii="Consolas" w:cs="Consolas" w:eastAsia="Consolas" w:hAnsi="Consolas"/>
+          <w:rFonts w:ascii="Consolas" w:hAnsi="Consolas" w:cs="Consolas"/>
+          <w:color w:val="E97132" w:themeColor="accent2"/>
           <w:sz w:val="18"/>
           <w:szCs w:val="18"/>
         </w:rPr>
@@ -4923,7 +5214,8 @@
       </w:pPr>
       <w:r>
         <w:rPr>
-          <w:rFonts w:ascii="Consolas" w:cs="Consolas" w:eastAsia="Consolas" w:hAnsi="Consolas"/>
+          <w:rFonts w:ascii="Consolas" w:hAnsi="Consolas" w:cs="Consolas"/>
+          <w:color w:val="E97132" w:themeColor="accent2"/>
           <w:sz w:val="18"/>
           <w:szCs w:val="18"/>
         </w:rPr>
@@ -4938,7 +5230,8 @@
       </w:pPr>
       <w:r>
         <w:rPr>
-          <w:rFonts w:ascii="Consolas" w:cs="Consolas" w:eastAsia="Consolas" w:hAnsi="Consolas"/>
+          <w:rFonts w:ascii="Consolas" w:hAnsi="Consolas" w:cs="Consolas"/>
+          <w:color w:val="E97132" w:themeColor="accent2"/>
           <w:sz w:val="18"/>
           <w:szCs w:val="18"/>
         </w:rPr>
@@ -4953,7 +5246,8 @@
       </w:pPr>
       <w:r>
         <w:rPr>
-          <w:rFonts w:ascii="Consolas" w:cs="Consolas" w:eastAsia="Consolas" w:hAnsi="Consolas"/>
+          <w:rFonts w:ascii="Consolas" w:hAnsi="Consolas" w:cs="Consolas"/>
+          <w:color w:val="E97132" w:themeColor="accent2"/>
           <w:sz w:val="18"/>
           <w:szCs w:val="18"/>
         </w:rPr>
@@ -4968,7 +5262,8 @@
       </w:pPr>
       <w:r>
         <w:rPr>
-          <w:rFonts w:ascii="Consolas" w:cs="Consolas" w:eastAsia="Consolas" w:hAnsi="Consolas"/>
+          <w:rFonts w:ascii="Consolas" w:hAnsi="Consolas" w:cs="Consolas"/>
+          <w:color w:val="E97132" w:themeColor="accent2"/>
           <w:sz w:val="18"/>
           <w:szCs w:val="18"/>
         </w:rPr>
@@ -4983,7 +5278,8 @@
       </w:pPr>
       <w:r>
         <w:rPr>
-          <w:rFonts w:ascii="Consolas" w:cs="Consolas" w:eastAsia="Consolas" w:hAnsi="Consolas"/>
+          <w:rFonts w:ascii="Consolas" w:hAnsi="Consolas" w:cs="Consolas"/>
+          <w:color w:val="E97132" w:themeColor="accent2"/>
           <w:sz w:val="18"/>
           <w:szCs w:val="18"/>
         </w:rPr>
@@ -4998,7 +5294,8 @@
       </w:pPr>
       <w:r>
         <w:rPr>
-          <w:rFonts w:ascii="Consolas" w:cs="Consolas" w:eastAsia="Consolas" w:hAnsi="Consolas"/>
+          <w:rFonts w:ascii="Consolas" w:hAnsi="Consolas" w:cs="Consolas"/>
+          <w:color w:val="E97132" w:themeColor="accent2"/>
           <w:sz w:val="18"/>
           <w:szCs w:val="18"/>
         </w:rPr>
@@ -5030,7 +5327,8 @@
       </w:pPr>
       <w:r>
         <w:rPr>
-          <w:rFonts w:ascii="Consolas" w:cs="Consolas" w:eastAsia="Consolas" w:hAnsi="Consolas"/>
+          <w:rFonts w:ascii="Consolas" w:hAnsi="Consolas" w:cs="Consolas"/>
+          <w:color w:val="E97132" w:themeColor="accent2"/>
           <w:sz w:val="18"/>
           <w:szCs w:val="18"/>
         </w:rPr>
@@ -5045,7 +5343,8 @@
       </w:pPr>
       <w:r>
         <w:rPr>
-          <w:rFonts w:ascii="Consolas" w:cs="Consolas" w:eastAsia="Consolas" w:hAnsi="Consolas"/>
+          <w:rFonts w:ascii="Consolas" w:hAnsi="Consolas" w:cs="Consolas"/>
+          <w:color w:val="E97132" w:themeColor="accent2"/>
           <w:sz w:val="18"/>
           <w:szCs w:val="18"/>
         </w:rPr>
@@ -5060,7 +5359,8 @@
       </w:pPr>
       <w:r>
         <w:rPr>
-          <w:rFonts w:ascii="Consolas" w:cs="Consolas" w:eastAsia="Consolas" w:hAnsi="Consolas"/>
+          <w:rFonts w:ascii="Consolas" w:hAnsi="Consolas" w:cs="Consolas"/>
+          <w:color w:val="E97132" w:themeColor="accent2"/>
           <w:sz w:val="18"/>
           <w:szCs w:val="18"/>
         </w:rPr>
@@ -5075,7 +5375,8 @@
       </w:pPr>
       <w:r>
         <w:rPr>
-          <w:rFonts w:ascii="Consolas" w:cs="Consolas" w:eastAsia="Consolas" w:hAnsi="Consolas"/>
+          <w:rFonts w:ascii="Consolas" w:hAnsi="Consolas" w:cs="Consolas"/>
+          <w:color w:val="E97132" w:themeColor="accent2"/>
           <w:sz w:val="18"/>
           <w:szCs w:val="18"/>
         </w:rPr>
@@ -5090,7 +5391,8 @@
       </w:pPr>
       <w:r>
         <w:rPr>
-          <w:rFonts w:ascii="Consolas" w:cs="Consolas" w:eastAsia="Consolas" w:hAnsi="Consolas"/>
+          <w:rFonts w:ascii="Consolas" w:hAnsi="Consolas" w:cs="Consolas"/>
+          <w:color w:val="E97132" w:themeColor="accent2"/>
           <w:sz w:val="18"/>
           <w:szCs w:val="18"/>
         </w:rPr>
@@ -5105,7 +5407,8 @@
       </w:pPr>
       <w:r>
         <w:rPr>
-          <w:rFonts w:ascii="Consolas" w:cs="Consolas" w:eastAsia="Consolas" w:hAnsi="Consolas"/>
+          <w:rFonts w:ascii="Consolas" w:hAnsi="Consolas" w:cs="Consolas"/>
+          <w:color w:val="E97132" w:themeColor="accent2"/>
           <w:sz w:val="18"/>
           <w:szCs w:val="18"/>
         </w:rPr>
@@ -5120,7 +5423,8 @@
       </w:pPr>
       <w:r>
         <w:rPr>
-          <w:rFonts w:ascii="Consolas" w:cs="Consolas" w:eastAsia="Consolas" w:hAnsi="Consolas"/>
+          <w:rFonts w:ascii="Consolas" w:hAnsi="Consolas" w:cs="Consolas"/>
+          <w:color w:val="E97132" w:themeColor="accent2"/>
           <w:sz w:val="18"/>
           <w:szCs w:val="18"/>
         </w:rPr>
@@ -5135,7 +5439,8 @@
       </w:pPr>
       <w:r>
         <w:rPr>
-          <w:rFonts w:ascii="Consolas" w:cs="Consolas" w:eastAsia="Consolas" w:hAnsi="Consolas"/>
+          <w:rFonts w:ascii="Consolas" w:hAnsi="Consolas" w:cs="Consolas"/>
+          <w:color w:val="E97132" w:themeColor="accent2"/>
           <w:sz w:val="18"/>
           <w:szCs w:val="18"/>
         </w:rPr>
@@ -5150,7 +5455,8 @@
       </w:pPr>
       <w:r>
         <w:rPr>
-          <w:rFonts w:ascii="Consolas" w:cs="Consolas" w:eastAsia="Consolas" w:hAnsi="Consolas"/>
+          <w:rFonts w:ascii="Consolas" w:hAnsi="Consolas" w:cs="Consolas"/>
+          <w:color w:val="E97132" w:themeColor="accent2"/>
           <w:sz w:val="18"/>
           <w:szCs w:val="18"/>
         </w:rPr>
@@ -5225,7 +5531,8 @@
       </w:pPr>
       <w:r>
         <w:rPr>
-          <w:rFonts w:ascii="Consolas" w:cs="Consolas" w:eastAsia="Consolas" w:hAnsi="Consolas"/>
+          <w:rFonts w:ascii="Consolas" w:hAnsi="Consolas" w:cs="Consolas"/>
+          <w:color w:val="E97132" w:themeColor="accent2"/>
           <w:sz w:val="18"/>
           <w:szCs w:val="18"/>
         </w:rPr>
@@ -5240,7 +5547,8 @@
       </w:pPr>
       <w:r>
         <w:rPr>
-          <w:rFonts w:ascii="Consolas" w:cs="Consolas" w:eastAsia="Consolas" w:hAnsi="Consolas"/>
+          <w:rFonts w:ascii="Consolas" w:hAnsi="Consolas" w:cs="Consolas"/>
+          <w:color w:val="E97132" w:themeColor="accent2"/>
           <w:sz w:val="18"/>
           <w:szCs w:val="18"/>
         </w:rPr>
@@ -5255,7 +5563,8 @@
       </w:pPr>
       <w:r>
         <w:rPr>
-          <w:rFonts w:ascii="Consolas" w:cs="Consolas" w:eastAsia="Consolas" w:hAnsi="Consolas"/>
+          <w:rFonts w:ascii="Consolas" w:hAnsi="Consolas" w:cs="Consolas"/>
+          <w:color w:val="E97132" w:themeColor="accent2"/>
           <w:sz w:val="18"/>
           <w:szCs w:val="18"/>
         </w:rPr>
@@ -5287,7 +5596,8 @@
       </w:pPr>
       <w:r>
         <w:rPr>
-          <w:rFonts w:ascii="Consolas" w:cs="Consolas" w:eastAsia="Consolas" w:hAnsi="Consolas"/>
+          <w:rFonts w:ascii="Consolas" w:hAnsi="Consolas" w:cs="Consolas"/>
+          <w:color w:val="E97132" w:themeColor="accent2"/>
           <w:sz w:val="18"/>
           <w:szCs w:val="18"/>
         </w:rPr>
@@ -5302,7 +5612,8 @@
       </w:pPr>
       <w:r>
         <w:rPr>
-          <w:rFonts w:ascii="Consolas" w:cs="Consolas" w:eastAsia="Consolas" w:hAnsi="Consolas"/>
+          <w:rFonts w:ascii="Consolas" w:hAnsi="Consolas" w:cs="Consolas"/>
+          <w:color w:val="E97132" w:themeColor="accent2"/>
           <w:sz w:val="18"/>
           <w:szCs w:val="18"/>
         </w:rPr>
@@ -5317,7 +5628,8 @@
       </w:pPr>
       <w:r>
         <w:rPr>
-          <w:rFonts w:ascii="Consolas" w:cs="Consolas" w:eastAsia="Consolas" w:hAnsi="Consolas"/>
+          <w:rFonts w:ascii="Consolas" w:hAnsi="Consolas" w:cs="Consolas"/>
+          <w:color w:val="E97132" w:themeColor="accent2"/>
           <w:sz w:val="18"/>
           <w:szCs w:val="18"/>
         </w:rPr>
@@ -5332,7 +5644,8 @@
       </w:pPr>
       <w:r>
         <w:rPr>
-          <w:rFonts w:ascii="Consolas" w:cs="Consolas" w:eastAsia="Consolas" w:hAnsi="Consolas"/>
+          <w:rFonts w:ascii="Consolas" w:hAnsi="Consolas" w:cs="Consolas"/>
+          <w:color w:val="E97132" w:themeColor="accent2"/>
           <w:sz w:val="18"/>
           <w:szCs w:val="18"/>
         </w:rPr>
@@ -5347,7 +5660,8 @@
       </w:pPr>
       <w:r>
         <w:rPr>
-          <w:rFonts w:ascii="Consolas" w:cs="Consolas" w:eastAsia="Consolas" w:hAnsi="Consolas"/>
+          <w:rFonts w:ascii="Consolas" w:hAnsi="Consolas" w:cs="Consolas"/>
+          <w:color w:val="E97132" w:themeColor="accent2"/>
           <w:sz w:val="18"/>
           <w:szCs w:val="18"/>
         </w:rPr>
@@ -5409,7 +5723,8 @@
       </w:pPr>
       <w:r>
         <w:rPr>
-          <w:rFonts w:ascii="Consolas" w:cs="Consolas" w:eastAsia="Consolas" w:hAnsi="Consolas"/>
+          <w:rFonts w:ascii="Consolas" w:hAnsi="Consolas" w:cs="Consolas"/>
+          <w:color w:val="E97132" w:themeColor="accent2"/>
           <w:sz w:val="18"/>
           <w:szCs w:val="18"/>
         </w:rPr>
@@ -5424,7 +5739,8 @@
       </w:pPr>
       <w:r>
         <w:rPr>
-          <w:rFonts w:ascii="Consolas" w:cs="Consolas" w:eastAsia="Consolas" w:hAnsi="Consolas"/>
+          <w:rFonts w:ascii="Consolas" w:hAnsi="Consolas" w:cs="Consolas"/>
+          <w:color w:val="E97132" w:themeColor="accent2"/>
           <w:sz w:val="18"/>
           <w:szCs w:val="18"/>
         </w:rPr>
@@ -5439,7 +5755,8 @@
       </w:pPr>
       <w:r>
         <w:rPr>
-          <w:rFonts w:ascii="Consolas" w:cs="Consolas" w:eastAsia="Consolas" w:hAnsi="Consolas"/>
+          <w:rFonts w:ascii="Consolas" w:hAnsi="Consolas" w:cs="Consolas"/>
+          <w:color w:val="E97132" w:themeColor="accent2"/>
           <w:sz w:val="18"/>
           <w:szCs w:val="18"/>
         </w:rPr>
@@ -5454,7 +5771,8 @@
       </w:pPr>
       <w:r>
         <w:rPr>
-          <w:rFonts w:ascii="Consolas" w:cs="Consolas" w:eastAsia="Consolas" w:hAnsi="Consolas"/>
+          <w:rFonts w:ascii="Consolas" w:hAnsi="Consolas" w:cs="Consolas"/>
+          <w:color w:val="E97132" w:themeColor="accent2"/>
           <w:sz w:val="18"/>
           <w:szCs w:val="18"/>
         </w:rPr>
@@ -5469,7 +5787,8 @@
       </w:pPr>
       <w:r>
         <w:rPr>
-          <w:rFonts w:ascii="Consolas" w:cs="Consolas" w:eastAsia="Consolas" w:hAnsi="Consolas"/>
+          <w:rFonts w:ascii="Consolas" w:hAnsi="Consolas" w:cs="Consolas"/>
+          <w:color w:val="E97132" w:themeColor="accent2"/>
           <w:sz w:val="18"/>
           <w:szCs w:val="18"/>
         </w:rPr>
@@ -5484,7 +5803,8 @@
       </w:pPr>
       <w:r>
         <w:rPr>
-          <w:rFonts w:ascii="Consolas" w:cs="Consolas" w:eastAsia="Consolas" w:hAnsi="Consolas"/>
+          <w:rFonts w:ascii="Consolas" w:hAnsi="Consolas" w:cs="Consolas"/>
+          <w:color w:val="E97132" w:themeColor="accent2"/>
           <w:sz w:val="18"/>
           <w:szCs w:val="18"/>
         </w:rPr>
@@ -5499,7 +5819,8 @@
       </w:pPr>
       <w:r>
         <w:rPr>
-          <w:rFonts w:ascii="Consolas" w:cs="Consolas" w:eastAsia="Consolas" w:hAnsi="Consolas"/>
+          <w:rFonts w:ascii="Consolas" w:hAnsi="Consolas" w:cs="Consolas"/>
+          <w:color w:val="E97132" w:themeColor="accent2"/>
           <w:sz w:val="18"/>
           <w:szCs w:val="18"/>
         </w:rPr>
@@ -5514,7 +5835,8 @@
       </w:pPr>
       <w:r>
         <w:rPr>
-          <w:rFonts w:ascii="Consolas" w:cs="Consolas" w:eastAsia="Consolas" w:hAnsi="Consolas"/>
+          <w:rFonts w:ascii="Consolas" w:hAnsi="Consolas" w:cs="Consolas"/>
+          <w:color w:val="E97132" w:themeColor="accent2"/>
           <w:sz w:val="18"/>
           <w:szCs w:val="18"/>
         </w:rPr>
@@ -5529,7 +5851,8 @@
       </w:pPr>
       <w:r>
         <w:rPr>
-          <w:rFonts w:ascii="Consolas" w:cs="Consolas" w:eastAsia="Consolas" w:hAnsi="Consolas"/>
+          <w:rFonts w:ascii="Consolas" w:hAnsi="Consolas" w:cs="Consolas"/>
+          <w:color w:val="E97132" w:themeColor="accent2"/>
           <w:sz w:val="18"/>
           <w:szCs w:val="18"/>
         </w:rPr>
@@ -5544,7 +5867,8 @@
       </w:pPr>
       <w:r>
         <w:rPr>
-          <w:rFonts w:ascii="Consolas" w:cs="Consolas" w:eastAsia="Consolas" w:hAnsi="Consolas"/>
+          <w:rFonts w:ascii="Consolas" w:hAnsi="Consolas" w:cs="Consolas"/>
+          <w:color w:val="E97132" w:themeColor="accent2"/>
           <w:sz w:val="18"/>
           <w:szCs w:val="18"/>
         </w:rPr>
@@ -5559,7 +5883,8 @@
       </w:pPr>
       <w:r>
         <w:rPr>
-          <w:rFonts w:ascii="Consolas" w:cs="Consolas" w:eastAsia="Consolas" w:hAnsi="Consolas"/>
+          <w:rFonts w:ascii="Consolas" w:hAnsi="Consolas" w:cs="Consolas"/>
+          <w:color w:val="E97132" w:themeColor="accent2"/>
           <w:sz w:val="18"/>
           <w:szCs w:val="18"/>
         </w:rPr>
@@ -5574,7 +5899,8 @@
       </w:pPr>
       <w:r>
         <w:rPr>
-          <w:rFonts w:ascii="Consolas" w:cs="Consolas" w:eastAsia="Consolas" w:hAnsi="Consolas"/>
+          <w:rFonts w:ascii="Consolas" w:hAnsi="Consolas" w:cs="Consolas"/>
+          <w:color w:val="E97132" w:themeColor="accent2"/>
           <w:sz w:val="18"/>
           <w:szCs w:val="18"/>
         </w:rPr>
@@ -5589,7 +5915,8 @@
       </w:pPr>
       <w:r>
         <w:rPr>
-          <w:rFonts w:ascii="Consolas" w:cs="Consolas" w:eastAsia="Consolas" w:hAnsi="Consolas"/>
+          <w:rFonts w:ascii="Consolas" w:hAnsi="Consolas" w:cs="Consolas"/>
+          <w:color w:val="E97132" w:themeColor="accent2"/>
           <w:sz w:val="18"/>
           <w:szCs w:val="18"/>
         </w:rPr>
@@ -5621,7 +5948,8 @@
       </w:pPr>
       <w:r>
         <w:rPr>
-          <w:rFonts w:ascii="Consolas" w:cs="Consolas" w:eastAsia="Consolas" w:hAnsi="Consolas"/>
+          <w:rFonts w:ascii="Consolas" w:hAnsi="Consolas" w:cs="Consolas"/>
+          <w:color w:val="E97132" w:themeColor="accent2"/>
           <w:sz w:val="18"/>
           <w:szCs w:val="18"/>
         </w:rPr>
@@ -5636,7 +5964,8 @@
       </w:pPr>
       <w:r>
         <w:rPr>
-          <w:rFonts w:ascii="Consolas" w:cs="Consolas" w:eastAsia="Consolas" w:hAnsi="Consolas"/>
+          <w:rFonts w:ascii="Consolas" w:hAnsi="Consolas" w:cs="Consolas"/>
+          <w:color w:val="E97132" w:themeColor="accent2"/>
           <w:sz w:val="18"/>
           <w:szCs w:val="18"/>
         </w:rPr>
@@ -5651,7 +5980,8 @@
       </w:pPr>
       <w:r>
         <w:rPr>
-          <w:rFonts w:ascii="Consolas" w:cs="Consolas" w:eastAsia="Consolas" w:hAnsi="Consolas"/>
+          <w:rFonts w:ascii="Consolas" w:hAnsi="Consolas" w:cs="Consolas"/>
+          <w:color w:val="E97132" w:themeColor="accent2"/>
           <w:sz w:val="18"/>
           <w:szCs w:val="18"/>
         </w:rPr>
@@ -5666,7 +5996,8 @@
       </w:pPr>
       <w:r>
         <w:rPr>
-          <w:rFonts w:ascii="Consolas" w:cs="Consolas" w:eastAsia="Consolas" w:hAnsi="Consolas"/>
+          <w:rFonts w:ascii="Consolas" w:hAnsi="Consolas" w:cs="Consolas"/>
+          <w:color w:val="E97132" w:themeColor="accent2"/>
           <w:sz w:val="18"/>
           <w:szCs w:val="18"/>
         </w:rPr>
@@ -5681,7 +6012,8 @@
       </w:pPr>
       <w:r>
         <w:rPr>
-          <w:rFonts w:ascii="Consolas" w:cs="Consolas" w:eastAsia="Consolas" w:hAnsi="Consolas"/>
+          <w:rFonts w:ascii="Consolas" w:hAnsi="Consolas" w:cs="Consolas"/>
+          <w:color w:val="E97132" w:themeColor="accent2"/>
           <w:sz w:val="18"/>
           <w:szCs w:val="18"/>
         </w:rPr>
@@ -5696,7 +6028,8 @@
       </w:pPr>
       <w:r>
         <w:rPr>
-          <w:rFonts w:ascii="Consolas" w:cs="Consolas" w:eastAsia="Consolas" w:hAnsi="Consolas"/>
+          <w:rFonts w:ascii="Consolas" w:hAnsi="Consolas" w:cs="Consolas"/>
+          <w:color w:val="E97132" w:themeColor="accent2"/>
           <w:sz w:val="18"/>
           <w:szCs w:val="18"/>
         </w:rPr>
@@ -5711,7 +6044,8 @@
       </w:pPr>
       <w:r>
         <w:rPr>
-          <w:rFonts w:ascii="Consolas" w:cs="Consolas" w:eastAsia="Consolas" w:hAnsi="Consolas"/>
+          <w:rFonts w:ascii="Consolas" w:hAnsi="Consolas" w:cs="Consolas"/>
+          <w:color w:val="E97132" w:themeColor="accent2"/>
           <w:sz w:val="18"/>
           <w:szCs w:val="18"/>
         </w:rPr>
@@ -5726,7 +6060,8 @@
       </w:pPr>
       <w:r>
         <w:rPr>
-          <w:rFonts w:ascii="Consolas" w:cs="Consolas" w:eastAsia="Consolas" w:hAnsi="Consolas"/>
+          <w:rFonts w:ascii="Consolas" w:hAnsi="Consolas" w:cs="Consolas"/>
+          <w:color w:val="E97132" w:themeColor="accent2"/>
           <w:sz w:val="18"/>
           <w:szCs w:val="18"/>
         </w:rPr>
@@ -5854,7 +6189,8 @@
       </w:pPr>
       <w:r>
         <w:rPr>
-          <w:rFonts w:ascii="Consolas" w:cs="Consolas" w:eastAsia="Consolas" w:hAnsi="Consolas"/>
+          <w:rFonts w:ascii="Consolas" w:hAnsi="Consolas" w:cs="Consolas"/>
+          <w:color w:val="E97132" w:themeColor="accent2"/>
           <w:sz w:val="18"/>
           <w:szCs w:val="18"/>
         </w:rPr>
@@ -5869,7 +6205,8 @@
       </w:pPr>
       <w:r>
         <w:rPr>
-          <w:rFonts w:ascii="Consolas" w:cs="Consolas" w:eastAsia="Consolas" w:hAnsi="Consolas"/>
+          <w:rFonts w:ascii="Consolas" w:hAnsi="Consolas" w:cs="Consolas"/>
+          <w:color w:val="E97132" w:themeColor="accent2"/>
           <w:sz w:val="18"/>
           <w:szCs w:val="18"/>
         </w:rPr>
@@ -5884,7 +6221,8 @@
       </w:pPr>
       <w:r>
         <w:rPr>
-          <w:rFonts w:ascii="Consolas" w:cs="Consolas" w:eastAsia="Consolas" w:hAnsi="Consolas"/>
+          <w:rFonts w:ascii="Consolas" w:hAnsi="Consolas" w:cs="Consolas"/>
+          <w:color w:val="E97132" w:themeColor="accent2"/>
           <w:sz w:val="18"/>
           <w:szCs w:val="18"/>
         </w:rPr>
@@ -5899,7 +6237,8 @@
       </w:pPr>
       <w:r>
         <w:rPr>
-          <w:rFonts w:ascii="Consolas" w:cs="Consolas" w:eastAsia="Consolas" w:hAnsi="Consolas"/>
+          <w:rFonts w:ascii="Consolas" w:hAnsi="Consolas" w:cs="Consolas"/>
+          <w:color w:val="E97132" w:themeColor="accent2"/>
           <w:sz w:val="18"/>
           <w:szCs w:val="18"/>
         </w:rPr>
@@ -5914,7 +6253,8 @@
       </w:pPr>
       <w:r>
         <w:rPr>
-          <w:rFonts w:ascii="Consolas" w:cs="Consolas" w:eastAsia="Consolas" w:hAnsi="Consolas"/>
+          <w:rFonts w:ascii="Consolas" w:hAnsi="Consolas" w:cs="Consolas"/>
+          <w:color w:val="E97132" w:themeColor="accent2"/>
           <w:sz w:val="18"/>
           <w:szCs w:val="18"/>
         </w:rPr>
@@ -5929,7 +6269,8 @@
       </w:pPr>
       <w:r>
         <w:rPr>
-          <w:rFonts w:ascii="Consolas" w:cs="Consolas" w:eastAsia="Consolas" w:hAnsi="Consolas"/>
+          <w:rFonts w:ascii="Consolas" w:hAnsi="Consolas" w:cs="Consolas"/>
+          <w:color w:val="E97132" w:themeColor="accent2"/>
           <w:sz w:val="18"/>
           <w:szCs w:val="18"/>
         </w:rPr>
@@ -5961,7 +6302,8 @@
       </w:pPr>
       <w:r>
         <w:rPr>
-          <w:rFonts w:ascii="Consolas" w:cs="Consolas" w:eastAsia="Consolas" w:hAnsi="Consolas"/>
+          <w:rFonts w:ascii="Consolas" w:hAnsi="Consolas" w:cs="Consolas"/>
+          <w:color w:val="E97132" w:themeColor="accent2"/>
           <w:sz w:val="18"/>
           <w:szCs w:val="18"/>
         </w:rPr>
@@ -5976,7 +6318,8 @@
       </w:pPr>
       <w:r>
         <w:rPr>
-          <w:rFonts w:ascii="Consolas" w:cs="Consolas" w:eastAsia="Consolas" w:hAnsi="Consolas"/>
+          <w:rFonts w:ascii="Consolas" w:hAnsi="Consolas" w:cs="Consolas"/>
+          <w:color w:val="E97132" w:themeColor="accent2"/>
           <w:sz w:val="18"/>
           <w:szCs w:val="18"/>
         </w:rPr>
@@ -5991,7 +6334,8 @@
       </w:pPr>
       <w:r>
         <w:rPr>
-          <w:rFonts w:ascii="Consolas" w:cs="Consolas" w:eastAsia="Consolas" w:hAnsi="Consolas"/>
+          <w:rFonts w:ascii="Consolas" w:hAnsi="Consolas" w:cs="Consolas"/>
+          <w:color w:val="E97132" w:themeColor="accent2"/>
           <w:sz w:val="18"/>
           <w:szCs w:val="18"/>
         </w:rPr>
@@ -6006,7 +6350,8 @@
       </w:pPr>
       <w:r>
         <w:rPr>
-          <w:rFonts w:ascii="Consolas" w:cs="Consolas" w:eastAsia="Consolas" w:hAnsi="Consolas"/>
+          <w:rFonts w:ascii="Consolas" w:hAnsi="Consolas" w:cs="Consolas"/>
+          <w:color w:val="E97132" w:themeColor="accent2"/>
           <w:sz w:val="18"/>
           <w:szCs w:val="18"/>
         </w:rPr>
@@ -6021,7 +6366,8 @@
       </w:pPr>
       <w:r>
         <w:rPr>
-          <w:rFonts w:ascii="Consolas" w:cs="Consolas" w:eastAsia="Consolas" w:hAnsi="Consolas"/>
+          <w:rFonts w:ascii="Consolas" w:hAnsi="Consolas" w:cs="Consolas"/>
+          <w:color w:val="E97132" w:themeColor="accent2"/>
           <w:sz w:val="18"/>
           <w:szCs w:val="18"/>
         </w:rPr>
@@ -6036,7 +6382,8 @@
       </w:pPr>
       <w:r>
         <w:rPr>
-          <w:rFonts w:ascii="Consolas" w:cs="Consolas" w:eastAsia="Consolas" w:hAnsi="Consolas"/>
+          <w:rFonts w:ascii="Consolas" w:hAnsi="Consolas" w:cs="Consolas"/>
+          <w:color w:val="E97132" w:themeColor="accent2"/>
           <w:sz w:val="18"/>
           <w:szCs w:val="18"/>
         </w:rPr>
@@ -6056,10 +6403,10 @@
       </w:r>
       <w:r>
         <w:rPr>
-          <w:rFonts w:ascii="Consolas" w:cs="Consolas" w:eastAsia="Consolas" w:hAnsi="Consolas"/>
-          <w:color w:val="8B2500"/>
-          <w:sz w:val="22"/>
-          <w:szCs w:val="22"/>
+          <w:rFonts w:ascii="Consolas" w:hAnsi="Consolas" w:cs="Consolas"/>
+          <w:color w:val="E97132" w:themeColor="accent2"/>
+          <w:sz w:val="18"/>
+          <w:szCs w:val="18"/>
         </w:rPr>
         <w:t xml:space="preserve">months</w:t>
       </w:r>
@@ -6072,10 +6419,10 @@
       </w:r>
       <w:r>
         <w:rPr>
-          <w:rFonts w:ascii="Consolas" w:cs="Consolas" w:eastAsia="Consolas" w:hAnsi="Consolas"/>
-          <w:color w:val="8B2500"/>
-          <w:sz w:val="22"/>
-          <w:szCs w:val="22"/>
+          <w:rFonts w:ascii="Consolas" w:hAnsi="Consolas" w:cs="Consolas"/>
+          <w:color w:val="E97132" w:themeColor="accent2"/>
+          <w:sz w:val="18"/>
+          <w:szCs w:val="18"/>
         </w:rPr>
         <w:t xml:space="preserve">month</w:t>
       </w:r>
@@ -6144,7 +6491,23 @@
           <w:sz w:val="22"/>
           <w:szCs w:val="22"/>
         </w:rPr>
-        <w:t xml:space="preserve">Le moyen d'y arriver n'est pas de compter les lignes, c'est de limiter l'indentation. Le corps d'une méthode devrait tenir en une conditionnelle, une boucle ou un try/catch, contenant un seul appel.</w:t>
+        <w:t xml:space="preserve">Le moyen d'y arriver n'est pas de compter les lignes, c'est de limiter l'indentation. Le corps d'une méthode devrait tenir en une conditionnelle, une boucle ou un </w:t>
+      </w:r>
+      <w:r>
+        <w:rPr>
+          <w:rFonts w:ascii="Consolas" w:hAnsi="Consolas" w:cs="Consolas"/>
+          <w:color w:val="E97132" w:themeColor="accent2"/>
+          <w:sz w:val="18"/>
+          <w:szCs w:val="18"/>
+        </w:rPr>
+        <w:t xml:space="preserve">try/catch</w:t>
+      </w:r>
+      <w:r>
+        <w:rPr>
+          <w:sz w:val="22"/>
+          <w:szCs w:val="22"/>
+        </w:rPr>
+        <w:t xml:space="preserve">, contenant un seul appel.</w:t>
       </w:r>
     </w:p>
     <w:p>
@@ -6172,7 +6535,8 @@
       </w:pPr>
       <w:r>
         <w:rPr>
-          <w:rFonts w:ascii="Consolas" w:cs="Consolas" w:eastAsia="Consolas" w:hAnsi="Consolas"/>
+          <w:rFonts w:ascii="Consolas" w:hAnsi="Consolas" w:cs="Consolas"/>
+          <w:color w:val="E97132" w:themeColor="accent2"/>
           <w:sz w:val="18"/>
           <w:szCs w:val="18"/>
         </w:rPr>
@@ -6187,7 +6551,8 @@
       </w:pPr>
       <w:r>
         <w:rPr>
-          <w:rFonts w:ascii="Consolas" w:cs="Consolas" w:eastAsia="Consolas" w:hAnsi="Consolas"/>
+          <w:rFonts w:ascii="Consolas" w:hAnsi="Consolas" w:cs="Consolas"/>
+          <w:color w:val="E97132" w:themeColor="accent2"/>
           <w:sz w:val="18"/>
           <w:szCs w:val="18"/>
         </w:rPr>
@@ -6202,7 +6567,8 @@
       </w:pPr>
       <w:r>
         <w:rPr>
-          <w:rFonts w:ascii="Consolas" w:cs="Consolas" w:eastAsia="Consolas" w:hAnsi="Consolas"/>
+          <w:rFonts w:ascii="Consolas" w:hAnsi="Consolas" w:cs="Consolas"/>
+          <w:color w:val="E97132" w:themeColor="accent2"/>
           <w:sz w:val="18"/>
           <w:szCs w:val="18"/>
         </w:rPr>
@@ -6217,7 +6583,8 @@
       </w:pPr>
       <w:r>
         <w:rPr>
-          <w:rFonts w:ascii="Consolas" w:cs="Consolas" w:eastAsia="Consolas" w:hAnsi="Consolas"/>
+          <w:rFonts w:ascii="Consolas" w:hAnsi="Consolas" w:cs="Consolas"/>
+          <w:color w:val="E97132" w:themeColor="accent2"/>
           <w:sz w:val="18"/>
           <w:szCs w:val="18"/>
         </w:rPr>
@@ -6232,7 +6599,8 @@
       </w:pPr>
       <w:r>
         <w:rPr>
-          <w:rFonts w:ascii="Consolas" w:cs="Consolas" w:eastAsia="Consolas" w:hAnsi="Consolas"/>
+          <w:rFonts w:ascii="Consolas" w:hAnsi="Consolas" w:cs="Consolas"/>
+          <w:color w:val="E97132" w:themeColor="accent2"/>
           <w:sz w:val="18"/>
           <w:szCs w:val="18"/>
         </w:rPr>
@@ -6247,7 +6615,8 @@
       </w:pPr>
       <w:r>
         <w:rPr>
-          <w:rFonts w:ascii="Consolas" w:cs="Consolas" w:eastAsia="Consolas" w:hAnsi="Consolas"/>
+          <w:rFonts w:ascii="Consolas" w:hAnsi="Consolas" w:cs="Consolas"/>
+          <w:color w:val="E97132" w:themeColor="accent2"/>
           <w:sz w:val="18"/>
           <w:szCs w:val="18"/>
         </w:rPr>
@@ -6262,7 +6631,8 @@
       </w:pPr>
       <w:r>
         <w:rPr>
-          <w:rFonts w:ascii="Consolas" w:cs="Consolas" w:eastAsia="Consolas" w:hAnsi="Consolas"/>
+          <w:rFonts w:ascii="Consolas" w:hAnsi="Consolas" w:cs="Consolas"/>
+          <w:color w:val="E97132" w:themeColor="accent2"/>
           <w:sz w:val="18"/>
           <w:szCs w:val="18"/>
         </w:rPr>
@@ -6277,7 +6647,8 @@
       </w:pPr>
       <w:r>
         <w:rPr>
-          <w:rFonts w:ascii="Consolas" w:cs="Consolas" w:eastAsia="Consolas" w:hAnsi="Consolas"/>
+          <w:rFonts w:ascii="Consolas" w:hAnsi="Consolas" w:cs="Consolas"/>
+          <w:color w:val="E97132" w:themeColor="accent2"/>
           <w:sz w:val="18"/>
           <w:szCs w:val="18"/>
         </w:rPr>
@@ -6292,7 +6663,8 @@
       </w:pPr>
       <w:r>
         <w:rPr>
-          <w:rFonts w:ascii="Consolas" w:cs="Consolas" w:eastAsia="Consolas" w:hAnsi="Consolas"/>
+          <w:rFonts w:ascii="Consolas" w:hAnsi="Consolas" w:cs="Consolas"/>
+          <w:color w:val="E97132" w:themeColor="accent2"/>
           <w:sz w:val="18"/>
           <w:szCs w:val="18"/>
         </w:rPr>
@@ -6307,7 +6679,8 @@
       </w:pPr>
       <w:r>
         <w:rPr>
-          <w:rFonts w:ascii="Consolas" w:cs="Consolas" w:eastAsia="Consolas" w:hAnsi="Consolas"/>
+          <w:rFonts w:ascii="Consolas" w:hAnsi="Consolas" w:cs="Consolas"/>
+          <w:color w:val="E97132" w:themeColor="accent2"/>
           <w:sz w:val="18"/>
           <w:szCs w:val="18"/>
         </w:rPr>
@@ -6322,7 +6695,8 @@
       </w:pPr>
       <w:r>
         <w:rPr>
-          <w:rFonts w:ascii="Consolas" w:cs="Consolas" w:eastAsia="Consolas" w:hAnsi="Consolas"/>
+          <w:rFonts w:ascii="Consolas" w:hAnsi="Consolas" w:cs="Consolas"/>
+          <w:color w:val="E97132" w:themeColor="accent2"/>
           <w:sz w:val="18"/>
           <w:szCs w:val="18"/>
         </w:rPr>
@@ -6354,7 +6728,8 @@
       </w:pPr>
       <w:r>
         <w:rPr>
-          <w:rFonts w:ascii="Consolas" w:cs="Consolas" w:eastAsia="Consolas" w:hAnsi="Consolas"/>
+          <w:rFonts w:ascii="Consolas" w:hAnsi="Consolas" w:cs="Consolas"/>
+          <w:color w:val="E97132" w:themeColor="accent2"/>
           <w:sz w:val="18"/>
           <w:szCs w:val="18"/>
         </w:rPr>
@@ -6369,7 +6744,8 @@
       </w:pPr>
       <w:r>
         <w:rPr>
-          <w:rFonts w:ascii="Consolas" w:cs="Consolas" w:eastAsia="Consolas" w:hAnsi="Consolas"/>
+          <w:rFonts w:ascii="Consolas" w:hAnsi="Consolas" w:cs="Consolas"/>
+          <w:color w:val="E97132" w:themeColor="accent2"/>
           <w:sz w:val="18"/>
           <w:szCs w:val="18"/>
         </w:rPr>
@@ -6384,7 +6760,8 @@
       </w:pPr>
       <w:r>
         <w:rPr>
-          <w:rFonts w:ascii="Consolas" w:cs="Consolas" w:eastAsia="Consolas" w:hAnsi="Consolas"/>
+          <w:rFonts w:ascii="Consolas" w:hAnsi="Consolas" w:cs="Consolas"/>
+          <w:color w:val="E97132" w:themeColor="accent2"/>
           <w:sz w:val="18"/>
           <w:szCs w:val="18"/>
         </w:rPr>
@@ -6399,7 +6776,8 @@
       </w:pPr>
       <w:r>
         <w:rPr>
-          <w:rFonts w:ascii="Consolas" w:cs="Consolas" w:eastAsia="Consolas" w:hAnsi="Consolas"/>
+          <w:rFonts w:ascii="Consolas" w:hAnsi="Consolas" w:cs="Consolas"/>
+          <w:color w:val="E97132" w:themeColor="accent2"/>
           <w:sz w:val="18"/>
           <w:szCs w:val="18"/>
         </w:rPr>
@@ -6414,7 +6792,8 @@
       </w:pPr>
       <w:r>
         <w:rPr>
-          <w:rFonts w:ascii="Consolas" w:cs="Consolas" w:eastAsia="Consolas" w:hAnsi="Consolas"/>
+          <w:rFonts w:ascii="Consolas" w:hAnsi="Consolas" w:cs="Consolas"/>
+          <w:color w:val="E97132" w:themeColor="accent2"/>
           <w:sz w:val="18"/>
           <w:szCs w:val="18"/>
         </w:rPr>
@@ -6429,7 +6808,8 @@
       </w:pPr>
       <w:r>
         <w:rPr>
-          <w:rFonts w:ascii="Consolas" w:cs="Consolas" w:eastAsia="Consolas" w:hAnsi="Consolas"/>
+          <w:rFonts w:ascii="Consolas" w:hAnsi="Consolas" w:cs="Consolas"/>
+          <w:color w:val="E97132" w:themeColor="accent2"/>
           <w:sz w:val="18"/>
           <w:szCs w:val="18"/>
         </w:rPr>
@@ -6444,7 +6824,8 @@
       </w:pPr>
       <w:r>
         <w:rPr>
-          <w:rFonts w:ascii="Consolas" w:cs="Consolas" w:eastAsia="Consolas" w:hAnsi="Consolas"/>
+          <w:rFonts w:ascii="Consolas" w:hAnsi="Consolas" w:cs="Consolas"/>
+          <w:color w:val="E97132" w:themeColor="accent2"/>
           <w:sz w:val="18"/>
           <w:szCs w:val="18"/>
         </w:rPr>
@@ -6459,7 +6840,8 @@
       </w:pPr>
       <w:r>
         <w:rPr>
-          <w:rFonts w:ascii="Consolas" w:cs="Consolas" w:eastAsia="Consolas" w:hAnsi="Consolas"/>
+          <w:rFonts w:ascii="Consolas" w:hAnsi="Consolas" w:cs="Consolas"/>
+          <w:color w:val="E97132" w:themeColor="accent2"/>
           <w:sz w:val="18"/>
           <w:szCs w:val="18"/>
         </w:rPr>
@@ -6474,7 +6856,8 @@
       </w:pPr>
       <w:r>
         <w:rPr>
-          <w:rFonts w:ascii="Consolas" w:cs="Consolas" w:eastAsia="Consolas" w:hAnsi="Consolas"/>
+          <w:rFonts w:ascii="Consolas" w:hAnsi="Consolas" w:cs="Consolas"/>
+          <w:color w:val="E97132" w:themeColor="accent2"/>
           <w:sz w:val="18"/>
           <w:szCs w:val="18"/>
         </w:rPr>
@@ -6489,7 +6872,8 @@
       </w:pPr>
       <w:r>
         <w:rPr>
-          <w:rFonts w:ascii="Consolas" w:cs="Consolas" w:eastAsia="Consolas" w:hAnsi="Consolas"/>
+          <w:rFonts w:ascii="Consolas" w:hAnsi="Consolas" w:cs="Consolas"/>
+          <w:color w:val="E97132" w:themeColor="accent2"/>
           <w:sz w:val="18"/>
           <w:szCs w:val="18"/>
         </w:rPr>
@@ -6504,7 +6888,8 @@
       </w:pPr>
       <w:r>
         <w:rPr>
-          <w:rFonts w:ascii="Consolas" w:cs="Consolas" w:eastAsia="Consolas" w:hAnsi="Consolas"/>
+          <w:rFonts w:ascii="Consolas" w:hAnsi="Consolas" w:cs="Consolas"/>
+          <w:color w:val="E97132" w:themeColor="accent2"/>
           <w:sz w:val="18"/>
           <w:szCs w:val="18"/>
         </w:rPr>
@@ -6519,7 +6904,8 @@
       </w:pPr>
       <w:r>
         <w:rPr>
-          <w:rFonts w:ascii="Consolas" w:cs="Consolas" w:eastAsia="Consolas" w:hAnsi="Consolas"/>
+          <w:rFonts w:ascii="Consolas" w:hAnsi="Consolas" w:cs="Consolas"/>
+          <w:color w:val="E97132" w:themeColor="accent2"/>
           <w:sz w:val="18"/>
           <w:szCs w:val="18"/>
         </w:rPr>
@@ -6534,7 +6920,8 @@
       </w:pPr>
       <w:r>
         <w:rPr>
-          <w:rFonts w:ascii="Consolas" w:cs="Consolas" w:eastAsia="Consolas" w:hAnsi="Consolas"/>
+          <w:rFonts w:ascii="Consolas" w:hAnsi="Consolas" w:cs="Consolas"/>
+          <w:color w:val="E97132" w:themeColor="accent2"/>
           <w:sz w:val="18"/>
           <w:szCs w:val="18"/>
         </w:rPr>
@@ -6549,7 +6936,8 @@
       </w:pPr>
       <w:r>
         <w:rPr>
-          <w:rFonts w:ascii="Consolas" w:cs="Consolas" w:eastAsia="Consolas" w:hAnsi="Consolas"/>
+          <w:rFonts w:ascii="Consolas" w:hAnsi="Consolas" w:cs="Consolas"/>
+          <w:color w:val="E97132" w:themeColor="accent2"/>
           <w:sz w:val="18"/>
           <w:szCs w:val="18"/>
         </w:rPr>
@@ -6564,7 +6952,8 @@
       </w:pPr>
       <w:r>
         <w:rPr>
-          <w:rFonts w:ascii="Consolas" w:cs="Consolas" w:eastAsia="Consolas" w:hAnsi="Consolas"/>
+          <w:rFonts w:ascii="Consolas" w:hAnsi="Consolas" w:cs="Consolas"/>
+          <w:color w:val="E97132" w:themeColor="accent2"/>
           <w:sz w:val="18"/>
           <w:szCs w:val="18"/>
         </w:rPr>
@@ -6584,10 +6973,10 @@
       </w:r>
       <w:r>
         <w:rPr>
-          <w:rFonts w:ascii="Consolas" w:cs="Consolas" w:eastAsia="Consolas" w:hAnsi="Consolas"/>
-          <w:color w:val="8B2500"/>
-          <w:sz w:val="22"/>
-          <w:szCs w:val="22"/>
+          <w:rFonts w:ascii="Consolas" w:hAnsi="Consolas" w:cs="Consolas"/>
+          <w:color w:val="E97132" w:themeColor="accent2"/>
+          <w:sz w:val="18"/>
+          <w:szCs w:val="18"/>
         </w:rPr>
         <w:t xml:space="preserve">afficherElementsNonVides</w:t>
       </w:r>
@@ -6654,7 +7043,8 @@
       </w:pPr>
       <w:r>
         <w:rPr>
-          <w:rFonts w:ascii="Consolas" w:cs="Consolas" w:eastAsia="Consolas" w:hAnsi="Consolas"/>
+          <w:rFonts w:ascii="Consolas" w:hAnsi="Consolas" w:cs="Consolas"/>
+          <w:color w:val="E97132" w:themeColor="accent2"/>
           <w:sz w:val="18"/>
           <w:szCs w:val="18"/>
         </w:rPr>
@@ -6669,7 +7059,8 @@
       </w:pPr>
       <w:r>
         <w:rPr>
-          <w:rFonts w:ascii="Consolas" w:cs="Consolas" w:eastAsia="Consolas" w:hAnsi="Consolas"/>
+          <w:rFonts w:ascii="Consolas" w:hAnsi="Consolas" w:cs="Consolas"/>
+          <w:color w:val="E97132" w:themeColor="accent2"/>
           <w:sz w:val="18"/>
           <w:szCs w:val="18"/>
         </w:rPr>
@@ -6684,7 +7075,8 @@
       </w:pPr>
       <w:r>
         <w:rPr>
-          <w:rFonts w:ascii="Consolas" w:cs="Consolas" w:eastAsia="Consolas" w:hAnsi="Consolas"/>
+          <w:rFonts w:ascii="Consolas" w:hAnsi="Consolas" w:cs="Consolas"/>
+          <w:color w:val="E97132" w:themeColor="accent2"/>
           <w:sz w:val="18"/>
           <w:szCs w:val="18"/>
         </w:rPr>
@@ -6699,7 +7091,8 @@
       </w:pPr>
       <w:r>
         <w:rPr>
-          <w:rFonts w:ascii="Consolas" w:cs="Consolas" w:eastAsia="Consolas" w:hAnsi="Consolas"/>
+          <w:rFonts w:ascii="Consolas" w:hAnsi="Consolas" w:cs="Consolas"/>
+          <w:color w:val="E97132" w:themeColor="accent2"/>
           <w:sz w:val="18"/>
           <w:szCs w:val="18"/>
         </w:rPr>
@@ -6714,7 +7107,8 @@
       </w:pPr>
       <w:r>
         <w:rPr>
-          <w:rFonts w:ascii="Consolas" w:cs="Consolas" w:eastAsia="Consolas" w:hAnsi="Consolas"/>
+          <w:rFonts w:ascii="Consolas" w:hAnsi="Consolas" w:cs="Consolas"/>
+          <w:color w:val="E97132" w:themeColor="accent2"/>
           <w:sz w:val="18"/>
           <w:szCs w:val="18"/>
         </w:rPr>
@@ -6729,7 +7123,8 @@
       </w:pPr>
       <w:r>
         <w:rPr>
-          <w:rFonts w:ascii="Consolas" w:cs="Consolas" w:eastAsia="Consolas" w:hAnsi="Consolas"/>
+          <w:rFonts w:ascii="Consolas" w:hAnsi="Consolas" w:cs="Consolas"/>
+          <w:color w:val="E97132" w:themeColor="accent2"/>
           <w:sz w:val="18"/>
           <w:szCs w:val="18"/>
         </w:rPr>
@@ -6744,7 +7139,8 @@
       </w:pPr>
       <w:r>
         <w:rPr>
-          <w:rFonts w:ascii="Consolas" w:cs="Consolas" w:eastAsia="Consolas" w:hAnsi="Consolas"/>
+          <w:rFonts w:ascii="Consolas" w:hAnsi="Consolas" w:cs="Consolas"/>
+          <w:color w:val="E97132" w:themeColor="accent2"/>
           <w:sz w:val="18"/>
           <w:szCs w:val="18"/>
         </w:rPr>
@@ -6759,7 +7155,8 @@
       </w:pPr>
       <w:r>
         <w:rPr>
-          <w:rFonts w:ascii="Consolas" w:cs="Consolas" w:eastAsia="Consolas" w:hAnsi="Consolas"/>
+          <w:rFonts w:ascii="Consolas" w:hAnsi="Consolas" w:cs="Consolas"/>
+          <w:color w:val="E97132" w:themeColor="accent2"/>
           <w:sz w:val="18"/>
           <w:szCs w:val="18"/>
         </w:rPr>
@@ -6791,7 +7188,8 @@
       </w:pPr>
       <w:r>
         <w:rPr>
-          <w:rFonts w:ascii="Consolas" w:cs="Consolas" w:eastAsia="Consolas" w:hAnsi="Consolas"/>
+          <w:rFonts w:ascii="Consolas" w:hAnsi="Consolas" w:cs="Consolas"/>
+          <w:color w:val="E97132" w:themeColor="accent2"/>
           <w:sz w:val="18"/>
           <w:szCs w:val="18"/>
         </w:rPr>
@@ -6806,7 +7204,8 @@
       </w:pPr>
       <w:r>
         <w:rPr>
-          <w:rFonts w:ascii="Consolas" w:cs="Consolas" w:eastAsia="Consolas" w:hAnsi="Consolas"/>
+          <w:rFonts w:ascii="Consolas" w:hAnsi="Consolas" w:cs="Consolas"/>
+          <w:color w:val="E97132" w:themeColor="accent2"/>
           <w:sz w:val="18"/>
           <w:szCs w:val="18"/>
         </w:rPr>
@@ -6821,7 +7220,8 @@
       </w:pPr>
       <w:r>
         <w:rPr>
-          <w:rFonts w:ascii="Consolas" w:cs="Consolas" w:eastAsia="Consolas" w:hAnsi="Consolas"/>
+          <w:rFonts w:ascii="Consolas" w:hAnsi="Consolas" w:cs="Consolas"/>
+          <w:color w:val="E97132" w:themeColor="accent2"/>
           <w:sz w:val="18"/>
           <w:szCs w:val="18"/>
         </w:rPr>
@@ -6836,7 +7236,8 @@
       </w:pPr>
       <w:r>
         <w:rPr>
-          <w:rFonts w:ascii="Consolas" w:cs="Consolas" w:eastAsia="Consolas" w:hAnsi="Consolas"/>
+          <w:rFonts w:ascii="Consolas" w:hAnsi="Consolas" w:cs="Consolas"/>
+          <w:color w:val="E97132" w:themeColor="accent2"/>
           <w:sz w:val="18"/>
           <w:szCs w:val="18"/>
         </w:rPr>
@@ -6851,7 +7252,8 @@
       </w:pPr>
       <w:r>
         <w:rPr>
-          <w:rFonts w:ascii="Consolas" w:cs="Consolas" w:eastAsia="Consolas" w:hAnsi="Consolas"/>
+          <w:rFonts w:ascii="Consolas" w:hAnsi="Consolas" w:cs="Consolas"/>
+          <w:color w:val="E97132" w:themeColor="accent2"/>
           <w:sz w:val="18"/>
           <w:szCs w:val="18"/>
         </w:rPr>
@@ -6866,7 +7268,8 @@
       </w:pPr>
       <w:r>
         <w:rPr>
-          <w:rFonts w:ascii="Consolas" w:cs="Consolas" w:eastAsia="Consolas" w:hAnsi="Consolas"/>
+          <w:rFonts w:ascii="Consolas" w:hAnsi="Consolas" w:cs="Consolas"/>
+          <w:color w:val="E97132" w:themeColor="accent2"/>
           <w:sz w:val="18"/>
           <w:szCs w:val="18"/>
         </w:rPr>
@@ -6881,7 +7284,8 @@
       </w:pPr>
       <w:r>
         <w:rPr>
-          <w:rFonts w:ascii="Consolas" w:cs="Consolas" w:eastAsia="Consolas" w:hAnsi="Consolas"/>
+          <w:rFonts w:ascii="Consolas" w:hAnsi="Consolas" w:cs="Consolas"/>
+          <w:color w:val="E97132" w:themeColor="accent2"/>
           <w:sz w:val="18"/>
           <w:szCs w:val="18"/>
         </w:rPr>
@@ -6896,7 +7300,8 @@
       </w:pPr>
       <w:r>
         <w:rPr>
-          <w:rFonts w:ascii="Consolas" w:cs="Consolas" w:eastAsia="Consolas" w:hAnsi="Consolas"/>
+          <w:rFonts w:ascii="Consolas" w:hAnsi="Consolas" w:cs="Consolas"/>
+          <w:color w:val="E97132" w:themeColor="accent2"/>
           <w:sz w:val="18"/>
           <w:szCs w:val="18"/>
         </w:rPr>
@@ -6911,7 +7316,8 @@
       </w:pPr>
       <w:r>
         <w:rPr>
-          <w:rFonts w:ascii="Consolas" w:cs="Consolas" w:eastAsia="Consolas" w:hAnsi="Consolas"/>
+          <w:rFonts w:ascii="Consolas" w:hAnsi="Consolas" w:cs="Consolas"/>
+          <w:color w:val="E97132" w:themeColor="accent2"/>
           <w:sz w:val="18"/>
           <w:szCs w:val="18"/>
         </w:rPr>
@@ -6926,7 +7332,8 @@
       </w:pPr>
       <w:r>
         <w:rPr>
-          <w:rFonts w:ascii="Consolas" w:cs="Consolas" w:eastAsia="Consolas" w:hAnsi="Consolas"/>
+          <w:rFonts w:ascii="Consolas" w:hAnsi="Consolas" w:cs="Consolas"/>
+          <w:color w:val="E97132" w:themeColor="accent2"/>
           <w:sz w:val="18"/>
           <w:szCs w:val="18"/>
         </w:rPr>
@@ -6941,7 +7348,8 @@
       </w:pPr>
       <w:r>
         <w:rPr>
-          <w:rFonts w:ascii="Consolas" w:cs="Consolas" w:eastAsia="Consolas" w:hAnsi="Consolas"/>
+          <w:rFonts w:ascii="Consolas" w:hAnsi="Consolas" w:cs="Consolas"/>
+          <w:color w:val="E97132" w:themeColor="accent2"/>
           <w:sz w:val="18"/>
           <w:szCs w:val="18"/>
         </w:rPr>
@@ -6956,7 +7364,8 @@
       </w:pPr>
       <w:r>
         <w:rPr>
-          <w:rFonts w:ascii="Consolas" w:cs="Consolas" w:eastAsia="Consolas" w:hAnsi="Consolas"/>
+          <w:rFonts w:ascii="Consolas" w:hAnsi="Consolas" w:cs="Consolas"/>
+          <w:color w:val="E97132" w:themeColor="accent2"/>
           <w:sz w:val="18"/>
           <w:szCs w:val="18"/>
         </w:rPr>
@@ -6972,7 +7381,23 @@
           <w:sz w:val="22"/>
           <w:szCs w:val="22"/>
         </w:rPr>
-        <w:t xml:space="preserve">La première version mélange deux niveaux : l'intention (envoyer un courriel aux clients actifs) et le moyen de savoir si un client est actif (une consultation en base). La seconde les sépare. Effet secondaire agréable, isActiveClient devient réutilisable ailleurs.</w:t>
+        <w:t xml:space="preserve">La première version mélange deux niveaux : l'intention (envoyer un courriel aux clients actifs) et le moyen de savoir si un client est actif (une consultation en base). La seconde les sépare. Effet secondaire agréable, </w:t>
+      </w:r>
+      <w:r>
+        <w:rPr>
+          <w:rFonts w:ascii="Consolas" w:hAnsi="Consolas" w:cs="Consolas"/>
+          <w:color w:val="E97132" w:themeColor="accent2"/>
+          <w:sz w:val="18"/>
+          <w:szCs w:val="18"/>
+        </w:rPr>
+        <w:t xml:space="preserve">isActiveClient</w:t>
+      </w:r>
+      <w:r>
+        <w:rPr>
+          <w:sz w:val="22"/>
+          <w:szCs w:val="22"/>
+        </w:rPr>
+        <w:t xml:space="preserve"> devient réutilisable ailleurs.</w:t>
       </w:r>
     </w:p>
     <w:p>
@@ -7030,7 +7455,8 @@
       </w:pPr>
       <w:r>
         <w:rPr>
-          <w:rFonts w:ascii="Consolas" w:cs="Consolas" w:eastAsia="Consolas" w:hAnsi="Consolas"/>
+          <w:rFonts w:ascii="Consolas" w:hAnsi="Consolas" w:cs="Consolas"/>
+          <w:color w:val="E97132" w:themeColor="accent2"/>
           <w:sz w:val="18"/>
           <w:szCs w:val="18"/>
         </w:rPr>
@@ -7045,7 +7471,8 @@
       </w:pPr>
       <w:r>
         <w:rPr>
-          <w:rFonts w:ascii="Consolas" w:cs="Consolas" w:eastAsia="Consolas" w:hAnsi="Consolas"/>
+          <w:rFonts w:ascii="Consolas" w:hAnsi="Consolas" w:cs="Consolas"/>
+          <w:color w:val="E97132" w:themeColor="accent2"/>
           <w:sz w:val="18"/>
           <w:szCs w:val="18"/>
         </w:rPr>
@@ -7060,7 +7487,8 @@
       </w:pPr>
       <w:r>
         <w:rPr>
-          <w:rFonts w:ascii="Consolas" w:cs="Consolas" w:eastAsia="Consolas" w:hAnsi="Consolas"/>
+          <w:rFonts w:ascii="Consolas" w:hAnsi="Consolas" w:cs="Consolas"/>
+          <w:color w:val="E97132" w:themeColor="accent2"/>
           <w:sz w:val="18"/>
           <w:szCs w:val="18"/>
         </w:rPr>
@@ -7092,7 +7520,8 @@
       </w:pPr>
       <w:r>
         <w:rPr>
-          <w:rFonts w:ascii="Consolas" w:cs="Consolas" w:eastAsia="Consolas" w:hAnsi="Consolas"/>
+          <w:rFonts w:ascii="Consolas" w:hAnsi="Consolas" w:cs="Consolas"/>
+          <w:color w:val="E97132" w:themeColor="accent2"/>
           <w:sz w:val="18"/>
           <w:szCs w:val="18"/>
         </w:rPr>
@@ -7107,7 +7536,8 @@
       </w:pPr>
       <w:r>
         <w:rPr>
-          <w:rFonts w:ascii="Consolas" w:cs="Consolas" w:eastAsia="Consolas" w:hAnsi="Consolas"/>
+          <w:rFonts w:ascii="Consolas" w:hAnsi="Consolas" w:cs="Consolas"/>
+          <w:color w:val="E97132" w:themeColor="accent2"/>
           <w:sz w:val="18"/>
           <w:szCs w:val="18"/>
         </w:rPr>
@@ -7122,7 +7552,8 @@
       </w:pPr>
       <w:r>
         <w:rPr>
-          <w:rFonts w:ascii="Consolas" w:cs="Consolas" w:eastAsia="Consolas" w:hAnsi="Consolas"/>
+          <w:rFonts w:ascii="Consolas" w:hAnsi="Consolas" w:cs="Consolas"/>
+          <w:color w:val="E97132" w:themeColor="accent2"/>
           <w:sz w:val="18"/>
           <w:szCs w:val="18"/>
         </w:rPr>
@@ -7168,7 +7599,23 @@
           <w:sz w:val="22"/>
           <w:szCs w:val="22"/>
         </w:rPr>
-        <w:t xml:space="preserve">Un booléen qui pilote le comportement d'une méthode annonce qu'elle fait deux choses. Il rend aussi les appels illisibles : rien ne dit ce que signifie true.</w:t>
+        <w:t xml:space="preserve">Un booléen qui pilote le comportement d'une méthode annonce qu'elle fait deux choses. Il rend aussi les appels illisibles : rien ne dit ce que signifie </w:t>
+      </w:r>
+      <w:r>
+        <w:rPr>
+          <w:rFonts w:ascii="Consolas" w:hAnsi="Consolas" w:cs="Consolas"/>
+          <w:color w:val="E97132" w:themeColor="accent2"/>
+          <w:sz w:val="18"/>
+          <w:szCs w:val="18"/>
+        </w:rPr>
+        <w:t xml:space="preserve">true</w:t>
+      </w:r>
+      <w:r>
+        <w:rPr>
+          <w:sz w:val="22"/>
+          <w:szCs w:val="22"/>
+        </w:rPr>
+        <w:t xml:space="preserve">.</w:t>
       </w:r>
     </w:p>
     <w:p>
@@ -7196,7 +7643,8 @@
       </w:pPr>
       <w:r>
         <w:rPr>
-          <w:rFonts w:ascii="Consolas" w:cs="Consolas" w:eastAsia="Consolas" w:hAnsi="Consolas"/>
+          <w:rFonts w:ascii="Consolas" w:hAnsi="Consolas" w:cs="Consolas"/>
+          <w:color w:val="E97132" w:themeColor="accent2"/>
           <w:sz w:val="18"/>
           <w:szCs w:val="18"/>
         </w:rPr>
@@ -7228,7 +7676,8 @@
       </w:pPr>
       <w:r>
         <w:rPr>
-          <w:rFonts w:ascii="Consolas" w:cs="Consolas" w:eastAsia="Consolas" w:hAnsi="Consolas"/>
+          <w:rFonts w:ascii="Consolas" w:hAnsi="Consolas" w:cs="Consolas"/>
+          <w:color w:val="E97132" w:themeColor="accent2"/>
           <w:sz w:val="18"/>
           <w:szCs w:val="18"/>
         </w:rPr>
@@ -7243,7 +7692,8 @@
       </w:pPr>
       <w:r>
         <w:rPr>
-          <w:rFonts w:ascii="Consolas" w:cs="Consolas" w:eastAsia="Consolas" w:hAnsi="Consolas"/>
+          <w:rFonts w:ascii="Consolas" w:hAnsi="Consolas" w:cs="Consolas"/>
+          <w:color w:val="E97132" w:themeColor="accent2"/>
           <w:sz w:val="18"/>
           <w:szCs w:val="18"/>
         </w:rPr>
@@ -7335,7 +7785,8 @@
       </w:pPr>
       <w:r>
         <w:rPr>
-          <w:rFonts w:ascii="Consolas" w:cs="Consolas" w:eastAsia="Consolas" w:hAnsi="Consolas"/>
+          <w:rFonts w:ascii="Consolas" w:hAnsi="Consolas" w:cs="Consolas"/>
+          <w:color w:val="E97132" w:themeColor="accent2"/>
           <w:sz w:val="18"/>
           <w:szCs w:val="18"/>
         </w:rPr>
@@ -7350,7 +7801,8 @@
       </w:pPr>
       <w:r>
         <w:rPr>
-          <w:rFonts w:ascii="Consolas" w:cs="Consolas" w:eastAsia="Consolas" w:hAnsi="Consolas"/>
+          <w:rFonts w:ascii="Consolas" w:hAnsi="Consolas" w:cs="Consolas"/>
+          <w:color w:val="E97132" w:themeColor="accent2"/>
           <w:sz w:val="18"/>
           <w:szCs w:val="18"/>
         </w:rPr>
@@ -7365,7 +7817,8 @@
       </w:pPr>
       <w:r>
         <w:rPr>
-          <w:rFonts w:ascii="Consolas" w:cs="Consolas" w:eastAsia="Consolas" w:hAnsi="Consolas"/>
+          <w:rFonts w:ascii="Consolas" w:hAnsi="Consolas" w:cs="Consolas"/>
+          <w:color w:val="E97132" w:themeColor="accent2"/>
           <w:sz w:val="18"/>
           <w:szCs w:val="18"/>
         </w:rPr>
@@ -7380,7 +7833,8 @@
       </w:pPr>
       <w:r>
         <w:rPr>
-          <w:rFonts w:ascii="Consolas" w:cs="Consolas" w:eastAsia="Consolas" w:hAnsi="Consolas"/>
+          <w:rFonts w:ascii="Consolas" w:hAnsi="Consolas" w:cs="Consolas"/>
+          <w:color w:val="E97132" w:themeColor="accent2"/>
           <w:sz w:val="18"/>
           <w:szCs w:val="18"/>
         </w:rPr>
@@ -7412,7 +7866,8 @@
       </w:pPr>
       <w:r>
         <w:rPr>
-          <w:rFonts w:ascii="Consolas" w:cs="Consolas" w:eastAsia="Consolas" w:hAnsi="Consolas"/>
+          <w:rFonts w:ascii="Consolas" w:hAnsi="Consolas" w:cs="Consolas"/>
+          <w:color w:val="E97132" w:themeColor="accent2"/>
           <w:sz w:val="18"/>
           <w:szCs w:val="18"/>
         </w:rPr>
@@ -7484,7 +7939,23 @@
                 <w:sz w:val="21"/>
                 <w:szCs w:val="21"/>
               </w:rPr>
-              <w:t xml:space="preserve">Un paramètre variadique en dernière position (String... valeurs) compte pour un seul argument.</w:t>
+              <w:t xml:space="preserve">Un paramètre variadique en dernière position (</w:t>
+            </w:r>
+            <w:r>
+              <w:rPr>
+                <w:rFonts w:ascii="Consolas" w:hAnsi="Consolas" w:cs="Consolas"/>
+                <w:color w:val="E97132" w:themeColor="accent2"/>
+                <w:sz w:val="18"/>
+                <w:szCs w:val="18"/>
+              </w:rPr>
+              <w:t xml:space="preserve">String</w:t>
+            </w:r>
+            <w:r>
+              <w:rPr>
+                <w:sz w:val="21"/>
+                <w:szCs w:val="21"/>
+              </w:rPr>
+              <w:t xml:space="preserve">... valeurs) compte pour un seul argument.</w:t>
             </w:r>
           </w:p>
           <w:p>
@@ -7569,7 +8040,8 @@
       </w:pPr>
       <w:r>
         <w:rPr>
-          <w:rFonts w:ascii="Consolas" w:cs="Consolas" w:eastAsia="Consolas" w:hAnsi="Consolas"/>
+          <w:rFonts w:ascii="Consolas" w:hAnsi="Consolas" w:cs="Consolas"/>
+          <w:color w:val="E97132" w:themeColor="accent2"/>
           <w:sz w:val="18"/>
           <w:szCs w:val="18"/>
         </w:rPr>
@@ -7584,7 +8056,8 @@
       </w:pPr>
       <w:r>
         <w:rPr>
-          <w:rFonts w:ascii="Consolas" w:cs="Consolas" w:eastAsia="Consolas" w:hAnsi="Consolas"/>
+          <w:rFonts w:ascii="Consolas" w:hAnsi="Consolas" w:cs="Consolas"/>
+          <w:color w:val="E97132" w:themeColor="accent2"/>
           <w:sz w:val="18"/>
           <w:szCs w:val="18"/>
         </w:rPr>
@@ -7599,7 +8072,8 @@
       </w:pPr>
       <w:r>
         <w:rPr>
-          <w:rFonts w:ascii="Consolas" w:cs="Consolas" w:eastAsia="Consolas" w:hAnsi="Consolas"/>
+          <w:rFonts w:ascii="Consolas" w:hAnsi="Consolas" w:cs="Consolas"/>
+          <w:color w:val="E97132" w:themeColor="accent2"/>
           <w:sz w:val="18"/>
           <w:szCs w:val="18"/>
         </w:rPr>
@@ -7619,10 +8093,10 @@
       </w:r>
       <w:r>
         <w:rPr>
-          <w:rFonts w:ascii="Consolas" w:cs="Consolas" w:eastAsia="Consolas" w:hAnsi="Consolas"/>
-          <w:color w:val="8B2500"/>
-          <w:sz w:val="22"/>
-          <w:szCs w:val="22"/>
+          <w:rFonts w:ascii="Consolas" w:hAnsi="Consolas" w:cs="Consolas"/>
+          <w:color w:val="E97132" w:themeColor="accent2"/>
+          <w:sz w:val="18"/>
+          <w:szCs w:val="18"/>
         </w:rPr>
         <w:t xml:space="preserve">getProductById</w:t>
       </w:r>
@@ -7635,10 +8109,10 @@
       </w:r>
       <w:r>
         <w:rPr>
-          <w:rFonts w:ascii="Consolas" w:cs="Consolas" w:eastAsia="Consolas" w:hAnsi="Consolas"/>
-          <w:color w:val="8B2500"/>
-          <w:sz w:val="22"/>
-          <w:szCs w:val="22"/>
+          <w:rFonts w:ascii="Consolas" w:hAnsi="Consolas" w:cs="Consolas"/>
+          <w:color w:val="E97132" w:themeColor="accent2"/>
+          <w:sz w:val="18"/>
+          <w:szCs w:val="18"/>
         </w:rPr>
         <w:t xml:space="preserve">getProductIndexInList</w:t>
       </w:r>
@@ -7651,10 +8125,10 @@
       </w:r>
       <w:r>
         <w:rPr>
-          <w:rFonts w:ascii="Consolas" w:cs="Consolas" w:eastAsia="Consolas" w:hAnsi="Consolas"/>
-          <w:color w:val="8B2500"/>
-          <w:sz w:val="22"/>
-          <w:szCs w:val="22"/>
+          <w:rFonts w:ascii="Consolas" w:hAnsi="Consolas" w:cs="Consolas"/>
+          <w:color w:val="E97132" w:themeColor="accent2"/>
+          <w:sz w:val="18"/>
+          <w:szCs w:val="18"/>
         </w:rPr>
         <w:t xml:space="preserve">get</w:t>
       </w:r>
@@ -7703,7 +8177,8 @@
       </w:pPr>
       <w:r>
         <w:rPr>
-          <w:rFonts w:ascii="Consolas" w:cs="Consolas" w:eastAsia="Consolas" w:hAnsi="Consolas"/>
+          <w:rFonts w:ascii="Consolas" w:hAnsi="Consolas" w:cs="Consolas"/>
+          <w:color w:val="E97132" w:themeColor="accent2"/>
           <w:sz w:val="18"/>
           <w:szCs w:val="18"/>
         </w:rPr>
@@ -7718,7 +8193,8 @@
       </w:pPr>
       <w:r>
         <w:rPr>
-          <w:rFonts w:ascii="Consolas" w:cs="Consolas" w:eastAsia="Consolas" w:hAnsi="Consolas"/>
+          <w:rFonts w:ascii="Consolas" w:hAnsi="Consolas" w:cs="Consolas"/>
+          <w:color w:val="E97132" w:themeColor="accent2"/>
           <w:sz w:val="18"/>
           <w:szCs w:val="18"/>
         </w:rPr>
@@ -7733,7 +8209,8 @@
       </w:pPr>
       <w:r>
         <w:rPr>
-          <w:rFonts w:ascii="Consolas" w:cs="Consolas" w:eastAsia="Consolas" w:hAnsi="Consolas"/>
+          <w:rFonts w:ascii="Consolas" w:hAnsi="Consolas" w:cs="Consolas"/>
+          <w:color w:val="E97132" w:themeColor="accent2"/>
           <w:sz w:val="18"/>
           <w:szCs w:val="18"/>
         </w:rPr>
@@ -7748,7 +8225,8 @@
       </w:pPr>
       <w:r>
         <w:rPr>
-          <w:rFonts w:ascii="Consolas" w:cs="Consolas" w:eastAsia="Consolas" w:hAnsi="Consolas"/>
+          <w:rFonts w:ascii="Consolas" w:hAnsi="Consolas" w:cs="Consolas"/>
+          <w:color w:val="E97132" w:themeColor="accent2"/>
           <w:sz w:val="18"/>
           <w:szCs w:val="18"/>
         </w:rPr>
@@ -7763,7 +8241,8 @@
       </w:pPr>
       <w:r>
         <w:rPr>
-          <w:rFonts w:ascii="Consolas" w:cs="Consolas" w:eastAsia="Consolas" w:hAnsi="Consolas"/>
+          <w:rFonts w:ascii="Consolas" w:hAnsi="Consolas" w:cs="Consolas"/>
+          <w:color w:val="E97132" w:themeColor="accent2"/>
           <w:sz w:val="18"/>
           <w:szCs w:val="18"/>
         </w:rPr>
@@ -7778,7 +8257,8 @@
       </w:pPr>
       <w:r>
         <w:rPr>
-          <w:rFonts w:ascii="Consolas" w:cs="Consolas" w:eastAsia="Consolas" w:hAnsi="Consolas"/>
+          <w:rFonts w:ascii="Consolas" w:hAnsi="Consolas" w:cs="Consolas"/>
+          <w:color w:val="E97132" w:themeColor="accent2"/>
           <w:sz w:val="18"/>
           <w:szCs w:val="18"/>
         </w:rPr>
@@ -7793,7 +8273,8 @@
       </w:pPr>
       <w:r>
         <w:rPr>
-          <w:rFonts w:ascii="Consolas" w:cs="Consolas" w:eastAsia="Consolas" w:hAnsi="Consolas"/>
+          <w:rFonts w:ascii="Consolas" w:hAnsi="Consolas" w:cs="Consolas"/>
+          <w:color w:val="E97132" w:themeColor="accent2"/>
           <w:sz w:val="18"/>
           <w:szCs w:val="18"/>
         </w:rPr>
@@ -7808,7 +8289,8 @@
       </w:pPr>
       <w:r>
         <w:rPr>
-          <w:rFonts w:ascii="Consolas" w:cs="Consolas" w:eastAsia="Consolas" w:hAnsi="Consolas"/>
+          <w:rFonts w:ascii="Consolas" w:hAnsi="Consolas" w:cs="Consolas"/>
+          <w:color w:val="E97132" w:themeColor="accent2"/>
           <w:sz w:val="18"/>
           <w:szCs w:val="18"/>
         </w:rPr>
@@ -7823,7 +8305,8 @@
       </w:pPr>
       <w:r>
         <w:rPr>
-          <w:rFonts w:ascii="Consolas" w:cs="Consolas" w:eastAsia="Consolas" w:hAnsi="Consolas"/>
+          <w:rFonts w:ascii="Consolas" w:hAnsi="Consolas" w:cs="Consolas"/>
+          <w:color w:val="E97132" w:themeColor="accent2"/>
           <w:sz w:val="18"/>
           <w:szCs w:val="18"/>
         </w:rPr>
@@ -7838,7 +8321,8 @@
       </w:pPr>
       <w:r>
         <w:rPr>
-          <w:rFonts w:ascii="Consolas" w:cs="Consolas" w:eastAsia="Consolas" w:hAnsi="Consolas"/>
+          <w:rFonts w:ascii="Consolas" w:hAnsi="Consolas" w:cs="Consolas"/>
+          <w:color w:val="E97132" w:themeColor="accent2"/>
           <w:sz w:val="18"/>
           <w:szCs w:val="18"/>
         </w:rPr>
@@ -7853,7 +8337,8 @@
       </w:pPr>
       <w:r>
         <w:rPr>
-          <w:rFonts w:ascii="Consolas" w:cs="Consolas" w:eastAsia="Consolas" w:hAnsi="Consolas"/>
+          <w:rFonts w:ascii="Consolas" w:hAnsi="Consolas" w:cs="Consolas"/>
+          <w:color w:val="E97132" w:themeColor="accent2"/>
           <w:sz w:val="18"/>
           <w:szCs w:val="18"/>
         </w:rPr>
@@ -7868,7 +8353,8 @@
       </w:pPr>
       <w:r>
         <w:rPr>
-          <w:rFonts w:ascii="Consolas" w:cs="Consolas" w:eastAsia="Consolas" w:hAnsi="Consolas"/>
+          <w:rFonts w:ascii="Consolas" w:hAnsi="Consolas" w:cs="Consolas"/>
+          <w:color w:val="E97132" w:themeColor="accent2"/>
           <w:sz w:val="18"/>
           <w:szCs w:val="18"/>
         </w:rPr>
@@ -7912,7 +8398,8 @@
       </w:pPr>
       <w:r>
         <w:rPr>
-          <w:rFonts w:ascii="Consolas" w:cs="Consolas" w:eastAsia="Consolas" w:hAnsi="Consolas"/>
+          <w:rFonts w:ascii="Consolas" w:hAnsi="Consolas" w:cs="Consolas"/>
+          <w:color w:val="E97132" w:themeColor="accent2"/>
           <w:sz w:val="18"/>
           <w:szCs w:val="18"/>
         </w:rPr>
@@ -7927,7 +8414,8 @@
       </w:pPr>
       <w:r>
         <w:rPr>
-          <w:rFonts w:ascii="Consolas" w:cs="Consolas" w:eastAsia="Consolas" w:hAnsi="Consolas"/>
+          <w:rFonts w:ascii="Consolas" w:hAnsi="Consolas" w:cs="Consolas"/>
+          <w:color w:val="E97132" w:themeColor="accent2"/>
           <w:sz w:val="18"/>
           <w:szCs w:val="18"/>
         </w:rPr>
@@ -7942,7 +8430,8 @@
       </w:pPr>
       <w:r>
         <w:rPr>
-          <w:rFonts w:ascii="Consolas" w:cs="Consolas" w:eastAsia="Consolas" w:hAnsi="Consolas"/>
+          <w:rFonts w:ascii="Consolas" w:hAnsi="Consolas" w:cs="Consolas"/>
+          <w:color w:val="E97132" w:themeColor="accent2"/>
           <w:sz w:val="18"/>
           <w:szCs w:val="18"/>
         </w:rPr>
@@ -7957,7 +8446,8 @@
       </w:pPr>
       <w:r>
         <w:rPr>
-          <w:rFonts w:ascii="Consolas" w:cs="Consolas" w:eastAsia="Consolas" w:hAnsi="Consolas"/>
+          <w:rFonts w:ascii="Consolas" w:hAnsi="Consolas" w:cs="Consolas"/>
+          <w:color w:val="E97132" w:themeColor="accent2"/>
           <w:sz w:val="18"/>
           <w:szCs w:val="18"/>
         </w:rPr>
@@ -7972,7 +8462,8 @@
       </w:pPr>
       <w:r>
         <w:rPr>
-          <w:rFonts w:ascii="Consolas" w:cs="Consolas" w:eastAsia="Consolas" w:hAnsi="Consolas"/>
+          <w:rFonts w:ascii="Consolas" w:hAnsi="Consolas" w:cs="Consolas"/>
+          <w:color w:val="E97132" w:themeColor="accent2"/>
           <w:sz w:val="18"/>
           <w:szCs w:val="18"/>
         </w:rPr>
@@ -7987,7 +8478,8 @@
       </w:pPr>
       <w:r>
         <w:rPr>
-          <w:rFonts w:ascii="Consolas" w:cs="Consolas" w:eastAsia="Consolas" w:hAnsi="Consolas"/>
+          <w:rFonts w:ascii="Consolas" w:hAnsi="Consolas" w:cs="Consolas"/>
+          <w:color w:val="E97132" w:themeColor="accent2"/>
           <w:sz w:val="18"/>
           <w:szCs w:val="18"/>
         </w:rPr>
@@ -8002,7 +8494,8 @@
       </w:pPr>
       <w:r>
         <w:rPr>
-          <w:rFonts w:ascii="Consolas" w:cs="Consolas" w:eastAsia="Consolas" w:hAnsi="Consolas"/>
+          <w:rFonts w:ascii="Consolas" w:hAnsi="Consolas" w:cs="Consolas"/>
+          <w:color w:val="E97132" w:themeColor="accent2"/>
           <w:sz w:val="18"/>
           <w:szCs w:val="18"/>
         </w:rPr>
@@ -8017,7 +8510,8 @@
       </w:pPr>
       <w:r>
         <w:rPr>
-          <w:rFonts w:ascii="Consolas" w:cs="Consolas" w:eastAsia="Consolas" w:hAnsi="Consolas"/>
+          <w:rFonts w:ascii="Consolas" w:hAnsi="Consolas" w:cs="Consolas"/>
+          <w:color w:val="E97132" w:themeColor="accent2"/>
           <w:sz w:val="18"/>
           <w:szCs w:val="18"/>
         </w:rPr>
@@ -8032,7 +8526,8 @@
       </w:pPr>
       <w:r>
         <w:rPr>
-          <w:rFonts w:ascii="Consolas" w:cs="Consolas" w:eastAsia="Consolas" w:hAnsi="Consolas"/>
+          <w:rFonts w:ascii="Consolas" w:hAnsi="Consolas" w:cs="Consolas"/>
+          <w:color w:val="E97132" w:themeColor="accent2"/>
           <w:sz w:val="18"/>
           <w:szCs w:val="18"/>
         </w:rPr>
@@ -8047,7 +8542,8 @@
       </w:pPr>
       <w:r>
         <w:rPr>
-          <w:rFonts w:ascii="Consolas" w:cs="Consolas" w:eastAsia="Consolas" w:hAnsi="Consolas"/>
+          <w:rFonts w:ascii="Consolas" w:hAnsi="Consolas" w:cs="Consolas"/>
+          <w:color w:val="E97132" w:themeColor="accent2"/>
           <w:sz w:val="18"/>
           <w:szCs w:val="18"/>
         </w:rPr>
@@ -8062,7 +8558,8 @@
       </w:pPr>
       <w:r>
         <w:rPr>
-          <w:rFonts w:ascii="Consolas" w:cs="Consolas" w:eastAsia="Consolas" w:hAnsi="Consolas"/>
+          <w:rFonts w:ascii="Consolas" w:hAnsi="Consolas" w:cs="Consolas"/>
+          <w:color w:val="E97132" w:themeColor="accent2"/>
           <w:sz w:val="18"/>
           <w:szCs w:val="18"/>
         </w:rPr>
@@ -8077,7 +8574,8 @@
       </w:pPr>
       <w:r>
         <w:rPr>
-          <w:rFonts w:ascii="Consolas" w:cs="Consolas" w:eastAsia="Consolas" w:hAnsi="Consolas"/>
+          <w:rFonts w:ascii="Consolas" w:hAnsi="Consolas" w:cs="Consolas"/>
+          <w:color w:val="E97132" w:themeColor="accent2"/>
           <w:sz w:val="18"/>
           <w:szCs w:val="18"/>
         </w:rPr>
@@ -8092,7 +8590,8 @@
       </w:pPr>
       <w:r>
         <w:rPr>
-          <w:rFonts w:ascii="Consolas" w:cs="Consolas" w:eastAsia="Consolas" w:hAnsi="Consolas"/>
+          <w:rFonts w:ascii="Consolas" w:hAnsi="Consolas" w:cs="Consolas"/>
+          <w:color w:val="E97132" w:themeColor="accent2"/>
           <w:sz w:val="18"/>
           <w:szCs w:val="18"/>
         </w:rPr>
@@ -8107,7 +8606,8 @@
       </w:pPr>
       <w:r>
         <w:rPr>
-          <w:rFonts w:ascii="Consolas" w:cs="Consolas" w:eastAsia="Consolas" w:hAnsi="Consolas"/>
+          <w:rFonts w:ascii="Consolas" w:hAnsi="Consolas" w:cs="Consolas"/>
+          <w:color w:val="E97132" w:themeColor="accent2"/>
           <w:sz w:val="18"/>
           <w:szCs w:val="18"/>
         </w:rPr>
@@ -8122,7 +8622,8 @@
       </w:pPr>
       <w:r>
         <w:rPr>
-          <w:rFonts w:ascii="Consolas" w:cs="Consolas" w:eastAsia="Consolas" w:hAnsi="Consolas"/>
+          <w:rFonts w:ascii="Consolas" w:hAnsi="Consolas" w:cs="Consolas"/>
+          <w:color w:val="E97132" w:themeColor="accent2"/>
           <w:sz w:val="18"/>
           <w:szCs w:val="18"/>
         </w:rPr>
@@ -8137,7 +8638,8 @@
       </w:pPr>
       <w:r>
         <w:rPr>
-          <w:rFonts w:ascii="Consolas" w:cs="Consolas" w:eastAsia="Consolas" w:hAnsi="Consolas"/>
+          <w:rFonts w:ascii="Consolas" w:hAnsi="Consolas" w:cs="Consolas"/>
+          <w:color w:val="E97132" w:themeColor="accent2"/>
           <w:sz w:val="18"/>
           <w:szCs w:val="18"/>
         </w:rPr>
@@ -8152,7 +8654,8 @@
       </w:pPr>
       <w:r>
         <w:rPr>
-          <w:rFonts w:ascii="Consolas" w:cs="Consolas" w:eastAsia="Consolas" w:hAnsi="Consolas"/>
+          <w:rFonts w:ascii="Consolas" w:hAnsi="Consolas" w:cs="Consolas"/>
+          <w:color w:val="E97132" w:themeColor="accent2"/>
           <w:sz w:val="18"/>
           <w:szCs w:val="18"/>
         </w:rPr>
@@ -8167,7 +8670,8 @@
       </w:pPr>
       <w:r>
         <w:rPr>
-          <w:rFonts w:ascii="Consolas" w:cs="Consolas" w:eastAsia="Consolas" w:hAnsi="Consolas"/>
+          <w:rFonts w:ascii="Consolas" w:hAnsi="Consolas" w:cs="Consolas"/>
+          <w:color w:val="E97132" w:themeColor="accent2"/>
           <w:sz w:val="18"/>
           <w:szCs w:val="18"/>
         </w:rPr>
@@ -8196,10 +8700,10 @@
       </w:r>
       <w:r>
         <w:rPr>
-          <w:rFonts w:ascii="Consolas" w:cs="Consolas" w:eastAsia="Consolas" w:hAnsi="Consolas"/>
-          <w:color w:val="8B2500"/>
-          <w:sz w:val="22"/>
-          <w:szCs w:val="22"/>
+          <w:rFonts w:ascii="Consolas" w:hAnsi="Consolas" w:cs="Consolas"/>
+          <w:color w:val="E97132" w:themeColor="accent2"/>
+          <w:sz w:val="18"/>
+          <w:szCs w:val="18"/>
         </w:rPr>
         <w:t xml:space="preserve">void</w:t>
       </w:r>
@@ -8212,10 +8716,10 @@
       </w:r>
       <w:r>
         <w:rPr>
-          <w:rFonts w:ascii="Consolas" w:cs="Consolas" w:eastAsia="Consolas" w:hAnsi="Consolas"/>
-          <w:color w:val="8B2500"/>
-          <w:sz w:val="22"/>
-          <w:szCs w:val="22"/>
+          <w:rFonts w:ascii="Consolas" w:hAnsi="Consolas" w:cs="Consolas"/>
+          <w:color w:val="E97132" w:themeColor="accent2"/>
+          <w:sz w:val="18"/>
+          <w:szCs w:val="18"/>
         </w:rPr>
         <w:t xml:space="preserve">dernierRetraitOK()</w:t>
       </w:r>
@@ -8300,7 +8804,8 @@
       </w:pPr>
       <w:r>
         <w:rPr>
-          <w:rFonts w:ascii="Consolas" w:cs="Consolas" w:eastAsia="Consolas" w:hAnsi="Consolas"/>
+          <w:rFonts w:ascii="Consolas" w:hAnsi="Consolas" w:cs="Consolas"/>
+          <w:color w:val="E97132" w:themeColor="accent2"/>
           <w:sz w:val="18"/>
           <w:szCs w:val="18"/>
         </w:rPr>
@@ -8315,7 +8820,8 @@
       </w:pPr>
       <w:r>
         <w:rPr>
-          <w:rFonts w:ascii="Consolas" w:cs="Consolas" w:eastAsia="Consolas" w:hAnsi="Consolas"/>
+          <w:rFonts w:ascii="Consolas" w:hAnsi="Consolas" w:cs="Consolas"/>
+          <w:color w:val="E97132" w:themeColor="accent2"/>
           <w:sz w:val="18"/>
           <w:szCs w:val="18"/>
         </w:rPr>
@@ -8330,7 +8836,8 @@
       </w:pPr>
       <w:r>
         <w:rPr>
-          <w:rFonts w:ascii="Consolas" w:cs="Consolas" w:eastAsia="Consolas" w:hAnsi="Consolas"/>
+          <w:rFonts w:ascii="Consolas" w:hAnsi="Consolas" w:cs="Consolas"/>
+          <w:color w:val="E97132" w:themeColor="accent2"/>
           <w:sz w:val="18"/>
           <w:szCs w:val="18"/>
         </w:rPr>
@@ -8345,7 +8852,8 @@
       </w:pPr>
       <w:r>
         <w:rPr>
-          <w:rFonts w:ascii="Consolas" w:cs="Consolas" w:eastAsia="Consolas" w:hAnsi="Consolas"/>
+          <w:rFonts w:ascii="Consolas" w:hAnsi="Consolas" w:cs="Consolas"/>
+          <w:color w:val="E97132" w:themeColor="accent2"/>
           <w:sz w:val="18"/>
           <w:szCs w:val="18"/>
         </w:rPr>
@@ -8360,7 +8868,8 @@
       </w:pPr>
       <w:r>
         <w:rPr>
-          <w:rFonts w:ascii="Consolas" w:cs="Consolas" w:eastAsia="Consolas" w:hAnsi="Consolas"/>
+          <w:rFonts w:ascii="Consolas" w:hAnsi="Consolas" w:cs="Consolas"/>
+          <w:color w:val="E97132" w:themeColor="accent2"/>
           <w:sz w:val="18"/>
           <w:szCs w:val="18"/>
         </w:rPr>
@@ -8376,7 +8885,23 @@
           <w:sz w:val="22"/>
           <w:szCs w:val="22"/>
         </w:rPr>
-        <w:t xml:space="preserve">Que teste ce if ? Que l'attribut existait déjà ? Que l'écriture a réussi ? Impossible de le savoir sans ouvrir la méthode. Séparez :</w:t>
+        <w:t xml:space="preserve">Que teste ce </w:t>
+      </w:r>
+      <w:r>
+        <w:rPr>
+          <w:rFonts w:ascii="Consolas" w:hAnsi="Consolas" w:cs="Consolas"/>
+          <w:color w:val="E97132" w:themeColor="accent2"/>
+          <w:sz w:val="18"/>
+          <w:szCs w:val="18"/>
+        </w:rPr>
+        <w:t xml:space="preserve">if</w:t>
+      </w:r>
+      <w:r>
+        <w:rPr>
+          <w:sz w:val="22"/>
+          <w:szCs w:val="22"/>
+        </w:rPr>
+        <w:t xml:space="preserve"> ? Que l'attribut existait déjà ? Que l'écriture a réussi ? Impossible de le savoir sans ouvrir la méthode. Séparez :</w:t>
       </w:r>
     </w:p>
     <w:p>
@@ -8404,7 +8929,8 @@
       </w:pPr>
       <w:r>
         <w:rPr>
-          <w:rFonts w:ascii="Consolas" w:cs="Consolas" w:eastAsia="Consolas" w:hAnsi="Consolas"/>
+          <w:rFonts w:ascii="Consolas" w:hAnsi="Consolas" w:cs="Consolas"/>
+          <w:color w:val="E97132" w:themeColor="accent2"/>
           <w:sz w:val="18"/>
           <w:szCs w:val="18"/>
         </w:rPr>
@@ -8419,7 +8945,8 @@
       </w:pPr>
       <w:r>
         <w:rPr>
-          <w:rFonts w:ascii="Consolas" w:cs="Consolas" w:eastAsia="Consolas" w:hAnsi="Consolas"/>
+          <w:rFonts w:ascii="Consolas" w:hAnsi="Consolas" w:cs="Consolas"/>
+          <w:color w:val="E97132" w:themeColor="accent2"/>
           <w:sz w:val="18"/>
           <w:szCs w:val="18"/>
         </w:rPr>
@@ -8434,7 +8961,8 @@
       </w:pPr>
       <w:r>
         <w:rPr>
-          <w:rFonts w:ascii="Consolas" w:cs="Consolas" w:eastAsia="Consolas" w:hAnsi="Consolas"/>
+          <w:rFonts w:ascii="Consolas" w:hAnsi="Consolas" w:cs="Consolas"/>
+          <w:color w:val="E97132" w:themeColor="accent2"/>
           <w:sz w:val="18"/>
           <w:szCs w:val="18"/>
         </w:rPr>
@@ -8449,7 +8977,8 @@
       </w:pPr>
       <w:r>
         <w:rPr>
-          <w:rFonts w:ascii="Consolas" w:cs="Consolas" w:eastAsia="Consolas" w:hAnsi="Consolas"/>
+          <w:rFonts w:ascii="Consolas" w:hAnsi="Consolas" w:cs="Consolas"/>
+          <w:color w:val="E97132" w:themeColor="accent2"/>
           <w:sz w:val="18"/>
           <w:szCs w:val="18"/>
         </w:rPr>
@@ -8464,7 +8993,8 @@
       </w:pPr>
       <w:r>
         <w:rPr>
-          <w:rFonts w:ascii="Consolas" w:cs="Consolas" w:eastAsia="Consolas" w:hAnsi="Consolas"/>
+          <w:rFonts w:ascii="Consolas" w:hAnsi="Consolas" w:cs="Consolas"/>
+          <w:color w:val="E97132" w:themeColor="accent2"/>
           <w:sz w:val="18"/>
           <w:szCs w:val="18"/>
         </w:rPr>
@@ -8479,7 +9009,8 @@
       </w:pPr>
       <w:r>
         <w:rPr>
-          <w:rFonts w:ascii="Consolas" w:cs="Consolas" w:eastAsia="Consolas" w:hAnsi="Consolas"/>
+          <w:rFonts w:ascii="Consolas" w:hAnsi="Consolas" w:cs="Consolas"/>
+          <w:color w:val="E97132" w:themeColor="accent2"/>
           <w:sz w:val="18"/>
           <w:szCs w:val="18"/>
         </w:rPr>
@@ -8517,10 +9048,10 @@
       </w:r>
       <w:r>
         <w:rPr>
-          <w:rFonts w:ascii="Consolas" w:cs="Consolas" w:eastAsia="Consolas" w:hAnsi="Consolas"/>
-          <w:color w:val="8B2500"/>
-          <w:sz w:val="22"/>
-          <w:szCs w:val="22"/>
+          <w:rFonts w:ascii="Consolas" w:hAnsi="Consolas" w:cs="Consolas"/>
+          <w:color w:val="E97132" w:themeColor="accent2"/>
+          <w:sz w:val="18"/>
+          <w:szCs w:val="18"/>
         </w:rPr>
         <w:t xml:space="preserve">estDecouvert()</w:t>
       </w:r>
@@ -8533,10 +9064,10 @@
       </w:r>
       <w:r>
         <w:rPr>
-          <w:rFonts w:ascii="Consolas" w:cs="Consolas" w:eastAsia="Consolas" w:hAnsi="Consolas"/>
-          <w:color w:val="8B2500"/>
-          <w:sz w:val="22"/>
-          <w:szCs w:val="22"/>
+          <w:rFonts w:ascii="Consolas" w:hAnsi="Consolas" w:cs="Consolas"/>
+          <w:color w:val="E97132" w:themeColor="accent2"/>
+          <w:sz w:val="18"/>
+          <w:szCs w:val="18"/>
         </w:rPr>
         <w:t xml:space="preserve">retirer()</w:t>
       </w:r>
@@ -8561,10 +9092,10 @@
       </w:r>
       <w:r>
         <w:rPr>
-          <w:rFonts w:ascii="Consolas" w:cs="Consolas" w:eastAsia="Consolas" w:hAnsi="Consolas"/>
-          <w:color w:val="8B2500"/>
-          <w:sz w:val="22"/>
-          <w:szCs w:val="22"/>
+          <w:rFonts w:ascii="Consolas" w:hAnsi="Consolas" w:cs="Consolas"/>
+          <w:color w:val="E97132" w:themeColor="accent2"/>
+          <w:sz w:val="18"/>
+          <w:szCs w:val="18"/>
         </w:rPr>
         <w:t xml:space="preserve">ajouter</w:t>
       </w:r>
@@ -8577,10 +9108,10 @@
       </w:r>
       <w:r>
         <w:rPr>
-          <w:rFonts w:ascii="Consolas" w:cs="Consolas" w:eastAsia="Consolas" w:hAnsi="Consolas"/>
-          <w:color w:val="8B2500"/>
-          <w:sz w:val="22"/>
-          <w:szCs w:val="22"/>
+          <w:rFonts w:ascii="Consolas" w:hAnsi="Consolas" w:cs="Consolas"/>
+          <w:color w:val="E97132" w:themeColor="accent2"/>
+          <w:sz w:val="18"/>
+          <w:szCs w:val="18"/>
         </w:rPr>
         <w:t xml:space="preserve">retirer</w:t>
       </w:r>
@@ -8593,10 +9124,10 @@
       </w:r>
       <w:r>
         <w:rPr>
-          <w:rFonts w:ascii="Consolas" w:cs="Consolas" w:eastAsia="Consolas" w:hAnsi="Consolas"/>
-          <w:color w:val="8B2500"/>
-          <w:sz w:val="22"/>
-          <w:szCs w:val="22"/>
+          <w:rFonts w:ascii="Consolas" w:hAnsi="Consolas" w:cs="Consolas"/>
+          <w:color w:val="E97132" w:themeColor="accent2"/>
+          <w:sz w:val="18"/>
+          <w:szCs w:val="18"/>
         </w:rPr>
         <w:t xml:space="preserve">demarrer</w:t>
       </w:r>
@@ -8609,10 +9140,10 @@
       </w:r>
       <w:r>
         <w:rPr>
-          <w:rFonts w:ascii="Consolas" w:cs="Consolas" w:eastAsia="Consolas" w:hAnsi="Consolas"/>
-          <w:color w:val="8B2500"/>
-          <w:sz w:val="22"/>
-          <w:szCs w:val="22"/>
+          <w:rFonts w:ascii="Consolas" w:hAnsi="Consolas" w:cs="Consolas"/>
+          <w:color w:val="E97132" w:themeColor="accent2"/>
+          <w:sz w:val="18"/>
+          <w:szCs w:val="18"/>
         </w:rPr>
         <w:t xml:space="preserve">solde</w:t>
       </w:r>
@@ -8625,10 +9156,10 @@
       </w:r>
       <w:r>
         <w:rPr>
-          <w:rFonts w:ascii="Consolas" w:cs="Consolas" w:eastAsia="Consolas" w:hAnsi="Consolas"/>
-          <w:color w:val="8B2500"/>
-          <w:sz w:val="22"/>
-          <w:szCs w:val="22"/>
+          <w:rFonts w:ascii="Consolas" w:hAnsi="Consolas" w:cs="Consolas"/>
+          <w:color w:val="E97132" w:themeColor="accent2"/>
+          <w:sz w:val="18"/>
+          <w:szCs w:val="18"/>
         </w:rPr>
         <w:t xml:space="preserve">estVide</w:t>
       </w:r>
@@ -8749,7 +9280,8 @@
       </w:pPr>
       <w:r>
         <w:rPr>
-          <w:rFonts w:ascii="Consolas" w:cs="Consolas" w:eastAsia="Consolas" w:hAnsi="Consolas"/>
+          <w:rFonts w:ascii="Consolas" w:hAnsi="Consolas" w:cs="Consolas"/>
+          <w:color w:val="E97132" w:themeColor="accent2"/>
           <w:sz w:val="18"/>
           <w:szCs w:val="18"/>
         </w:rPr>
@@ -8764,7 +9296,8 @@
       </w:pPr>
       <w:r>
         <w:rPr>
-          <w:rFonts w:ascii="Consolas" w:cs="Consolas" w:eastAsia="Consolas" w:hAnsi="Consolas"/>
+          <w:rFonts w:ascii="Consolas" w:hAnsi="Consolas" w:cs="Consolas"/>
+          <w:color w:val="E97132" w:themeColor="accent2"/>
           <w:sz w:val="18"/>
           <w:szCs w:val="18"/>
         </w:rPr>
@@ -8779,7 +9312,8 @@
       </w:pPr>
       <w:r>
         <w:rPr>
-          <w:rFonts w:ascii="Consolas" w:cs="Consolas" w:eastAsia="Consolas" w:hAnsi="Consolas"/>
+          <w:rFonts w:ascii="Consolas" w:hAnsi="Consolas" w:cs="Consolas"/>
+          <w:color w:val="E97132" w:themeColor="accent2"/>
           <w:sz w:val="18"/>
           <w:szCs w:val="18"/>
         </w:rPr>
@@ -8794,7 +9328,8 @@
       </w:pPr>
       <w:r>
         <w:rPr>
-          <w:rFonts w:ascii="Consolas" w:cs="Consolas" w:eastAsia="Consolas" w:hAnsi="Consolas"/>
+          <w:rFonts w:ascii="Consolas" w:hAnsi="Consolas" w:cs="Consolas"/>
+          <w:color w:val="E97132" w:themeColor="accent2"/>
           <w:sz w:val="18"/>
           <w:szCs w:val="18"/>
         </w:rPr>
@@ -8826,7 +9361,8 @@
       </w:pPr>
       <w:r>
         <w:rPr>
-          <w:rFonts w:ascii="Consolas" w:cs="Consolas" w:eastAsia="Consolas" w:hAnsi="Consolas"/>
+          <w:rFonts w:ascii="Consolas" w:hAnsi="Consolas" w:cs="Consolas"/>
+          <w:color w:val="E97132" w:themeColor="accent2"/>
           <w:sz w:val="18"/>
           <w:szCs w:val="18"/>
         </w:rPr>
@@ -8841,7 +9377,8 @@
       </w:pPr>
       <w:r>
         <w:rPr>
-          <w:rFonts w:ascii="Consolas" w:cs="Consolas" w:eastAsia="Consolas" w:hAnsi="Consolas"/>
+          <w:rFonts w:ascii="Consolas" w:hAnsi="Consolas" w:cs="Consolas"/>
+          <w:color w:val="E97132" w:themeColor="accent2"/>
           <w:sz w:val="18"/>
           <w:szCs w:val="18"/>
         </w:rPr>
@@ -8856,7 +9393,8 @@
       </w:pPr>
       <w:r>
         <w:rPr>
-          <w:rFonts w:ascii="Consolas" w:cs="Consolas" w:eastAsia="Consolas" w:hAnsi="Consolas"/>
+          <w:rFonts w:ascii="Consolas" w:hAnsi="Consolas" w:cs="Consolas"/>
+          <w:color w:val="E97132" w:themeColor="accent2"/>
           <w:sz w:val="18"/>
           <w:szCs w:val="18"/>
         </w:rPr>
@@ -8930,7 +9468,8 @@
       </w:pPr>
       <w:r>
         <w:rPr>
-          <w:rFonts w:ascii="Consolas" w:cs="Consolas" w:eastAsia="Consolas" w:hAnsi="Consolas"/>
+          <w:rFonts w:ascii="Consolas" w:hAnsi="Consolas" w:cs="Consolas"/>
+          <w:color w:val="E97132" w:themeColor="accent2"/>
           <w:sz w:val="18"/>
           <w:szCs w:val="18"/>
         </w:rPr>
@@ -8945,7 +9484,8 @@
       </w:pPr>
       <w:r>
         <w:rPr>
-          <w:rFonts w:ascii="Consolas" w:cs="Consolas" w:eastAsia="Consolas" w:hAnsi="Consolas"/>
+          <w:rFonts w:ascii="Consolas" w:hAnsi="Consolas" w:cs="Consolas"/>
+          <w:color w:val="E97132" w:themeColor="accent2"/>
           <w:sz w:val="18"/>
           <w:szCs w:val="18"/>
         </w:rPr>
@@ -8960,7 +9500,8 @@
       </w:pPr>
       <w:r>
         <w:rPr>
-          <w:rFonts w:ascii="Consolas" w:cs="Consolas" w:eastAsia="Consolas" w:hAnsi="Consolas"/>
+          <w:rFonts w:ascii="Consolas" w:hAnsi="Consolas" w:cs="Consolas"/>
+          <w:color w:val="E97132" w:themeColor="accent2"/>
           <w:sz w:val="18"/>
           <w:szCs w:val="18"/>
         </w:rPr>
@@ -9022,7 +9563,8 @@
       </w:pPr>
       <w:r>
         <w:rPr>
-          <w:rFonts w:ascii="Consolas" w:cs="Consolas" w:eastAsia="Consolas" w:hAnsi="Consolas"/>
+          <w:rFonts w:ascii="Consolas" w:hAnsi="Consolas" w:cs="Consolas"/>
+          <w:color w:val="E97132" w:themeColor="accent2"/>
           <w:sz w:val="18"/>
           <w:szCs w:val="18"/>
         </w:rPr>
@@ -9037,7 +9579,8 @@
       </w:pPr>
       <w:r>
         <w:rPr>
-          <w:rFonts w:ascii="Consolas" w:cs="Consolas" w:eastAsia="Consolas" w:hAnsi="Consolas"/>
+          <w:rFonts w:ascii="Consolas" w:hAnsi="Consolas" w:cs="Consolas"/>
+          <w:color w:val="E97132" w:themeColor="accent2"/>
           <w:sz w:val="18"/>
           <w:szCs w:val="18"/>
         </w:rPr>
@@ -9052,7 +9595,8 @@
       </w:pPr>
       <w:r>
         <w:rPr>
-          <w:rFonts w:ascii="Consolas" w:cs="Consolas" w:eastAsia="Consolas" w:hAnsi="Consolas"/>
+          <w:rFonts w:ascii="Consolas" w:hAnsi="Consolas" w:cs="Consolas"/>
+          <w:color w:val="E97132" w:themeColor="accent2"/>
           <w:sz w:val="18"/>
           <w:szCs w:val="18"/>
         </w:rPr>
@@ -9067,7 +9611,8 @@
       </w:pPr>
       <w:r>
         <w:rPr>
-          <w:rFonts w:ascii="Consolas" w:cs="Consolas" w:eastAsia="Consolas" w:hAnsi="Consolas"/>
+          <w:rFonts w:ascii="Consolas" w:hAnsi="Consolas" w:cs="Consolas"/>
+          <w:color w:val="E97132" w:themeColor="accent2"/>
           <w:sz w:val="18"/>
           <w:szCs w:val="18"/>
         </w:rPr>
@@ -9082,7 +9627,8 @@
       </w:pPr>
       <w:r>
         <w:rPr>
-          <w:rFonts w:ascii="Consolas" w:cs="Consolas" w:eastAsia="Consolas" w:hAnsi="Consolas"/>
+          <w:rFonts w:ascii="Consolas" w:hAnsi="Consolas" w:cs="Consolas"/>
+          <w:color w:val="E97132" w:themeColor="accent2"/>
           <w:sz w:val="18"/>
           <w:szCs w:val="18"/>
         </w:rPr>
@@ -9114,7 +9660,8 @@
       </w:pPr>
       <w:r>
         <w:rPr>
-          <w:rFonts w:ascii="Consolas" w:cs="Consolas" w:eastAsia="Consolas" w:hAnsi="Consolas"/>
+          <w:rFonts w:ascii="Consolas" w:hAnsi="Consolas" w:cs="Consolas"/>
+          <w:color w:val="E97132" w:themeColor="accent2"/>
           <w:sz w:val="18"/>
           <w:szCs w:val="18"/>
         </w:rPr>
@@ -9129,7 +9676,8 @@
       </w:pPr>
       <w:r>
         <w:rPr>
-          <w:rFonts w:ascii="Consolas" w:cs="Consolas" w:eastAsia="Consolas" w:hAnsi="Consolas"/>
+          <w:rFonts w:ascii="Consolas" w:hAnsi="Consolas" w:cs="Consolas"/>
+          <w:color w:val="E97132" w:themeColor="accent2"/>
           <w:sz w:val="18"/>
           <w:szCs w:val="18"/>
         </w:rPr>
@@ -9144,7 +9692,8 @@
       </w:pPr>
       <w:r>
         <w:rPr>
-          <w:rFonts w:ascii="Consolas" w:cs="Consolas" w:eastAsia="Consolas" w:hAnsi="Consolas"/>
+          <w:rFonts w:ascii="Consolas" w:hAnsi="Consolas" w:cs="Consolas"/>
+          <w:color w:val="E97132" w:themeColor="accent2"/>
           <w:sz w:val="18"/>
           <w:szCs w:val="18"/>
         </w:rPr>
@@ -9218,7 +9767,8 @@
       </w:pPr>
       <w:r>
         <w:rPr>
-          <w:rFonts w:ascii="Consolas" w:cs="Consolas" w:eastAsia="Consolas" w:hAnsi="Consolas"/>
+          <w:rFonts w:ascii="Consolas" w:hAnsi="Consolas" w:cs="Consolas"/>
+          <w:color w:val="E97132" w:themeColor="accent2"/>
           <w:sz w:val="18"/>
           <w:szCs w:val="18"/>
         </w:rPr>
@@ -9233,7 +9783,8 @@
       </w:pPr>
       <w:r>
         <w:rPr>
-          <w:rFonts w:ascii="Consolas" w:cs="Consolas" w:eastAsia="Consolas" w:hAnsi="Consolas"/>
+          <w:rFonts w:ascii="Consolas" w:hAnsi="Consolas" w:cs="Consolas"/>
+          <w:color w:val="E97132" w:themeColor="accent2"/>
           <w:sz w:val="18"/>
           <w:szCs w:val="18"/>
         </w:rPr>
@@ -9248,7 +9799,8 @@
       </w:pPr>
       <w:r>
         <w:rPr>
-          <w:rFonts w:ascii="Consolas" w:cs="Consolas" w:eastAsia="Consolas" w:hAnsi="Consolas"/>
+          <w:rFonts w:ascii="Consolas" w:hAnsi="Consolas" w:cs="Consolas"/>
+          <w:color w:val="E97132" w:themeColor="accent2"/>
           <w:sz w:val="18"/>
           <w:szCs w:val="18"/>
         </w:rPr>
@@ -9263,7 +9815,8 @@
       </w:pPr>
       <w:r>
         <w:rPr>
-          <w:rFonts w:ascii="Consolas" w:cs="Consolas" w:eastAsia="Consolas" w:hAnsi="Consolas"/>
+          <w:rFonts w:ascii="Consolas" w:hAnsi="Consolas" w:cs="Consolas"/>
+          <w:color w:val="E97132" w:themeColor="accent2"/>
           <w:sz w:val="18"/>
           <w:szCs w:val="18"/>
         </w:rPr>
@@ -9278,7 +9831,8 @@
       </w:pPr>
       <w:r>
         <w:rPr>
-          <w:rFonts w:ascii="Consolas" w:cs="Consolas" w:eastAsia="Consolas" w:hAnsi="Consolas"/>
+          <w:rFonts w:ascii="Consolas" w:hAnsi="Consolas" w:cs="Consolas"/>
+          <w:color w:val="E97132" w:themeColor="accent2"/>
           <w:sz w:val="18"/>
           <w:szCs w:val="18"/>
         </w:rPr>
@@ -9293,7 +9847,8 @@
       </w:pPr>
       <w:r>
         <w:rPr>
-          <w:rFonts w:ascii="Consolas" w:cs="Consolas" w:eastAsia="Consolas" w:hAnsi="Consolas"/>
+          <w:rFonts w:ascii="Consolas" w:hAnsi="Consolas" w:cs="Consolas"/>
+          <w:color w:val="E97132" w:themeColor="accent2"/>
           <w:sz w:val="18"/>
           <w:szCs w:val="18"/>
         </w:rPr>
@@ -9308,7 +9863,8 @@
       </w:pPr>
       <w:r>
         <w:rPr>
-          <w:rFonts w:ascii="Consolas" w:cs="Consolas" w:eastAsia="Consolas" w:hAnsi="Consolas"/>
+          <w:rFonts w:ascii="Consolas" w:hAnsi="Consolas" w:cs="Consolas"/>
+          <w:color w:val="E97132" w:themeColor="accent2"/>
           <w:sz w:val="18"/>
           <w:szCs w:val="18"/>
         </w:rPr>
@@ -9340,7 +9896,8 @@
       </w:pPr>
       <w:r>
         <w:rPr>
-          <w:rFonts w:ascii="Consolas" w:cs="Consolas" w:eastAsia="Consolas" w:hAnsi="Consolas"/>
+          <w:rFonts w:ascii="Consolas" w:hAnsi="Consolas" w:cs="Consolas"/>
+          <w:color w:val="E97132" w:themeColor="accent2"/>
           <w:sz w:val="18"/>
           <w:szCs w:val="18"/>
         </w:rPr>
@@ -9355,7 +9912,8 @@
       </w:pPr>
       <w:r>
         <w:rPr>
-          <w:rFonts w:ascii="Consolas" w:cs="Consolas" w:eastAsia="Consolas" w:hAnsi="Consolas"/>
+          <w:rFonts w:ascii="Consolas" w:hAnsi="Consolas" w:cs="Consolas"/>
+          <w:color w:val="E97132" w:themeColor="accent2"/>
           <w:sz w:val="18"/>
           <w:szCs w:val="18"/>
         </w:rPr>
@@ -9370,7 +9928,8 @@
       </w:pPr>
       <w:r>
         <w:rPr>
-          <w:rFonts w:ascii="Consolas" w:cs="Consolas" w:eastAsia="Consolas" w:hAnsi="Consolas"/>
+          <w:rFonts w:ascii="Consolas" w:hAnsi="Consolas" w:cs="Consolas"/>
+          <w:color w:val="E97132" w:themeColor="accent2"/>
           <w:sz w:val="18"/>
           <w:szCs w:val="18"/>
         </w:rPr>
@@ -9385,7 +9944,8 @@
       </w:pPr>
       <w:r>
         <w:rPr>
-          <w:rFonts w:ascii="Consolas" w:cs="Consolas" w:eastAsia="Consolas" w:hAnsi="Consolas"/>
+          <w:rFonts w:ascii="Consolas" w:hAnsi="Consolas" w:cs="Consolas"/>
+          <w:color w:val="E97132" w:themeColor="accent2"/>
           <w:sz w:val="18"/>
           <w:szCs w:val="18"/>
         </w:rPr>
@@ -9400,7 +9960,8 @@
       </w:pPr>
       <w:r>
         <w:rPr>
-          <w:rFonts w:ascii="Consolas" w:cs="Consolas" w:eastAsia="Consolas" w:hAnsi="Consolas"/>
+          <w:rFonts w:ascii="Consolas" w:hAnsi="Consolas" w:cs="Consolas"/>
+          <w:color w:val="E97132" w:themeColor="accent2"/>
           <w:sz w:val="18"/>
           <w:szCs w:val="18"/>
         </w:rPr>
@@ -9415,7 +9976,8 @@
       </w:pPr>
       <w:r>
         <w:rPr>
-          <w:rFonts w:ascii="Consolas" w:cs="Consolas" w:eastAsia="Consolas" w:hAnsi="Consolas"/>
+          <w:rFonts w:ascii="Consolas" w:hAnsi="Consolas" w:cs="Consolas"/>
+          <w:color w:val="E97132" w:themeColor="accent2"/>
           <w:sz w:val="18"/>
           <w:szCs w:val="18"/>
         </w:rPr>
@@ -9430,7 +9992,8 @@
       </w:pPr>
       <w:r>
         <w:rPr>
-          <w:rFonts w:ascii="Consolas" w:cs="Consolas" w:eastAsia="Consolas" w:hAnsi="Consolas"/>
+          <w:rFonts w:ascii="Consolas" w:hAnsi="Consolas" w:cs="Consolas"/>
+          <w:color w:val="E97132" w:themeColor="accent2"/>
           <w:sz w:val="18"/>
           <w:szCs w:val="18"/>
         </w:rPr>
@@ -9540,7 +10103,8 @@
       </w:pPr>
       <w:r>
         <w:rPr>
-          <w:rFonts w:ascii="Consolas" w:cs="Consolas" w:eastAsia="Consolas" w:hAnsi="Consolas"/>
+          <w:rFonts w:ascii="Consolas" w:hAnsi="Consolas" w:cs="Consolas"/>
+          <w:color w:val="E97132" w:themeColor="accent2"/>
           <w:sz w:val="18"/>
           <w:szCs w:val="18"/>
         </w:rPr>
@@ -9572,7 +10136,8 @@
       </w:pPr>
       <w:r>
         <w:rPr>
-          <w:rFonts w:ascii="Consolas" w:cs="Consolas" w:eastAsia="Consolas" w:hAnsi="Consolas"/>
+          <w:rFonts w:ascii="Consolas" w:hAnsi="Consolas" w:cs="Consolas"/>
+          <w:color w:val="E97132" w:themeColor="accent2"/>
           <w:sz w:val="18"/>
           <w:szCs w:val="18"/>
         </w:rPr>
@@ -9592,10 +10157,10 @@
       </w:r>
       <w:r>
         <w:rPr>
-          <w:rFonts w:ascii="Consolas" w:cs="Consolas" w:eastAsia="Consolas" w:hAnsi="Consolas"/>
-          <w:color w:val="8B2500"/>
-          <w:sz w:val="22"/>
-          <w:szCs w:val="22"/>
+          <w:rFonts w:ascii="Consolas" w:hAnsi="Consolas" w:cs="Consolas"/>
+          <w:color w:val="E97132" w:themeColor="accent2"/>
+          <w:sz w:val="18"/>
+          <w:szCs w:val="18"/>
         </w:rPr>
         <w:t xml:space="preserve">Joueur</w:t>
       </w:r>
@@ -9608,10 +10173,10 @@
       </w:r>
       <w:r>
         <w:rPr>
-          <w:rFonts w:ascii="Consolas" w:cs="Consolas" w:eastAsia="Consolas" w:hAnsi="Consolas"/>
-          <w:color w:val="8B2500"/>
-          <w:sz w:val="22"/>
-          <w:szCs w:val="22"/>
+          <w:rFonts w:ascii="Consolas" w:hAnsi="Consolas" w:cs="Consolas"/>
+          <w:color w:val="E97132" w:themeColor="accent2"/>
+          <w:sz w:val="18"/>
+          <w:szCs w:val="18"/>
         </w:rPr>
         <w:t xml:space="preserve">Compte</w:t>
       </w:r>
@@ -9624,10 +10189,10 @@
       </w:r>
       <w:r>
         <w:rPr>
-          <w:rFonts w:ascii="Consolas" w:cs="Consolas" w:eastAsia="Consolas" w:hAnsi="Consolas"/>
-          <w:color w:val="8B2500"/>
-          <w:sz w:val="22"/>
-          <w:szCs w:val="22"/>
+          <w:rFonts w:ascii="Consolas" w:hAnsi="Consolas" w:cs="Consolas"/>
+          <w:color w:val="E97132" w:themeColor="accent2"/>
+          <w:sz w:val="18"/>
+          <w:szCs w:val="18"/>
         </w:rPr>
         <w:t xml:space="preserve">Partie</w:t>
       </w:r>
@@ -9673,10 +10238,10 @@
       </w:r>
       <w:r>
         <w:rPr>
-          <w:rFonts w:ascii="Consolas" w:cs="Consolas" w:eastAsia="Consolas" w:hAnsi="Consolas"/>
-          <w:color w:val="8B2500"/>
-          <w:sz w:val="22"/>
-          <w:szCs w:val="22"/>
+          <w:rFonts w:ascii="Consolas" w:hAnsi="Consolas" w:cs="Consolas"/>
+          <w:color w:val="E97132" w:themeColor="accent2"/>
+          <w:sz w:val="18"/>
+          <w:szCs w:val="18"/>
         </w:rPr>
         <w:t xml:space="preserve">LocalDate.now().getYear()</w:t>
       </w:r>
@@ -9743,7 +10308,8 @@
       </w:pPr>
       <w:r>
         <w:rPr>
-          <w:rFonts w:ascii="Consolas" w:cs="Consolas" w:eastAsia="Consolas" w:hAnsi="Consolas"/>
+          <w:rFonts w:ascii="Consolas" w:hAnsi="Consolas" w:cs="Consolas"/>
+          <w:color w:val="E97132" w:themeColor="accent2"/>
           <w:sz w:val="18"/>
           <w:szCs w:val="18"/>
         </w:rPr>
@@ -9758,7 +10324,8 @@
       </w:pPr>
       <w:r>
         <w:rPr>
-          <w:rFonts w:ascii="Consolas" w:cs="Consolas" w:eastAsia="Consolas" w:hAnsi="Consolas"/>
+          <w:rFonts w:ascii="Consolas" w:hAnsi="Consolas" w:cs="Consolas"/>
+          <w:color w:val="E97132" w:themeColor="accent2"/>
           <w:sz w:val="18"/>
           <w:szCs w:val="18"/>
         </w:rPr>
@@ -9773,7 +10340,8 @@
       </w:pPr>
       <w:r>
         <w:rPr>
-          <w:rFonts w:ascii="Consolas" w:cs="Consolas" w:eastAsia="Consolas" w:hAnsi="Consolas"/>
+          <w:rFonts w:ascii="Consolas" w:hAnsi="Consolas" w:cs="Consolas"/>
+          <w:color w:val="E97132" w:themeColor="accent2"/>
           <w:sz w:val="18"/>
           <w:szCs w:val="18"/>
         </w:rPr>
@@ -9788,7 +10356,8 @@
       </w:pPr>
       <w:r>
         <w:rPr>
-          <w:rFonts w:ascii="Consolas" w:cs="Consolas" w:eastAsia="Consolas" w:hAnsi="Consolas"/>
+          <w:rFonts w:ascii="Consolas" w:hAnsi="Consolas" w:cs="Consolas"/>
+          <w:color w:val="E97132" w:themeColor="accent2"/>
           <w:sz w:val="18"/>
           <w:szCs w:val="18"/>
         </w:rPr>
@@ -9803,7 +10372,8 @@
       </w:pPr>
       <w:r>
         <w:rPr>
-          <w:rFonts w:ascii="Consolas" w:cs="Consolas" w:eastAsia="Consolas" w:hAnsi="Consolas"/>
+          <w:rFonts w:ascii="Consolas" w:hAnsi="Consolas" w:cs="Consolas"/>
+          <w:color w:val="E97132" w:themeColor="accent2"/>
           <w:sz w:val="18"/>
           <w:szCs w:val="18"/>
         </w:rPr>
@@ -9818,7 +10388,8 @@
       </w:pPr>
       <w:r>
         <w:rPr>
-          <w:rFonts w:ascii="Consolas" w:cs="Consolas" w:eastAsia="Consolas" w:hAnsi="Consolas"/>
+          <w:rFonts w:ascii="Consolas" w:hAnsi="Consolas" w:cs="Consolas"/>
+          <w:color w:val="E97132" w:themeColor="accent2"/>
           <w:sz w:val="18"/>
           <w:szCs w:val="18"/>
         </w:rPr>
@@ -9833,7 +10404,8 @@
       </w:pPr>
       <w:r>
         <w:rPr>
-          <w:rFonts w:ascii="Consolas" w:cs="Consolas" w:eastAsia="Consolas" w:hAnsi="Consolas"/>
+          <w:rFonts w:ascii="Consolas" w:hAnsi="Consolas" w:cs="Consolas"/>
+          <w:color w:val="E97132" w:themeColor="accent2"/>
           <w:sz w:val="18"/>
           <w:szCs w:val="18"/>
         </w:rPr>
@@ -9848,7 +10420,8 @@
       </w:pPr>
       <w:r>
         <w:rPr>
-          <w:rFonts w:ascii="Consolas" w:cs="Consolas" w:eastAsia="Consolas" w:hAnsi="Consolas"/>
+          <w:rFonts w:ascii="Consolas" w:hAnsi="Consolas" w:cs="Consolas"/>
+          <w:color w:val="E97132" w:themeColor="accent2"/>
           <w:sz w:val="18"/>
           <w:szCs w:val="18"/>
         </w:rPr>
@@ -9863,7 +10436,8 @@
       </w:pPr>
       <w:r>
         <w:rPr>
-          <w:rFonts w:ascii="Consolas" w:cs="Consolas" w:eastAsia="Consolas" w:hAnsi="Consolas"/>
+          <w:rFonts w:ascii="Consolas" w:hAnsi="Consolas" w:cs="Consolas"/>
+          <w:color w:val="E97132" w:themeColor="accent2"/>
           <w:sz w:val="18"/>
           <w:szCs w:val="18"/>
         </w:rPr>
@@ -9895,7 +10469,8 @@
       </w:pPr>
       <w:r>
         <w:rPr>
-          <w:rFonts w:ascii="Consolas" w:cs="Consolas" w:eastAsia="Consolas" w:hAnsi="Consolas"/>
+          <w:rFonts w:ascii="Consolas" w:hAnsi="Consolas" w:cs="Consolas"/>
+          <w:color w:val="E97132" w:themeColor="accent2"/>
           <w:sz w:val="18"/>
           <w:szCs w:val="18"/>
         </w:rPr>
@@ -9910,7 +10485,8 @@
       </w:pPr>
       <w:r>
         <w:rPr>
-          <w:rFonts w:ascii="Consolas" w:cs="Consolas" w:eastAsia="Consolas" w:hAnsi="Consolas"/>
+          <w:rFonts w:ascii="Consolas" w:hAnsi="Consolas" w:cs="Consolas"/>
+          <w:color w:val="E97132" w:themeColor="accent2"/>
           <w:sz w:val="18"/>
           <w:szCs w:val="18"/>
         </w:rPr>
@@ -9925,7 +10501,8 @@
       </w:pPr>
       <w:r>
         <w:rPr>
-          <w:rFonts w:ascii="Consolas" w:cs="Consolas" w:eastAsia="Consolas" w:hAnsi="Consolas"/>
+          <w:rFonts w:ascii="Consolas" w:hAnsi="Consolas" w:cs="Consolas"/>
+          <w:color w:val="E97132" w:themeColor="accent2"/>
           <w:sz w:val="18"/>
           <w:szCs w:val="18"/>
         </w:rPr>
@@ -9940,7 +10517,8 @@
       </w:pPr>
       <w:r>
         <w:rPr>
-          <w:rFonts w:ascii="Consolas" w:cs="Consolas" w:eastAsia="Consolas" w:hAnsi="Consolas"/>
+          <w:rFonts w:ascii="Consolas" w:hAnsi="Consolas" w:cs="Consolas"/>
+          <w:color w:val="E97132" w:themeColor="accent2"/>
           <w:sz w:val="18"/>
           <w:szCs w:val="18"/>
         </w:rPr>
@@ -9955,7 +10533,8 @@
       </w:pPr>
       <w:r>
         <w:rPr>
-          <w:rFonts w:ascii="Consolas" w:cs="Consolas" w:eastAsia="Consolas" w:hAnsi="Consolas"/>
+          <w:rFonts w:ascii="Consolas" w:hAnsi="Consolas" w:cs="Consolas"/>
+          <w:color w:val="E97132" w:themeColor="accent2"/>
           <w:sz w:val="18"/>
           <w:szCs w:val="18"/>
         </w:rPr>
@@ -9970,7 +10549,8 @@
       </w:pPr>
       <w:r>
         <w:rPr>
-          <w:rFonts w:ascii="Consolas" w:cs="Consolas" w:eastAsia="Consolas" w:hAnsi="Consolas"/>
+          <w:rFonts w:ascii="Consolas" w:hAnsi="Consolas" w:cs="Consolas"/>
+          <w:color w:val="E97132" w:themeColor="accent2"/>
           <w:sz w:val="18"/>
           <w:szCs w:val="18"/>
         </w:rPr>
@@ -9985,7 +10565,8 @@
       </w:pPr>
       <w:r>
         <w:rPr>
-          <w:rFonts w:ascii="Consolas" w:cs="Consolas" w:eastAsia="Consolas" w:hAnsi="Consolas"/>
+          <w:rFonts w:ascii="Consolas" w:hAnsi="Consolas" w:cs="Consolas"/>
+          <w:color w:val="E97132" w:themeColor="accent2"/>
           <w:sz w:val="18"/>
           <w:szCs w:val="18"/>
         </w:rPr>
@@ -10000,7 +10581,8 @@
       </w:pPr>
       <w:r>
         <w:rPr>
-          <w:rFonts w:ascii="Consolas" w:cs="Consolas" w:eastAsia="Consolas" w:hAnsi="Consolas"/>
+          <w:rFonts w:ascii="Consolas" w:hAnsi="Consolas" w:cs="Consolas"/>
+          <w:color w:val="E97132" w:themeColor="accent2"/>
           <w:sz w:val="18"/>
           <w:szCs w:val="18"/>
         </w:rPr>
@@ -10015,7 +10597,8 @@
       </w:pPr>
       <w:r>
         <w:rPr>
-          <w:rFonts w:ascii="Consolas" w:cs="Consolas" w:eastAsia="Consolas" w:hAnsi="Consolas"/>
+          <w:rFonts w:ascii="Consolas" w:hAnsi="Consolas" w:cs="Consolas"/>
+          <w:color w:val="E97132" w:themeColor="accent2"/>
           <w:sz w:val="18"/>
           <w:szCs w:val="18"/>
         </w:rPr>
@@ -10030,7 +10613,8 @@
       </w:pPr>
       <w:r>
         <w:rPr>
-          <w:rFonts w:ascii="Consolas" w:cs="Consolas" w:eastAsia="Consolas" w:hAnsi="Consolas"/>
+          <w:rFonts w:ascii="Consolas" w:hAnsi="Consolas" w:cs="Consolas"/>
+          <w:color w:val="E97132" w:themeColor="accent2"/>
           <w:sz w:val="18"/>
           <w:szCs w:val="18"/>
         </w:rPr>
@@ -10045,7 +10629,8 @@
       </w:pPr>
       <w:r>
         <w:rPr>
-          <w:rFonts w:ascii="Consolas" w:cs="Consolas" w:eastAsia="Consolas" w:hAnsi="Consolas"/>
+          <w:rFonts w:ascii="Consolas" w:hAnsi="Consolas" w:cs="Consolas"/>
+          <w:color w:val="E97132" w:themeColor="accent2"/>
           <w:sz w:val="18"/>
           <w:szCs w:val="18"/>
         </w:rPr>
@@ -10077,10 +10662,10 @@
       </w:r>
       <w:r>
         <w:rPr>
-          <w:rFonts w:ascii="Consolas" w:cs="Consolas" w:eastAsia="Consolas" w:hAnsi="Consolas"/>
-          <w:color w:val="8B2500"/>
-          <w:sz w:val="22"/>
-          <w:szCs w:val="22"/>
+          <w:rFonts w:ascii="Consolas" w:hAnsi="Consolas" w:cs="Consolas"/>
+          <w:color w:val="E97132" w:themeColor="accent2"/>
+          <w:sz w:val="18"/>
+          <w:szCs w:val="18"/>
         </w:rPr>
         <w:t xml:space="preserve">age</w:t>
       </w:r>
@@ -10183,7 +10768,8 @@
       </w:pPr>
       <w:r>
         <w:rPr>
-          <w:rFonts w:ascii="Consolas" w:cs="Consolas" w:eastAsia="Consolas" w:hAnsi="Consolas"/>
+          <w:rFonts w:ascii="Consolas" w:hAnsi="Consolas" w:cs="Consolas"/>
+          <w:color w:val="E97132" w:themeColor="accent2"/>
           <w:sz w:val="18"/>
           <w:szCs w:val="18"/>
         </w:rPr>
@@ -10198,7 +10784,8 @@
       </w:pPr>
       <w:r>
         <w:rPr>
-          <w:rFonts w:ascii="Consolas" w:cs="Consolas" w:eastAsia="Consolas" w:hAnsi="Consolas"/>
+          <w:rFonts w:ascii="Consolas" w:hAnsi="Consolas" w:cs="Consolas"/>
+          <w:color w:val="E97132" w:themeColor="accent2"/>
           <w:sz w:val="18"/>
           <w:szCs w:val="18"/>
         </w:rPr>
@@ -10213,7 +10800,8 @@
       </w:pPr>
       <w:r>
         <w:rPr>
-          <w:rFonts w:ascii="Consolas" w:cs="Consolas" w:eastAsia="Consolas" w:hAnsi="Consolas"/>
+          <w:rFonts w:ascii="Consolas" w:hAnsi="Consolas" w:cs="Consolas"/>
+          <w:color w:val="E97132" w:themeColor="accent2"/>
           <w:sz w:val="18"/>
           <w:szCs w:val="18"/>
         </w:rPr>
@@ -10228,7 +10816,8 @@
       </w:pPr>
       <w:r>
         <w:rPr>
-          <w:rFonts w:ascii="Consolas" w:cs="Consolas" w:eastAsia="Consolas" w:hAnsi="Consolas"/>
+          <w:rFonts w:ascii="Consolas" w:hAnsi="Consolas" w:cs="Consolas"/>
+          <w:color w:val="E97132" w:themeColor="accent2"/>
           <w:sz w:val="18"/>
           <w:szCs w:val="18"/>
         </w:rPr>
@@ -10243,7 +10832,8 @@
       </w:pPr>
       <w:r>
         <w:rPr>
-          <w:rFonts w:ascii="Consolas" w:cs="Consolas" w:eastAsia="Consolas" w:hAnsi="Consolas"/>
+          <w:rFonts w:ascii="Consolas" w:hAnsi="Consolas" w:cs="Consolas"/>
+          <w:color w:val="E97132" w:themeColor="accent2"/>
           <w:sz w:val="18"/>
           <w:szCs w:val="18"/>
         </w:rPr>
@@ -10258,7 +10848,8 @@
       </w:pPr>
       <w:r>
         <w:rPr>
-          <w:rFonts w:ascii="Consolas" w:cs="Consolas" w:eastAsia="Consolas" w:hAnsi="Consolas"/>
+          <w:rFonts w:ascii="Consolas" w:hAnsi="Consolas" w:cs="Consolas"/>
+          <w:color w:val="E97132" w:themeColor="accent2"/>
           <w:sz w:val="18"/>
           <w:szCs w:val="18"/>
         </w:rPr>
@@ -10273,7 +10864,8 @@
       </w:pPr>
       <w:r>
         <w:rPr>
-          <w:rFonts w:ascii="Consolas" w:cs="Consolas" w:eastAsia="Consolas" w:hAnsi="Consolas"/>
+          <w:rFonts w:ascii="Consolas" w:hAnsi="Consolas" w:cs="Consolas"/>
+          <w:color w:val="E97132" w:themeColor="accent2"/>
           <w:sz w:val="18"/>
           <w:szCs w:val="18"/>
         </w:rPr>
@@ -10288,7 +10880,8 @@
       </w:pPr>
       <w:r>
         <w:rPr>
-          <w:rFonts w:ascii="Consolas" w:cs="Consolas" w:eastAsia="Consolas" w:hAnsi="Consolas"/>
+          <w:rFonts w:ascii="Consolas" w:hAnsi="Consolas" w:cs="Consolas"/>
+          <w:color w:val="E97132" w:themeColor="accent2"/>
           <w:sz w:val="18"/>
           <w:szCs w:val="18"/>
         </w:rPr>
@@ -10303,7 +10896,8 @@
       </w:pPr>
       <w:r>
         <w:rPr>
-          <w:rFonts w:ascii="Consolas" w:cs="Consolas" w:eastAsia="Consolas" w:hAnsi="Consolas"/>
+          <w:rFonts w:ascii="Consolas" w:hAnsi="Consolas" w:cs="Consolas"/>
+          <w:color w:val="E97132" w:themeColor="accent2"/>
           <w:sz w:val="18"/>
           <w:szCs w:val="18"/>
         </w:rPr>
@@ -10318,7 +10912,8 @@
       </w:pPr>
       <w:r>
         <w:rPr>
-          <w:rFonts w:ascii="Consolas" w:cs="Consolas" w:eastAsia="Consolas" w:hAnsi="Consolas"/>
+          <w:rFonts w:ascii="Consolas" w:hAnsi="Consolas" w:cs="Consolas"/>
+          <w:color w:val="E97132" w:themeColor="accent2"/>
           <w:sz w:val="18"/>
           <w:szCs w:val="18"/>
         </w:rPr>
@@ -10350,7 +10945,8 @@
       </w:pPr>
       <w:r>
         <w:rPr>
-          <w:rFonts w:ascii="Consolas" w:cs="Consolas" w:eastAsia="Consolas" w:hAnsi="Consolas"/>
+          <w:rFonts w:ascii="Consolas" w:hAnsi="Consolas" w:cs="Consolas"/>
+          <w:color w:val="E97132" w:themeColor="accent2"/>
           <w:sz w:val="18"/>
           <w:szCs w:val="18"/>
         </w:rPr>
@@ -10365,7 +10961,8 @@
       </w:pPr>
       <w:r>
         <w:rPr>
-          <w:rFonts w:ascii="Consolas" w:cs="Consolas" w:eastAsia="Consolas" w:hAnsi="Consolas"/>
+          <w:rFonts w:ascii="Consolas" w:hAnsi="Consolas" w:cs="Consolas"/>
+          <w:color w:val="E97132" w:themeColor="accent2"/>
           <w:sz w:val="18"/>
           <w:szCs w:val="18"/>
         </w:rPr>
@@ -10380,7 +10977,8 @@
       </w:pPr>
       <w:r>
         <w:rPr>
-          <w:rFonts w:ascii="Consolas" w:cs="Consolas" w:eastAsia="Consolas" w:hAnsi="Consolas"/>
+          <w:rFonts w:ascii="Consolas" w:hAnsi="Consolas" w:cs="Consolas"/>
+          <w:color w:val="E97132" w:themeColor="accent2"/>
           <w:sz w:val="18"/>
           <w:szCs w:val="18"/>
         </w:rPr>
@@ -10395,7 +10993,8 @@
       </w:pPr>
       <w:r>
         <w:rPr>
-          <w:rFonts w:ascii="Consolas" w:cs="Consolas" w:eastAsia="Consolas" w:hAnsi="Consolas"/>
+          <w:rFonts w:ascii="Consolas" w:hAnsi="Consolas" w:cs="Consolas"/>
+          <w:color w:val="E97132" w:themeColor="accent2"/>
           <w:sz w:val="18"/>
           <w:szCs w:val="18"/>
         </w:rPr>
@@ -10410,7 +11009,8 @@
       </w:pPr>
       <w:r>
         <w:rPr>
-          <w:rFonts w:ascii="Consolas" w:cs="Consolas" w:eastAsia="Consolas" w:hAnsi="Consolas"/>
+          <w:rFonts w:ascii="Consolas" w:hAnsi="Consolas" w:cs="Consolas"/>
+          <w:color w:val="E97132" w:themeColor="accent2"/>
           <w:sz w:val="18"/>
           <w:szCs w:val="18"/>
         </w:rPr>
@@ -10425,7 +11025,8 @@
       </w:pPr>
       <w:r>
         <w:rPr>
-          <w:rFonts w:ascii="Consolas" w:cs="Consolas" w:eastAsia="Consolas" w:hAnsi="Consolas"/>
+          <w:rFonts w:ascii="Consolas" w:hAnsi="Consolas" w:cs="Consolas"/>
+          <w:color w:val="E97132" w:themeColor="accent2"/>
           <w:sz w:val="18"/>
           <w:szCs w:val="18"/>
         </w:rPr>
@@ -10440,7 +11041,8 @@
       </w:pPr>
       <w:r>
         <w:rPr>
-          <w:rFonts w:ascii="Consolas" w:cs="Consolas" w:eastAsia="Consolas" w:hAnsi="Consolas"/>
+          <w:rFonts w:ascii="Consolas" w:hAnsi="Consolas" w:cs="Consolas"/>
+          <w:color w:val="E97132" w:themeColor="accent2"/>
           <w:sz w:val="18"/>
           <w:szCs w:val="18"/>
         </w:rPr>
@@ -10455,7 +11057,8 @@
       </w:pPr>
       <w:r>
         <w:rPr>
-          <w:rFonts w:ascii="Consolas" w:cs="Consolas" w:eastAsia="Consolas" w:hAnsi="Consolas"/>
+          <w:rFonts w:ascii="Consolas" w:hAnsi="Consolas" w:cs="Consolas"/>
+          <w:color w:val="E97132" w:themeColor="accent2"/>
           <w:sz w:val="18"/>
           <w:szCs w:val="18"/>
         </w:rPr>
@@ -10470,7 +11073,8 @@
       </w:pPr>
       <w:r>
         <w:rPr>
-          <w:rFonts w:ascii="Consolas" w:cs="Consolas" w:eastAsia="Consolas" w:hAnsi="Consolas"/>
+          <w:rFonts w:ascii="Consolas" w:hAnsi="Consolas" w:cs="Consolas"/>
+          <w:color w:val="E97132" w:themeColor="accent2"/>
           <w:sz w:val="18"/>
           <w:szCs w:val="18"/>
         </w:rPr>
@@ -10485,7 +11089,8 @@
       </w:pPr>
       <w:r>
         <w:rPr>
-          <w:rFonts w:ascii="Consolas" w:cs="Consolas" w:eastAsia="Consolas" w:hAnsi="Consolas"/>
+          <w:rFonts w:ascii="Consolas" w:hAnsi="Consolas" w:cs="Consolas"/>
+          <w:color w:val="E97132" w:themeColor="accent2"/>
           <w:sz w:val="18"/>
           <w:szCs w:val="18"/>
         </w:rPr>
@@ -10514,10 +11119,10 @@
       </w:r>
       <w:r>
         <w:rPr>
-          <w:rFonts w:ascii="Consolas" w:cs="Consolas" w:eastAsia="Consolas" w:hAnsi="Consolas"/>
-          <w:color w:val="8B2500"/>
-          <w:sz w:val="22"/>
-          <w:szCs w:val="22"/>
+          <w:rFonts w:ascii="Consolas" w:hAnsi="Consolas" w:cs="Consolas"/>
+          <w:color w:val="E97132" w:themeColor="accent2"/>
+          <w:sz w:val="18"/>
+          <w:szCs w:val="18"/>
         </w:rPr>
         <w:t xml:space="preserve">System.out.println</w:t>
       </w:r>
@@ -10580,10 +11185,10 @@
       </w:r>
       <w:r>
         <w:rPr>
-          <w:rFonts w:ascii="Consolas" w:cs="Consolas" w:eastAsia="Consolas" w:hAnsi="Consolas"/>
-          <w:color w:val="8B2500"/>
-          <w:sz w:val="22"/>
-          <w:szCs w:val="22"/>
+          <w:rFonts w:ascii="Consolas" w:hAnsi="Consolas" w:cs="Consolas"/>
+          <w:color w:val="E97132" w:themeColor="accent2"/>
+          <w:sz w:val="18"/>
+          <w:szCs w:val="18"/>
         </w:rPr>
         <w:t xml:space="preserve">estDecouvert()</w:t>
       </w:r>
@@ -10596,10 +11201,10 @@
       </w:r>
       <w:r>
         <w:rPr>
-          <w:rFonts w:ascii="Consolas" w:cs="Consolas" w:eastAsia="Consolas" w:hAnsi="Consolas"/>
-          <w:color w:val="8B2500"/>
-          <w:sz w:val="22"/>
-          <w:szCs w:val="22"/>
+          <w:rFonts w:ascii="Consolas" w:hAnsi="Consolas" w:cs="Consolas"/>
+          <w:color w:val="E97132" w:themeColor="accent2"/>
+          <w:sz w:val="18"/>
+          <w:szCs w:val="18"/>
         </w:rPr>
         <w:t xml:space="preserve">retirer()</w:t>
       </w:r>
@@ -10638,7 +11243,39 @@
           <w:sz w:val="22"/>
           <w:szCs w:val="22"/>
         </w:rPr>
-        <w:t xml:space="preserve">Rendre null revient à demander à chaque appelant d'écrire une vérification, pour toujours. Un seul oubli et le programme s'arrête sur une NullPointerException, à un endroit qui n'a rien à voir avec la cause.</w:t>
+        <w:t xml:space="preserve">Rendre </w:t>
+      </w:r>
+      <w:r>
+        <w:rPr>
+          <w:rFonts w:ascii="Consolas" w:hAnsi="Consolas" w:cs="Consolas"/>
+          <w:color w:val="E97132" w:themeColor="accent2"/>
+          <w:sz w:val="18"/>
+          <w:szCs w:val="18"/>
+        </w:rPr>
+        <w:t xml:space="preserve">null</w:t>
+      </w:r>
+      <w:r>
+        <w:rPr>
+          <w:sz w:val="22"/>
+          <w:szCs w:val="22"/>
+        </w:rPr>
+        <w:t xml:space="preserve"> revient à demander à chaque appelant d'écrire une vérification, pour toujours. Un seul oubli et le programme s'arrête sur une </w:t>
+      </w:r>
+      <w:r>
+        <w:rPr>
+          <w:rFonts w:ascii="Consolas" w:hAnsi="Consolas" w:cs="Consolas"/>
+          <w:color w:val="E97132" w:themeColor="accent2"/>
+          <w:sz w:val="18"/>
+          <w:szCs w:val="18"/>
+        </w:rPr>
+        <w:t xml:space="preserve">NullPointerException</w:t>
+      </w:r>
+      <w:r>
+        <w:rPr>
+          <w:sz w:val="22"/>
+          <w:szCs w:val="22"/>
+        </w:rPr>
+        <w:t xml:space="preserve">, à un endroit qui n'a rien à voir avec la cause.</w:t>
       </w:r>
     </w:p>
     <w:p>
@@ -10666,7 +11303,8 @@
       </w:pPr>
       <w:r>
         <w:rPr>
-          <w:rFonts w:ascii="Consolas" w:cs="Consolas" w:eastAsia="Consolas" w:hAnsi="Consolas"/>
+          <w:rFonts w:ascii="Consolas" w:hAnsi="Consolas" w:cs="Consolas"/>
+          <w:color w:val="E97132" w:themeColor="accent2"/>
           <w:sz w:val="18"/>
           <w:szCs w:val="18"/>
         </w:rPr>
@@ -10681,7 +11319,8 @@
       </w:pPr>
       <w:r>
         <w:rPr>
-          <w:rFonts w:ascii="Consolas" w:cs="Consolas" w:eastAsia="Consolas" w:hAnsi="Consolas"/>
+          <w:rFonts w:ascii="Consolas" w:hAnsi="Consolas" w:cs="Consolas"/>
+          <w:color w:val="E97132" w:themeColor="accent2"/>
           <w:sz w:val="18"/>
           <w:szCs w:val="18"/>
         </w:rPr>
@@ -10696,7 +11335,8 @@
       </w:pPr>
       <w:r>
         <w:rPr>
-          <w:rFonts w:ascii="Consolas" w:cs="Consolas" w:eastAsia="Consolas" w:hAnsi="Consolas"/>
+          <w:rFonts w:ascii="Consolas" w:hAnsi="Consolas" w:cs="Consolas"/>
+          <w:color w:val="E97132" w:themeColor="accent2"/>
           <w:sz w:val="18"/>
           <w:szCs w:val="18"/>
         </w:rPr>
@@ -10711,7 +11351,8 @@
       </w:pPr>
       <w:r>
         <w:rPr>
-          <w:rFonts w:ascii="Consolas" w:cs="Consolas" w:eastAsia="Consolas" w:hAnsi="Consolas"/>
+          <w:rFonts w:ascii="Consolas" w:hAnsi="Consolas" w:cs="Consolas"/>
+          <w:color w:val="E97132" w:themeColor="accent2"/>
           <w:sz w:val="18"/>
           <w:szCs w:val="18"/>
         </w:rPr>
@@ -10726,7 +11367,8 @@
       </w:pPr>
       <w:r>
         <w:rPr>
-          <w:rFonts w:ascii="Consolas" w:cs="Consolas" w:eastAsia="Consolas" w:hAnsi="Consolas"/>
+          <w:rFonts w:ascii="Consolas" w:hAnsi="Consolas" w:cs="Consolas"/>
+          <w:color w:val="E97132" w:themeColor="accent2"/>
           <w:sz w:val="18"/>
           <w:szCs w:val="18"/>
         </w:rPr>
@@ -10741,7 +11383,8 @@
       </w:pPr>
       <w:r>
         <w:rPr>
-          <w:rFonts w:ascii="Consolas" w:cs="Consolas" w:eastAsia="Consolas" w:hAnsi="Consolas"/>
+          <w:rFonts w:ascii="Consolas" w:hAnsi="Consolas" w:cs="Consolas"/>
+          <w:color w:val="E97132" w:themeColor="accent2"/>
           <w:sz w:val="18"/>
           <w:szCs w:val="18"/>
         </w:rPr>
@@ -10756,7 +11399,8 @@
       </w:pPr>
       <w:r>
         <w:rPr>
-          <w:rFonts w:ascii="Consolas" w:cs="Consolas" w:eastAsia="Consolas" w:hAnsi="Consolas"/>
+          <w:rFonts w:ascii="Consolas" w:hAnsi="Consolas" w:cs="Consolas"/>
+          <w:color w:val="E97132" w:themeColor="accent2"/>
           <w:sz w:val="18"/>
           <w:szCs w:val="18"/>
         </w:rPr>
@@ -10771,7 +11415,8 @@
       </w:pPr>
       <w:r>
         <w:rPr>
-          <w:rFonts w:ascii="Consolas" w:cs="Consolas" w:eastAsia="Consolas" w:hAnsi="Consolas"/>
+          <w:rFonts w:ascii="Consolas" w:hAnsi="Consolas" w:cs="Consolas"/>
+          <w:color w:val="E97132" w:themeColor="accent2"/>
           <w:sz w:val="18"/>
           <w:szCs w:val="18"/>
         </w:rPr>
@@ -10803,7 +11448,8 @@
       </w:pPr>
       <w:r>
         <w:rPr>
-          <w:rFonts w:ascii="Consolas" w:cs="Consolas" w:eastAsia="Consolas" w:hAnsi="Consolas"/>
+          <w:rFonts w:ascii="Consolas" w:hAnsi="Consolas" w:cs="Consolas"/>
+          <w:color w:val="E97132" w:themeColor="accent2"/>
           <w:sz w:val="18"/>
           <w:szCs w:val="18"/>
         </w:rPr>
@@ -10818,7 +11464,8 @@
       </w:pPr>
       <w:r>
         <w:rPr>
-          <w:rFonts w:ascii="Consolas" w:cs="Consolas" w:eastAsia="Consolas" w:hAnsi="Consolas"/>
+          <w:rFonts w:ascii="Consolas" w:hAnsi="Consolas" w:cs="Consolas"/>
+          <w:color w:val="E97132" w:themeColor="accent2"/>
           <w:sz w:val="18"/>
           <w:szCs w:val="18"/>
         </w:rPr>
@@ -10833,7 +11480,8 @@
       </w:pPr>
       <w:r>
         <w:rPr>
-          <w:rFonts w:ascii="Consolas" w:cs="Consolas" w:eastAsia="Consolas" w:hAnsi="Consolas"/>
+          <w:rFonts w:ascii="Consolas" w:hAnsi="Consolas" w:cs="Consolas"/>
+          <w:color w:val="E97132" w:themeColor="accent2"/>
           <w:sz w:val="18"/>
           <w:szCs w:val="18"/>
         </w:rPr>
@@ -10848,7 +11496,8 @@
       </w:pPr>
       <w:r>
         <w:rPr>
-          <w:rFonts w:ascii="Consolas" w:cs="Consolas" w:eastAsia="Consolas" w:hAnsi="Consolas"/>
+          <w:rFonts w:ascii="Consolas" w:hAnsi="Consolas" w:cs="Consolas"/>
+          <w:color w:val="E97132" w:themeColor="accent2"/>
           <w:sz w:val="18"/>
           <w:szCs w:val="18"/>
         </w:rPr>
@@ -10863,7 +11512,8 @@
       </w:pPr>
       <w:r>
         <w:rPr>
-          <w:rFonts w:ascii="Consolas" w:cs="Consolas" w:eastAsia="Consolas" w:hAnsi="Consolas"/>
+          <w:rFonts w:ascii="Consolas" w:hAnsi="Consolas" w:cs="Consolas"/>
+          <w:color w:val="E97132" w:themeColor="accent2"/>
           <w:sz w:val="18"/>
           <w:szCs w:val="18"/>
         </w:rPr>
@@ -10878,7 +11528,8 @@
       </w:pPr>
       <w:r>
         <w:rPr>
-          <w:rFonts w:ascii="Consolas" w:cs="Consolas" w:eastAsia="Consolas" w:hAnsi="Consolas"/>
+          <w:rFonts w:ascii="Consolas" w:hAnsi="Consolas" w:cs="Consolas"/>
+          <w:color w:val="E97132" w:themeColor="accent2"/>
           <w:sz w:val="18"/>
           <w:szCs w:val="18"/>
         </w:rPr>
@@ -10893,7 +11544,8 @@
       </w:pPr>
       <w:r>
         <w:rPr>
-          <w:rFonts w:ascii="Consolas" w:cs="Consolas" w:eastAsia="Consolas" w:hAnsi="Consolas"/>
+          <w:rFonts w:ascii="Consolas" w:hAnsi="Consolas" w:cs="Consolas"/>
+          <w:color w:val="E97132" w:themeColor="accent2"/>
           <w:sz w:val="18"/>
           <w:szCs w:val="18"/>
         </w:rPr>
@@ -10908,7 +11560,8 @@
       </w:pPr>
       <w:r>
         <w:rPr>
-          <w:rFonts w:ascii="Consolas" w:cs="Consolas" w:eastAsia="Consolas" w:hAnsi="Consolas"/>
+          <w:rFonts w:ascii="Consolas" w:hAnsi="Consolas" w:cs="Consolas"/>
+          <w:color w:val="E97132" w:themeColor="accent2"/>
           <w:sz w:val="18"/>
           <w:szCs w:val="18"/>
         </w:rPr>
@@ -10928,10 +11581,10 @@
       </w:r>
       <w:r>
         <w:rPr>
-          <w:rFonts w:ascii="Consolas" w:cs="Consolas" w:eastAsia="Consolas" w:hAnsi="Consolas"/>
-          <w:color w:val="8B2500"/>
-          <w:sz w:val="22"/>
-          <w:szCs w:val="22"/>
+          <w:rFonts w:ascii="Consolas" w:hAnsi="Consolas" w:cs="Consolas"/>
+          <w:color w:val="E97132" w:themeColor="accent2"/>
+          <w:sz w:val="18"/>
+          <w:szCs w:val="18"/>
         </w:rPr>
         <w:t xml:space="preserve">null</w:t>
       </w:r>
@@ -10944,10 +11597,10 @@
       </w:r>
       <w:r>
         <w:rPr>
-          <w:rFonts w:ascii="Consolas" w:cs="Consolas" w:eastAsia="Consolas" w:hAnsi="Consolas"/>
-          <w:color w:val="8B2500"/>
-          <w:sz w:val="22"/>
-          <w:szCs w:val="22"/>
+          <w:rFonts w:ascii="Consolas" w:hAnsi="Consolas" w:cs="Consolas"/>
+          <w:color w:val="E97132" w:themeColor="accent2"/>
+          <w:sz w:val="18"/>
+          <w:szCs w:val="18"/>
         </w:rPr>
         <w:t xml:space="preserve">for</w:t>
       </w:r>
@@ -10984,7 +11637,8 @@
       </w:pPr>
       <w:r>
         <w:rPr>
-          <w:rFonts w:ascii="Consolas" w:cs="Consolas" w:eastAsia="Consolas" w:hAnsi="Consolas"/>
+          <w:rFonts w:ascii="Consolas" w:hAnsi="Consolas" w:cs="Consolas"/>
+          <w:color w:val="E97132" w:themeColor="accent2"/>
           <w:sz w:val="18"/>
           <w:szCs w:val="18"/>
         </w:rPr>
@@ -10999,7 +11653,8 @@
       </w:pPr>
       <w:r>
         <w:rPr>
-          <w:rFonts w:ascii="Consolas" w:cs="Consolas" w:eastAsia="Consolas" w:hAnsi="Consolas"/>
+          <w:rFonts w:ascii="Consolas" w:hAnsi="Consolas" w:cs="Consolas"/>
+          <w:color w:val="E97132" w:themeColor="accent2"/>
           <w:sz w:val="18"/>
           <w:szCs w:val="18"/>
         </w:rPr>
@@ -11014,7 +11669,8 @@
       </w:pPr>
       <w:r>
         <w:rPr>
-          <w:rFonts w:ascii="Consolas" w:cs="Consolas" w:eastAsia="Consolas" w:hAnsi="Consolas"/>
+          <w:rFonts w:ascii="Consolas" w:hAnsi="Consolas" w:cs="Consolas"/>
+          <w:color w:val="E97132" w:themeColor="accent2"/>
           <w:sz w:val="18"/>
           <w:szCs w:val="18"/>
         </w:rPr>
@@ -11046,7 +11702,8 @@
       </w:pPr>
       <w:r>
         <w:rPr>
-          <w:rFonts w:ascii="Consolas" w:cs="Consolas" w:eastAsia="Consolas" w:hAnsi="Consolas"/>
+          <w:rFonts w:ascii="Consolas" w:hAnsi="Consolas" w:cs="Consolas"/>
+          <w:color w:val="E97132" w:themeColor="accent2"/>
           <w:sz w:val="18"/>
           <w:szCs w:val="18"/>
         </w:rPr>
@@ -11080,7 +11737,23 @@
           <w:sz w:val="22"/>
           <w:szCs w:val="22"/>
         </w:rPr>
-        <w:t xml:space="preserve">Le symétrique de la règle précédente. Une méthode qui accepte null pour l'un de ses paramètres doit le tester, et son comportement devient difficile à décrire. Quand un paramètre est facultatif, écrivez plutôt deux méthodes.</w:t>
+        <w:t xml:space="preserve">Le symétrique de la règle précédente. Une méthode qui accepte </w:t>
+      </w:r>
+      <w:r>
+        <w:rPr>
+          <w:rFonts w:ascii="Consolas" w:hAnsi="Consolas" w:cs="Consolas"/>
+          <w:color w:val="E97132" w:themeColor="accent2"/>
+          <w:sz w:val="18"/>
+          <w:szCs w:val="18"/>
+        </w:rPr>
+        <w:t xml:space="preserve">null</w:t>
+      </w:r>
+      <w:r>
+        <w:rPr>
+          <w:sz w:val="22"/>
+          <w:szCs w:val="22"/>
+        </w:rPr>
+        <w:t xml:space="preserve"> pour l'un de ses paramètres doit le tester, et son comportement devient difficile à décrire. Quand un paramètre est facultatif, écrivez plutôt deux méthodes.</w:t>
       </w:r>
     </w:p>
     <w:p>
@@ -11108,7 +11781,8 @@
       </w:pPr>
       <w:r>
         <w:rPr>
-          <w:rFonts w:ascii="Consolas" w:cs="Consolas" w:eastAsia="Consolas" w:hAnsi="Consolas"/>
+          <w:rFonts w:ascii="Consolas" w:hAnsi="Consolas" w:cs="Consolas"/>
+          <w:color w:val="E97132" w:themeColor="accent2"/>
           <w:sz w:val="18"/>
           <w:szCs w:val="18"/>
         </w:rPr>
@@ -11123,7 +11797,8 @@
       </w:pPr>
       <w:r>
         <w:rPr>
-          <w:rFonts w:ascii="Consolas" w:cs="Consolas" w:eastAsia="Consolas" w:hAnsi="Consolas"/>
+          <w:rFonts w:ascii="Consolas" w:hAnsi="Consolas" w:cs="Consolas"/>
+          <w:color w:val="E97132" w:themeColor="accent2"/>
           <w:sz w:val="18"/>
           <w:szCs w:val="18"/>
         </w:rPr>
@@ -11138,7 +11813,8 @@
       </w:pPr>
       <w:r>
         <w:rPr>
-          <w:rFonts w:ascii="Consolas" w:cs="Consolas" w:eastAsia="Consolas" w:hAnsi="Consolas"/>
+          <w:rFonts w:ascii="Consolas" w:hAnsi="Consolas" w:cs="Consolas"/>
+          <w:color w:val="E97132" w:themeColor="accent2"/>
           <w:sz w:val="18"/>
           <w:szCs w:val="18"/>
         </w:rPr>
@@ -11153,7 +11829,8 @@
       </w:pPr>
       <w:r>
         <w:rPr>
-          <w:rFonts w:ascii="Consolas" w:cs="Consolas" w:eastAsia="Consolas" w:hAnsi="Consolas"/>
+          <w:rFonts w:ascii="Consolas" w:hAnsi="Consolas" w:cs="Consolas"/>
+          <w:color w:val="E97132" w:themeColor="accent2"/>
           <w:sz w:val="18"/>
           <w:szCs w:val="18"/>
         </w:rPr>
@@ -11168,7 +11845,8 @@
       </w:pPr>
       <w:r>
         <w:rPr>
-          <w:rFonts w:ascii="Consolas" w:cs="Consolas" w:eastAsia="Consolas" w:hAnsi="Consolas"/>
+          <w:rFonts w:ascii="Consolas" w:hAnsi="Consolas" w:cs="Consolas"/>
+          <w:color w:val="E97132" w:themeColor="accent2"/>
           <w:sz w:val="18"/>
           <w:szCs w:val="18"/>
         </w:rPr>
@@ -11183,7 +11861,8 @@
       </w:pPr>
       <w:r>
         <w:rPr>
-          <w:rFonts w:ascii="Consolas" w:cs="Consolas" w:eastAsia="Consolas" w:hAnsi="Consolas"/>
+          <w:rFonts w:ascii="Consolas" w:hAnsi="Consolas" w:cs="Consolas"/>
+          <w:color w:val="E97132" w:themeColor="accent2"/>
           <w:sz w:val="18"/>
           <w:szCs w:val="18"/>
         </w:rPr>
@@ -11198,7 +11877,8 @@
       </w:pPr>
       <w:r>
         <w:rPr>
-          <w:rFonts w:ascii="Consolas" w:cs="Consolas" w:eastAsia="Consolas" w:hAnsi="Consolas"/>
+          <w:rFonts w:ascii="Consolas" w:hAnsi="Consolas" w:cs="Consolas"/>
+          <w:color w:val="E97132" w:themeColor="accent2"/>
           <w:sz w:val="18"/>
           <w:szCs w:val="18"/>
         </w:rPr>
@@ -11213,7 +11893,8 @@
       </w:pPr>
       <w:r>
         <w:rPr>
-          <w:rFonts w:ascii="Consolas" w:cs="Consolas" w:eastAsia="Consolas" w:hAnsi="Consolas"/>
+          <w:rFonts w:ascii="Consolas" w:hAnsi="Consolas" w:cs="Consolas"/>
+          <w:color w:val="E97132" w:themeColor="accent2"/>
           <w:sz w:val="18"/>
           <w:szCs w:val="18"/>
         </w:rPr>
@@ -11245,7 +11926,8 @@
       </w:pPr>
       <w:r>
         <w:rPr>
-          <w:rFonts w:ascii="Consolas" w:cs="Consolas" w:eastAsia="Consolas" w:hAnsi="Consolas"/>
+          <w:rFonts w:ascii="Consolas" w:hAnsi="Consolas" w:cs="Consolas"/>
+          <w:color w:val="E97132" w:themeColor="accent2"/>
           <w:sz w:val="18"/>
           <w:szCs w:val="18"/>
         </w:rPr>
@@ -11260,7 +11942,8 @@
       </w:pPr>
       <w:r>
         <w:rPr>
-          <w:rFonts w:ascii="Consolas" w:cs="Consolas" w:eastAsia="Consolas" w:hAnsi="Consolas"/>
+          <w:rFonts w:ascii="Consolas" w:hAnsi="Consolas" w:cs="Consolas"/>
+          <w:color w:val="E97132" w:themeColor="accent2"/>
           <w:sz w:val="18"/>
           <w:szCs w:val="18"/>
         </w:rPr>
@@ -11275,7 +11958,8 @@
       </w:pPr>
       <w:r>
         <w:rPr>
-          <w:rFonts w:ascii="Consolas" w:cs="Consolas" w:eastAsia="Consolas" w:hAnsi="Consolas"/>
+          <w:rFonts w:ascii="Consolas" w:hAnsi="Consolas" w:cs="Consolas"/>
+          <w:color w:val="E97132" w:themeColor="accent2"/>
           <w:sz w:val="18"/>
           <w:szCs w:val="18"/>
         </w:rPr>
@@ -11290,7 +11974,8 @@
       </w:pPr>
       <w:r>
         <w:rPr>
-          <w:rFonts w:ascii="Consolas" w:cs="Consolas" w:eastAsia="Consolas" w:hAnsi="Consolas"/>
+          <w:rFonts w:ascii="Consolas" w:hAnsi="Consolas" w:cs="Consolas"/>
+          <w:color w:val="E97132" w:themeColor="accent2"/>
           <w:sz w:val="18"/>
           <w:szCs w:val="18"/>
         </w:rPr>
@@ -11305,7 +11990,8 @@
       </w:pPr>
       <w:r>
         <w:rPr>
-          <w:rFonts w:ascii="Consolas" w:cs="Consolas" w:eastAsia="Consolas" w:hAnsi="Consolas"/>
+          <w:rFonts w:ascii="Consolas" w:hAnsi="Consolas" w:cs="Consolas"/>
+          <w:color w:val="E97132" w:themeColor="accent2"/>
           <w:sz w:val="18"/>
           <w:szCs w:val="18"/>
         </w:rPr>
@@ -11320,7 +12006,8 @@
       </w:pPr>
       <w:r>
         <w:rPr>
-          <w:rFonts w:ascii="Consolas" w:cs="Consolas" w:eastAsia="Consolas" w:hAnsi="Consolas"/>
+          <w:rFonts w:ascii="Consolas" w:hAnsi="Consolas" w:cs="Consolas"/>
+          <w:color w:val="E97132" w:themeColor="accent2"/>
           <w:sz w:val="18"/>
           <w:szCs w:val="18"/>
         </w:rPr>
@@ -11335,7 +12022,8 @@
       </w:pPr>
       <w:r>
         <w:rPr>
-          <w:rFonts w:ascii="Consolas" w:cs="Consolas" w:eastAsia="Consolas" w:hAnsi="Consolas"/>
+          <w:rFonts w:ascii="Consolas" w:hAnsi="Consolas" w:cs="Consolas"/>
+          <w:color w:val="E97132" w:themeColor="accent2"/>
           <w:sz w:val="18"/>
           <w:szCs w:val="18"/>
         </w:rPr>
@@ -11350,7 +12038,8 @@
       </w:pPr>
       <w:r>
         <w:rPr>
-          <w:rFonts w:ascii="Consolas" w:cs="Consolas" w:eastAsia="Consolas" w:hAnsi="Consolas"/>
+          <w:rFonts w:ascii="Consolas" w:hAnsi="Consolas" w:cs="Consolas"/>
+          <w:color w:val="E97132" w:themeColor="accent2"/>
           <w:sz w:val="18"/>
           <w:szCs w:val="18"/>
         </w:rPr>
@@ -11365,7 +12054,8 @@
       </w:pPr>
       <w:r>
         <w:rPr>
-          <w:rFonts w:ascii="Consolas" w:cs="Consolas" w:eastAsia="Consolas" w:hAnsi="Consolas"/>
+          <w:rFonts w:ascii="Consolas" w:hAnsi="Consolas" w:cs="Consolas"/>
+          <w:color w:val="E97132" w:themeColor="accent2"/>
           <w:sz w:val="18"/>
           <w:szCs w:val="18"/>
         </w:rPr>
@@ -11439,7 +12129,8 @@
       </w:pPr>
       <w:r>
         <w:rPr>
-          <w:rFonts w:ascii="Consolas" w:cs="Consolas" w:eastAsia="Consolas" w:hAnsi="Consolas"/>
+          <w:rFonts w:ascii="Consolas" w:hAnsi="Consolas" w:cs="Consolas"/>
+          <w:color w:val="E97132" w:themeColor="accent2"/>
           <w:sz w:val="18"/>
           <w:szCs w:val="18"/>
         </w:rPr>
@@ -11454,7 +12145,8 @@
       </w:pPr>
       <w:r>
         <w:rPr>
-          <w:rFonts w:ascii="Consolas" w:cs="Consolas" w:eastAsia="Consolas" w:hAnsi="Consolas"/>
+          <w:rFonts w:ascii="Consolas" w:hAnsi="Consolas" w:cs="Consolas"/>
+          <w:color w:val="E97132" w:themeColor="accent2"/>
           <w:sz w:val="18"/>
           <w:szCs w:val="18"/>
         </w:rPr>
@@ -11469,7 +12161,8 @@
       </w:pPr>
       <w:r>
         <w:rPr>
-          <w:rFonts w:ascii="Consolas" w:cs="Consolas" w:eastAsia="Consolas" w:hAnsi="Consolas"/>
+          <w:rFonts w:ascii="Consolas" w:hAnsi="Consolas" w:cs="Consolas"/>
+          <w:color w:val="E97132" w:themeColor="accent2"/>
           <w:sz w:val="18"/>
           <w:szCs w:val="18"/>
         </w:rPr>
@@ -11501,7 +12194,8 @@
       </w:pPr>
       <w:r>
         <w:rPr>
-          <w:rFonts w:ascii="Consolas" w:cs="Consolas" w:eastAsia="Consolas" w:hAnsi="Consolas"/>
+          <w:rFonts w:ascii="Consolas" w:hAnsi="Consolas" w:cs="Consolas"/>
+          <w:color w:val="E97132" w:themeColor="accent2"/>
           <w:sz w:val="18"/>
           <w:szCs w:val="18"/>
         </w:rPr>
@@ -11516,7 +12210,8 @@
       </w:pPr>
       <w:r>
         <w:rPr>
-          <w:rFonts w:ascii="Consolas" w:cs="Consolas" w:eastAsia="Consolas" w:hAnsi="Consolas"/>
+          <w:rFonts w:ascii="Consolas" w:hAnsi="Consolas" w:cs="Consolas"/>
+          <w:color w:val="E97132" w:themeColor="accent2"/>
           <w:sz w:val="18"/>
           <w:szCs w:val="18"/>
         </w:rPr>
@@ -11590,7 +12285,8 @@
       </w:pPr>
       <w:r>
         <w:rPr>
-          <w:rFonts w:ascii="Consolas" w:cs="Consolas" w:eastAsia="Consolas" w:hAnsi="Consolas"/>
+          <w:rFonts w:ascii="Consolas" w:hAnsi="Consolas" w:cs="Consolas"/>
+          <w:color w:val="E97132" w:themeColor="accent2"/>
           <w:sz w:val="18"/>
           <w:szCs w:val="18"/>
         </w:rPr>
@@ -11605,7 +12301,8 @@
       </w:pPr>
       <w:r>
         <w:rPr>
-          <w:rFonts w:ascii="Consolas" w:cs="Consolas" w:eastAsia="Consolas" w:hAnsi="Consolas"/>
+          <w:rFonts w:ascii="Consolas" w:hAnsi="Consolas" w:cs="Consolas"/>
+          <w:color w:val="E97132" w:themeColor="accent2"/>
           <w:sz w:val="18"/>
           <w:szCs w:val="18"/>
         </w:rPr>
@@ -11620,7 +12317,8 @@
       </w:pPr>
       <w:r>
         <w:rPr>
-          <w:rFonts w:ascii="Consolas" w:cs="Consolas" w:eastAsia="Consolas" w:hAnsi="Consolas"/>
+          <w:rFonts w:ascii="Consolas" w:hAnsi="Consolas" w:cs="Consolas"/>
+          <w:color w:val="E97132" w:themeColor="accent2"/>
           <w:sz w:val="18"/>
           <w:szCs w:val="18"/>
         </w:rPr>
@@ -11635,7 +12333,8 @@
       </w:pPr>
       <w:r>
         <w:rPr>
-          <w:rFonts w:ascii="Consolas" w:cs="Consolas" w:eastAsia="Consolas" w:hAnsi="Consolas"/>
+          <w:rFonts w:ascii="Consolas" w:hAnsi="Consolas" w:cs="Consolas"/>
+          <w:color w:val="E97132" w:themeColor="accent2"/>
           <w:sz w:val="18"/>
           <w:szCs w:val="18"/>
         </w:rPr>
@@ -11650,7 +12349,8 @@
       </w:pPr>
       <w:r>
         <w:rPr>
-          <w:rFonts w:ascii="Consolas" w:cs="Consolas" w:eastAsia="Consolas" w:hAnsi="Consolas"/>
+          <w:rFonts w:ascii="Consolas" w:hAnsi="Consolas" w:cs="Consolas"/>
+          <w:color w:val="E97132" w:themeColor="accent2"/>
           <w:sz w:val="18"/>
           <w:szCs w:val="18"/>
         </w:rPr>
@@ -11665,7 +12365,8 @@
       </w:pPr>
       <w:r>
         <w:rPr>
-          <w:rFonts w:ascii="Consolas" w:cs="Consolas" w:eastAsia="Consolas" w:hAnsi="Consolas"/>
+          <w:rFonts w:ascii="Consolas" w:hAnsi="Consolas" w:cs="Consolas"/>
+          <w:color w:val="E97132" w:themeColor="accent2"/>
           <w:sz w:val="18"/>
           <w:szCs w:val="18"/>
         </w:rPr>
@@ -11680,7 +12381,8 @@
       </w:pPr>
       <w:r>
         <w:rPr>
-          <w:rFonts w:ascii="Consolas" w:cs="Consolas" w:eastAsia="Consolas" w:hAnsi="Consolas"/>
+          <w:rFonts w:ascii="Consolas" w:hAnsi="Consolas" w:cs="Consolas"/>
+          <w:color w:val="E97132" w:themeColor="accent2"/>
           <w:sz w:val="18"/>
           <w:szCs w:val="18"/>
         </w:rPr>
@@ -11695,7 +12397,8 @@
       </w:pPr>
       <w:r>
         <w:rPr>
-          <w:rFonts w:ascii="Consolas" w:cs="Consolas" w:eastAsia="Consolas" w:hAnsi="Consolas"/>
+          <w:rFonts w:ascii="Consolas" w:hAnsi="Consolas" w:cs="Consolas"/>
+          <w:color w:val="E97132" w:themeColor="accent2"/>
           <w:sz w:val="18"/>
           <w:szCs w:val="18"/>
         </w:rPr>
@@ -11710,7 +12413,8 @@
       </w:pPr>
       <w:r>
         <w:rPr>
-          <w:rFonts w:ascii="Consolas" w:cs="Consolas" w:eastAsia="Consolas" w:hAnsi="Consolas"/>
+          <w:rFonts w:ascii="Consolas" w:hAnsi="Consolas" w:cs="Consolas"/>
+          <w:color w:val="E97132" w:themeColor="accent2"/>
           <w:sz w:val="18"/>
           <w:szCs w:val="18"/>
         </w:rPr>
@@ -11754,7 +12458,8 @@
       </w:pPr>
       <w:r>
         <w:rPr>
-          <w:rFonts w:ascii="Consolas" w:cs="Consolas" w:eastAsia="Consolas" w:hAnsi="Consolas"/>
+          <w:rFonts w:ascii="Consolas" w:hAnsi="Consolas" w:cs="Consolas"/>
+          <w:color w:val="E97132" w:themeColor="accent2"/>
           <w:sz w:val="18"/>
           <w:szCs w:val="18"/>
         </w:rPr>
@@ -11769,7 +12474,8 @@
       </w:pPr>
       <w:r>
         <w:rPr>
-          <w:rFonts w:ascii="Consolas" w:cs="Consolas" w:eastAsia="Consolas" w:hAnsi="Consolas"/>
+          <w:rFonts w:ascii="Consolas" w:hAnsi="Consolas" w:cs="Consolas"/>
+          <w:color w:val="E97132" w:themeColor="accent2"/>
           <w:sz w:val="18"/>
           <w:szCs w:val="18"/>
         </w:rPr>
@@ -11784,7 +12490,8 @@
       </w:pPr>
       <w:r>
         <w:rPr>
-          <w:rFonts w:ascii="Consolas" w:cs="Consolas" w:eastAsia="Consolas" w:hAnsi="Consolas"/>
+          <w:rFonts w:ascii="Consolas" w:hAnsi="Consolas" w:cs="Consolas"/>
+          <w:color w:val="E97132" w:themeColor="accent2"/>
           <w:sz w:val="18"/>
           <w:szCs w:val="18"/>
         </w:rPr>
@@ -11799,7 +12506,8 @@
       </w:pPr>
       <w:r>
         <w:rPr>
-          <w:rFonts w:ascii="Consolas" w:cs="Consolas" w:eastAsia="Consolas" w:hAnsi="Consolas"/>
+          <w:rFonts w:ascii="Consolas" w:hAnsi="Consolas" w:cs="Consolas"/>
+          <w:color w:val="E97132" w:themeColor="accent2"/>
           <w:sz w:val="18"/>
           <w:szCs w:val="18"/>
         </w:rPr>
@@ -11814,7 +12522,8 @@
       </w:pPr>
       <w:r>
         <w:rPr>
-          <w:rFonts w:ascii="Consolas" w:cs="Consolas" w:eastAsia="Consolas" w:hAnsi="Consolas"/>
+          <w:rFonts w:ascii="Consolas" w:hAnsi="Consolas" w:cs="Consolas"/>
+          <w:color w:val="E97132" w:themeColor="accent2"/>
           <w:sz w:val="18"/>
           <w:szCs w:val="18"/>
         </w:rPr>
@@ -11931,7 +12640,23 @@
           <w:sz w:val="22"/>
           <w:szCs w:val="22"/>
         </w:rPr>
-        <w:t xml:space="preserve">Un catch vide fait taire l'erreur sans la résoudre. Le programme continue comme si tout allait bien, dans un état faux, et l'incident ressurgit plus loin, à un endroit qui n'a plus rien à voir avec sa cause. Le plantage était bruyant mais honnête ; ce silence ment.</w:t>
+        <w:t xml:space="preserve">Un </w:t>
+      </w:r>
+      <w:r>
+        <w:rPr>
+          <w:rFonts w:ascii="Consolas" w:hAnsi="Consolas" w:cs="Consolas"/>
+          <w:color w:val="E97132" w:themeColor="accent2"/>
+          <w:sz w:val="18"/>
+          <w:szCs w:val="18"/>
+        </w:rPr>
+        <w:t xml:space="preserve">catch</w:t>
+      </w:r>
+      <w:r>
+        <w:rPr>
+          <w:sz w:val="22"/>
+          <w:szCs w:val="22"/>
+        </w:rPr>
+        <w:t xml:space="preserve"> vide fait taire l'erreur sans la résoudre. Le programme continue comme si tout allait bien, dans un état faux, et l'incident ressurgit plus loin, à un endroit qui n'a plus rien à voir avec sa cause. Le plantage était bruyant mais honnête ; ce silence ment.</w:t>
       </w:r>
     </w:p>
     <w:p>
@@ -11959,7 +12684,8 @@
       </w:pPr>
       <w:r>
         <w:rPr>
-          <w:rFonts w:ascii="Consolas" w:cs="Consolas" w:eastAsia="Consolas" w:hAnsi="Consolas"/>
+          <w:rFonts w:ascii="Consolas" w:hAnsi="Consolas" w:cs="Consolas"/>
+          <w:color w:val="E97132" w:themeColor="accent2"/>
           <w:sz w:val="18"/>
           <w:szCs w:val="18"/>
         </w:rPr>
@@ -11974,7 +12700,8 @@
       </w:pPr>
       <w:r>
         <w:rPr>
-          <w:rFonts w:ascii="Consolas" w:cs="Consolas" w:eastAsia="Consolas" w:hAnsi="Consolas"/>
+          <w:rFonts w:ascii="Consolas" w:hAnsi="Consolas" w:cs="Consolas"/>
+          <w:color w:val="E97132" w:themeColor="accent2"/>
           <w:sz w:val="18"/>
           <w:szCs w:val="18"/>
         </w:rPr>
@@ -11989,7 +12716,8 @@
       </w:pPr>
       <w:r>
         <w:rPr>
-          <w:rFonts w:ascii="Consolas" w:cs="Consolas" w:eastAsia="Consolas" w:hAnsi="Consolas"/>
+          <w:rFonts w:ascii="Consolas" w:hAnsi="Consolas" w:cs="Consolas"/>
+          <w:color w:val="E97132" w:themeColor="accent2"/>
           <w:sz w:val="18"/>
           <w:szCs w:val="18"/>
         </w:rPr>
@@ -12004,7 +12732,8 @@
       </w:pPr>
       <w:r>
         <w:rPr>
-          <w:rFonts w:ascii="Consolas" w:cs="Consolas" w:eastAsia="Consolas" w:hAnsi="Consolas"/>
+          <w:rFonts w:ascii="Consolas" w:hAnsi="Consolas" w:cs="Consolas"/>
+          <w:color w:val="E97132" w:themeColor="accent2"/>
           <w:sz w:val="18"/>
           <w:szCs w:val="18"/>
         </w:rPr>
@@ -12019,7 +12748,8 @@
       </w:pPr>
       <w:r>
         <w:rPr>
-          <w:rFonts w:ascii="Consolas" w:cs="Consolas" w:eastAsia="Consolas" w:hAnsi="Consolas"/>
+          <w:rFonts w:ascii="Consolas" w:hAnsi="Consolas" w:cs="Consolas"/>
+          <w:color w:val="E97132" w:themeColor="accent2"/>
           <w:sz w:val="18"/>
           <w:szCs w:val="18"/>
         </w:rPr>
@@ -12063,7 +12793,8 @@
       </w:pPr>
       <w:r>
         <w:rPr>
-          <w:rFonts w:ascii="Consolas" w:cs="Consolas" w:eastAsia="Consolas" w:hAnsi="Consolas"/>
+          <w:rFonts w:ascii="Consolas" w:hAnsi="Consolas" w:cs="Consolas"/>
+          <w:color w:val="E97132" w:themeColor="accent2"/>
           <w:sz w:val="18"/>
           <w:szCs w:val="18"/>
         </w:rPr>
@@ -12078,7 +12809,8 @@
       </w:pPr>
       <w:r>
         <w:rPr>
-          <w:rFonts w:ascii="Consolas" w:cs="Consolas" w:eastAsia="Consolas" w:hAnsi="Consolas"/>
+          <w:rFonts w:ascii="Consolas" w:hAnsi="Consolas" w:cs="Consolas"/>
+          <w:color w:val="E97132" w:themeColor="accent2"/>
           <w:sz w:val="18"/>
           <w:szCs w:val="18"/>
         </w:rPr>
@@ -12093,7 +12825,8 @@
       </w:pPr>
       <w:r>
         <w:rPr>
-          <w:rFonts w:ascii="Consolas" w:cs="Consolas" w:eastAsia="Consolas" w:hAnsi="Consolas"/>
+          <w:rFonts w:ascii="Consolas" w:hAnsi="Consolas" w:cs="Consolas"/>
+          <w:color w:val="E97132" w:themeColor="accent2"/>
           <w:sz w:val="18"/>
           <w:szCs w:val="18"/>
         </w:rPr>
@@ -12262,7 +12995,8 @@
       </w:pPr>
       <w:r>
         <w:rPr>
-          <w:rFonts w:ascii="Consolas" w:cs="Consolas" w:eastAsia="Consolas" w:hAnsi="Consolas"/>
+          <w:rFonts w:ascii="Consolas" w:hAnsi="Consolas" w:cs="Consolas"/>
+          <w:color w:val="E97132" w:themeColor="accent2"/>
           <w:sz w:val="18"/>
           <w:szCs w:val="18"/>
         </w:rPr>
@@ -12277,7 +13011,8 @@
       </w:pPr>
       <w:r>
         <w:rPr>
-          <w:rFonts w:ascii="Consolas" w:cs="Consolas" w:eastAsia="Consolas" w:hAnsi="Consolas"/>
+          <w:rFonts w:ascii="Consolas" w:hAnsi="Consolas" w:cs="Consolas"/>
+          <w:color w:val="E97132" w:themeColor="accent2"/>
           <w:sz w:val="18"/>
           <w:szCs w:val="18"/>
         </w:rPr>
@@ -12292,7 +13027,8 @@
       </w:pPr>
       <w:r>
         <w:rPr>
-          <w:rFonts w:ascii="Consolas" w:cs="Consolas" w:eastAsia="Consolas" w:hAnsi="Consolas"/>
+          <w:rFonts w:ascii="Consolas" w:hAnsi="Consolas" w:cs="Consolas"/>
+          <w:color w:val="E97132" w:themeColor="accent2"/>
           <w:sz w:val="18"/>
           <w:szCs w:val="18"/>
         </w:rPr>
@@ -12307,7 +13043,8 @@
       </w:pPr>
       <w:r>
         <w:rPr>
-          <w:rFonts w:ascii="Consolas" w:cs="Consolas" w:eastAsia="Consolas" w:hAnsi="Consolas"/>
+          <w:rFonts w:ascii="Consolas" w:hAnsi="Consolas" w:cs="Consolas"/>
+          <w:color w:val="E97132" w:themeColor="accent2"/>
           <w:sz w:val="18"/>
           <w:szCs w:val="18"/>
         </w:rPr>
@@ -12322,7 +13059,8 @@
       </w:pPr>
       <w:r>
         <w:rPr>
-          <w:rFonts w:ascii="Consolas" w:cs="Consolas" w:eastAsia="Consolas" w:hAnsi="Consolas"/>
+          <w:rFonts w:ascii="Consolas" w:hAnsi="Consolas" w:cs="Consolas"/>
+          <w:color w:val="E97132" w:themeColor="accent2"/>
           <w:sz w:val="18"/>
           <w:szCs w:val="18"/>
         </w:rPr>
@@ -12337,7 +13075,8 @@
       </w:pPr>
       <w:r>
         <w:rPr>
-          <w:rFonts w:ascii="Consolas" w:cs="Consolas" w:eastAsia="Consolas" w:hAnsi="Consolas"/>
+          <w:rFonts w:ascii="Consolas" w:hAnsi="Consolas" w:cs="Consolas"/>
+          <w:color w:val="E97132" w:themeColor="accent2"/>
           <w:sz w:val="18"/>
           <w:szCs w:val="18"/>
         </w:rPr>
@@ -12352,7 +13091,8 @@
       </w:pPr>
       <w:r>
         <w:rPr>
-          <w:rFonts w:ascii="Consolas" w:cs="Consolas" w:eastAsia="Consolas" w:hAnsi="Consolas"/>
+          <w:rFonts w:ascii="Consolas" w:hAnsi="Consolas" w:cs="Consolas"/>
+          <w:color w:val="E97132" w:themeColor="accent2"/>
           <w:sz w:val="18"/>
           <w:szCs w:val="18"/>
         </w:rPr>
@@ -12384,7 +13124,8 @@
       </w:pPr>
       <w:r>
         <w:rPr>
-          <w:rFonts w:ascii="Consolas" w:cs="Consolas" w:eastAsia="Consolas" w:hAnsi="Consolas"/>
+          <w:rFonts w:ascii="Consolas" w:hAnsi="Consolas" w:cs="Consolas"/>
+          <w:color w:val="E97132" w:themeColor="accent2"/>
           <w:sz w:val="18"/>
           <w:szCs w:val="18"/>
         </w:rPr>
@@ -12399,7 +13140,8 @@
       </w:pPr>
       <w:r>
         <w:rPr>
-          <w:rFonts w:ascii="Consolas" w:cs="Consolas" w:eastAsia="Consolas" w:hAnsi="Consolas"/>
+          <w:rFonts w:ascii="Consolas" w:hAnsi="Consolas" w:cs="Consolas"/>
+          <w:color w:val="E97132" w:themeColor="accent2"/>
           <w:sz w:val="18"/>
           <w:szCs w:val="18"/>
         </w:rPr>
@@ -12414,7 +13156,8 @@
       </w:pPr>
       <w:r>
         <w:rPr>
-          <w:rFonts w:ascii="Consolas" w:cs="Consolas" w:eastAsia="Consolas" w:hAnsi="Consolas"/>
+          <w:rFonts w:ascii="Consolas" w:hAnsi="Consolas" w:cs="Consolas"/>
+          <w:color w:val="E97132" w:themeColor="accent2"/>
           <w:sz w:val="18"/>
           <w:szCs w:val="18"/>
         </w:rPr>
@@ -12429,7 +13172,8 @@
       </w:pPr>
       <w:r>
         <w:rPr>
-          <w:rFonts w:ascii="Consolas" w:cs="Consolas" w:eastAsia="Consolas" w:hAnsi="Consolas"/>
+          <w:rFonts w:ascii="Consolas" w:hAnsi="Consolas" w:cs="Consolas"/>
+          <w:color w:val="E97132" w:themeColor="accent2"/>
           <w:sz w:val="18"/>
           <w:szCs w:val="18"/>
         </w:rPr>
@@ -12444,7 +13188,8 @@
       </w:pPr>
       <w:r>
         <w:rPr>
-          <w:rFonts w:ascii="Consolas" w:cs="Consolas" w:eastAsia="Consolas" w:hAnsi="Consolas"/>
+          <w:rFonts w:ascii="Consolas" w:hAnsi="Consolas" w:cs="Consolas"/>
+          <w:color w:val="E97132" w:themeColor="accent2"/>
           <w:sz w:val="18"/>
           <w:szCs w:val="18"/>
         </w:rPr>
@@ -12459,7 +13204,8 @@
       </w:pPr>
       <w:r>
         <w:rPr>
-          <w:rFonts w:ascii="Consolas" w:cs="Consolas" w:eastAsia="Consolas" w:hAnsi="Consolas"/>
+          <w:rFonts w:ascii="Consolas" w:hAnsi="Consolas" w:cs="Consolas"/>
+          <w:color w:val="E97132" w:themeColor="accent2"/>
           <w:sz w:val="18"/>
           <w:szCs w:val="18"/>
         </w:rPr>
@@ -12474,7 +13220,8 @@
       </w:pPr>
       <w:r>
         <w:rPr>
-          <w:rFonts w:ascii="Consolas" w:cs="Consolas" w:eastAsia="Consolas" w:hAnsi="Consolas"/>
+          <w:rFonts w:ascii="Consolas" w:hAnsi="Consolas" w:cs="Consolas"/>
+          <w:color w:val="E97132" w:themeColor="accent2"/>
           <w:sz w:val="18"/>
           <w:szCs w:val="18"/>
         </w:rPr>
@@ -12489,7 +13236,8 @@
       </w:pPr>
       <w:r>
         <w:rPr>
-          <w:rFonts w:ascii="Consolas" w:cs="Consolas" w:eastAsia="Consolas" w:hAnsi="Consolas"/>
+          <w:rFonts w:ascii="Consolas" w:hAnsi="Consolas" w:cs="Consolas"/>
+          <w:color w:val="E97132" w:themeColor="accent2"/>
           <w:sz w:val="18"/>
           <w:szCs w:val="18"/>
         </w:rPr>
@@ -12504,7 +13252,8 @@
       </w:pPr>
       <w:r>
         <w:rPr>
-          <w:rFonts w:ascii="Consolas" w:cs="Consolas" w:eastAsia="Consolas" w:hAnsi="Consolas"/>
+          <w:rFonts w:ascii="Consolas" w:hAnsi="Consolas" w:cs="Consolas"/>
+          <w:color w:val="E97132" w:themeColor="accent2"/>
           <w:sz w:val="18"/>
           <w:szCs w:val="18"/>
         </w:rPr>
@@ -12519,7 +13268,8 @@
       </w:pPr>
       <w:r>
         <w:rPr>
-          <w:rFonts w:ascii="Consolas" w:cs="Consolas" w:eastAsia="Consolas" w:hAnsi="Consolas"/>
+          <w:rFonts w:ascii="Consolas" w:hAnsi="Consolas" w:cs="Consolas"/>
+          <w:color w:val="E97132" w:themeColor="accent2"/>
           <w:sz w:val="18"/>
           <w:szCs w:val="18"/>
         </w:rPr>
@@ -12605,7 +13355,8 @@
       </w:pPr>
       <w:r>
         <w:rPr>
-          <w:rFonts w:ascii="Consolas" w:cs="Consolas" w:eastAsia="Consolas" w:hAnsi="Consolas"/>
+          <w:rFonts w:ascii="Consolas" w:hAnsi="Consolas" w:cs="Consolas"/>
+          <w:color w:val="E97132" w:themeColor="accent2"/>
           <w:sz w:val="18"/>
           <w:szCs w:val="18"/>
         </w:rPr>
@@ -12620,7 +13371,8 @@
       </w:pPr>
       <w:r>
         <w:rPr>
-          <w:rFonts w:ascii="Consolas" w:cs="Consolas" w:eastAsia="Consolas" w:hAnsi="Consolas"/>
+          <w:rFonts w:ascii="Consolas" w:hAnsi="Consolas" w:cs="Consolas"/>
+          <w:color w:val="E97132" w:themeColor="accent2"/>
           <w:sz w:val="18"/>
           <w:szCs w:val="18"/>
         </w:rPr>
@@ -12635,7 +13387,8 @@
       </w:pPr>
       <w:r>
         <w:rPr>
-          <w:rFonts w:ascii="Consolas" w:cs="Consolas" w:eastAsia="Consolas" w:hAnsi="Consolas"/>
+          <w:rFonts w:ascii="Consolas" w:hAnsi="Consolas" w:cs="Consolas"/>
+          <w:color w:val="E97132" w:themeColor="accent2"/>
           <w:sz w:val="18"/>
           <w:szCs w:val="18"/>
         </w:rPr>
@@ -12650,7 +13403,8 @@
       </w:pPr>
       <w:r>
         <w:rPr>
-          <w:rFonts w:ascii="Consolas" w:cs="Consolas" w:eastAsia="Consolas" w:hAnsi="Consolas"/>
+          <w:rFonts w:ascii="Consolas" w:hAnsi="Consolas" w:cs="Consolas"/>
+          <w:color w:val="E97132" w:themeColor="accent2"/>
           <w:sz w:val="18"/>
           <w:szCs w:val="18"/>
         </w:rPr>
@@ -12665,7 +13419,8 @@
       </w:pPr>
       <w:r>
         <w:rPr>
-          <w:rFonts w:ascii="Consolas" w:cs="Consolas" w:eastAsia="Consolas" w:hAnsi="Consolas"/>
+          <w:rFonts w:ascii="Consolas" w:hAnsi="Consolas" w:cs="Consolas"/>
+          <w:color w:val="E97132" w:themeColor="accent2"/>
           <w:sz w:val="18"/>
           <w:szCs w:val="18"/>
         </w:rPr>
@@ -12680,7 +13435,8 @@
       </w:pPr>
       <w:r>
         <w:rPr>
-          <w:rFonts w:ascii="Consolas" w:cs="Consolas" w:eastAsia="Consolas" w:hAnsi="Consolas"/>
+          <w:rFonts w:ascii="Consolas" w:hAnsi="Consolas" w:cs="Consolas"/>
+          <w:color w:val="E97132" w:themeColor="accent2"/>
           <w:sz w:val="18"/>
           <w:szCs w:val="18"/>
         </w:rPr>
@@ -12695,7 +13451,8 @@
       </w:pPr>
       <w:r>
         <w:rPr>
-          <w:rFonts w:ascii="Consolas" w:cs="Consolas" w:eastAsia="Consolas" w:hAnsi="Consolas"/>
+          <w:rFonts w:ascii="Consolas" w:hAnsi="Consolas" w:cs="Consolas"/>
+          <w:color w:val="E97132" w:themeColor="accent2"/>
           <w:sz w:val="18"/>
           <w:szCs w:val="18"/>
         </w:rPr>
@@ -12710,7 +13467,8 @@
       </w:pPr>
       <w:r>
         <w:rPr>
-          <w:rFonts w:ascii="Consolas" w:cs="Consolas" w:eastAsia="Consolas" w:hAnsi="Consolas"/>
+          <w:rFonts w:ascii="Consolas" w:hAnsi="Consolas" w:cs="Consolas"/>
+          <w:color w:val="E97132" w:themeColor="accent2"/>
           <w:sz w:val="18"/>
           <w:szCs w:val="18"/>
         </w:rPr>
@@ -12725,7 +13483,8 @@
       </w:pPr>
       <w:r>
         <w:rPr>
-          <w:rFonts w:ascii="Consolas" w:cs="Consolas" w:eastAsia="Consolas" w:hAnsi="Consolas"/>
+          <w:rFonts w:ascii="Consolas" w:hAnsi="Consolas" w:cs="Consolas"/>
+          <w:color w:val="E97132" w:themeColor="accent2"/>
           <w:sz w:val="18"/>
           <w:szCs w:val="18"/>
         </w:rPr>
@@ -12740,7 +13499,8 @@
       </w:pPr>
       <w:r>
         <w:rPr>
-          <w:rFonts w:ascii="Consolas" w:cs="Consolas" w:eastAsia="Consolas" w:hAnsi="Consolas"/>
+          <w:rFonts w:ascii="Consolas" w:hAnsi="Consolas" w:cs="Consolas"/>
+          <w:color w:val="E97132" w:themeColor="accent2"/>
           <w:sz w:val="18"/>
           <w:szCs w:val="18"/>
         </w:rPr>
@@ -12755,7 +13515,8 @@
       </w:pPr>
       <w:r>
         <w:rPr>
-          <w:rFonts w:ascii="Consolas" w:cs="Consolas" w:eastAsia="Consolas" w:hAnsi="Consolas"/>
+          <w:rFonts w:ascii="Consolas" w:hAnsi="Consolas" w:cs="Consolas"/>
+          <w:color w:val="E97132" w:themeColor="accent2"/>
           <w:sz w:val="18"/>
           <w:szCs w:val="18"/>
         </w:rPr>
@@ -12770,7 +13531,8 @@
       </w:pPr>
       <w:r>
         <w:rPr>
-          <w:rFonts w:ascii="Consolas" w:cs="Consolas" w:eastAsia="Consolas" w:hAnsi="Consolas"/>
+          <w:rFonts w:ascii="Consolas" w:hAnsi="Consolas" w:cs="Consolas"/>
+          <w:color w:val="E97132" w:themeColor="accent2"/>
           <w:sz w:val="18"/>
           <w:szCs w:val="18"/>
         </w:rPr>
@@ -12802,7 +13564,8 @@
       </w:pPr>
       <w:r>
         <w:rPr>
-          <w:rFonts w:ascii="Consolas" w:cs="Consolas" w:eastAsia="Consolas" w:hAnsi="Consolas"/>
+          <w:rFonts w:ascii="Consolas" w:hAnsi="Consolas" w:cs="Consolas"/>
+          <w:color w:val="E97132" w:themeColor="accent2"/>
           <w:sz w:val="18"/>
           <w:szCs w:val="18"/>
         </w:rPr>
@@ -12817,7 +13580,8 @@
       </w:pPr>
       <w:r>
         <w:rPr>
-          <w:rFonts w:ascii="Consolas" w:cs="Consolas" w:eastAsia="Consolas" w:hAnsi="Consolas"/>
+          <w:rFonts w:ascii="Consolas" w:hAnsi="Consolas" w:cs="Consolas"/>
+          <w:color w:val="E97132" w:themeColor="accent2"/>
           <w:sz w:val="18"/>
           <w:szCs w:val="18"/>
         </w:rPr>
@@ -12832,7 +13596,8 @@
       </w:pPr>
       <w:r>
         <w:rPr>
-          <w:rFonts w:ascii="Consolas" w:cs="Consolas" w:eastAsia="Consolas" w:hAnsi="Consolas"/>
+          <w:rFonts w:ascii="Consolas" w:hAnsi="Consolas" w:cs="Consolas"/>
+          <w:color w:val="E97132" w:themeColor="accent2"/>
           <w:sz w:val="18"/>
           <w:szCs w:val="18"/>
         </w:rPr>
@@ -12847,7 +13612,8 @@
       </w:pPr>
       <w:r>
         <w:rPr>
-          <w:rFonts w:ascii="Consolas" w:cs="Consolas" w:eastAsia="Consolas" w:hAnsi="Consolas"/>
+          <w:rFonts w:ascii="Consolas" w:hAnsi="Consolas" w:cs="Consolas"/>
+          <w:color w:val="E97132" w:themeColor="accent2"/>
           <w:sz w:val="18"/>
           <w:szCs w:val="18"/>
         </w:rPr>
@@ -12862,7 +13628,8 @@
       </w:pPr>
       <w:r>
         <w:rPr>
-          <w:rFonts w:ascii="Consolas" w:cs="Consolas" w:eastAsia="Consolas" w:hAnsi="Consolas"/>
+          <w:rFonts w:ascii="Consolas" w:hAnsi="Consolas" w:cs="Consolas"/>
+          <w:color w:val="E97132" w:themeColor="accent2"/>
           <w:sz w:val="18"/>
           <w:szCs w:val="18"/>
         </w:rPr>
@@ -12877,7 +13644,8 @@
       </w:pPr>
       <w:r>
         <w:rPr>
-          <w:rFonts w:ascii="Consolas" w:cs="Consolas" w:eastAsia="Consolas" w:hAnsi="Consolas"/>
+          <w:rFonts w:ascii="Consolas" w:hAnsi="Consolas" w:cs="Consolas"/>
+          <w:color w:val="E97132" w:themeColor="accent2"/>
           <w:sz w:val="18"/>
           <w:szCs w:val="18"/>
         </w:rPr>
@@ -12892,7 +13660,8 @@
       </w:pPr>
       <w:r>
         <w:rPr>
-          <w:rFonts w:ascii="Consolas" w:cs="Consolas" w:eastAsia="Consolas" w:hAnsi="Consolas"/>
+          <w:rFonts w:ascii="Consolas" w:hAnsi="Consolas" w:cs="Consolas"/>
+          <w:color w:val="E97132" w:themeColor="accent2"/>
           <w:sz w:val="18"/>
           <w:szCs w:val="18"/>
         </w:rPr>
@@ -12907,7 +13676,8 @@
       </w:pPr>
       <w:r>
         <w:rPr>
-          <w:rFonts w:ascii="Consolas" w:cs="Consolas" w:eastAsia="Consolas" w:hAnsi="Consolas"/>
+          <w:rFonts w:ascii="Consolas" w:hAnsi="Consolas" w:cs="Consolas"/>
+          <w:color w:val="E97132" w:themeColor="accent2"/>
           <w:sz w:val="18"/>
           <w:szCs w:val="18"/>
         </w:rPr>
@@ -12923,7 +13693,23 @@
           <w:sz w:val="22"/>
           <w:szCs w:val="22"/>
         </w:rPr>
-        <w:t xml:space="preserve">Plusieurs assertions dans un même test restent acceptables tant qu'elles décrivent un seul comportement — vérifier le résultat rendu et l'état de l'objet après la même action, par exemple. La règle porte sur le nombre de comportements, pas sur le nombre de lignes assertXxx.</w:t>
+        <w:t xml:space="preserve">Plusieurs assertions dans un même test restent acceptables tant qu'elles décrivent un seul comportement — vérifier le résultat rendu et l'état de l'objet après la même action, par exemple. La règle porte sur le nombre de comportements, pas sur le nombre de lignes </w:t>
+      </w:r>
+      <w:r>
+        <w:rPr>
+          <w:rFonts w:ascii="Consolas" w:hAnsi="Consolas" w:cs="Consolas"/>
+          <w:color w:val="E97132" w:themeColor="accent2"/>
+          <w:sz w:val="18"/>
+          <w:szCs w:val="18"/>
+        </w:rPr>
+        <w:t xml:space="preserve">assertXxx</w:t>
+      </w:r>
+      <w:r>
+        <w:rPr>
+          <w:sz w:val="22"/>
+          <w:szCs w:val="22"/>
+        </w:rPr>
+        <w:t xml:space="preserve">.</w:t>
       </w:r>
     </w:p>
     <w:tbl>
@@ -13091,7 +13877,8 @@
             </w:pPr>
             <w:r>
               <w:rPr>
-                <w:rFonts w:ascii="Consolas" w:cs="Consolas" w:eastAsia="Consolas" w:hAnsi="Consolas"/>
+                <w:rFonts w:ascii="Consolas" w:hAnsi="Consolas" w:cs="Consolas"/>
+                <w:color w:val="E97132" w:themeColor="accent2"/>
                 <w:sz w:val="18"/>
                 <w:szCs w:val="18"/>
               </w:rPr>
@@ -13140,7 +13927,8 @@
             </w:pPr>
             <w:r>
               <w:rPr>
-                <w:rFonts w:ascii="Consolas" w:cs="Consolas" w:eastAsia="Consolas" w:hAnsi="Consolas"/>
+                <w:rFonts w:ascii="Consolas" w:hAnsi="Consolas" w:cs="Consolas"/>
+                <w:color w:val="E97132" w:themeColor="accent2"/>
                 <w:sz w:val="18"/>
                 <w:szCs w:val="18"/>
               </w:rPr>
@@ -13189,7 +13977,8 @@
             </w:pPr>
             <w:r>
               <w:rPr>
-                <w:rFonts w:ascii="Consolas" w:cs="Consolas" w:eastAsia="Consolas" w:hAnsi="Consolas"/>
+                <w:rFonts w:ascii="Consolas" w:hAnsi="Consolas" w:cs="Consolas"/>
+                <w:color w:val="E97132" w:themeColor="accent2"/>
                 <w:sz w:val="18"/>
                 <w:szCs w:val="18"/>
               </w:rPr>
@@ -13238,7 +14027,8 @@
             </w:pPr>
             <w:r>
               <w:rPr>
-                <w:rFonts w:ascii="Consolas" w:cs="Consolas" w:eastAsia="Consolas" w:hAnsi="Consolas"/>
+                <w:rFonts w:ascii="Consolas" w:hAnsi="Consolas" w:cs="Consolas"/>
+                <w:color w:val="E97132" w:themeColor="accent2"/>
                 <w:sz w:val="18"/>
                 <w:szCs w:val="18"/>
               </w:rPr>
@@ -13287,7 +14077,8 @@
             </w:pPr>
             <w:r>
               <w:rPr>
-                <w:rFonts w:ascii="Consolas" w:cs="Consolas" w:eastAsia="Consolas" w:hAnsi="Consolas"/>
+                <w:rFonts w:ascii="Consolas" w:hAnsi="Consolas" w:cs="Consolas"/>
+                <w:color w:val="E97132" w:themeColor="accent2"/>
                 <w:sz w:val="18"/>
                 <w:szCs w:val="18"/>
               </w:rPr>
@@ -13357,7 +14148,8 @@
       </w:pPr>
       <w:r>
         <w:rPr>
-          <w:rFonts w:ascii="Consolas" w:cs="Consolas" w:eastAsia="Consolas" w:hAnsi="Consolas"/>
+          <w:rFonts w:ascii="Consolas" w:hAnsi="Consolas" w:cs="Consolas"/>
+          <w:color w:val="E97132" w:themeColor="accent2"/>
           <w:sz w:val="18"/>
           <w:szCs w:val="18"/>
         </w:rPr>
@@ -13372,7 +14164,8 @@
       </w:pPr>
       <w:r>
         <w:rPr>
-          <w:rFonts w:ascii="Consolas" w:cs="Consolas" w:eastAsia="Consolas" w:hAnsi="Consolas"/>
+          <w:rFonts w:ascii="Consolas" w:hAnsi="Consolas" w:cs="Consolas"/>
+          <w:color w:val="E97132" w:themeColor="accent2"/>
           <w:sz w:val="18"/>
           <w:szCs w:val="18"/>
         </w:rPr>
@@ -13387,7 +14180,8 @@
       </w:pPr>
       <w:r>
         <w:rPr>
-          <w:rFonts w:ascii="Consolas" w:cs="Consolas" w:eastAsia="Consolas" w:hAnsi="Consolas"/>
+          <w:rFonts w:ascii="Consolas" w:hAnsi="Consolas" w:cs="Consolas"/>
+          <w:color w:val="E97132" w:themeColor="accent2"/>
           <w:sz w:val="18"/>
           <w:szCs w:val="18"/>
         </w:rPr>
@@ -13402,7 +14196,8 @@
       </w:pPr>
       <w:r>
         <w:rPr>
-          <w:rFonts w:ascii="Consolas" w:cs="Consolas" w:eastAsia="Consolas" w:hAnsi="Consolas"/>
+          <w:rFonts w:ascii="Consolas" w:hAnsi="Consolas" w:cs="Consolas"/>
+          <w:color w:val="E97132" w:themeColor="accent2"/>
           <w:sz w:val="18"/>
           <w:szCs w:val="18"/>
         </w:rPr>
@@ -13417,7 +14212,8 @@
       </w:pPr>
       <w:r>
         <w:rPr>
-          <w:rFonts w:ascii="Consolas" w:cs="Consolas" w:eastAsia="Consolas" w:hAnsi="Consolas"/>
+          <w:rFonts w:ascii="Consolas" w:hAnsi="Consolas" w:cs="Consolas"/>
+          <w:color w:val="E97132" w:themeColor="accent2"/>
           <w:sz w:val="18"/>
           <w:szCs w:val="18"/>
         </w:rPr>
@@ -13432,7 +14228,8 @@
       </w:pPr>
       <w:r>
         <w:rPr>
-          <w:rFonts w:ascii="Consolas" w:cs="Consolas" w:eastAsia="Consolas" w:hAnsi="Consolas"/>
+          <w:rFonts w:ascii="Consolas" w:hAnsi="Consolas" w:cs="Consolas"/>
+          <w:color w:val="E97132" w:themeColor="accent2"/>
           <w:sz w:val="18"/>
           <w:szCs w:val="18"/>
         </w:rPr>
@@ -13447,7 +14244,8 @@
       </w:pPr>
       <w:r>
         <w:rPr>
-          <w:rFonts w:ascii="Consolas" w:cs="Consolas" w:eastAsia="Consolas" w:hAnsi="Consolas"/>
+          <w:rFonts w:ascii="Consolas" w:hAnsi="Consolas" w:cs="Consolas"/>
+          <w:color w:val="E97132" w:themeColor="accent2"/>
           <w:sz w:val="18"/>
           <w:szCs w:val="18"/>
         </w:rPr>
@@ -13479,7 +14277,8 @@
       </w:pPr>
       <w:r>
         <w:rPr>
-          <w:rFonts w:ascii="Consolas" w:cs="Consolas" w:eastAsia="Consolas" w:hAnsi="Consolas"/>
+          <w:rFonts w:ascii="Consolas" w:hAnsi="Consolas" w:cs="Consolas"/>
+          <w:color w:val="E97132" w:themeColor="accent2"/>
           <w:sz w:val="18"/>
           <w:szCs w:val="18"/>
         </w:rPr>
@@ -13494,7 +14293,8 @@
       </w:pPr>
       <w:r>
         <w:rPr>
-          <w:rFonts w:ascii="Consolas" w:cs="Consolas" w:eastAsia="Consolas" w:hAnsi="Consolas"/>
+          <w:rFonts w:ascii="Consolas" w:hAnsi="Consolas" w:cs="Consolas"/>
+          <w:color w:val="E97132" w:themeColor="accent2"/>
           <w:sz w:val="18"/>
           <w:szCs w:val="18"/>
         </w:rPr>
@@ -13509,7 +14309,8 @@
       </w:pPr>
       <w:r>
         <w:rPr>
-          <w:rFonts w:ascii="Consolas" w:cs="Consolas" w:eastAsia="Consolas" w:hAnsi="Consolas"/>
+          <w:rFonts w:ascii="Consolas" w:hAnsi="Consolas" w:cs="Consolas"/>
+          <w:color w:val="E97132" w:themeColor="accent2"/>
           <w:sz w:val="18"/>
           <w:szCs w:val="18"/>
         </w:rPr>
@@ -13524,7 +14325,8 @@
       </w:pPr>
       <w:r>
         <w:rPr>
-          <w:rFonts w:ascii="Consolas" w:cs="Consolas" w:eastAsia="Consolas" w:hAnsi="Consolas"/>
+          <w:rFonts w:ascii="Consolas" w:hAnsi="Consolas" w:cs="Consolas"/>
+          <w:color w:val="E97132" w:themeColor="accent2"/>
           <w:sz w:val="18"/>
           <w:szCs w:val="18"/>
         </w:rPr>
@@ -13539,7 +14341,8 @@
       </w:pPr>
       <w:r>
         <w:rPr>
-          <w:rFonts w:ascii="Consolas" w:cs="Consolas" w:eastAsia="Consolas" w:hAnsi="Consolas"/>
+          <w:rFonts w:ascii="Consolas" w:hAnsi="Consolas" w:cs="Consolas"/>
+          <w:color w:val="E97132" w:themeColor="accent2"/>
           <w:sz w:val="18"/>
           <w:szCs w:val="18"/>
         </w:rPr>
@@ -13554,7 +14357,8 @@
       </w:pPr>
       <w:r>
         <w:rPr>
-          <w:rFonts w:ascii="Consolas" w:cs="Consolas" w:eastAsia="Consolas" w:hAnsi="Consolas"/>
+          <w:rFonts w:ascii="Consolas" w:hAnsi="Consolas" w:cs="Consolas"/>
+          <w:color w:val="E97132" w:themeColor="accent2"/>
           <w:sz w:val="18"/>
           <w:szCs w:val="18"/>
         </w:rPr>
@@ -13569,7 +14373,8 @@
       </w:pPr>
       <w:r>
         <w:rPr>
-          <w:rFonts w:ascii="Consolas" w:cs="Consolas" w:eastAsia="Consolas" w:hAnsi="Consolas"/>
+          <w:rFonts w:ascii="Consolas" w:hAnsi="Consolas" w:cs="Consolas"/>
+          <w:color w:val="E97132" w:themeColor="accent2"/>
           <w:sz w:val="18"/>
           <w:szCs w:val="18"/>
         </w:rPr>
@@ -13589,10 +14394,10 @@
       </w:r>
       <w:r>
         <w:rPr>
-          <w:rFonts w:ascii="Consolas" w:cs="Consolas" w:eastAsia="Consolas" w:hAnsi="Consolas"/>
-          <w:color w:val="8B2500"/>
-          <w:sz w:val="22"/>
-          <w:szCs w:val="22"/>
+          <w:rFonts w:ascii="Consolas" w:hAnsi="Consolas" w:cs="Consolas"/>
+          <w:color w:val="E97132" w:themeColor="accent2"/>
+          <w:sz w:val="18"/>
+          <w:szCs w:val="18"/>
         </w:rPr>
         <w:t xml:space="preserve">computeAge(int annee)</w:t>
       </w:r>
@@ -13605,10 +14410,10 @@
       </w:r>
       <w:r>
         <w:rPr>
-          <w:rFonts w:ascii="Consolas" w:cs="Consolas" w:eastAsia="Consolas" w:hAnsi="Consolas"/>
-          <w:color w:val="8B2500"/>
-          <w:sz w:val="22"/>
-          <w:szCs w:val="22"/>
+          <w:rFonts w:ascii="Consolas" w:hAnsi="Consolas" w:cs="Consolas"/>
+          <w:color w:val="E97132" w:themeColor="accent2"/>
+          <w:sz w:val="18"/>
+          <w:szCs w:val="18"/>
         </w:rPr>
         <w:t xml:space="preserve">getAge()</w:t>
       </w:r>
@@ -13711,7 +14516,8 @@
       </w:pPr>
       <w:r>
         <w:rPr>
-          <w:rFonts w:ascii="Consolas" w:cs="Consolas" w:eastAsia="Consolas" w:hAnsi="Consolas"/>
+          <w:rFonts w:ascii="Consolas" w:hAnsi="Consolas" w:cs="Consolas"/>
+          <w:color w:val="E97132" w:themeColor="accent2"/>
           <w:sz w:val="18"/>
           <w:szCs w:val="18"/>
         </w:rPr>
@@ -13726,7 +14532,8 @@
       </w:pPr>
       <w:r>
         <w:rPr>
-          <w:rFonts w:ascii="Consolas" w:cs="Consolas" w:eastAsia="Consolas" w:hAnsi="Consolas"/>
+          <w:rFonts w:ascii="Consolas" w:hAnsi="Consolas" w:cs="Consolas"/>
+          <w:color w:val="E97132" w:themeColor="accent2"/>
           <w:sz w:val="18"/>
           <w:szCs w:val="18"/>
         </w:rPr>
@@ -13741,7 +14548,8 @@
       </w:pPr>
       <w:r>
         <w:rPr>
-          <w:rFonts w:ascii="Consolas" w:cs="Consolas" w:eastAsia="Consolas" w:hAnsi="Consolas"/>
+          <w:rFonts w:ascii="Consolas" w:hAnsi="Consolas" w:cs="Consolas"/>
+          <w:color w:val="E97132" w:themeColor="accent2"/>
           <w:sz w:val="18"/>
           <w:szCs w:val="18"/>
         </w:rPr>
@@ -13756,7 +14564,8 @@
       </w:pPr>
       <w:r>
         <w:rPr>
-          <w:rFonts w:ascii="Consolas" w:cs="Consolas" w:eastAsia="Consolas" w:hAnsi="Consolas"/>
+          <w:rFonts w:ascii="Consolas" w:hAnsi="Consolas" w:cs="Consolas"/>
+          <w:color w:val="E97132" w:themeColor="accent2"/>
           <w:sz w:val="18"/>
           <w:szCs w:val="18"/>
         </w:rPr>
@@ -13771,7 +14580,8 @@
       </w:pPr>
       <w:r>
         <w:rPr>
-          <w:rFonts w:ascii="Consolas" w:cs="Consolas" w:eastAsia="Consolas" w:hAnsi="Consolas"/>
+          <w:rFonts w:ascii="Consolas" w:hAnsi="Consolas" w:cs="Consolas"/>
+          <w:color w:val="E97132" w:themeColor="accent2"/>
           <w:sz w:val="18"/>
           <w:szCs w:val="18"/>
         </w:rPr>
@@ -13803,7 +14613,8 @@
       </w:pPr>
       <w:r>
         <w:rPr>
-          <w:rFonts w:ascii="Consolas" w:cs="Consolas" w:eastAsia="Consolas" w:hAnsi="Consolas"/>
+          <w:rFonts w:ascii="Consolas" w:hAnsi="Consolas" w:cs="Consolas"/>
+          <w:color w:val="E97132" w:themeColor="accent2"/>
           <w:sz w:val="18"/>
           <w:szCs w:val="18"/>
         </w:rPr>
@@ -13818,7 +14629,8 @@
       </w:pPr>
       <w:r>
         <w:rPr>
-          <w:rFonts w:ascii="Consolas" w:cs="Consolas" w:eastAsia="Consolas" w:hAnsi="Consolas"/>
+          <w:rFonts w:ascii="Consolas" w:hAnsi="Consolas" w:cs="Consolas"/>
+          <w:color w:val="E97132" w:themeColor="accent2"/>
           <w:sz w:val="18"/>
           <w:szCs w:val="18"/>
         </w:rPr>
@@ -13833,7 +14645,8 @@
       </w:pPr>
       <w:r>
         <w:rPr>
-          <w:rFonts w:ascii="Consolas" w:cs="Consolas" w:eastAsia="Consolas" w:hAnsi="Consolas"/>
+          <w:rFonts w:ascii="Consolas" w:hAnsi="Consolas" w:cs="Consolas"/>
+          <w:color w:val="E97132" w:themeColor="accent2"/>
           <w:sz w:val="18"/>
           <w:szCs w:val="18"/>
         </w:rPr>
@@ -13848,7 +14661,8 @@
       </w:pPr>
       <w:r>
         <w:rPr>
-          <w:rFonts w:ascii="Consolas" w:cs="Consolas" w:eastAsia="Consolas" w:hAnsi="Consolas"/>
+          <w:rFonts w:ascii="Consolas" w:hAnsi="Consolas" w:cs="Consolas"/>
+          <w:color w:val="E97132" w:themeColor="accent2"/>
           <w:sz w:val="18"/>
           <w:szCs w:val="18"/>
         </w:rPr>
@@ -13863,7 +14677,8 @@
       </w:pPr>
       <w:r>
         <w:rPr>
-          <w:rFonts w:ascii="Consolas" w:cs="Consolas" w:eastAsia="Consolas" w:hAnsi="Consolas"/>
+          <w:rFonts w:ascii="Consolas" w:hAnsi="Consolas" w:cs="Consolas"/>
+          <w:color w:val="E97132" w:themeColor="accent2"/>
           <w:sz w:val="18"/>
           <w:szCs w:val="18"/>
         </w:rPr>
@@ -13878,7 +14693,8 @@
       </w:pPr>
       <w:r>
         <w:rPr>
-          <w:rFonts w:ascii="Consolas" w:cs="Consolas" w:eastAsia="Consolas" w:hAnsi="Consolas"/>
+          <w:rFonts w:ascii="Consolas" w:hAnsi="Consolas" w:cs="Consolas"/>
+          <w:color w:val="E97132" w:themeColor="accent2"/>
           <w:sz w:val="18"/>
           <w:szCs w:val="18"/>
         </w:rPr>
@@ -13893,7 +14709,8 @@
       </w:pPr>
       <w:r>
         <w:rPr>
-          <w:rFonts w:ascii="Consolas" w:cs="Consolas" w:eastAsia="Consolas" w:hAnsi="Consolas"/>
+          <w:rFonts w:ascii="Consolas" w:hAnsi="Consolas" w:cs="Consolas"/>
+          <w:color w:val="E97132" w:themeColor="accent2"/>
           <w:sz w:val="18"/>
           <w:szCs w:val="18"/>
         </w:rPr>
@@ -13908,7 +14725,8 @@
       </w:pPr>
       <w:r>
         <w:rPr>
-          <w:rFonts w:ascii="Consolas" w:cs="Consolas" w:eastAsia="Consolas" w:hAnsi="Consolas"/>
+          <w:rFonts w:ascii="Consolas" w:hAnsi="Consolas" w:cs="Consolas"/>
+          <w:color w:val="E97132" w:themeColor="accent2"/>
           <w:sz w:val="18"/>
           <w:szCs w:val="18"/>
         </w:rPr>
@@ -13923,7 +14741,8 @@
       </w:pPr>
       <w:r>
         <w:rPr>
-          <w:rFonts w:ascii="Consolas" w:cs="Consolas" w:eastAsia="Consolas" w:hAnsi="Consolas"/>
+          <w:rFonts w:ascii="Consolas" w:hAnsi="Consolas" w:cs="Consolas"/>
+          <w:color w:val="E97132" w:themeColor="accent2"/>
           <w:sz w:val="18"/>
           <w:szCs w:val="18"/>
         </w:rPr>
@@ -13938,7 +14757,8 @@
       </w:pPr>
       <w:r>
         <w:rPr>
-          <w:rFonts w:ascii="Consolas" w:cs="Consolas" w:eastAsia="Consolas" w:hAnsi="Consolas"/>
+          <w:rFonts w:ascii="Consolas" w:hAnsi="Consolas" w:cs="Consolas"/>
+          <w:color w:val="E97132" w:themeColor="accent2"/>
           <w:sz w:val="18"/>
           <w:szCs w:val="18"/>
         </w:rPr>
@@ -13953,7 +14773,8 @@
       </w:pPr>
       <w:r>
         <w:rPr>
-          <w:rFonts w:ascii="Consolas" w:cs="Consolas" w:eastAsia="Consolas" w:hAnsi="Consolas"/>
+          <w:rFonts w:ascii="Consolas" w:hAnsi="Consolas" w:cs="Consolas"/>
+          <w:color w:val="E97132" w:themeColor="accent2"/>
           <w:sz w:val="18"/>
           <w:szCs w:val="18"/>
         </w:rPr>
@@ -14003,10 +14824,10 @@
       </w:r>
       <w:r>
         <w:rPr>
-          <w:rFonts w:ascii="Consolas" w:cs="Consolas" w:eastAsia="Consolas" w:hAnsi="Consolas"/>
-          <w:color w:val="8B2500"/>
-          <w:sz w:val="22"/>
-          <w:szCs w:val="22"/>
+          <w:rFonts w:ascii="Consolas" w:hAnsi="Consolas" w:cs="Consolas"/>
+          <w:color w:val="E97132" w:themeColor="accent2"/>
+          <w:sz w:val="18"/>
+          <w:szCs w:val="18"/>
         </w:rPr>
         <w:t xml:space="preserve">CompteBancaire</w:t>
       </w:r>
@@ -14085,7 +14906,8 @@
       </w:pPr>
       <w:r>
         <w:rPr>
-          <w:rFonts w:ascii="Consolas" w:cs="Consolas" w:eastAsia="Consolas" w:hAnsi="Consolas"/>
+          <w:rFonts w:ascii="Consolas" w:hAnsi="Consolas" w:cs="Consolas"/>
+          <w:color w:val="E97132" w:themeColor="accent2"/>
           <w:sz w:val="18"/>
           <w:szCs w:val="18"/>
         </w:rPr>
@@ -14100,7 +14922,8 @@
       </w:pPr>
       <w:r>
         <w:rPr>
-          <w:rFonts w:ascii="Consolas" w:cs="Consolas" w:eastAsia="Consolas" w:hAnsi="Consolas"/>
+          <w:rFonts w:ascii="Consolas" w:hAnsi="Consolas" w:cs="Consolas"/>
+          <w:color w:val="E97132" w:themeColor="accent2"/>
           <w:sz w:val="18"/>
           <w:szCs w:val="18"/>
         </w:rPr>
@@ -14115,7 +14938,8 @@
       </w:pPr>
       <w:r>
         <w:rPr>
-          <w:rFonts w:ascii="Consolas" w:cs="Consolas" w:eastAsia="Consolas" w:hAnsi="Consolas"/>
+          <w:rFonts w:ascii="Consolas" w:hAnsi="Consolas" w:cs="Consolas"/>
+          <w:color w:val="E97132" w:themeColor="accent2"/>
           <w:sz w:val="18"/>
           <w:szCs w:val="18"/>
         </w:rPr>
@@ -14130,7 +14954,8 @@
       </w:pPr>
       <w:r>
         <w:rPr>
-          <w:rFonts w:ascii="Consolas" w:cs="Consolas" w:eastAsia="Consolas" w:hAnsi="Consolas"/>
+          <w:rFonts w:ascii="Consolas" w:hAnsi="Consolas" w:cs="Consolas"/>
+          <w:color w:val="E97132" w:themeColor="accent2"/>
           <w:sz w:val="18"/>
           <w:szCs w:val="18"/>
         </w:rPr>
@@ -14145,7 +14970,8 @@
       </w:pPr>
       <w:r>
         <w:rPr>
-          <w:rFonts w:ascii="Consolas" w:cs="Consolas" w:eastAsia="Consolas" w:hAnsi="Consolas"/>
+          <w:rFonts w:ascii="Consolas" w:hAnsi="Consolas" w:cs="Consolas"/>
+          <w:color w:val="E97132" w:themeColor="accent2"/>
           <w:sz w:val="18"/>
           <w:szCs w:val="18"/>
         </w:rPr>
@@ -14160,7 +14986,8 @@
       </w:pPr>
       <w:r>
         <w:rPr>
-          <w:rFonts w:ascii="Consolas" w:cs="Consolas" w:eastAsia="Consolas" w:hAnsi="Consolas"/>
+          <w:rFonts w:ascii="Consolas" w:hAnsi="Consolas" w:cs="Consolas"/>
+          <w:color w:val="E97132" w:themeColor="accent2"/>
           <w:sz w:val="18"/>
           <w:szCs w:val="18"/>
         </w:rPr>
@@ -14175,7 +15002,8 @@
       </w:pPr>
       <w:r>
         <w:rPr>
-          <w:rFonts w:ascii="Consolas" w:cs="Consolas" w:eastAsia="Consolas" w:hAnsi="Consolas"/>
+          <w:rFonts w:ascii="Consolas" w:hAnsi="Consolas" w:cs="Consolas"/>
+          <w:color w:val="E97132" w:themeColor="accent2"/>
           <w:sz w:val="18"/>
           <w:szCs w:val="18"/>
         </w:rPr>
@@ -14190,7 +15018,8 @@
       </w:pPr>
       <w:r>
         <w:rPr>
-          <w:rFonts w:ascii="Consolas" w:cs="Consolas" w:eastAsia="Consolas" w:hAnsi="Consolas"/>
+          <w:rFonts w:ascii="Consolas" w:hAnsi="Consolas" w:cs="Consolas"/>
+          <w:color w:val="E97132" w:themeColor="accent2"/>
           <w:sz w:val="18"/>
           <w:szCs w:val="18"/>
         </w:rPr>
@@ -14205,7 +15034,8 @@
       </w:pPr>
       <w:r>
         <w:rPr>
-          <w:rFonts w:ascii="Consolas" w:cs="Consolas" w:eastAsia="Consolas" w:hAnsi="Consolas"/>
+          <w:rFonts w:ascii="Consolas" w:hAnsi="Consolas" w:cs="Consolas"/>
+          <w:color w:val="E97132" w:themeColor="accent2"/>
           <w:sz w:val="18"/>
           <w:szCs w:val="18"/>
         </w:rPr>
@@ -14220,7 +15050,8 @@
       </w:pPr>
       <w:r>
         <w:rPr>
-          <w:rFonts w:ascii="Consolas" w:cs="Consolas" w:eastAsia="Consolas" w:hAnsi="Consolas"/>
+          <w:rFonts w:ascii="Consolas" w:hAnsi="Consolas" w:cs="Consolas"/>
+          <w:color w:val="E97132" w:themeColor="accent2"/>
           <w:sz w:val="18"/>
           <w:szCs w:val="18"/>
         </w:rPr>
@@ -14235,7 +15066,8 @@
       </w:pPr>
       <w:r>
         <w:rPr>
-          <w:rFonts w:ascii="Consolas" w:cs="Consolas" w:eastAsia="Consolas" w:hAnsi="Consolas"/>
+          <w:rFonts w:ascii="Consolas" w:hAnsi="Consolas" w:cs="Consolas"/>
+          <w:color w:val="E97132" w:themeColor="accent2"/>
           <w:sz w:val="18"/>
           <w:szCs w:val="18"/>
         </w:rPr>
@@ -14250,7 +15082,8 @@
       </w:pPr>
       <w:r>
         <w:rPr>
-          <w:rFonts w:ascii="Consolas" w:cs="Consolas" w:eastAsia="Consolas" w:hAnsi="Consolas"/>
+          <w:rFonts w:ascii="Consolas" w:hAnsi="Consolas" w:cs="Consolas"/>
+          <w:color w:val="E97132" w:themeColor="accent2"/>
           <w:sz w:val="18"/>
           <w:szCs w:val="18"/>
         </w:rPr>
@@ -14282,7 +15115,8 @@
       </w:pPr>
       <w:r>
         <w:rPr>
-          <w:rFonts w:ascii="Consolas" w:cs="Consolas" w:eastAsia="Consolas" w:hAnsi="Consolas"/>
+          <w:rFonts w:ascii="Consolas" w:hAnsi="Consolas" w:cs="Consolas"/>
+          <w:color w:val="E97132" w:themeColor="accent2"/>
           <w:sz w:val="18"/>
           <w:szCs w:val="18"/>
         </w:rPr>
@@ -14297,7 +15131,8 @@
       </w:pPr>
       <w:r>
         <w:rPr>
-          <w:rFonts w:ascii="Consolas" w:cs="Consolas" w:eastAsia="Consolas" w:hAnsi="Consolas"/>
+          <w:rFonts w:ascii="Consolas" w:hAnsi="Consolas" w:cs="Consolas"/>
+          <w:color w:val="E97132" w:themeColor="accent2"/>
           <w:sz w:val="18"/>
           <w:szCs w:val="18"/>
         </w:rPr>
@@ -14312,7 +15147,8 @@
       </w:pPr>
       <w:r>
         <w:rPr>
-          <w:rFonts w:ascii="Consolas" w:cs="Consolas" w:eastAsia="Consolas" w:hAnsi="Consolas"/>
+          <w:rFonts w:ascii="Consolas" w:hAnsi="Consolas" w:cs="Consolas"/>
+          <w:color w:val="E97132" w:themeColor="accent2"/>
           <w:sz w:val="18"/>
           <w:szCs w:val="18"/>
         </w:rPr>
@@ -14327,7 +15163,8 @@
       </w:pPr>
       <w:r>
         <w:rPr>
-          <w:rFonts w:ascii="Consolas" w:cs="Consolas" w:eastAsia="Consolas" w:hAnsi="Consolas"/>
+          <w:rFonts w:ascii="Consolas" w:hAnsi="Consolas" w:cs="Consolas"/>
+          <w:color w:val="E97132" w:themeColor="accent2"/>
           <w:sz w:val="18"/>
           <w:szCs w:val="18"/>
         </w:rPr>
@@ -14342,7 +15179,8 @@
       </w:pPr>
       <w:r>
         <w:rPr>
-          <w:rFonts w:ascii="Consolas" w:cs="Consolas" w:eastAsia="Consolas" w:hAnsi="Consolas"/>
+          <w:rFonts w:ascii="Consolas" w:hAnsi="Consolas" w:cs="Consolas"/>
+          <w:color w:val="E97132" w:themeColor="accent2"/>
           <w:sz w:val="18"/>
           <w:szCs w:val="18"/>
         </w:rPr>
@@ -14357,7 +15195,8 @@
       </w:pPr>
       <w:r>
         <w:rPr>
-          <w:rFonts w:ascii="Consolas" w:cs="Consolas" w:eastAsia="Consolas" w:hAnsi="Consolas"/>
+          <w:rFonts w:ascii="Consolas" w:hAnsi="Consolas" w:cs="Consolas"/>
+          <w:color w:val="E97132" w:themeColor="accent2"/>
           <w:sz w:val="18"/>
           <w:szCs w:val="18"/>
         </w:rPr>
@@ -14372,7 +15211,8 @@
       </w:pPr>
       <w:r>
         <w:rPr>
-          <w:rFonts w:ascii="Consolas" w:cs="Consolas" w:eastAsia="Consolas" w:hAnsi="Consolas"/>
+          <w:rFonts w:ascii="Consolas" w:hAnsi="Consolas" w:cs="Consolas"/>
+          <w:color w:val="E97132" w:themeColor="accent2"/>
           <w:sz w:val="18"/>
           <w:szCs w:val="18"/>
         </w:rPr>
@@ -14387,7 +15227,8 @@
       </w:pPr>
       <w:r>
         <w:rPr>
-          <w:rFonts w:ascii="Consolas" w:cs="Consolas" w:eastAsia="Consolas" w:hAnsi="Consolas"/>
+          <w:rFonts w:ascii="Consolas" w:hAnsi="Consolas" w:cs="Consolas"/>
+          <w:color w:val="E97132" w:themeColor="accent2"/>
           <w:sz w:val="18"/>
           <w:szCs w:val="18"/>
         </w:rPr>
@@ -14402,7 +15243,8 @@
       </w:pPr>
       <w:r>
         <w:rPr>
-          <w:rFonts w:ascii="Consolas" w:cs="Consolas" w:eastAsia="Consolas" w:hAnsi="Consolas"/>
+          <w:rFonts w:ascii="Consolas" w:hAnsi="Consolas" w:cs="Consolas"/>
+          <w:color w:val="E97132" w:themeColor="accent2"/>
           <w:sz w:val="18"/>
           <w:szCs w:val="18"/>
         </w:rPr>
@@ -14417,7 +15259,8 @@
       </w:pPr>
       <w:r>
         <w:rPr>
-          <w:rFonts w:ascii="Consolas" w:cs="Consolas" w:eastAsia="Consolas" w:hAnsi="Consolas"/>
+          <w:rFonts w:ascii="Consolas" w:hAnsi="Consolas" w:cs="Consolas"/>
+          <w:color w:val="E97132" w:themeColor="accent2"/>
           <w:sz w:val="18"/>
           <w:szCs w:val="18"/>
         </w:rPr>
@@ -14432,7 +15275,8 @@
       </w:pPr>
       <w:r>
         <w:rPr>
-          <w:rFonts w:ascii="Consolas" w:cs="Consolas" w:eastAsia="Consolas" w:hAnsi="Consolas"/>
+          <w:rFonts w:ascii="Consolas" w:hAnsi="Consolas" w:cs="Consolas"/>
+          <w:color w:val="E97132" w:themeColor="accent2"/>
           <w:sz w:val="18"/>
           <w:szCs w:val="18"/>
         </w:rPr>
@@ -14447,7 +15291,8 @@
       </w:pPr>
       <w:r>
         <w:rPr>
-          <w:rFonts w:ascii="Consolas" w:cs="Consolas" w:eastAsia="Consolas" w:hAnsi="Consolas"/>
+          <w:rFonts w:ascii="Consolas" w:hAnsi="Consolas" w:cs="Consolas"/>
+          <w:color w:val="E97132" w:themeColor="accent2"/>
           <w:sz w:val="18"/>
           <w:szCs w:val="18"/>
         </w:rPr>
@@ -14551,7 +15396,8 @@
       </w:pPr>
       <w:r>
         <w:rPr>
-          <w:rFonts w:ascii="Consolas" w:cs="Consolas" w:eastAsia="Consolas" w:hAnsi="Consolas"/>
+          <w:rFonts w:ascii="Consolas" w:hAnsi="Consolas" w:cs="Consolas"/>
+          <w:color w:val="E97132" w:themeColor="accent2"/>
           <w:sz w:val="18"/>
           <w:szCs w:val="18"/>
         </w:rPr>
@@ -14566,7 +15412,8 @@
       </w:pPr>
       <w:r>
         <w:rPr>
-          <w:rFonts w:ascii="Consolas" w:cs="Consolas" w:eastAsia="Consolas" w:hAnsi="Consolas"/>
+          <w:rFonts w:ascii="Consolas" w:hAnsi="Consolas" w:cs="Consolas"/>
+          <w:color w:val="E97132" w:themeColor="accent2"/>
           <w:sz w:val="18"/>
           <w:szCs w:val="18"/>
         </w:rPr>
@@ -14581,7 +15428,8 @@
       </w:pPr>
       <w:r>
         <w:rPr>
-          <w:rFonts w:ascii="Consolas" w:cs="Consolas" w:eastAsia="Consolas" w:hAnsi="Consolas"/>
+          <w:rFonts w:ascii="Consolas" w:hAnsi="Consolas" w:cs="Consolas"/>
+          <w:color w:val="E97132" w:themeColor="accent2"/>
           <w:sz w:val="18"/>
           <w:szCs w:val="18"/>
         </w:rPr>
@@ -14596,7 +15444,8 @@
       </w:pPr>
       <w:r>
         <w:rPr>
-          <w:rFonts w:ascii="Consolas" w:cs="Consolas" w:eastAsia="Consolas" w:hAnsi="Consolas"/>
+          <w:rFonts w:ascii="Consolas" w:hAnsi="Consolas" w:cs="Consolas"/>
+          <w:color w:val="E97132" w:themeColor="accent2"/>
           <w:sz w:val="18"/>
           <w:szCs w:val="18"/>
         </w:rPr>
@@ -14611,7 +15460,8 @@
       </w:pPr>
       <w:r>
         <w:rPr>
-          <w:rFonts w:ascii="Consolas" w:cs="Consolas" w:eastAsia="Consolas" w:hAnsi="Consolas"/>
+          <w:rFonts w:ascii="Consolas" w:hAnsi="Consolas" w:cs="Consolas"/>
+          <w:color w:val="E97132" w:themeColor="accent2"/>
           <w:sz w:val="18"/>
           <w:szCs w:val="18"/>
         </w:rPr>
@@ -14626,7 +15476,8 @@
       </w:pPr>
       <w:r>
         <w:rPr>
-          <w:rFonts w:ascii="Consolas" w:cs="Consolas" w:eastAsia="Consolas" w:hAnsi="Consolas"/>
+          <w:rFonts w:ascii="Consolas" w:hAnsi="Consolas" w:cs="Consolas"/>
+          <w:color w:val="E97132" w:themeColor="accent2"/>
           <w:sz w:val="18"/>
           <w:szCs w:val="18"/>
         </w:rPr>
@@ -14641,7 +15492,8 @@
       </w:pPr>
       <w:r>
         <w:rPr>
-          <w:rFonts w:ascii="Consolas" w:cs="Consolas" w:eastAsia="Consolas" w:hAnsi="Consolas"/>
+          <w:rFonts w:ascii="Consolas" w:hAnsi="Consolas" w:cs="Consolas"/>
+          <w:color w:val="E97132" w:themeColor="accent2"/>
           <w:sz w:val="18"/>
           <w:szCs w:val="18"/>
         </w:rPr>
@@ -14656,7 +15508,8 @@
       </w:pPr>
       <w:r>
         <w:rPr>
-          <w:rFonts w:ascii="Consolas" w:cs="Consolas" w:eastAsia="Consolas" w:hAnsi="Consolas"/>
+          <w:rFonts w:ascii="Consolas" w:hAnsi="Consolas" w:cs="Consolas"/>
+          <w:color w:val="E97132" w:themeColor="accent2"/>
           <w:sz w:val="18"/>
           <w:szCs w:val="18"/>
         </w:rPr>
@@ -14671,7 +15524,8 @@
       </w:pPr>
       <w:r>
         <w:rPr>
-          <w:rFonts w:ascii="Consolas" w:cs="Consolas" w:eastAsia="Consolas" w:hAnsi="Consolas"/>
+          <w:rFonts w:ascii="Consolas" w:hAnsi="Consolas" w:cs="Consolas"/>
+          <w:color w:val="E97132" w:themeColor="accent2"/>
           <w:sz w:val="18"/>
           <w:szCs w:val="18"/>
         </w:rPr>
@@ -14686,7 +15540,8 @@
       </w:pPr>
       <w:r>
         <w:rPr>
-          <w:rFonts w:ascii="Consolas" w:cs="Consolas" w:eastAsia="Consolas" w:hAnsi="Consolas"/>
+          <w:rFonts w:ascii="Consolas" w:hAnsi="Consolas" w:cs="Consolas"/>
+          <w:color w:val="E97132" w:themeColor="accent2"/>
           <w:sz w:val="18"/>
           <w:szCs w:val="18"/>
         </w:rPr>
@@ -14701,7 +15556,8 @@
       </w:pPr>
       <w:r>
         <w:rPr>
-          <w:rFonts w:ascii="Consolas" w:cs="Consolas" w:eastAsia="Consolas" w:hAnsi="Consolas"/>
+          <w:rFonts w:ascii="Consolas" w:hAnsi="Consolas" w:cs="Consolas"/>
+          <w:color w:val="E97132" w:themeColor="accent2"/>
           <w:sz w:val="18"/>
           <w:szCs w:val="18"/>
         </w:rPr>
@@ -14716,7 +15572,8 @@
       </w:pPr>
       <w:r>
         <w:rPr>
-          <w:rFonts w:ascii="Consolas" w:cs="Consolas" w:eastAsia="Consolas" w:hAnsi="Consolas"/>
+          <w:rFonts w:ascii="Consolas" w:hAnsi="Consolas" w:cs="Consolas"/>
+          <w:color w:val="E97132" w:themeColor="accent2"/>
           <w:sz w:val="18"/>
           <w:szCs w:val="18"/>
         </w:rPr>
@@ -14731,7 +15588,8 @@
       </w:pPr>
       <w:r>
         <w:rPr>
-          <w:rFonts w:ascii="Consolas" w:cs="Consolas" w:eastAsia="Consolas" w:hAnsi="Consolas"/>
+          <w:rFonts w:ascii="Consolas" w:hAnsi="Consolas" w:cs="Consolas"/>
+          <w:color w:val="E97132" w:themeColor="accent2"/>
           <w:sz w:val="18"/>
           <w:szCs w:val="18"/>
         </w:rPr>
@@ -14746,7 +15604,8 @@
       </w:pPr>
       <w:r>
         <w:rPr>
-          <w:rFonts w:ascii="Consolas" w:cs="Consolas" w:eastAsia="Consolas" w:hAnsi="Consolas"/>
+          <w:rFonts w:ascii="Consolas" w:hAnsi="Consolas" w:cs="Consolas"/>
+          <w:color w:val="E97132" w:themeColor="accent2"/>
           <w:sz w:val="18"/>
           <w:szCs w:val="18"/>
         </w:rPr>
@@ -14761,7 +15620,8 @@
       </w:pPr>
       <w:r>
         <w:rPr>
-          <w:rFonts w:ascii="Consolas" w:cs="Consolas" w:eastAsia="Consolas" w:hAnsi="Consolas"/>
+          <w:rFonts w:ascii="Consolas" w:hAnsi="Consolas" w:cs="Consolas"/>
+          <w:color w:val="E97132" w:themeColor="accent2"/>
           <w:sz w:val="18"/>
           <w:szCs w:val="18"/>
         </w:rPr>
@@ -14776,7 +15636,8 @@
       </w:pPr>
       <w:r>
         <w:rPr>
-          <w:rFonts w:ascii="Consolas" w:cs="Consolas" w:eastAsia="Consolas" w:hAnsi="Consolas"/>
+          <w:rFonts w:ascii="Consolas" w:hAnsi="Consolas" w:cs="Consolas"/>
+          <w:color w:val="E97132" w:themeColor="accent2"/>
           <w:sz w:val="18"/>
           <w:szCs w:val="18"/>
         </w:rPr>
@@ -14791,7 +15652,8 @@
       </w:pPr>
       <w:r>
         <w:rPr>
-          <w:rFonts w:ascii="Consolas" w:cs="Consolas" w:eastAsia="Consolas" w:hAnsi="Consolas"/>
+          <w:rFonts w:ascii="Consolas" w:hAnsi="Consolas" w:cs="Consolas"/>
+          <w:color w:val="E97132" w:themeColor="accent2"/>
           <w:sz w:val="18"/>
           <w:szCs w:val="18"/>
         </w:rPr>
@@ -14806,7 +15668,8 @@
       </w:pPr>
       <w:r>
         <w:rPr>
-          <w:rFonts w:ascii="Consolas" w:cs="Consolas" w:eastAsia="Consolas" w:hAnsi="Consolas"/>
+          <w:rFonts w:ascii="Consolas" w:hAnsi="Consolas" w:cs="Consolas"/>
+          <w:color w:val="E97132" w:themeColor="accent2"/>
           <w:sz w:val="18"/>
           <w:szCs w:val="18"/>
         </w:rPr>
@@ -14821,7 +15684,8 @@
       </w:pPr>
       <w:r>
         <w:rPr>
-          <w:rFonts w:ascii="Consolas" w:cs="Consolas" w:eastAsia="Consolas" w:hAnsi="Consolas"/>
+          <w:rFonts w:ascii="Consolas" w:hAnsi="Consolas" w:cs="Consolas"/>
+          <w:color w:val="E97132" w:themeColor="accent2"/>
           <w:sz w:val="18"/>
           <w:szCs w:val="18"/>
         </w:rPr>
@@ -14865,7 +15729,8 @@
       </w:pPr>
       <w:r>
         <w:rPr>
-          <w:rFonts w:ascii="Consolas" w:cs="Consolas" w:eastAsia="Consolas" w:hAnsi="Consolas"/>
+          <w:rFonts w:ascii="Consolas" w:hAnsi="Consolas" w:cs="Consolas"/>
+          <w:color w:val="E97132" w:themeColor="accent2"/>
           <w:sz w:val="18"/>
           <w:szCs w:val="18"/>
         </w:rPr>
@@ -14880,7 +15745,8 @@
       </w:pPr>
       <w:r>
         <w:rPr>
-          <w:rFonts w:ascii="Consolas" w:cs="Consolas" w:eastAsia="Consolas" w:hAnsi="Consolas"/>
+          <w:rFonts w:ascii="Consolas" w:hAnsi="Consolas" w:cs="Consolas"/>
+          <w:color w:val="E97132" w:themeColor="accent2"/>
           <w:sz w:val="18"/>
           <w:szCs w:val="18"/>
         </w:rPr>
@@ -14895,7 +15761,8 @@
       </w:pPr>
       <w:r>
         <w:rPr>
-          <w:rFonts w:ascii="Consolas" w:cs="Consolas" w:eastAsia="Consolas" w:hAnsi="Consolas"/>
+          <w:rFonts w:ascii="Consolas" w:hAnsi="Consolas" w:cs="Consolas"/>
+          <w:color w:val="E97132" w:themeColor="accent2"/>
           <w:sz w:val="18"/>
           <w:szCs w:val="18"/>
         </w:rPr>
@@ -14910,7 +15777,8 @@
       </w:pPr>
       <w:r>
         <w:rPr>
-          <w:rFonts w:ascii="Consolas" w:cs="Consolas" w:eastAsia="Consolas" w:hAnsi="Consolas"/>
+          <w:rFonts w:ascii="Consolas" w:hAnsi="Consolas" w:cs="Consolas"/>
+          <w:color w:val="E97132" w:themeColor="accent2"/>
           <w:sz w:val="18"/>
           <w:szCs w:val="18"/>
         </w:rPr>
@@ -14925,7 +15793,8 @@
       </w:pPr>
       <w:r>
         <w:rPr>
-          <w:rFonts w:ascii="Consolas" w:cs="Consolas" w:eastAsia="Consolas" w:hAnsi="Consolas"/>
+          <w:rFonts w:ascii="Consolas" w:hAnsi="Consolas" w:cs="Consolas"/>
+          <w:color w:val="E97132" w:themeColor="accent2"/>
           <w:sz w:val="18"/>
           <w:szCs w:val="18"/>
         </w:rPr>
@@ -14940,7 +15809,8 @@
       </w:pPr>
       <w:r>
         <w:rPr>
-          <w:rFonts w:ascii="Consolas" w:cs="Consolas" w:eastAsia="Consolas" w:hAnsi="Consolas"/>
+          <w:rFonts w:ascii="Consolas" w:hAnsi="Consolas" w:cs="Consolas"/>
+          <w:color w:val="E97132" w:themeColor="accent2"/>
           <w:sz w:val="18"/>
           <w:szCs w:val="18"/>
         </w:rPr>
@@ -14955,7 +15825,8 @@
       </w:pPr>
       <w:r>
         <w:rPr>
-          <w:rFonts w:ascii="Consolas" w:cs="Consolas" w:eastAsia="Consolas" w:hAnsi="Consolas"/>
+          <w:rFonts w:ascii="Consolas" w:hAnsi="Consolas" w:cs="Consolas"/>
+          <w:color w:val="E97132" w:themeColor="accent2"/>
           <w:sz w:val="18"/>
           <w:szCs w:val="18"/>
         </w:rPr>
@@ -14970,7 +15841,8 @@
       </w:pPr>
       <w:r>
         <w:rPr>
-          <w:rFonts w:ascii="Consolas" w:cs="Consolas" w:eastAsia="Consolas" w:hAnsi="Consolas"/>
+          <w:rFonts w:ascii="Consolas" w:hAnsi="Consolas" w:cs="Consolas"/>
+          <w:color w:val="E97132" w:themeColor="accent2"/>
           <w:sz w:val="18"/>
           <w:szCs w:val="18"/>
         </w:rPr>
@@ -14985,7 +15857,8 @@
       </w:pPr>
       <w:r>
         <w:rPr>
-          <w:rFonts w:ascii="Consolas" w:cs="Consolas" w:eastAsia="Consolas" w:hAnsi="Consolas"/>
+          <w:rFonts w:ascii="Consolas" w:hAnsi="Consolas" w:cs="Consolas"/>
+          <w:color w:val="E97132" w:themeColor="accent2"/>
           <w:sz w:val="18"/>
           <w:szCs w:val="18"/>
         </w:rPr>
@@ -15000,7 +15873,8 @@
       </w:pPr>
       <w:r>
         <w:rPr>
-          <w:rFonts w:ascii="Consolas" w:cs="Consolas" w:eastAsia="Consolas" w:hAnsi="Consolas"/>
+          <w:rFonts w:ascii="Consolas" w:hAnsi="Consolas" w:cs="Consolas"/>
+          <w:color w:val="E97132" w:themeColor="accent2"/>
           <w:sz w:val="18"/>
           <w:szCs w:val="18"/>
         </w:rPr>
@@ -15015,7 +15889,8 @@
       </w:pPr>
       <w:r>
         <w:rPr>
-          <w:rFonts w:ascii="Consolas" w:cs="Consolas" w:eastAsia="Consolas" w:hAnsi="Consolas"/>
+          <w:rFonts w:ascii="Consolas" w:hAnsi="Consolas" w:cs="Consolas"/>
+          <w:color w:val="E97132" w:themeColor="accent2"/>
           <w:sz w:val="18"/>
           <w:szCs w:val="18"/>
         </w:rPr>
@@ -15030,7 +15905,8 @@
       </w:pPr>
       <w:r>
         <w:rPr>
-          <w:rFonts w:ascii="Consolas" w:cs="Consolas" w:eastAsia="Consolas" w:hAnsi="Consolas"/>
+          <w:rFonts w:ascii="Consolas" w:hAnsi="Consolas" w:cs="Consolas"/>
+          <w:color w:val="E97132" w:themeColor="accent2"/>
           <w:sz w:val="18"/>
           <w:szCs w:val="18"/>
         </w:rPr>
@@ -15045,7 +15921,8 @@
       </w:pPr>
       <w:r>
         <w:rPr>
-          <w:rFonts w:ascii="Consolas" w:cs="Consolas" w:eastAsia="Consolas" w:hAnsi="Consolas"/>
+          <w:rFonts w:ascii="Consolas" w:hAnsi="Consolas" w:cs="Consolas"/>
+          <w:color w:val="E97132" w:themeColor="accent2"/>
           <w:sz w:val="18"/>
           <w:szCs w:val="18"/>
         </w:rPr>
@@ -15060,7 +15937,8 @@
       </w:pPr>
       <w:r>
         <w:rPr>
-          <w:rFonts w:ascii="Consolas" w:cs="Consolas" w:eastAsia="Consolas" w:hAnsi="Consolas"/>
+          <w:rFonts w:ascii="Consolas" w:hAnsi="Consolas" w:cs="Consolas"/>
+          <w:color w:val="E97132" w:themeColor="accent2"/>
           <w:sz w:val="18"/>
           <w:szCs w:val="18"/>
         </w:rPr>
@@ -15075,7 +15953,8 @@
       </w:pPr>
       <w:r>
         <w:rPr>
-          <w:rFonts w:ascii="Consolas" w:cs="Consolas" w:eastAsia="Consolas" w:hAnsi="Consolas"/>
+          <w:rFonts w:ascii="Consolas" w:hAnsi="Consolas" w:cs="Consolas"/>
+          <w:color w:val="E97132" w:themeColor="accent2"/>
           <w:sz w:val="18"/>
           <w:szCs w:val="18"/>
         </w:rPr>
@@ -15090,7 +15969,8 @@
       </w:pPr>
       <w:r>
         <w:rPr>
-          <w:rFonts w:ascii="Consolas" w:cs="Consolas" w:eastAsia="Consolas" w:hAnsi="Consolas"/>
+          <w:rFonts w:ascii="Consolas" w:hAnsi="Consolas" w:cs="Consolas"/>
+          <w:color w:val="E97132" w:themeColor="accent2"/>
           <w:sz w:val="18"/>
           <w:szCs w:val="18"/>
         </w:rPr>
@@ -15105,7 +15985,8 @@
       </w:pPr>
       <w:r>
         <w:rPr>
-          <w:rFonts w:ascii="Consolas" w:cs="Consolas" w:eastAsia="Consolas" w:hAnsi="Consolas"/>
+          <w:rFonts w:ascii="Consolas" w:hAnsi="Consolas" w:cs="Consolas"/>
+          <w:color w:val="E97132" w:themeColor="accent2"/>
           <w:sz w:val="18"/>
           <w:szCs w:val="18"/>
         </w:rPr>
@@ -15120,7 +16001,8 @@
       </w:pPr>
       <w:r>
         <w:rPr>
-          <w:rFonts w:ascii="Consolas" w:cs="Consolas" w:eastAsia="Consolas" w:hAnsi="Consolas"/>
+          <w:rFonts w:ascii="Consolas" w:hAnsi="Consolas" w:cs="Consolas"/>
+          <w:color w:val="E97132" w:themeColor="accent2"/>
           <w:sz w:val="18"/>
           <w:szCs w:val="18"/>
         </w:rPr>
@@ -15135,7 +16017,8 @@
       </w:pPr>
       <w:r>
         <w:rPr>
-          <w:rFonts w:ascii="Consolas" w:cs="Consolas" w:eastAsia="Consolas" w:hAnsi="Consolas"/>
+          <w:rFonts w:ascii="Consolas" w:hAnsi="Consolas" w:cs="Consolas"/>
+          <w:color w:val="E97132" w:themeColor="accent2"/>
           <w:sz w:val="18"/>
           <w:szCs w:val="18"/>
         </w:rPr>
@@ -15150,7 +16033,8 @@
       </w:pPr>
       <w:r>
         <w:rPr>
-          <w:rFonts w:ascii="Consolas" w:cs="Consolas" w:eastAsia="Consolas" w:hAnsi="Consolas"/>
+          <w:rFonts w:ascii="Consolas" w:hAnsi="Consolas" w:cs="Consolas"/>
+          <w:color w:val="E97132" w:themeColor="accent2"/>
           <w:sz w:val="18"/>
           <w:szCs w:val="18"/>
         </w:rPr>
@@ -15165,7 +16049,8 @@
       </w:pPr>
       <w:r>
         <w:rPr>
-          <w:rFonts w:ascii="Consolas" w:cs="Consolas" w:eastAsia="Consolas" w:hAnsi="Consolas"/>
+          <w:rFonts w:ascii="Consolas" w:hAnsi="Consolas" w:cs="Consolas"/>
+          <w:color w:val="E97132" w:themeColor="accent2"/>
           <w:sz w:val="18"/>
           <w:szCs w:val="18"/>
         </w:rPr>
@@ -15278,7 +16163,8 @@
       </w:pPr>
       <w:r>
         <w:rPr>
-          <w:rFonts w:ascii="Consolas" w:cs="Consolas" w:eastAsia="Consolas" w:hAnsi="Consolas"/>
+          <w:rFonts w:ascii="Consolas" w:hAnsi="Consolas" w:cs="Consolas"/>
+          <w:color w:val="E97132" w:themeColor="accent2"/>
           <w:sz w:val="18"/>
           <w:szCs w:val="18"/>
         </w:rPr>
@@ -15293,7 +16179,8 @@
       </w:pPr>
       <w:r>
         <w:rPr>
-          <w:rFonts w:ascii="Consolas" w:cs="Consolas" w:eastAsia="Consolas" w:hAnsi="Consolas"/>
+          <w:rFonts w:ascii="Consolas" w:hAnsi="Consolas" w:cs="Consolas"/>
+          <w:color w:val="E97132" w:themeColor="accent2"/>
           <w:sz w:val="18"/>
           <w:szCs w:val="18"/>
         </w:rPr>
@@ -15308,7 +16195,8 @@
       </w:pPr>
       <w:r>
         <w:rPr>
-          <w:rFonts w:ascii="Consolas" w:cs="Consolas" w:eastAsia="Consolas" w:hAnsi="Consolas"/>
+          <w:rFonts w:ascii="Consolas" w:hAnsi="Consolas" w:cs="Consolas"/>
+          <w:color w:val="E97132" w:themeColor="accent2"/>
           <w:sz w:val="18"/>
           <w:szCs w:val="18"/>
         </w:rPr>
@@ -15323,7 +16211,8 @@
       </w:pPr>
       <w:r>
         <w:rPr>
-          <w:rFonts w:ascii="Consolas" w:cs="Consolas" w:eastAsia="Consolas" w:hAnsi="Consolas"/>
+          <w:rFonts w:ascii="Consolas" w:hAnsi="Consolas" w:cs="Consolas"/>
+          <w:color w:val="E97132" w:themeColor="accent2"/>
           <w:sz w:val="18"/>
           <w:szCs w:val="18"/>
         </w:rPr>
@@ -15338,7 +16227,8 @@
       </w:pPr>
       <w:r>
         <w:rPr>
-          <w:rFonts w:ascii="Consolas" w:cs="Consolas" w:eastAsia="Consolas" w:hAnsi="Consolas"/>
+          <w:rFonts w:ascii="Consolas" w:hAnsi="Consolas" w:cs="Consolas"/>
+          <w:color w:val="E97132" w:themeColor="accent2"/>
           <w:sz w:val="18"/>
           <w:szCs w:val="18"/>
         </w:rPr>
@@ -15353,7 +16243,8 @@
       </w:pPr>
       <w:r>
         <w:rPr>
-          <w:rFonts w:ascii="Consolas" w:cs="Consolas" w:eastAsia="Consolas" w:hAnsi="Consolas"/>
+          <w:rFonts w:ascii="Consolas" w:hAnsi="Consolas" w:cs="Consolas"/>
+          <w:color w:val="E97132" w:themeColor="accent2"/>
           <w:sz w:val="18"/>
           <w:szCs w:val="18"/>
         </w:rPr>
@@ -15368,7 +16259,8 @@
       </w:pPr>
       <w:r>
         <w:rPr>
-          <w:rFonts w:ascii="Consolas" w:cs="Consolas" w:eastAsia="Consolas" w:hAnsi="Consolas"/>
+          <w:rFonts w:ascii="Consolas" w:hAnsi="Consolas" w:cs="Consolas"/>
+          <w:color w:val="E97132" w:themeColor="accent2"/>
           <w:sz w:val="18"/>
           <w:szCs w:val="18"/>
         </w:rPr>
@@ -15383,7 +16275,8 @@
       </w:pPr>
       <w:r>
         <w:rPr>
-          <w:rFonts w:ascii="Consolas" w:cs="Consolas" w:eastAsia="Consolas" w:hAnsi="Consolas"/>
+          <w:rFonts w:ascii="Consolas" w:hAnsi="Consolas" w:cs="Consolas"/>
+          <w:color w:val="E97132" w:themeColor="accent2"/>
           <w:sz w:val="18"/>
           <w:szCs w:val="18"/>
         </w:rPr>
@@ -15398,7 +16291,8 @@
       </w:pPr>
       <w:r>
         <w:rPr>
-          <w:rFonts w:ascii="Consolas" w:cs="Consolas" w:eastAsia="Consolas" w:hAnsi="Consolas"/>
+          <w:rFonts w:ascii="Consolas" w:hAnsi="Consolas" w:cs="Consolas"/>
+          <w:color w:val="E97132" w:themeColor="accent2"/>
           <w:sz w:val="18"/>
           <w:szCs w:val="18"/>
         </w:rPr>
@@ -15413,7 +16307,8 @@
       </w:pPr>
       <w:r>
         <w:rPr>
-          <w:rFonts w:ascii="Consolas" w:cs="Consolas" w:eastAsia="Consolas" w:hAnsi="Consolas"/>
+          <w:rFonts w:ascii="Consolas" w:hAnsi="Consolas" w:cs="Consolas"/>
+          <w:color w:val="E97132" w:themeColor="accent2"/>
           <w:sz w:val="18"/>
           <w:szCs w:val="18"/>
         </w:rPr>
@@ -15445,7 +16340,8 @@
       </w:pPr>
       <w:r>
         <w:rPr>
-          <w:rFonts w:ascii="Consolas" w:cs="Consolas" w:eastAsia="Consolas" w:hAnsi="Consolas"/>
+          <w:rFonts w:ascii="Consolas" w:hAnsi="Consolas" w:cs="Consolas"/>
+          <w:color w:val="E97132" w:themeColor="accent2"/>
           <w:sz w:val="18"/>
           <w:szCs w:val="18"/>
         </w:rPr>
@@ -15460,7 +16356,8 @@
       </w:pPr>
       <w:r>
         <w:rPr>
-          <w:rFonts w:ascii="Consolas" w:cs="Consolas" w:eastAsia="Consolas" w:hAnsi="Consolas"/>
+          <w:rFonts w:ascii="Consolas" w:hAnsi="Consolas" w:cs="Consolas"/>
+          <w:color w:val="E97132" w:themeColor="accent2"/>
           <w:sz w:val="18"/>
           <w:szCs w:val="18"/>
         </w:rPr>
@@ -15492,10 +16389,10 @@
       </w:r>
       <w:r>
         <w:rPr>
-          <w:rFonts w:ascii="Consolas" w:cs="Consolas" w:eastAsia="Consolas" w:hAnsi="Consolas"/>
-          <w:color w:val="8B2500"/>
-          <w:sz w:val="22"/>
-          <w:szCs w:val="22"/>
+          <w:rFonts w:ascii="Consolas" w:hAnsi="Consolas" w:cs="Consolas"/>
+          <w:color w:val="E97132" w:themeColor="accent2"/>
+          <w:sz w:val="18"/>
+          <w:szCs w:val="18"/>
         </w:rPr>
         <w:t xml:space="preserve">abstract</w:t>
       </w:r>
@@ -15529,10 +16426,10 @@
       </w:r>
       <w:r>
         <w:rPr>
-          <w:rFonts w:ascii="Consolas" w:cs="Consolas" w:eastAsia="Consolas" w:hAnsi="Consolas"/>
-          <w:color w:val="8B2500"/>
-          <w:sz w:val="22"/>
-          <w:szCs w:val="22"/>
+          <w:rFonts w:ascii="Consolas" w:hAnsi="Consolas" w:cs="Consolas"/>
+          <w:color w:val="E97132" w:themeColor="accent2"/>
+          <w:sz w:val="18"/>
+          <w:szCs w:val="18"/>
         </w:rPr>
         <w:t xml:space="preserve">switch</w:t>
       </w:r>
@@ -15545,10 +16442,10 @@
       </w:r>
       <w:r>
         <w:rPr>
-          <w:rFonts w:ascii="Consolas" w:cs="Consolas" w:eastAsia="Consolas" w:hAnsi="Consolas"/>
-          <w:color w:val="8B2500"/>
-          <w:sz w:val="22"/>
-          <w:szCs w:val="22"/>
+          <w:rFonts w:ascii="Consolas" w:hAnsi="Consolas" w:cs="Consolas"/>
+          <w:color w:val="E97132" w:themeColor="accent2"/>
+          <w:sz w:val="18"/>
+          <w:szCs w:val="18"/>
         </w:rPr>
         <w:t xml:space="preserve">instanceof</w:t>
       </w:r>
@@ -15557,7 +16454,23 @@
           <w:sz w:val="22"/>
           <w:szCs w:val="22"/>
         </w:rPr>
-        <w:t xml:space="preserve"> et les switch sur un champ qui code le type d'un objet.</w:t>
+        <w:t xml:space="preserve"> et les </w:t>
+      </w:r>
+      <w:r>
+        <w:rPr>
+          <w:rFonts w:ascii="Consolas" w:hAnsi="Consolas" w:cs="Consolas"/>
+          <w:color w:val="E97132" w:themeColor="accent2"/>
+          <w:sz w:val="18"/>
+          <w:szCs w:val="18"/>
+        </w:rPr>
+        <w:t xml:space="preserve">switch</w:t>
+      </w:r>
+      <w:r>
+        <w:rPr>
+          <w:sz w:val="22"/>
+          <w:szCs w:val="22"/>
+        </w:rPr>
+        <w:t xml:space="preserve"> sur un champ qui code le type d'un objet.</w:t>
       </w:r>
     </w:p>
     <w:p>
@@ -15956,7 +16869,13 @@
 <file path=word/styles.xml><?xml version="1.0" encoding="utf-8"?>
 <w:styles xmlns:mc="http://schemas.openxmlformats.org/markup-compatibility/2006" xmlns:r="http://schemas.openxmlformats.org/officeDocument/2006/relationships" xmlns:w="http://schemas.openxmlformats.org/wordprocessingml/2006/main" xmlns:w14="http://schemas.microsoft.com/office/word/2010/wordml" xmlns:w15="http://schemas.microsoft.com/office/word/2012/wordml" mc:Ignorable="w14 w15">
   <w:docDefaults>
-    <w:rPrDefault/>
+    <w:rPrDefault>
+      <w:rPr>
+        <w:rFonts w:ascii="Cormorant Garamond" w:hAnsi="Cormorant Garamond" w:eastAsia="Cormorant Garamond" w:cs="Cormorant Garamond"/>
+        <w:sz w:val="22"/>
+        <w:szCs w:val="22"/>
+      </w:rPr>
+    </w:rPrDefault>
     <w:pPrDefault/>
   </w:docDefaults>
   <w:style w:type="paragraph" w:styleId="Title">
@@ -15965,6 +16884,7 @@
     <w:next w:val="Normal"/>
     <w:qFormat/>
     <w:rPr>
+      <w:rFonts w:ascii="Cormorant Garamond" w:hAnsi="Cormorant Garamond" w:eastAsia="Cormorant Garamond" w:cs="Cormorant Garamond"/>
       <w:sz w:val="56"/>
       <w:szCs w:val="56"/>
     </w:rPr>
@@ -15975,6 +16895,7 @@
     <w:next w:val="Normal"/>
     <w:qFormat/>
     <w:rPr>
+      <w:rFonts w:ascii="Cormorant Garamond" w:hAnsi="Cormorant Garamond" w:eastAsia="Cormorant Garamond" w:cs="Cormorant Garamond"/>
       <w:color w:val="2E74B5"/>
       <w:sz w:val="32"/>
       <w:szCs w:val="32"/>
@@ -15986,6 +16907,7 @@
     <w:next w:val="Normal"/>
     <w:qFormat/>
     <w:rPr>
+      <w:rFonts w:ascii="Cormorant Garamond" w:hAnsi="Cormorant Garamond" w:eastAsia="Cormorant Garamond" w:cs="Cormorant Garamond"/>
       <w:color w:val="2E74B5"/>
       <w:sz w:val="26"/>
       <w:szCs w:val="26"/>
@@ -15997,6 +16919,7 @@
     <w:next w:val="Normal"/>
     <w:qFormat/>
     <w:rPr>
+      <w:rFonts w:ascii="Cormorant Garamond" w:hAnsi="Cormorant Garamond" w:eastAsia="Cormorant Garamond" w:cs="Cormorant Garamond"/>
       <w:color w:val="1F4D78"/>
       <w:sz w:val="24"/>
       <w:szCs w:val="24"/>
@@ -16008,6 +16931,7 @@
     <w:next w:val="Normal"/>
     <w:qFormat/>
     <w:rPr>
+      <w:rFonts w:ascii="Cormorant Garamond" w:hAnsi="Cormorant Garamond" w:eastAsia="Cormorant Garamond" w:cs="Cormorant Garamond"/>
       <w:i/>
       <w:iCs/>
       <w:color w:val="2E74B5"/>
@@ -16019,6 +16943,7 @@
     <w:next w:val="Normal"/>
     <w:qFormat/>
     <w:rPr>
+      <w:rFonts w:ascii="Cormorant Garamond" w:hAnsi="Cormorant Garamond" w:eastAsia="Cormorant Garamond" w:cs="Cormorant Garamond"/>
       <w:color w:val="2E74B5"/>
     </w:rPr>
   </w:style>
@@ -16028,6 +16953,7 @@
     <w:next w:val="Normal"/>
     <w:qFormat/>
     <w:rPr>
+      <w:rFonts w:ascii="Cormorant Garamond" w:hAnsi="Cormorant Garamond" w:eastAsia="Cormorant Garamond" w:cs="Cormorant Garamond"/>
       <w:color w:val="1F4D78"/>
     </w:rPr>
   </w:style>

--- a/documents/Memento_Clean_Code.docx
+++ b/documents/Memento_Clean_Code.docx
@@ -4,13 +4,16 @@
   <w:body>
     <w:p>
       <w:pPr>
-        <w:spacing w:after="0"/>
+        <w:tabs>
+          <w:tab w:val="right" w:pos="9026"/>
+        </w:tabs>
       </w:pPr>
       <w:r>
         <w:drawing>
           <wp:inline distT="0" distB="0" distL="0" distR="0">
             <wp:extent cx="1514475" cy="723900"/>
-            <wp:docPr id="9901" name="logo_ephec" descr="Logo de l'EPHEC" title="EPHEC"/>
+            <wp:effectExtent t="0" r="0" b="0" l="0"/>
+            <wp:docPr id="1" name="logo" descr="Logo de l'EPHEC" title="EPHEC"/>
             <wp:cNvGraphicFramePr>
               <a:graphicFrameLocks xmlns:a="http://schemas.openxmlformats.org/drawingml/2006/main" noChangeAspect="1"/>
             </wp:cNvGraphicFramePr>
@@ -18,16 +21,19 @@
               <a:graphicData uri="http://schemas.openxmlformats.org/drawingml/2006/picture">
                 <pic:pic xmlns:pic="http://schemas.openxmlformats.org/drawingml/2006/picture">
                   <pic:nvPicPr>
-                    <pic:cNvPr id="9901" name="logo_ephec.png"/>
-                    <pic:cNvPicPr/>
+                    <pic:cNvPr id="0" name="" descr=""/>
+                    <pic:cNvPicPr>
+                      <a:picLocks noChangeAspect="1" noChangeArrowheads="1"/>
+                    </pic:cNvPicPr>
                   </pic:nvPicPr>
                   <pic:blipFill>
-                    <a:blip xmlns:r="http://schemas.openxmlformats.org/officeDocument/2006/relationships" r:embed="rIdLogoEphec"/>
+                    <a:blip r:embed="rId7" cstate="none"/>
+                    <a:srcRect/>
                     <a:stretch>
                       <a:fillRect/>
                     </a:stretch>
                   </pic:blipFill>
-                  <pic:spPr>
+                  <pic:spPr bwMode="auto">
                     <a:xfrm>
                       <a:off x="0" y="0"/>
                       <a:ext cx="1514475" cy="723900"/>
@@ -42,88 +48,101 @@
           </wp:inline>
         </w:drawing>
       </w:r>
-    </w:p>
-    <w:p>
-      <w:pPr>
-        <w:spacing w:after="120" w:before="700"/>
-        <w:jc w:val="center"/>
-      </w:pPr>
-      <w:r>
-        <w:rPr>
-          <w:color w:val="595959"/>
-          <w:sz w:val="26"/>
-          <w:szCs w:val="26"/>
-        </w:rPr>
-        <w:t xml:space="preserve">Programmation orientée objet — Java</w:t>
-      </w:r>
-    </w:p>
-    <w:p>
-      <w:pPr>
-        <w:spacing w:after="200"/>
-        <w:jc w:val="center"/>
-      </w:pPr>
-      <w:r>
-        <w:rPr>
+      <w:r>
+        <w:rPr>
+          <w:rFonts w:ascii="Calibri" w:cs="Calibri" w:eastAsia="Calibri" w:hAnsi="Calibri"/>
+          <w:sz w:val="36"/>
+          <w:szCs w:val="36"/>
+        </w:rPr>
+        <w:tab/>
+      </w:r>
+      <w:r>
+        <w:rPr>
+          <w:rFonts w:ascii="Calibri" w:cs="Calibri" w:eastAsia="Calibri" w:hAnsi="Calibri"/>
+          <w:color w:val="000000"/>
+          <w:sz w:val="36"/>
+          <w:szCs w:val="36"/>
+        </w:rPr>
+        <w:t xml:space="preserve">Année académique </w:t>
+      </w:r>
+      <w:r>
+        <w:rPr>
+          <w:rFonts w:ascii="Calibri" w:cs="Calibri" w:eastAsia="Calibri" w:hAnsi="Calibri"/>
           <w:b/>
           <w:bCs/>
-          <w:color w:val="1F4E79"/>
-          <w:sz w:val="52"/>
-          <w:szCs w:val="52"/>
+          <w:color w:val="000000"/>
+          <w:sz w:val="36"/>
+          <w:szCs w:val="36"/>
+        </w:rPr>
+        <w:t xml:space="preserve">2026-2027</w:t>
+      </w:r>
+    </w:p>
+    <w:p>
+      <w:pPr>
+        <w:spacing w:after="120" w:before="3900"/>
+        <w:jc w:val="center"/>
+      </w:pPr>
+      <w:r>
+        <w:rPr>
+          <w:rFonts w:ascii="Calibri" w:cs="Calibri" w:eastAsia="Calibri" w:hAnsi="Calibri"/>
+          <w:color w:val="000000"/>
+          <w:sz w:val="36"/>
+          <w:szCs w:val="36"/>
+        </w:rPr>
+        <w:t xml:space="preserve">Programmation orientée objet — Java</w:t>
+      </w:r>
+    </w:p>
+    <w:p>
+      <w:pPr>
+        <w:spacing w:after="100" w:before="0"/>
+        <w:jc w:val="center"/>
+      </w:pPr>
+      <w:r>
+        <w:rPr>
+          <w:rFonts w:ascii="Calibri" w:cs="Calibri" w:eastAsia="Calibri" w:hAnsi="Calibri"/>
+          <w:b/>
+          <w:bCs/>
+          <w:color w:val="000000"/>
+          <w:sz w:val="72"/>
+          <w:szCs w:val="72"/>
         </w:rPr>
         <w:t xml:space="preserve">Mémento Clean Code</w:t>
       </w:r>
     </w:p>
     <w:p>
       <w:pPr>
-        <w:spacing w:after="800"/>
+        <w:spacing w:after="800" w:before="0"/>
         <w:jc w:val="center"/>
       </w:pPr>
       <w:r>
         <w:rPr>
-          <w:color w:val="595959"/>
-          <w:sz w:val="26"/>
-          <w:szCs w:val="26"/>
+          <w:rFonts w:ascii="Calibri" w:cs="Calibri" w:eastAsia="Calibri" w:hAnsi="Calibri"/>
+          <w:color w:val="000000"/>
+          <w:sz w:val="36"/>
+          <w:szCs w:val="36"/>
         </w:rPr>
         <w:t xml:space="preserve">34 règles pour écrire du code qu'on peut relire</w:t>
       </w:r>
     </w:p>
     <w:p>
       <w:pPr>
-        <w:spacing w:after="120"/>
+        <w:spacing w:after="120" w:before="6150"/>
         <w:jc w:val="center"/>
       </w:pPr>
       <w:r>
         <w:rPr>
-          <w:color w:val="595959"/>
-          <w:sz w:val="22"/>
-          <w:szCs w:val="22"/>
+          <w:rFonts w:ascii="Calibri" w:cs="Calibri" w:eastAsia="Calibri" w:hAnsi="Calibri"/>
+          <w:color w:val="000000"/>
+          <w:sz w:val="36"/>
+          <w:szCs w:val="36"/>
         </w:rPr>
         <w:t xml:space="preserve">EPHEC — Bachelier en informatique, niveau 2</w:t>
       </w:r>
     </w:p>
     <w:p>
-      <w:pPr>
-        <w:spacing w:after="120"/>
-        <w:jc w:val="center"/>
-      </w:pPr>
-      <w:r>
-        <w:rPr>
-          <w:color w:val="595959"/>
-          <w:sz w:val="22"/>
-          <w:szCs w:val="22"/>
-        </w:rPr>
-        <w:t xml:space="preserve">Année académique 2026-2027</w:t>
-      </w:r>
-    </w:p>
-    <w:p>
-      <w:pPr>
-        <w:sectPr>
-          <w:pgSz w:w="11906" w:h="16838" w:orient="portrait"/>
-          <w:pgMar w:top="1440" w:right="1440" w:bottom="1440" w:left="1440" w:header="708" w:footer="708" w:gutter="0"/>
-          <w:pgNumType/>
-          <w:docGrid w:linePitch="360"/>
-        </w:sectPr>
-      </w:pPr>
+      <w:r>
+        <w:br w:type="page"/>
+      </w:r>
     </w:p>
     <w:p>
       <w:pPr>
@@ -16590,7 +16609,7 @@
         </w:rPr>
         <w:t xml:space="preserve">En français, Julien Lucas présente ces principes dans une vidéo : </w:t>
       </w:r>
-      <w:hyperlink w:history="1" r:id="rIdj0ttui0f0uhctnck-bnme">
+      <w:hyperlink w:history="1" r:id="rIddw0_wz1m99ertbvjtupmi">
         <w:r>
           <w:rPr>
             <w:color w:val="0563C1"/>
@@ -16610,10 +16629,9 @@
       </w:r>
     </w:p>
     <w:sectPr>
-      <w:footerReference w:type="default" r:id="rId9"/>
       <w:pgSz w:w="11906" w:h="16838" w:orient="portrait"/>
       <w:pgMar w:top="1440" w:right="1440" w:bottom="1440" w:left="1440" w:header="708" w:footer="708" w:gutter="0"/>
-      <w:pgNumType w:start="1"/>
+      <w:pgNumType/>
       <w:docGrid w:linePitch="360"/>
     </w:sectPr>
   </w:body>
@@ -16659,67 +16677,6 @@
     </w:p>
   </w:endnote>
 </w:endnotes>
-</file>
-
-<file path=word/footer1.xml><?xml version="1.0" encoding="utf-8"?>
-<w:ftr xmlns:w="http://schemas.openxmlformats.org/wordprocessingml/2006/main">
-  <w:p>
-    <w:pPr>
-      <w:jc w:val="center"/>
-      <w:rPr>
-        <w:sz w:val="18"/>
-        <w:szCs w:val="18"/>
-        <w:color w:val="595959"/>
-      </w:rPr>
-    </w:pPr>
-    <w:r>
-      <w:rPr>
-        <w:sz w:val="18"/>
-        <w:szCs w:val="18"/>
-        <w:color w:val="595959"/>
-      </w:rPr>
-      <w:t xml:space="preserve">Memento_Clean_Code </w:t>
-    </w:r>
-    <w:r>
-      <w:fldChar w:fldCharType="begin"/>
-    </w:r>
-    <w:r>
-      <w:instrText xml:space="preserve"> PAGE </w:instrText>
-    </w:r>
-    <w:r>
-      <w:fldChar w:fldCharType="separate"/>
-    </w:r>
-    <w:r>
-      <w:t>1</w:t>
-    </w:r>
-    <w:r>
-      <w:fldChar w:fldCharType="end"/>
-    </w:r>
-    <w:r>
-      <w:rPr>
-        <w:sz w:val="18"/>
-        <w:szCs w:val="18"/>
-        <w:color w:val="595959"/>
-      </w:rPr>
-      <w:t xml:space="preserve"> / </w:t>
-    </w:r>
-    <w:r>
-      <w:fldChar w:fldCharType="begin"/>
-    </w:r>
-    <w:r>
-      <w:instrText xml:space="preserve"> SECTIONPAGES </w:instrText>
-    </w:r>
-    <w:r>
-      <w:fldChar w:fldCharType="separate"/>
-    </w:r>
-    <w:r>
-      <w:t>26</w:t>
-    </w:r>
-    <w:r>
-      <w:fldChar w:fldCharType="end"/>
-    </w:r>
-  </w:p>
-</w:ftr>
 </file>
 
 <file path=word/footnotes.xml><?xml version="1.0" encoding="utf-8"?>

--- a/documents/Memento_Clean_Code.docx
+++ b/documents/Memento_Clean_Code.docx
@@ -1858,7 +1858,7 @@
                   <w:sz w:val="20"/>
                   <w:szCs w:val="20"/>
                 </w:rPr>
-                <w:t xml:space="preserve">Ne rendez pas null</w:t>
+                <w:t xml:space="preserve">Ne retournez pas null</w:t>
               </w:r>
             </w:hyperlink>
           </w:p>
@@ -7728,7 +7728,7 @@
           <w:sz w:val="22"/>
           <w:szCs w:val="22"/>
         </w:rPr>
-        <w:t xml:space="preserve">Deux méthodes au lieu d'une, chacune avec un nom qui dit ce qu'elle rend. C'est </w:t>
+        <w:t xml:space="preserve">Deux méthodes au lieu d'une, chacune avec un nom qui dit ce qu'elle retourne. C'est </w:t>
       </w:r>
       <w:hyperlink w:history="1" w:anchor="CC_MET_3">
         <w:r>
@@ -8124,7 +8124,7 @@
           <w:sz w:val="22"/>
           <w:szCs w:val="22"/>
         </w:rPr>
-        <w:t xml:space="preserve"> décide de trier la liste pour accélérer sa recherche, tous les indices rendus auparavant par </w:t>
+        <w:t xml:space="preserve"> décide de trier la liste pour accélérer sa recherche, tous les indices retournés auparavant par </w:t>
       </w:r>
       <w:r>
         <w:rPr>
@@ -8795,7 +8795,7 @@
           <w:sz w:val="22"/>
           <w:szCs w:val="22"/>
         </w:rPr>
-        <w:t xml:space="preserve">Une méthode modifie l'état de l'objet — c'est une commande, et elle ne rend rien — ou bien elle répond à une question sans rien modifier — c'est une requête, et elle rend une valeur. Mélanger les deux produit des appels dont on ne sait pas lire l'intention.</w:t>
+        <w:t xml:space="preserve">Une méthode modifie l'état de l'objet — c'est une commande, et elle ne retourne rien — ou bien elle répond à une question sans rien modifier — c'est une requête, et elle retourne une valeur. Mélanger les deux produit des appels dont on ne sait pas lire l'intention.</w:t>
       </w:r>
     </w:p>
     <w:p>
@@ -9079,7 +9079,7 @@
           <w:sz w:val="22"/>
           <w:szCs w:val="22"/>
         </w:rPr>
-        <w:t xml:space="preserve"> est une requête, elle rend légitimement un booléen ; </w:t>
+        <w:t xml:space="preserve"> est une requête, elle retourne légitimement un booléen ; </w:t>
       </w:r>
       <w:r>
         <w:rPr>
@@ -11216,7 +11216,7 @@
           <w:sz w:val="22"/>
           <w:szCs w:val="22"/>
         </w:rPr>
-        <w:t xml:space="preserve"> rend légitimement un booléen, parce que les deux réponses sont normales. </w:t>
+        <w:t xml:space="preserve"> retourne légitimement un booléen, parce que les deux réponses sont normales. </w:t>
       </w:r>
       <w:r>
         <w:rPr>
@@ -11249,7 +11249,7 @@
           <w:sz w:val="25"/>
           <w:szCs w:val="25"/>
         </w:rPr>
-        <w:t xml:space="preserve">CC-ERR.2 — Ne rendez pas null</w:t>
+        <w:t xml:space="preserve">CC-ERR.2 — Ne retournez pas null</w:t>
       </w:r>
       <w:bookmarkEnd w:id="1"/>
     </w:p>
@@ -11262,7 +11262,7 @@
           <w:sz w:val="22"/>
           <w:szCs w:val="22"/>
         </w:rPr>
-        <w:t xml:space="preserve">Rendre </w:t>
+        <w:t xml:space="preserve">Retourner </w:t>
       </w:r>
       <w:r>
         <w:rPr>
@@ -11596,7 +11596,7 @@
           <w:sz w:val="22"/>
           <w:szCs w:val="22"/>
         </w:rPr>
-        <w:t xml:space="preserve">La règle vaut aussi pour les collections, et là c'est encore plus simple : rendez une collection vide, jamais </w:t>
+        <w:t xml:space="preserve">La règle vaut aussi pour les collections, et là c'est encore plus simple : retournez une collection vide, jamais </w:t>
       </w:r>
       <w:r>
         <w:rPr>
@@ -13712,7 +13712,7 @@
           <w:sz w:val="22"/>
           <w:szCs w:val="22"/>
         </w:rPr>
-        <w:t xml:space="preserve">Plusieurs assertions dans un même test restent acceptables tant qu'elles décrivent un seul comportement — vérifier le résultat rendu et l'état de l'objet après la même action, par exemple. La règle porte sur le nombre de comportements, pas sur le nombre de lignes </w:t>
+        <w:t xml:space="preserve">Plusieurs assertions dans un même test restent acceptables tant qu'elles décrivent un seul comportement — vérifier le résultat retourné et l'état de l'objet après la même action, par exemple. La règle porte sur le nombre de comportements, pas sur le nombre de lignes </w:t>
       </w:r>
       <w:r>
         <w:rPr>
@@ -16609,7 +16609,7 @@
         </w:rPr>
         <w:t xml:space="preserve">En français, Julien Lucas présente ces principes dans une vidéo : </w:t>
       </w:r>
-      <w:hyperlink w:history="1" r:id="rIddw0_wz1m99ertbvjtupmi">
+      <w:hyperlink w:history="1" r:id="rIdlxzx_59ik7fu4b9pmyzwe">
         <w:r>
           <w:rPr>
             <w:color w:val="0563C1"/>

--- a/documents/Memento_Clean_Code.docx
+++ b/documents/Memento_Clean_Code.docx
@@ -254,10 +254,11 @@
       <w:hyperlink w:history="1" w:anchor="CC_ERR_2">
         <w:r>
           <w:rPr>
-            <w:rFonts w:ascii="Consolas" w:cs="Consolas" w:eastAsia="Consolas" w:hAnsi="Consolas"/>
-            <w:color w:val="0563C1"/>
-            <w:sz w:val="22"/>
-            <w:szCs w:val="22"/>
+            <w:rFonts w:ascii="Consolas" w:hAnsi="Consolas" w:cs="Consolas"/>
+            <w:color w:val="E97132" w:themeColor="accent2"/>
+            <w:sz w:val="18"/>
+            <w:szCs w:val="18"/>
+            <w:u w:val="none"/>
           </w:rPr>
           <w:t xml:space="preserve">CC-ERR.2</w:t>
         </w:r>
@@ -377,11 +378,11 @@
             <w:hyperlink w:history="1" w:anchor="CC_NOM_1">
               <w:r>
                 <w:rPr>
-                  <w:rFonts w:ascii="Consolas" w:cs="Consolas" w:eastAsia="Consolas" w:hAnsi="Consolas"/>
-                  <w:color w:val="0563C1"/>
+                  <w:rFonts w:ascii="Consolas" w:hAnsi="Consolas" w:cs="Consolas"/>
+                  <w:color w:val="E97132" w:themeColor="accent2"/>
                   <w:sz w:val="18"/>
                   <w:szCs w:val="18"/>
-                  <w:u w:val="single"/>
+                  <w:u w:val="none"/>
                 </w:rPr>
                 <w:t xml:space="preserve">CC-NOM.1</w:t>
               </w:r>
@@ -432,11 +433,11 @@
             <w:hyperlink w:history="1" w:anchor="CC_NOM_2">
               <w:r>
                 <w:rPr>
-                  <w:rFonts w:ascii="Consolas" w:cs="Consolas" w:eastAsia="Consolas" w:hAnsi="Consolas"/>
-                  <w:color w:val="0563C1"/>
+                  <w:rFonts w:ascii="Consolas" w:hAnsi="Consolas" w:cs="Consolas"/>
+                  <w:color w:val="E97132" w:themeColor="accent2"/>
                   <w:sz w:val="18"/>
                   <w:szCs w:val="18"/>
-                  <w:u w:val="single"/>
+                  <w:u w:val="none"/>
                 </w:rPr>
                 <w:t xml:space="preserve">CC-NOM.2</w:t>
               </w:r>
@@ -487,11 +488,11 @@
             <w:hyperlink w:history="1" w:anchor="CC_NOM_3">
               <w:r>
                 <w:rPr>
-                  <w:rFonts w:ascii="Consolas" w:cs="Consolas" w:eastAsia="Consolas" w:hAnsi="Consolas"/>
-                  <w:color w:val="0563C1"/>
+                  <w:rFonts w:ascii="Consolas" w:hAnsi="Consolas" w:cs="Consolas"/>
+                  <w:color w:val="E97132" w:themeColor="accent2"/>
                   <w:sz w:val="18"/>
                   <w:szCs w:val="18"/>
-                  <w:u w:val="single"/>
+                  <w:u w:val="none"/>
                 </w:rPr>
                 <w:t xml:space="preserve">CC-NOM.3</w:t>
               </w:r>
@@ -542,11 +543,11 @@
             <w:hyperlink w:history="1" w:anchor="CC_NOM_4">
               <w:r>
                 <w:rPr>
-                  <w:rFonts w:ascii="Consolas" w:cs="Consolas" w:eastAsia="Consolas" w:hAnsi="Consolas"/>
-                  <w:color w:val="0563C1"/>
+                  <w:rFonts w:ascii="Consolas" w:hAnsi="Consolas" w:cs="Consolas"/>
+                  <w:color w:val="E97132" w:themeColor="accent2"/>
                   <w:sz w:val="18"/>
                   <w:szCs w:val="18"/>
-                  <w:u w:val="single"/>
+                  <w:u w:val="none"/>
                 </w:rPr>
                 <w:t xml:space="preserve">CC-NOM.4</w:t>
               </w:r>
@@ -597,11 +598,11 @@
             <w:hyperlink w:history="1" w:anchor="CC_NOM_5">
               <w:r>
                 <w:rPr>
-                  <w:rFonts w:ascii="Consolas" w:cs="Consolas" w:eastAsia="Consolas" w:hAnsi="Consolas"/>
-                  <w:color w:val="0563C1"/>
+                  <w:rFonts w:ascii="Consolas" w:hAnsi="Consolas" w:cs="Consolas"/>
+                  <w:color w:val="E97132" w:themeColor="accent2"/>
                   <w:sz w:val="18"/>
                   <w:szCs w:val="18"/>
-                  <w:u w:val="single"/>
+                  <w:u w:val="none"/>
                 </w:rPr>
                 <w:t xml:space="preserve">CC-NOM.5</w:t>
               </w:r>
@@ -652,11 +653,11 @@
             <w:hyperlink w:history="1" w:anchor="CC_NOM_6">
               <w:r>
                 <w:rPr>
-                  <w:rFonts w:ascii="Consolas" w:cs="Consolas" w:eastAsia="Consolas" w:hAnsi="Consolas"/>
-                  <w:color w:val="0563C1"/>
+                  <w:rFonts w:ascii="Consolas" w:hAnsi="Consolas" w:cs="Consolas"/>
+                  <w:color w:val="E97132" w:themeColor="accent2"/>
                   <w:sz w:val="18"/>
                   <w:szCs w:val="18"/>
-                  <w:u w:val="single"/>
+                  <w:u w:val="none"/>
                 </w:rPr>
                 <w:t xml:space="preserve">CC-NOM.6</w:t>
               </w:r>
@@ -707,11 +708,11 @@
             <w:hyperlink w:history="1" w:anchor="CC_NOM_7">
               <w:r>
                 <w:rPr>
-                  <w:rFonts w:ascii="Consolas" w:cs="Consolas" w:eastAsia="Consolas" w:hAnsi="Consolas"/>
-                  <w:color w:val="0563C1"/>
+                  <w:rFonts w:ascii="Consolas" w:hAnsi="Consolas" w:cs="Consolas"/>
+                  <w:color w:val="E97132" w:themeColor="accent2"/>
                   <w:sz w:val="18"/>
                   <w:szCs w:val="18"/>
-                  <w:u w:val="single"/>
+                  <w:u w:val="none"/>
                 </w:rPr>
                 <w:t xml:space="preserve">CC-NOM.7</w:t>
               </w:r>
@@ -762,11 +763,11 @@
             <w:hyperlink w:history="1" w:anchor="CC_NOM_8">
               <w:r>
                 <w:rPr>
-                  <w:rFonts w:ascii="Consolas" w:cs="Consolas" w:eastAsia="Consolas" w:hAnsi="Consolas"/>
-                  <w:color w:val="0563C1"/>
+                  <w:rFonts w:ascii="Consolas" w:hAnsi="Consolas" w:cs="Consolas"/>
+                  <w:color w:val="E97132" w:themeColor="accent2"/>
                   <w:sz w:val="18"/>
                   <w:szCs w:val="18"/>
-                  <w:u w:val="single"/>
+                  <w:u w:val="none"/>
                 </w:rPr>
                 <w:t xml:space="preserve">CC-NOM.8</w:t>
               </w:r>
@@ -877,11 +878,11 @@
             <w:hyperlink w:history="1" w:anchor="CC_MET_1">
               <w:r>
                 <w:rPr>
-                  <w:rFonts w:ascii="Consolas" w:cs="Consolas" w:eastAsia="Consolas" w:hAnsi="Consolas"/>
-                  <w:color w:val="0563C1"/>
+                  <w:rFonts w:ascii="Consolas" w:hAnsi="Consolas" w:cs="Consolas"/>
+                  <w:color w:val="E97132" w:themeColor="accent2"/>
                   <w:sz w:val="18"/>
                   <w:szCs w:val="18"/>
-                  <w:u w:val="single"/>
+                  <w:u w:val="none"/>
                 </w:rPr>
                 <w:t xml:space="preserve">CC-MET.1</w:t>
               </w:r>
@@ -932,11 +933,11 @@
             <w:hyperlink w:history="1" w:anchor="CC_MET_2">
               <w:r>
                 <w:rPr>
-                  <w:rFonts w:ascii="Consolas" w:cs="Consolas" w:eastAsia="Consolas" w:hAnsi="Consolas"/>
-                  <w:color w:val="0563C1"/>
+                  <w:rFonts w:ascii="Consolas" w:hAnsi="Consolas" w:cs="Consolas"/>
+                  <w:color w:val="E97132" w:themeColor="accent2"/>
                   <w:sz w:val="18"/>
                   <w:szCs w:val="18"/>
-                  <w:u w:val="single"/>
+                  <w:u w:val="none"/>
                 </w:rPr>
                 <w:t xml:space="preserve">CC-MET.2</w:t>
               </w:r>
@@ -987,11 +988,11 @@
             <w:hyperlink w:history="1" w:anchor="CC_MET_3">
               <w:r>
                 <w:rPr>
-                  <w:rFonts w:ascii="Consolas" w:cs="Consolas" w:eastAsia="Consolas" w:hAnsi="Consolas"/>
-                  <w:color w:val="0563C1"/>
+                  <w:rFonts w:ascii="Consolas" w:hAnsi="Consolas" w:cs="Consolas"/>
+                  <w:color w:val="E97132" w:themeColor="accent2"/>
                   <w:sz w:val="18"/>
                   <w:szCs w:val="18"/>
-                  <w:u w:val="single"/>
+                  <w:u w:val="none"/>
                 </w:rPr>
                 <w:t xml:space="preserve">CC-MET.3</w:t>
               </w:r>
@@ -1042,11 +1043,11 @@
             <w:hyperlink w:history="1" w:anchor="CC_MET_4">
               <w:r>
                 <w:rPr>
-                  <w:rFonts w:ascii="Consolas" w:cs="Consolas" w:eastAsia="Consolas" w:hAnsi="Consolas"/>
-                  <w:color w:val="0563C1"/>
+                  <w:rFonts w:ascii="Consolas" w:hAnsi="Consolas" w:cs="Consolas"/>
+                  <w:color w:val="E97132" w:themeColor="accent2"/>
                   <w:sz w:val="18"/>
                   <w:szCs w:val="18"/>
-                  <w:u w:val="single"/>
+                  <w:u w:val="none"/>
                 </w:rPr>
                 <w:t xml:space="preserve">CC-MET.4</w:t>
               </w:r>
@@ -1097,11 +1098,11 @@
             <w:hyperlink w:history="1" w:anchor="CC_MET_5">
               <w:r>
                 <w:rPr>
-                  <w:rFonts w:ascii="Consolas" w:cs="Consolas" w:eastAsia="Consolas" w:hAnsi="Consolas"/>
-                  <w:color w:val="0563C1"/>
+                  <w:rFonts w:ascii="Consolas" w:hAnsi="Consolas" w:cs="Consolas"/>
+                  <w:color w:val="E97132" w:themeColor="accent2"/>
                   <w:sz w:val="18"/>
                   <w:szCs w:val="18"/>
-                  <w:u w:val="single"/>
+                  <w:u w:val="none"/>
                 </w:rPr>
                 <w:t xml:space="preserve">CC-MET.5</w:t>
               </w:r>
@@ -1152,11 +1153,11 @@
             <w:hyperlink w:history="1" w:anchor="CC_MET_6">
               <w:r>
                 <w:rPr>
-                  <w:rFonts w:ascii="Consolas" w:cs="Consolas" w:eastAsia="Consolas" w:hAnsi="Consolas"/>
-                  <w:color w:val="0563C1"/>
+                  <w:rFonts w:ascii="Consolas" w:hAnsi="Consolas" w:cs="Consolas"/>
+                  <w:color w:val="E97132" w:themeColor="accent2"/>
                   <w:sz w:val="18"/>
                   <w:szCs w:val="18"/>
-                  <w:u w:val="single"/>
+                  <w:u w:val="none"/>
                 </w:rPr>
                 <w:t xml:space="preserve">CC-MET.6</w:t>
               </w:r>
@@ -1207,11 +1208,11 @@
             <w:hyperlink w:history="1" w:anchor="CC_MET_7">
               <w:r>
                 <w:rPr>
-                  <w:rFonts w:ascii="Consolas" w:cs="Consolas" w:eastAsia="Consolas" w:hAnsi="Consolas"/>
-                  <w:color w:val="0563C1"/>
+                  <w:rFonts w:ascii="Consolas" w:hAnsi="Consolas" w:cs="Consolas"/>
+                  <w:color w:val="E97132" w:themeColor="accent2"/>
                   <w:sz w:val="18"/>
                   <w:szCs w:val="18"/>
-                  <w:u w:val="single"/>
+                  <w:u w:val="none"/>
                 </w:rPr>
                 <w:t xml:space="preserve">CC-MET.7</w:t>
               </w:r>
@@ -1262,11 +1263,11 @@
             <w:hyperlink w:history="1" w:anchor="CC_MET_8">
               <w:r>
                 <w:rPr>
-                  <w:rFonts w:ascii="Consolas" w:cs="Consolas" w:eastAsia="Consolas" w:hAnsi="Consolas"/>
-                  <w:color w:val="0563C1"/>
+                  <w:rFonts w:ascii="Consolas" w:hAnsi="Consolas" w:cs="Consolas"/>
+                  <w:color w:val="E97132" w:themeColor="accent2"/>
                   <w:sz w:val="18"/>
                   <w:szCs w:val="18"/>
-                  <w:u w:val="single"/>
+                  <w:u w:val="none"/>
                 </w:rPr>
                 <w:t xml:space="preserve">CC-MET.8</w:t>
               </w:r>
@@ -1377,11 +1378,11 @@
             <w:hyperlink w:history="1" w:anchor="CC_COM_1">
               <w:r>
                 <w:rPr>
-                  <w:rFonts w:ascii="Consolas" w:cs="Consolas" w:eastAsia="Consolas" w:hAnsi="Consolas"/>
-                  <w:color w:val="0563C1"/>
+                  <w:rFonts w:ascii="Consolas" w:hAnsi="Consolas" w:cs="Consolas"/>
+                  <w:color w:val="E97132" w:themeColor="accent2"/>
                   <w:sz w:val="18"/>
                   <w:szCs w:val="18"/>
-                  <w:u w:val="single"/>
+                  <w:u w:val="none"/>
                 </w:rPr>
                 <w:t xml:space="preserve">CC-COM.1</w:t>
               </w:r>
@@ -1432,11 +1433,11 @@
             <w:hyperlink w:history="1" w:anchor="CC_COM_2">
               <w:r>
                 <w:rPr>
-                  <w:rFonts w:ascii="Consolas" w:cs="Consolas" w:eastAsia="Consolas" w:hAnsi="Consolas"/>
-                  <w:color w:val="0563C1"/>
+                  <w:rFonts w:ascii="Consolas" w:hAnsi="Consolas" w:cs="Consolas"/>
+                  <w:color w:val="E97132" w:themeColor="accent2"/>
                   <w:sz w:val="18"/>
                   <w:szCs w:val="18"/>
-                  <w:u w:val="single"/>
+                  <w:u w:val="none"/>
                 </w:rPr>
                 <w:t xml:space="preserve">CC-COM.2</w:t>
               </w:r>
@@ -1487,11 +1488,11 @@
             <w:hyperlink w:history="1" w:anchor="CC_COM_3">
               <w:r>
                 <w:rPr>
-                  <w:rFonts w:ascii="Consolas" w:cs="Consolas" w:eastAsia="Consolas" w:hAnsi="Consolas"/>
-                  <w:color w:val="0563C1"/>
+                  <w:rFonts w:ascii="Consolas" w:hAnsi="Consolas" w:cs="Consolas"/>
+                  <w:color w:val="E97132" w:themeColor="accent2"/>
                   <w:sz w:val="18"/>
                   <w:szCs w:val="18"/>
-                  <w:u w:val="single"/>
+                  <w:u w:val="none"/>
                 </w:rPr>
                 <w:t xml:space="preserve">CC-COM.3</w:t>
               </w:r>
@@ -1602,11 +1603,11 @@
             <w:hyperlink w:history="1" w:anchor="CC_OBJ_1">
               <w:r>
                 <w:rPr>
-                  <w:rFonts w:ascii="Consolas" w:cs="Consolas" w:eastAsia="Consolas" w:hAnsi="Consolas"/>
-                  <w:color w:val="0563C1"/>
+                  <w:rFonts w:ascii="Consolas" w:hAnsi="Consolas" w:cs="Consolas"/>
+                  <w:color w:val="E97132" w:themeColor="accent2"/>
                   <w:sz w:val="18"/>
                   <w:szCs w:val="18"/>
-                  <w:u w:val="single"/>
+                  <w:u w:val="none"/>
                 </w:rPr>
                 <w:t xml:space="preserve">CC-OBJ.1</w:t>
               </w:r>
@@ -1657,11 +1658,11 @@
             <w:hyperlink w:history="1" w:anchor="CC_OBJ_2">
               <w:r>
                 <w:rPr>
-                  <w:rFonts w:ascii="Consolas" w:cs="Consolas" w:eastAsia="Consolas" w:hAnsi="Consolas"/>
-                  <w:color w:val="0563C1"/>
+                  <w:rFonts w:ascii="Consolas" w:hAnsi="Consolas" w:cs="Consolas"/>
+                  <w:color w:val="E97132" w:themeColor="accent2"/>
                   <w:sz w:val="18"/>
                   <w:szCs w:val="18"/>
-                  <w:u w:val="single"/>
+                  <w:u w:val="none"/>
                 </w:rPr>
                 <w:t xml:space="preserve">CC-OBJ.2</w:t>
               </w:r>
@@ -1772,11 +1773,11 @@
             <w:hyperlink w:history="1" w:anchor="CC_ERR_1">
               <w:r>
                 <w:rPr>
-                  <w:rFonts w:ascii="Consolas" w:cs="Consolas" w:eastAsia="Consolas" w:hAnsi="Consolas"/>
-                  <w:color w:val="0563C1"/>
+                  <w:rFonts w:ascii="Consolas" w:hAnsi="Consolas" w:cs="Consolas"/>
+                  <w:color w:val="E97132" w:themeColor="accent2"/>
                   <w:sz w:val="18"/>
                   <w:szCs w:val="18"/>
-                  <w:u w:val="single"/>
+                  <w:u w:val="none"/>
                 </w:rPr>
                 <w:t xml:space="preserve">CC-ERR.1</w:t>
               </w:r>
@@ -1827,11 +1828,11 @@
             <w:hyperlink w:history="1" w:anchor="CC_ERR_2">
               <w:r>
                 <w:rPr>
-                  <w:rFonts w:ascii="Consolas" w:cs="Consolas" w:eastAsia="Consolas" w:hAnsi="Consolas"/>
-                  <w:color w:val="0563C1"/>
+                  <w:rFonts w:ascii="Consolas" w:hAnsi="Consolas" w:cs="Consolas"/>
+                  <w:color w:val="E97132" w:themeColor="accent2"/>
                   <w:sz w:val="18"/>
                   <w:szCs w:val="18"/>
-                  <w:u w:val="single"/>
+                  <w:u w:val="none"/>
                 </w:rPr>
                 <w:t xml:space="preserve">CC-ERR.2</w:t>
               </w:r>
@@ -1882,11 +1883,11 @@
             <w:hyperlink w:history="1" w:anchor="CC_ERR_3">
               <w:r>
                 <w:rPr>
-                  <w:rFonts w:ascii="Consolas" w:cs="Consolas" w:eastAsia="Consolas" w:hAnsi="Consolas"/>
-                  <w:color w:val="0563C1"/>
+                  <w:rFonts w:ascii="Consolas" w:hAnsi="Consolas" w:cs="Consolas"/>
+                  <w:color w:val="E97132" w:themeColor="accent2"/>
                   <w:sz w:val="18"/>
                   <w:szCs w:val="18"/>
-                  <w:u w:val="single"/>
+                  <w:u w:val="none"/>
                 </w:rPr>
                 <w:t xml:space="preserve">CC-ERR.3</w:t>
               </w:r>
@@ -1937,11 +1938,11 @@
             <w:hyperlink w:history="1" w:anchor="CC_ERR_4">
               <w:r>
                 <w:rPr>
-                  <w:rFonts w:ascii="Consolas" w:cs="Consolas" w:eastAsia="Consolas" w:hAnsi="Consolas"/>
-                  <w:color w:val="0563C1"/>
+                  <w:rFonts w:ascii="Consolas" w:hAnsi="Consolas" w:cs="Consolas"/>
+                  <w:color w:val="E97132" w:themeColor="accent2"/>
                   <w:sz w:val="18"/>
                   <w:szCs w:val="18"/>
-                  <w:u w:val="single"/>
+                  <w:u w:val="none"/>
                 </w:rPr>
                 <w:t xml:space="preserve">CC-ERR.4</w:t>
               </w:r>
@@ -1992,11 +1993,11 @@
             <w:hyperlink w:history="1" w:anchor="CC_ERR_5">
               <w:r>
                 <w:rPr>
-                  <w:rFonts w:ascii="Consolas" w:cs="Consolas" w:eastAsia="Consolas" w:hAnsi="Consolas"/>
-                  <w:color w:val="0563C1"/>
+                  <w:rFonts w:ascii="Consolas" w:hAnsi="Consolas" w:cs="Consolas"/>
+                  <w:color w:val="E97132" w:themeColor="accent2"/>
                   <w:sz w:val="18"/>
                   <w:szCs w:val="18"/>
-                  <w:u w:val="single"/>
+                  <w:u w:val="none"/>
                 </w:rPr>
                 <w:t xml:space="preserve">CC-ERR.5</w:t>
               </w:r>
@@ -2047,11 +2048,11 @@
             <w:hyperlink w:history="1" w:anchor="CC_ERR_6">
               <w:r>
                 <w:rPr>
-                  <w:rFonts w:ascii="Consolas" w:cs="Consolas" w:eastAsia="Consolas" w:hAnsi="Consolas"/>
-                  <w:color w:val="0563C1"/>
+                  <w:rFonts w:ascii="Consolas" w:hAnsi="Consolas" w:cs="Consolas"/>
+                  <w:color w:val="E97132" w:themeColor="accent2"/>
                   <w:sz w:val="18"/>
                   <w:szCs w:val="18"/>
-                  <w:u w:val="single"/>
+                  <w:u w:val="none"/>
                 </w:rPr>
                 <w:t xml:space="preserve">CC-ERR.6</w:t>
               </w:r>
@@ -2162,11 +2163,11 @@
             <w:hyperlink w:history="1" w:anchor="CC_TST_1">
               <w:r>
                 <w:rPr>
-                  <w:rFonts w:ascii="Consolas" w:cs="Consolas" w:eastAsia="Consolas" w:hAnsi="Consolas"/>
-                  <w:color w:val="0563C1"/>
+                  <w:rFonts w:ascii="Consolas" w:hAnsi="Consolas" w:cs="Consolas"/>
+                  <w:color w:val="E97132" w:themeColor="accent2"/>
                   <w:sz w:val="18"/>
                   <w:szCs w:val="18"/>
-                  <w:u w:val="single"/>
+                  <w:u w:val="none"/>
                 </w:rPr>
                 <w:t xml:space="preserve">CC-TST.1</w:t>
               </w:r>
@@ -2217,11 +2218,11 @@
             <w:hyperlink w:history="1" w:anchor="CC_TST_2">
               <w:r>
                 <w:rPr>
-                  <w:rFonts w:ascii="Consolas" w:cs="Consolas" w:eastAsia="Consolas" w:hAnsi="Consolas"/>
-                  <w:color w:val="0563C1"/>
+                  <w:rFonts w:ascii="Consolas" w:hAnsi="Consolas" w:cs="Consolas"/>
+                  <w:color w:val="E97132" w:themeColor="accent2"/>
                   <w:sz w:val="18"/>
                   <w:szCs w:val="18"/>
-                  <w:u w:val="single"/>
+                  <w:u w:val="none"/>
                 </w:rPr>
                 <w:t xml:space="preserve">CC-TST.2</w:t>
               </w:r>
@@ -2272,11 +2273,11 @@
             <w:hyperlink w:history="1" w:anchor="CC_TST_3">
               <w:r>
                 <w:rPr>
-                  <w:rFonts w:ascii="Consolas" w:cs="Consolas" w:eastAsia="Consolas" w:hAnsi="Consolas"/>
-                  <w:color w:val="0563C1"/>
+                  <w:rFonts w:ascii="Consolas" w:hAnsi="Consolas" w:cs="Consolas"/>
+                  <w:color w:val="E97132" w:themeColor="accent2"/>
                   <w:sz w:val="18"/>
                   <w:szCs w:val="18"/>
-                  <w:u w:val="single"/>
+                  <w:u w:val="none"/>
                 </w:rPr>
                 <w:t xml:space="preserve">CC-TST.3</w:t>
               </w:r>
@@ -2387,11 +2388,11 @@
             <w:hyperlink w:history="1" w:anchor="CC_CLS_1">
               <w:r>
                 <w:rPr>
-                  <w:rFonts w:ascii="Consolas" w:cs="Consolas" w:eastAsia="Consolas" w:hAnsi="Consolas"/>
-                  <w:color w:val="0563C1"/>
+                  <w:rFonts w:ascii="Consolas" w:hAnsi="Consolas" w:cs="Consolas"/>
+                  <w:color w:val="E97132" w:themeColor="accent2"/>
                   <w:sz w:val="18"/>
                   <w:szCs w:val="18"/>
-                  <w:u w:val="single"/>
+                  <w:u w:val="none"/>
                 </w:rPr>
                 <w:t xml:space="preserve">CC-CLS.1</w:t>
               </w:r>
@@ -2442,11 +2443,11 @@
             <w:hyperlink w:history="1" w:anchor="CC_CLS_2">
               <w:r>
                 <w:rPr>
-                  <w:rFonts w:ascii="Consolas" w:cs="Consolas" w:eastAsia="Consolas" w:hAnsi="Consolas"/>
-                  <w:color w:val="0563C1"/>
+                  <w:rFonts w:ascii="Consolas" w:hAnsi="Consolas" w:cs="Consolas"/>
+                  <w:color w:val="E97132" w:themeColor="accent2"/>
                   <w:sz w:val="18"/>
                   <w:szCs w:val="18"/>
-                  <w:u w:val="single"/>
+                  <w:u w:val="none"/>
                 </w:rPr>
                 <w:t xml:space="preserve">CC-CLS.2</w:t>
               </w:r>
@@ -2497,11 +2498,11 @@
             <w:hyperlink w:history="1" w:anchor="CC_CLS_3">
               <w:r>
                 <w:rPr>
-                  <w:rFonts w:ascii="Consolas" w:cs="Consolas" w:eastAsia="Consolas" w:hAnsi="Consolas"/>
-                  <w:color w:val="0563C1"/>
+                  <w:rFonts w:ascii="Consolas" w:hAnsi="Consolas" w:cs="Consolas"/>
+                  <w:color w:val="E97132" w:themeColor="accent2"/>
                   <w:sz w:val="18"/>
                   <w:szCs w:val="18"/>
-                  <w:u w:val="single"/>
+                  <w:u w:val="none"/>
                 </w:rPr>
                 <w:t xml:space="preserve">CC-CLS.3</w:t>
               </w:r>
@@ -2552,11 +2553,11 @@
             <w:hyperlink w:history="1" w:anchor="CC_CLS_4">
               <w:r>
                 <w:rPr>
-                  <w:rFonts w:ascii="Consolas" w:cs="Consolas" w:eastAsia="Consolas" w:hAnsi="Consolas"/>
-                  <w:color w:val="0563C1"/>
+                  <w:rFonts w:ascii="Consolas" w:hAnsi="Consolas" w:cs="Consolas"/>
+                  <w:color w:val="E97132" w:themeColor="accent2"/>
                   <w:sz w:val="18"/>
                   <w:szCs w:val="18"/>
-                  <w:u w:val="single"/>
+                  <w:u w:val="none"/>
                 </w:rPr>
                 <w:t xml:space="preserve">CC-CLS.4</w:t>
               </w:r>
@@ -2634,13 +2635,25 @@
       <w:bookmarkStart w:name="CC_NOM_1" w:id="1"/>
       <w:r>
         <w:rPr>
+          <w:rFonts w:ascii="Consolas" w:hAnsi="Consolas" w:cs="Consolas"/>
+          <w:b/>
+          <w:bCs/>
+          <w:color w:val="E97132" w:themeColor="accent2"/>
+          <w:sz w:val="25"/>
+          <w:szCs w:val="25"/>
+          <w:u w:val="none"/>
+        </w:rPr>
+        <w:t xml:space="preserve">CC-NOM.1</w:t>
+      </w:r>
+      <w:r>
+        <w:rPr>
           <w:b/>
           <w:bCs/>
           <w:color w:val="1F4E79"/>
           <w:sz w:val="25"/>
           <w:szCs w:val="25"/>
         </w:rPr>
-        <w:t xml:space="preserve">CC-NOM.1 — Le nom communique l'intention</w:t>
+        <w:t xml:space="preserve"> — Le nom communique l'intention</w:t>
       </w:r>
       <w:bookmarkEnd w:id="1"/>
     </w:p>
@@ -3074,6 +3087,18 @@
         <w:spacing w:after="120" w:before="300"/>
       </w:pPr>
       <w:bookmarkStart w:name="CC_NOM_2" w:id="1"/>
+      <w:r>
+        <w:rPr>
+          <w:rFonts w:ascii="Consolas" w:hAnsi="Consolas" w:cs="Consolas"/>
+          <w:b/>
+          <w:bCs/>
+          <w:color w:val="E97132" w:themeColor="accent2"/>
+          <w:sz w:val="25"/>
+          <w:szCs w:val="25"/>
+          <w:u w:val="none"/>
+        </w:rPr>
+        <w:t xml:space="preserve">CC-NOM.2</w:t>
+      </w:r>
       <w:r>
         <w:rPr>
           <w:b/>
@@ -3082,7 +3107,7 @@
           <w:sz w:val="25"/>
           <w:szCs w:val="25"/>
         </w:rPr>
-        <w:t xml:space="preserve">CC-NOM.2 — Le nom ne dit pas autre chose que ce qu'il désigne</w:t>
+        <w:t xml:space="preserve"> — Le nom ne dit pas autre chose que ce qu'il désigne</w:t>
       </w:r>
       <w:bookmarkEnd w:id="1"/>
     </w:p>
@@ -3370,6 +3395,18 @@
         <w:spacing w:after="120" w:before="300"/>
       </w:pPr>
       <w:bookmarkStart w:name="CC_NOM_3" w:id="1"/>
+      <w:r>
+        <w:rPr>
+          <w:rFonts w:ascii="Consolas" w:hAnsi="Consolas" w:cs="Consolas"/>
+          <w:b/>
+          <w:bCs/>
+          <w:color w:val="E97132" w:themeColor="accent2"/>
+          <w:sz w:val="25"/>
+          <w:szCs w:val="25"/>
+          <w:u w:val="none"/>
+        </w:rPr>
+        <w:t xml:space="preserve">CC-NOM.3</w:t>
+      </w:r>
       <w:r>
         <w:rPr>
           <w:b/>
@@ -3378,7 +3415,7 @@
           <w:sz w:val="25"/>
           <w:szCs w:val="25"/>
         </w:rPr>
-        <w:t xml:space="preserve">CC-NOM.3 — Le nom se prononce</w:t>
+        <w:t xml:space="preserve"> — Le nom se prononce</w:t>
       </w:r>
       <w:bookmarkEnd w:id="1"/>
     </w:p>
@@ -3606,6 +3643,18 @@
         <w:spacing w:after="120" w:before="300"/>
       </w:pPr>
       <w:bookmarkStart w:name="CC_NOM_4" w:id="1"/>
+      <w:r>
+        <w:rPr>
+          <w:rFonts w:ascii="Consolas" w:hAnsi="Consolas" w:cs="Consolas"/>
+          <w:b/>
+          <w:bCs/>
+          <w:color w:val="E97132" w:themeColor="accent2"/>
+          <w:sz w:val="25"/>
+          <w:szCs w:val="25"/>
+          <w:u w:val="none"/>
+        </w:rPr>
+        <w:t xml:space="preserve">CC-NOM.4</w:t>
+      </w:r>
       <w:r>
         <w:rPr>
           <w:b/>
@@ -3614,7 +3663,7 @@
           <w:sz w:val="25"/>
           <w:szCs w:val="25"/>
         </w:rPr>
-        <w:t xml:space="preserve">CC-NOM.4 — Le nom n'encode pas le type</w:t>
+        <w:t xml:space="preserve"> — Le nom n'encode pas le type</w:t>
       </w:r>
       <w:bookmarkEnd w:id="1"/>
     </w:p>
@@ -3810,6 +3859,18 @@
         <w:spacing w:after="120" w:before="300"/>
       </w:pPr>
       <w:bookmarkStart w:name="CC_NOM_5" w:id="1"/>
+      <w:r>
+        <w:rPr>
+          <w:rFonts w:ascii="Consolas" w:hAnsi="Consolas" w:cs="Consolas"/>
+          <w:b/>
+          <w:bCs/>
+          <w:color w:val="E97132" w:themeColor="accent2"/>
+          <w:sz w:val="25"/>
+          <w:szCs w:val="25"/>
+          <w:u w:val="none"/>
+        </w:rPr>
+        <w:t xml:space="preserve">CC-NOM.5</w:t>
+      </w:r>
       <w:r>
         <w:rPr>
           <w:b/>
@@ -3818,7 +3879,7 @@
           <w:sz w:val="25"/>
           <w:szCs w:val="25"/>
         </w:rPr>
-        <w:t xml:space="preserve">CC-NOM.5 — Noms pour les choses, verbes pour les actions, prédicats pour les booléens</w:t>
+        <w:t xml:space="preserve"> — Noms pour les choses, verbes pour les actions, prédicats pour les booléens</w:t>
       </w:r>
       <w:bookmarkEnd w:id="1"/>
     </w:p>
@@ -4420,13 +4481,25 @@
       <w:bookmarkStart w:name="CC_NOM_6" w:id="1"/>
       <w:r>
         <w:rPr>
+          <w:rFonts w:ascii="Consolas" w:hAnsi="Consolas" w:cs="Consolas"/>
+          <w:b/>
+          <w:bCs/>
+          <w:color w:val="E97132" w:themeColor="accent2"/>
+          <w:sz w:val="25"/>
+          <w:szCs w:val="25"/>
+          <w:u w:val="none"/>
+        </w:rPr>
+        <w:t xml:space="preserve">CC-NOM.6</w:t>
+      </w:r>
+      <w:r>
+        <w:rPr>
           <w:b/>
           <w:bCs/>
           <w:color w:val="1F4E79"/>
           <w:sz w:val="25"/>
           <w:szCs w:val="25"/>
         </w:rPr>
-        <w:t xml:space="preserve">CC-NOM.6 — La longueur du nom suit la portée</w:t>
+        <w:t xml:space="preserve"> — La longueur du nom suit la portée</w:t>
       </w:r>
       <w:bookmarkEnd w:id="1"/>
     </w:p>
@@ -4872,6 +4945,18 @@
         <w:spacing w:after="120" w:before="300"/>
       </w:pPr>
       <w:bookmarkStart w:name="CC_NOM_7" w:id="1"/>
+      <w:r>
+        <w:rPr>
+          <w:rFonts w:ascii="Consolas" w:hAnsi="Consolas" w:cs="Consolas"/>
+          <w:b/>
+          <w:bCs/>
+          <w:color w:val="E97132" w:themeColor="accent2"/>
+          <w:sz w:val="25"/>
+          <w:szCs w:val="25"/>
+          <w:u w:val="none"/>
+        </w:rPr>
+        <w:t xml:space="preserve">CC-NOM.7</w:t>
+      </w:r>
       <w:r>
         <w:rPr>
           <w:b/>
@@ -4880,7 +4965,7 @@
           <w:sz w:val="25"/>
           <w:szCs w:val="25"/>
         </w:rPr>
-        <w:t xml:space="preserve">CC-NOM.7 — Pas de nombre magique : nommez-le</w:t>
+        <w:t xml:space="preserve"> — Pas de nombre magique : nommez-le</w:t>
       </w:r>
       <w:bookmarkEnd w:id="1"/>
     </w:p>
@@ -5693,6 +5778,18 @@
         <w:spacing w:after="120" w:before="300"/>
       </w:pPr>
       <w:bookmarkStart w:name="CC_NOM_8" w:id="1"/>
+      <w:r>
+        <w:rPr>
+          <w:rFonts w:ascii="Consolas" w:hAnsi="Consolas" w:cs="Consolas"/>
+          <w:b/>
+          <w:bCs/>
+          <w:color w:val="E97132" w:themeColor="accent2"/>
+          <w:sz w:val="25"/>
+          <w:szCs w:val="25"/>
+          <w:u w:val="none"/>
+        </w:rPr>
+        <w:t xml:space="preserve">CC-NOM.8</w:t>
+      </w:r>
       <w:r>
         <w:rPr>
           <w:b/>
@@ -5701,7 +5798,7 @@
           <w:sz w:val="25"/>
           <w:szCs w:val="25"/>
         </w:rPr>
-        <w:t xml:space="preserve">CC-NOM.8 — Déclarez une variable près de l'endroit où elle sert</w:t>
+        <w:t xml:space="preserve"> — Déclarez une variable près de l'endroit où elle sert</w:t>
       </w:r>
       <w:bookmarkEnd w:id="1"/>
     </w:p>
@@ -6101,10 +6198,11 @@
       <w:hyperlink w:history="1" w:anchor="CC_NOM_6">
         <w:r>
           <w:rPr>
-            <w:rFonts w:ascii="Consolas" w:cs="Consolas" w:eastAsia="Consolas" w:hAnsi="Consolas"/>
-            <w:color w:val="0563C1"/>
-            <w:sz w:val="22"/>
-            <w:szCs w:val="22"/>
+            <w:rFonts w:ascii="Consolas" w:hAnsi="Consolas" w:cs="Consolas"/>
+            <w:color w:val="E97132" w:themeColor="accent2"/>
+            <w:sz w:val="18"/>
+            <w:szCs w:val="18"/>
+            <w:u w:val="none"/>
           </w:rPr>
           <w:t xml:space="preserve">CC-NOM.6</w:t>
         </w:r>
@@ -6161,13 +6259,25 @@
       <w:bookmarkStart w:name="CC_MET_1" w:id="1"/>
       <w:r>
         <w:rPr>
+          <w:rFonts w:ascii="Consolas" w:hAnsi="Consolas" w:cs="Consolas"/>
+          <w:b/>
+          <w:bCs/>
+          <w:color w:val="E97132" w:themeColor="accent2"/>
+          <w:sz w:val="25"/>
+          <w:szCs w:val="25"/>
+          <w:u w:val="none"/>
+        </w:rPr>
+        <w:t xml:space="preserve">CC-MET.1</w:t>
+      </w:r>
+      <w:r>
+        <w:rPr>
           <w:b/>
           <w:bCs/>
           <w:color w:val="1F4E79"/>
           <w:sz w:val="25"/>
           <w:szCs w:val="25"/>
         </w:rPr>
-        <w:t xml:space="preserve">CC-MET.1 — Le nom de la méthode dit ce qu'elle fait</w:t>
+        <w:t xml:space="preserve"> — Le nom de la méthode dit ce qu'elle fait</w:t>
       </w:r>
       <w:bookmarkEnd w:id="1"/>
     </w:p>
@@ -6455,10 +6565,11 @@
       <w:hyperlink w:history="1" w:anchor="CC_NOM_1">
         <w:r>
           <w:rPr>
-            <w:rFonts w:ascii="Consolas" w:cs="Consolas" w:eastAsia="Consolas" w:hAnsi="Consolas"/>
-            <w:color w:val="0563C1"/>
-            <w:sz w:val="22"/>
-            <w:szCs w:val="22"/>
+            <w:rFonts w:ascii="Consolas" w:hAnsi="Consolas" w:cs="Consolas"/>
+            <w:color w:val="E97132" w:themeColor="accent2"/>
+            <w:sz w:val="18"/>
+            <w:szCs w:val="18"/>
+            <w:u w:val="none"/>
           </w:rPr>
           <w:t xml:space="preserve">CC-NOM.1</w:t>
         </w:r>
@@ -6477,6 +6588,18 @@
         <w:spacing w:after="120" w:before="300"/>
       </w:pPr>
       <w:bookmarkStart w:name="CC_MET_2" w:id="1"/>
+      <w:r>
+        <w:rPr>
+          <w:rFonts w:ascii="Consolas" w:hAnsi="Consolas" w:cs="Consolas"/>
+          <w:b/>
+          <w:bCs/>
+          <w:color w:val="E97132" w:themeColor="accent2"/>
+          <w:sz w:val="25"/>
+          <w:szCs w:val="25"/>
+          <w:u w:val="none"/>
+        </w:rPr>
+        <w:t xml:space="preserve">CC-MET.2</w:t>
+      </w:r>
       <w:r>
         <w:rPr>
           <w:b/>
@@ -6485,7 +6608,7 @@
           <w:sz w:val="25"/>
           <w:szCs w:val="25"/>
         </w:rPr>
-        <w:t xml:space="preserve">CC-MET.2 — Une méthode reste courte</w:t>
+        <w:t xml:space="preserve"> — Une méthode reste courte</w:t>
       </w:r>
       <w:bookmarkEnd w:id="1"/>
     </w:p>
@@ -7013,6 +7136,18 @@
         <w:spacing w:after="120" w:before="300"/>
       </w:pPr>
       <w:bookmarkStart w:name="CC_MET_3" w:id="1"/>
+      <w:r>
+        <w:rPr>
+          <w:rFonts w:ascii="Consolas" w:hAnsi="Consolas" w:cs="Consolas"/>
+          <w:b/>
+          <w:bCs/>
+          <w:color w:val="E97132" w:themeColor="accent2"/>
+          <w:sz w:val="25"/>
+          <w:szCs w:val="25"/>
+          <w:u w:val="none"/>
+        </w:rPr>
+        <w:t xml:space="preserve">CC-MET.3</w:t>
+      </w:r>
       <w:r>
         <w:rPr>
           <w:b/>
@@ -7021,7 +7156,7 @@
           <w:sz w:val="25"/>
           <w:szCs w:val="25"/>
         </w:rPr>
-        <w:t xml:space="preserve">CC-MET.3 — Une méthode ne fait qu'une seule chose</w:t>
+        <w:t xml:space="preserve"> — Une méthode ne fait qu'une seule chose</w:t>
       </w:r>
       <w:bookmarkEnd w:id="1"/>
     </w:p>
@@ -7425,6 +7560,18 @@
         <w:spacing w:after="120" w:before="300"/>
       </w:pPr>
       <w:bookmarkStart w:name="CC_MET_4" w:id="1"/>
+      <w:r>
+        <w:rPr>
+          <w:rFonts w:ascii="Consolas" w:hAnsi="Consolas" w:cs="Consolas"/>
+          <w:b/>
+          <w:bCs/>
+          <w:color w:val="E97132" w:themeColor="accent2"/>
+          <w:sz w:val="25"/>
+          <w:szCs w:val="25"/>
+          <w:u w:val="none"/>
+        </w:rPr>
+        <w:t xml:space="preserve">CC-MET.4</w:t>
+      </w:r>
       <w:r>
         <w:rPr>
           <w:b/>
@@ -7433,7 +7580,7 @@
           <w:sz w:val="25"/>
           <w:szCs w:val="25"/>
         </w:rPr>
-        <w:t xml:space="preserve">CC-MET.4 — Le vocabulaire est cohérent d'une méthode à l'autre</w:t>
+        <w:t xml:space="preserve"> — Le vocabulaire est cohérent d'une méthode à l'autre</w:t>
       </w:r>
       <w:bookmarkEnd w:id="1"/>
     </w:p>
@@ -7597,6 +7744,18 @@
         <w:spacing w:after="120" w:before="300"/>
       </w:pPr>
       <w:bookmarkStart w:name="CC_MET_5" w:id="1"/>
+      <w:r>
+        <w:rPr>
+          <w:rFonts w:ascii="Consolas" w:hAnsi="Consolas" w:cs="Consolas"/>
+          <w:b/>
+          <w:bCs/>
+          <w:color w:val="E97132" w:themeColor="accent2"/>
+          <w:sz w:val="25"/>
+          <w:szCs w:val="25"/>
+          <w:u w:val="none"/>
+        </w:rPr>
+        <w:t xml:space="preserve">CC-MET.5</w:t>
+      </w:r>
       <w:r>
         <w:rPr>
           <w:b/>
@@ -7605,7 +7764,7 @@
           <w:sz w:val="25"/>
           <w:szCs w:val="25"/>
         </w:rPr>
-        <w:t xml:space="preserve">CC-MET.5 — Pas de drapeau booléen en paramètre</w:t>
+        <w:t xml:space="preserve"> — Pas de drapeau booléen en paramètre</w:t>
       </w:r>
       <w:bookmarkEnd w:id="1"/>
     </w:p>
@@ -7733,10 +7892,11 @@
       <w:hyperlink w:history="1" w:anchor="CC_MET_3">
         <w:r>
           <w:rPr>
-            <w:rFonts w:ascii="Consolas" w:cs="Consolas" w:eastAsia="Consolas" w:hAnsi="Consolas"/>
-            <w:color w:val="0563C1"/>
-            <w:sz w:val="22"/>
-            <w:szCs w:val="22"/>
+            <w:rFonts w:ascii="Consolas" w:hAnsi="Consolas" w:cs="Consolas"/>
+            <w:color w:val="E97132" w:themeColor="accent2"/>
+            <w:sz w:val="18"/>
+            <w:szCs w:val="18"/>
+            <w:u w:val="none"/>
           </w:rPr>
           <w:t xml:space="preserve">CC-MET.3</w:t>
         </w:r>
@@ -7755,6 +7915,18 @@
         <w:spacing w:after="120" w:before="300"/>
       </w:pPr>
       <w:bookmarkStart w:name="CC_MET_6" w:id="1"/>
+      <w:r>
+        <w:rPr>
+          <w:rFonts w:ascii="Consolas" w:hAnsi="Consolas" w:cs="Consolas"/>
+          <w:b/>
+          <w:bCs/>
+          <w:color w:val="E97132" w:themeColor="accent2"/>
+          <w:sz w:val="25"/>
+          <w:szCs w:val="25"/>
+          <w:u w:val="none"/>
+        </w:rPr>
+        <w:t xml:space="preserve">CC-MET.6</w:t>
+      </w:r>
       <w:r>
         <w:rPr>
           <w:b/>
@@ -7763,7 +7935,7 @@
           <w:sz w:val="25"/>
           <w:szCs w:val="25"/>
         </w:rPr>
-        <w:t xml:space="preserve">CC-MET.6 — Deux paramètres au plus</w:t>
+        <w:t xml:space="preserve"> — Deux paramètres au plus</w:t>
       </w:r>
       <w:bookmarkEnd w:id="1"/>
     </w:p>
@@ -8000,13 +8172,25 @@
       <w:bookmarkStart w:name="CC_MET_7" w:id="1"/>
       <w:r>
         <w:rPr>
+          <w:rFonts w:ascii="Consolas" w:hAnsi="Consolas" w:cs="Consolas"/>
+          <w:b/>
+          <w:bCs/>
+          <w:color w:val="E97132" w:themeColor="accent2"/>
+          <w:sz w:val="25"/>
+          <w:szCs w:val="25"/>
+          <w:u w:val="none"/>
+        </w:rPr>
+        <w:t xml:space="preserve">CC-MET.7</w:t>
+      </w:r>
+      <w:r>
+        <w:rPr>
           <w:b/>
           <w:bCs/>
           <w:color w:val="1F4E79"/>
           <w:sz w:val="25"/>
           <w:szCs w:val="25"/>
         </w:rPr>
-        <w:t xml:space="preserve">CC-MET.7 — Pas d'effet de bord</w:t>
+        <w:t xml:space="preserve"> — Pas d'effet de bord</w:t>
       </w:r>
       <w:bookmarkEnd w:id="1"/>
     </w:p>
@@ -8752,10 +8936,11 @@
       <w:hyperlink w:history="1" w:anchor="CC_ERR_1">
         <w:r>
           <w:rPr>
-            <w:rFonts w:ascii="Consolas" w:cs="Consolas" w:eastAsia="Consolas" w:hAnsi="Consolas"/>
-            <w:color w:val="0563C1"/>
-            <w:sz w:val="22"/>
-            <w:szCs w:val="22"/>
+            <w:rFonts w:ascii="Consolas" w:hAnsi="Consolas" w:cs="Consolas"/>
+            <w:color w:val="E97132" w:themeColor="accent2"/>
+            <w:sz w:val="18"/>
+            <w:szCs w:val="18"/>
+            <w:u w:val="none"/>
           </w:rPr>
           <w:t xml:space="preserve">CC-ERR.1</w:t>
         </w:r>
@@ -8774,6 +8959,18 @@
         <w:spacing w:after="120" w:before="300"/>
       </w:pPr>
       <w:bookmarkStart w:name="CC_MET_8" w:id="1"/>
+      <w:r>
+        <w:rPr>
+          <w:rFonts w:ascii="Consolas" w:hAnsi="Consolas" w:cs="Consolas"/>
+          <w:b/>
+          <w:bCs/>
+          <w:color w:val="E97132" w:themeColor="accent2"/>
+          <w:sz w:val="25"/>
+          <w:szCs w:val="25"/>
+          <w:u w:val="none"/>
+        </w:rPr>
+        <w:t xml:space="preserve">CC-MET.8</w:t>
+      </w:r>
       <w:r>
         <w:rPr>
           <w:b/>
@@ -8782,7 +8979,7 @@
           <w:sz w:val="25"/>
           <w:szCs w:val="25"/>
         </w:rPr>
-        <w:t xml:space="preserve">CC-MET.8 — Une méthode agit ou répond, jamais les deux</w:t>
+        <w:t xml:space="preserve"> — Une méthode agit ou répond, jamais les deux</w:t>
       </w:r>
       <w:bookmarkEnd w:id="1"/>
     </w:p>
@@ -9050,10 +9247,11 @@
       <w:hyperlink w:history="1" w:anchor="CC_ERR_1">
         <w:r>
           <w:rPr>
-            <w:rFonts w:ascii="Consolas" w:cs="Consolas" w:eastAsia="Consolas" w:hAnsi="Consolas"/>
-            <w:color w:val="0563C1"/>
-            <w:sz w:val="22"/>
-            <w:szCs w:val="22"/>
+            <w:rFonts w:ascii="Consolas" w:hAnsi="Consolas" w:cs="Consolas"/>
+            <w:color w:val="E97132" w:themeColor="accent2"/>
+            <w:sz w:val="18"/>
+            <w:szCs w:val="18"/>
+            <w:u w:val="none"/>
           </w:rPr>
           <w:t xml:space="preserve">CC-ERR.1</w:t>
         </w:r>
@@ -9192,10 +9390,11 @@
       <w:hyperlink w:history="1" w:anchor="CC_NOM_5">
         <w:r>
           <w:rPr>
-            <w:rFonts w:ascii="Consolas" w:cs="Consolas" w:eastAsia="Consolas" w:hAnsi="Consolas"/>
-            <w:color w:val="0563C1"/>
-            <w:sz w:val="22"/>
-            <w:szCs w:val="22"/>
+            <w:rFonts w:ascii="Consolas" w:hAnsi="Consolas" w:cs="Consolas"/>
+            <w:color w:val="E97132" w:themeColor="accent2"/>
+            <w:sz w:val="18"/>
+            <w:szCs w:val="18"/>
+            <w:u w:val="none"/>
           </w:rPr>
           <w:t xml:space="preserve">CC-NOM.5</w:t>
         </w:r>
@@ -9252,13 +9451,25 @@
       <w:bookmarkStart w:name="CC_COM_1" w:id="1"/>
       <w:r>
         <w:rPr>
+          <w:rFonts w:ascii="Consolas" w:hAnsi="Consolas" w:cs="Consolas"/>
+          <w:b/>
+          <w:bCs/>
+          <w:color w:val="E97132" w:themeColor="accent2"/>
+          <w:sz w:val="25"/>
+          <w:szCs w:val="25"/>
+          <w:u w:val="none"/>
+        </w:rPr>
+        <w:t xml:space="preserve">CC-COM.1</w:t>
+      </w:r>
+      <w:r>
+        <w:rPr>
           <w:b/>
           <w:bCs/>
           <w:color w:val="1F4E79"/>
           <w:sz w:val="25"/>
           <w:szCs w:val="25"/>
         </w:rPr>
-        <w:t xml:space="preserve">CC-COM.1 — Un commentaire nécessaire signale un code à réécrire</w:t>
+        <w:t xml:space="preserve"> — Un commentaire nécessaire signale un code à réécrire</w:t>
       </w:r>
       <w:bookmarkEnd w:id="1"/>
     </w:p>
@@ -9434,10 +9645,11 @@
       <w:hyperlink w:history="1" w:anchor="CC_NOM_1">
         <w:r>
           <w:rPr>
-            <w:rFonts w:ascii="Consolas" w:cs="Consolas" w:eastAsia="Consolas" w:hAnsi="Consolas"/>
-            <w:color w:val="0563C1"/>
-            <w:sz w:val="22"/>
-            <w:szCs w:val="22"/>
+            <w:rFonts w:ascii="Consolas" w:hAnsi="Consolas" w:cs="Consolas"/>
+            <w:color w:val="E97132" w:themeColor="accent2"/>
+            <w:sz w:val="18"/>
+            <w:szCs w:val="18"/>
+            <w:u w:val="none"/>
           </w:rPr>
           <w:t xml:space="preserve">CC-NOM.1</w:t>
         </w:r>
@@ -9533,6 +9745,18 @@
         <w:spacing w:after="120" w:before="300"/>
       </w:pPr>
       <w:bookmarkStart w:name="CC_COM_2" w:id="1"/>
+      <w:r>
+        <w:rPr>
+          <w:rFonts w:ascii="Consolas" w:hAnsi="Consolas" w:cs="Consolas"/>
+          <w:b/>
+          <w:bCs/>
+          <w:color w:val="E97132" w:themeColor="accent2"/>
+          <w:sz w:val="25"/>
+          <w:szCs w:val="25"/>
+          <w:u w:val="none"/>
+        </w:rPr>
+        <w:t xml:space="preserve">CC-COM.2</w:t>
+      </w:r>
       <w:r>
         <w:rPr>
           <w:b/>
@@ -9541,7 +9765,7 @@
           <w:sz w:val="25"/>
           <w:szCs w:val="25"/>
         </w:rPr>
-        <w:t xml:space="preserve">CC-COM.2 — Pas de code laissé en commentaire</w:t>
+        <w:t xml:space="preserve"> — Pas de code laissé en commentaire</w:t>
       </w:r>
       <w:bookmarkEnd w:id="1"/>
     </w:p>
@@ -9737,6 +9961,18 @@
         <w:spacing w:after="120" w:before="300"/>
       </w:pPr>
       <w:bookmarkStart w:name="CC_COM_3" w:id="1"/>
+      <w:r>
+        <w:rPr>
+          <w:rFonts w:ascii="Consolas" w:hAnsi="Consolas" w:cs="Consolas"/>
+          <w:b/>
+          <w:bCs/>
+          <w:color w:val="E97132" w:themeColor="accent2"/>
+          <w:sz w:val="25"/>
+          <w:szCs w:val="25"/>
+          <w:u w:val="none"/>
+        </w:rPr>
+        <w:t xml:space="preserve">CC-COM.3</w:t>
+      </w:r>
       <w:r>
         <w:rPr>
           <w:b/>
@@ -9745,7 +9981,7 @@
           <w:sz w:val="25"/>
           <w:szCs w:val="25"/>
         </w:rPr>
-        <w:t xml:space="preserve">CC-COM.3 — Une Javadoc ne répète pas la signature</w:t>
+        <w:t xml:space="preserve"> — Une Javadoc ne répète pas la signature</w:t>
       </w:r>
       <w:bookmarkEnd w:id="1"/>
     </w:p>
@@ -10075,13 +10311,25 @@
       <w:bookmarkStart w:name="CC_OBJ_1" w:id="1"/>
       <w:r>
         <w:rPr>
+          <w:rFonts w:ascii="Consolas" w:hAnsi="Consolas" w:cs="Consolas"/>
+          <w:b/>
+          <w:bCs/>
+          <w:color w:val="E97132" w:themeColor="accent2"/>
+          <w:sz w:val="25"/>
+          <w:szCs w:val="25"/>
+          <w:u w:val="none"/>
+        </w:rPr>
+        <w:t xml:space="preserve">CC-OBJ.1</w:t>
+      </w:r>
+      <w:r>
+        <w:rPr>
           <w:b/>
           <w:bCs/>
           <w:color w:val="1F4E79"/>
           <w:sz w:val="25"/>
           <w:szCs w:val="25"/>
         </w:rPr>
-        <w:t xml:space="preserve">CC-OBJ.1 — Demandez à l'objet d'agir, ne lui demandez pas ses entrailles</w:t>
+        <w:t xml:space="preserve"> — Demandez à l'objet d'agir, ne lui demandez pas ses entrailles</w:t>
       </w:r>
       <w:bookmarkEnd w:id="1"/>
     </w:p>
@@ -10278,6 +10526,18 @@
         <w:spacing w:after="120" w:before="300"/>
       </w:pPr>
       <w:bookmarkStart w:name="CC_OBJ_2" w:id="1"/>
+      <w:r>
+        <w:rPr>
+          <w:rFonts w:ascii="Consolas" w:hAnsi="Consolas" w:cs="Consolas"/>
+          <w:b/>
+          <w:bCs/>
+          <w:color w:val="E97132" w:themeColor="accent2"/>
+          <w:sz w:val="25"/>
+          <w:szCs w:val="25"/>
+          <w:u w:val="none"/>
+        </w:rPr>
+        <w:t xml:space="preserve">CC-OBJ.2</w:t>
+      </w:r>
       <w:r>
         <w:rPr>
           <w:b/>
@@ -10286,7 +10546,7 @@
           <w:sz w:val="25"/>
           <w:szCs w:val="25"/>
         </w:rPr>
-        <w:t xml:space="preserve">CC-OBJ.2 — Un accesseur n'est pas une obligation</w:t>
+        <w:t xml:space="preserve"> — Un accesseur n'est pas une obligation</w:t>
       </w:r>
       <w:bookmarkEnd w:id="1"/>
     </w:p>
@@ -10740,13 +11000,25 @@
       <w:bookmarkStart w:name="CC_ERR_1" w:id="1"/>
       <w:r>
         <w:rPr>
+          <w:rFonts w:ascii="Consolas" w:hAnsi="Consolas" w:cs="Consolas"/>
+          <w:b/>
+          <w:bCs/>
+          <w:color w:val="E97132" w:themeColor="accent2"/>
+          <w:sz w:val="25"/>
+          <w:szCs w:val="25"/>
+          <w:u w:val="none"/>
+        </w:rPr>
+        <w:t xml:space="preserve">CC-ERR.1</w:t>
+      </w:r>
+      <w:r>
+        <w:rPr>
           <w:b/>
           <w:bCs/>
           <w:color w:val="1F4E79"/>
           <w:sz w:val="25"/>
           <w:szCs w:val="25"/>
         </w:rPr>
-        <w:t xml:space="preserve">CC-ERR.1 — Une erreur se signale par une exception, pas par une valeur de retour</w:t>
+        <w:t xml:space="preserve"> — Une erreur se signale par une exception, pas par une valeur de retour</w:t>
       </w:r>
       <w:bookmarkEnd w:id="1"/>
     </w:p>
@@ -11155,10 +11427,11 @@
       <w:hyperlink w:history="1" w:anchor="CC_MET_7">
         <w:r>
           <w:rPr>
-            <w:rFonts w:ascii="Consolas" w:cs="Consolas" w:eastAsia="Consolas" w:hAnsi="Consolas"/>
-            <w:color w:val="0563C1"/>
-            <w:sz w:val="22"/>
-            <w:szCs w:val="22"/>
+            <w:rFonts w:ascii="Consolas" w:hAnsi="Consolas" w:cs="Consolas"/>
+            <w:color w:val="E97132" w:themeColor="accent2"/>
+            <w:sz w:val="18"/>
+            <w:szCs w:val="18"/>
+            <w:u w:val="none"/>
           </w:rPr>
           <w:t xml:space="preserve">CC-MET.7</w:t>
         </w:r>
@@ -11241,6 +11514,18 @@
         <w:spacing w:after="120" w:before="300"/>
       </w:pPr>
       <w:bookmarkStart w:name="CC_ERR_2" w:id="1"/>
+      <w:r>
+        <w:rPr>
+          <w:rFonts w:ascii="Consolas" w:hAnsi="Consolas" w:cs="Consolas"/>
+          <w:b/>
+          <w:bCs/>
+          <w:color w:val="E97132" w:themeColor="accent2"/>
+          <w:sz w:val="25"/>
+          <w:szCs w:val="25"/>
+          <w:u w:val="none"/>
+        </w:rPr>
+        <w:t xml:space="preserve">CC-ERR.2</w:t>
+      </w:r>
       <w:r>
         <w:rPr>
           <w:b/>
@@ -11249,7 +11534,7 @@
           <w:sz w:val="25"/>
           <w:szCs w:val="25"/>
         </w:rPr>
-        <w:t xml:space="preserve">CC-ERR.2 — Ne retournez pas null</w:t>
+        <w:t xml:space="preserve"> — Ne retournez pas null</w:t>
       </w:r>
       <w:bookmarkEnd w:id="1"/>
     </w:p>
@@ -11735,6 +12020,18 @@
         <w:spacing w:after="120" w:before="300"/>
       </w:pPr>
       <w:bookmarkStart w:name="CC_ERR_3" w:id="1"/>
+      <w:r>
+        <w:rPr>
+          <w:rFonts w:ascii="Consolas" w:hAnsi="Consolas" w:cs="Consolas"/>
+          <w:b/>
+          <w:bCs/>
+          <w:color w:val="E97132" w:themeColor="accent2"/>
+          <w:sz w:val="25"/>
+          <w:szCs w:val="25"/>
+          <w:u w:val="none"/>
+        </w:rPr>
+        <w:t xml:space="preserve">CC-ERR.3</w:t>
+      </w:r>
       <w:r>
         <w:rPr>
           <w:b/>
@@ -11743,7 +12040,7 @@
           <w:sz w:val="25"/>
           <w:szCs w:val="25"/>
         </w:rPr>
-        <w:t xml:space="preserve">CC-ERR.3 — Ne passez pas null en paramètre</w:t>
+        <w:t xml:space="preserve"> — Ne passez pas null en paramètre</w:t>
       </w:r>
       <w:bookmarkEnd w:id="1"/>
     </w:p>
@@ -12099,6 +12396,18 @@
         <w:spacing w:after="120" w:before="300"/>
       </w:pPr>
       <w:bookmarkStart w:name="CC_ERR_4" w:id="1"/>
+      <w:r>
+        <w:rPr>
+          <w:rFonts w:ascii="Consolas" w:hAnsi="Consolas" w:cs="Consolas"/>
+          <w:b/>
+          <w:bCs/>
+          <w:color w:val="E97132" w:themeColor="accent2"/>
+          <w:sz w:val="25"/>
+          <w:szCs w:val="25"/>
+          <w:u w:val="none"/>
+        </w:rPr>
+        <w:t xml:space="preserve">CC-ERR.4</w:t>
+      </w:r>
       <w:r>
         <w:rPr>
           <w:b/>
@@ -12107,7 +12416,7 @@
           <w:sz w:val="25"/>
           <w:szCs w:val="25"/>
         </w:rPr>
-        <w:t xml:space="preserve">CC-ERR.4 — Le message d'exception dit ce qui a échoué et avec quelle valeur</w:t>
+        <w:t xml:space="preserve"> — Le message d'exception dit ce qui a échoué et avec quelle valeur</w:t>
       </w:r>
       <w:bookmarkEnd w:id="1"/>
     </w:p>
@@ -12255,6 +12564,18 @@
         <w:spacing w:after="120" w:before="300"/>
       </w:pPr>
       <w:bookmarkStart w:name="CC_ERR_5" w:id="1"/>
+      <w:r>
+        <w:rPr>
+          <w:rFonts w:ascii="Consolas" w:hAnsi="Consolas" w:cs="Consolas"/>
+          <w:b/>
+          <w:bCs/>
+          <w:color w:val="E97132" w:themeColor="accent2"/>
+          <w:sz w:val="25"/>
+          <w:szCs w:val="25"/>
+          <w:u w:val="none"/>
+        </w:rPr>
+        <w:t xml:space="preserve">CC-ERR.5</w:t>
+      </w:r>
       <w:r>
         <w:rPr>
           <w:b/>
@@ -12263,7 +12584,7 @@
           <w:sz w:val="25"/>
           <w:szCs w:val="25"/>
         </w:rPr>
-        <w:t xml:space="preserve">CC-ERR.5 — Définissez vos exceptions selon ce que l'appelant doit distinguer</w:t>
+        <w:t xml:space="preserve"> — Définissez vos exceptions selon ce que l'appelant doit distinguer</w:t>
       </w:r>
       <w:bookmarkEnd w:id="1"/>
     </w:p>
@@ -12640,13 +12961,25 @@
       <w:bookmarkStart w:name="CC_ERR_6" w:id="1"/>
       <w:r>
         <w:rPr>
+          <w:rFonts w:ascii="Consolas" w:hAnsi="Consolas" w:cs="Consolas"/>
+          <w:b/>
+          <w:bCs/>
+          <w:color w:val="E97132" w:themeColor="accent2"/>
+          <w:sz w:val="25"/>
+          <w:szCs w:val="25"/>
+          <w:u w:val="none"/>
+        </w:rPr>
+        <w:t xml:space="preserve">CC-ERR.6</w:t>
+      </w:r>
+      <w:r>
+        <w:rPr>
           <w:b/>
           <w:bCs/>
           <w:color w:val="1F4E79"/>
           <w:sz w:val="25"/>
           <w:szCs w:val="25"/>
         </w:rPr>
-        <w:t xml:space="preserve">CC-ERR.6 — N'avalez pas une exception en silence</w:t>
+        <w:t xml:space="preserve"> — N'avalez pas une exception en silence</w:t>
       </w:r>
       <w:bookmarkEnd w:id="1"/>
     </w:p>
@@ -12967,13 +13300,25 @@
       <w:bookmarkStart w:name="CC_TST_1" w:id="1"/>
       <w:r>
         <w:rPr>
+          <w:rFonts w:ascii="Consolas" w:hAnsi="Consolas" w:cs="Consolas"/>
+          <w:b/>
+          <w:bCs/>
+          <w:color w:val="E97132" w:themeColor="accent2"/>
+          <w:sz w:val="25"/>
+          <w:szCs w:val="25"/>
+          <w:u w:val="none"/>
+        </w:rPr>
+        <w:t xml:space="preserve">CC-TST.1</w:t>
+      </w:r>
+      <w:r>
+        <w:rPr>
           <w:b/>
           <w:bCs/>
           <w:color w:val="1F4E79"/>
           <w:sz w:val="25"/>
           <w:szCs w:val="25"/>
         </w:rPr>
-        <w:t xml:space="preserve">CC-TST.1 — Le code de test se soigne comme le code de production</w:t>
+        <w:t xml:space="preserve"> — Le code de test se soigne comme le code de production</w:t>
       </w:r>
       <w:bookmarkEnd w:id="1"/>
     </w:p>
@@ -13325,6 +13670,18 @@
         <w:spacing w:after="120" w:before="300"/>
       </w:pPr>
       <w:bookmarkStart w:name="CC_TST_2" w:id="1"/>
+      <w:r>
+        <w:rPr>
+          <w:rFonts w:ascii="Consolas" w:hAnsi="Consolas" w:cs="Consolas"/>
+          <w:b/>
+          <w:bCs/>
+          <w:color w:val="E97132" w:themeColor="accent2"/>
+          <w:sz w:val="25"/>
+          <w:szCs w:val="25"/>
+          <w:u w:val="none"/>
+        </w:rPr>
+        <w:t xml:space="preserve">CC-TST.2</w:t>
+      </w:r>
       <w:r>
         <w:rPr>
           <w:b/>
@@ -13333,7 +13690,7 @@
           <w:sz w:val="25"/>
           <w:szCs w:val="25"/>
         </w:rPr>
-        <w:t xml:space="preserve">CC-TST.2 — Un test vérifie une seule chose</w:t>
+        <w:t xml:space="preserve"> — Un test vérifie une seule chose</w:t>
       </w:r>
       <w:bookmarkEnd w:id="1"/>
     </w:p>
@@ -13810,13 +14167,25 @@
       <w:bookmarkStart w:name="CC_TST_3" w:id="1"/>
       <w:r>
         <w:rPr>
+          <w:rFonts w:ascii="Consolas" w:hAnsi="Consolas" w:cs="Consolas"/>
+          <w:b/>
+          <w:bCs/>
+          <w:color w:val="E97132" w:themeColor="accent2"/>
+          <w:sz w:val="25"/>
+          <w:szCs w:val="25"/>
+          <w:u w:val="none"/>
+        </w:rPr>
+        <w:t xml:space="preserve">CC-TST.3</w:t>
+      </w:r>
+      <w:r>
+        <w:rPr>
           <w:b/>
           <w:bCs/>
           <w:color w:val="1F4E79"/>
           <w:sz w:val="25"/>
           <w:szCs w:val="25"/>
         </w:rPr>
-        <w:t xml:space="preserve">CC-TST.3 — Un test est rapide, indépendant, répétable et auto-vérifiant</w:t>
+        <w:t xml:space="preserve"> — Un test est rapide, indépendant, répétable et auto-vérifiant</w:t>
       </w:r>
       <w:bookmarkEnd w:id="1"/>
     </w:p>
@@ -14488,13 +14857,25 @@
       <w:bookmarkStart w:name="CC_CLS_1" w:id="1"/>
       <w:r>
         <w:rPr>
+          <w:rFonts w:ascii="Consolas" w:hAnsi="Consolas" w:cs="Consolas"/>
+          <w:b/>
+          <w:bCs/>
+          <w:color w:val="E97132" w:themeColor="accent2"/>
+          <w:sz w:val="25"/>
+          <w:szCs w:val="25"/>
+          <w:u w:val="none"/>
+        </w:rPr>
+        <w:t xml:space="preserve">CC-CLS.1</w:t>
+      </w:r>
+      <w:r>
+        <w:rPr>
           <w:b/>
           <w:bCs/>
           <w:color w:val="1F4E79"/>
           <w:sz w:val="25"/>
           <w:szCs w:val="25"/>
         </w:rPr>
-        <w:t xml:space="preserve">CC-CLS.1 — Une classe n'a qu'une raison de changer</w:t>
+        <w:t xml:space="preserve"> — Une classe n'a qu'une raison de changer</w:t>
       </w:r>
       <w:bookmarkEnd w:id="1"/>
     </w:p>
@@ -14826,10 +15207,11 @@
       <w:hyperlink w:history="1" w:anchor="CC_MET_7">
         <w:r>
           <w:rPr>
-            <w:rFonts w:ascii="Consolas" w:cs="Consolas" w:eastAsia="Consolas" w:hAnsi="Consolas"/>
-            <w:color w:val="0563C1"/>
-            <w:sz w:val="22"/>
-            <w:szCs w:val="22"/>
+            <w:rFonts w:ascii="Consolas" w:hAnsi="Consolas" w:cs="Consolas"/>
+            <w:color w:val="E97132" w:themeColor="accent2"/>
+            <w:sz w:val="18"/>
+            <w:szCs w:val="18"/>
+            <w:u w:val="none"/>
           </w:rPr>
           <w:t xml:space="preserve">CC-MET.7</w:t>
         </w:r>
@@ -14864,6 +15246,18 @@
         <w:spacing w:after="120" w:before="300"/>
       </w:pPr>
       <w:bookmarkStart w:name="CC_CLS_2" w:id="1"/>
+      <w:r>
+        <w:rPr>
+          <w:rFonts w:ascii="Consolas" w:hAnsi="Consolas" w:cs="Consolas"/>
+          <w:b/>
+          <w:bCs/>
+          <w:color w:val="E97132" w:themeColor="accent2"/>
+          <w:sz w:val="25"/>
+          <w:szCs w:val="25"/>
+          <w:u w:val="none"/>
+        </w:rPr>
+        <w:t xml:space="preserve">CC-CLS.2</w:t>
+      </w:r>
       <w:r>
         <w:rPr>
           <w:b/>
@@ -14872,7 +15266,7 @@
           <w:sz w:val="25"/>
           <w:szCs w:val="25"/>
         </w:rPr>
-        <w:t xml:space="preserve">CC-CLS.2 — Une classe reste petite</w:t>
+        <w:t xml:space="preserve"> — Une classe reste petite</w:t>
       </w:r>
       <w:bookmarkEnd w:id="1"/>
     </w:p>
@@ -15332,10 +15726,11 @@
       <w:hyperlink w:history="1" w:anchor="CC_MET_6">
         <w:r>
           <w:rPr>
-            <w:rFonts w:ascii="Consolas" w:cs="Consolas" w:eastAsia="Consolas" w:hAnsi="Consolas"/>
-            <w:color w:val="0563C1"/>
-            <w:sz w:val="22"/>
-            <w:szCs w:val="22"/>
+            <w:rFonts w:ascii="Consolas" w:hAnsi="Consolas" w:cs="Consolas"/>
+            <w:color w:val="E97132" w:themeColor="accent2"/>
+            <w:sz w:val="18"/>
+            <w:szCs w:val="18"/>
+            <w:u w:val="none"/>
           </w:rPr>
           <w:t xml:space="preserve">CC-MET.6</w:t>
         </w:r>
@@ -15354,6 +15749,18 @@
         <w:spacing w:after="120" w:before="300"/>
       </w:pPr>
       <w:bookmarkStart w:name="CC_CLS_3" w:id="1"/>
+      <w:r>
+        <w:rPr>
+          <w:rFonts w:ascii="Consolas" w:hAnsi="Consolas" w:cs="Consolas"/>
+          <w:b/>
+          <w:bCs/>
+          <w:color w:val="E97132" w:themeColor="accent2"/>
+          <w:sz w:val="25"/>
+          <w:szCs w:val="25"/>
+          <w:u w:val="none"/>
+        </w:rPr>
+        <w:t xml:space="preserve">CC-CLS.3</w:t>
+      </w:r>
       <w:r>
         <w:rPr>
           <w:b/>
@@ -15362,7 +15769,7 @@
           <w:sz w:val="25"/>
           <w:szCs w:val="25"/>
         </w:rPr>
-        <w:t xml:space="preserve">CC-CLS.3 — Ne vous répétez pas</w:t>
+        <w:t xml:space="preserve"> — Ne vous répétez pas</w:t>
       </w:r>
       <w:bookmarkEnd w:id="1"/>
     </w:p>
@@ -16090,10 +16497,11 @@
       <w:hyperlink w:history="1" w:anchor="CC_NOM_7">
         <w:r>
           <w:rPr>
-            <w:rFonts w:ascii="Consolas" w:cs="Consolas" w:eastAsia="Consolas" w:hAnsi="Consolas"/>
-            <w:color w:val="0563C1"/>
-            <w:sz w:val="22"/>
-            <w:szCs w:val="22"/>
+            <w:rFonts w:ascii="Consolas" w:hAnsi="Consolas" w:cs="Consolas"/>
+            <w:color w:val="E97132" w:themeColor="accent2"/>
+            <w:sz w:val="18"/>
+            <w:szCs w:val="18"/>
+            <w:u w:val="none"/>
           </w:rPr>
           <w:t xml:space="preserve">CC-NOM.7</w:t>
         </w:r>
@@ -16133,6 +16541,18 @@
         <w:spacing w:after="120" w:before="300"/>
       </w:pPr>
       <w:bookmarkStart w:name="CC_CLS_4" w:id="1"/>
+      <w:r>
+        <w:rPr>
+          <w:rFonts w:ascii="Consolas" w:hAnsi="Consolas" w:cs="Consolas"/>
+          <w:b/>
+          <w:bCs/>
+          <w:color w:val="E97132" w:themeColor="accent2"/>
+          <w:sz w:val="25"/>
+          <w:szCs w:val="25"/>
+          <w:u w:val="none"/>
+        </w:rPr>
+        <w:t xml:space="preserve">CC-CLS.4</w:t>
+      </w:r>
       <w:r>
         <w:rPr>
           <w:b/>
@@ -16141,7 +16561,7 @@
           <w:sz w:val="25"/>
           <w:szCs w:val="25"/>
         </w:rPr>
-        <w:t xml:space="preserve">CC-CLS.4 — Préférez le polymorphisme à une chaîne de tests sur un type</w:t>
+        <w:t xml:space="preserve"> — Préférez le polymorphisme à une chaîne de tests sur un type</w:t>
       </w:r>
       <w:bookmarkEnd w:id="1"/>
     </w:p>

--- a/documents/Memento_Clean_Code.docx
+++ b/documents/Memento_Clean_Code.docx
@@ -255,10 +255,10 @@
         <w:r>
           <w:rPr>
             <w:rFonts w:ascii="Consolas" w:hAnsi="Consolas" w:cs="Consolas"/>
-            <w:color w:val="E97132" w:themeColor="accent2"/>
+            <w:color w:val="0563C1"/>
             <w:sz w:val="18"/>
             <w:szCs w:val="18"/>
-            <w:u w:val="none"/>
+            <w:u w:val="single"/>
           </w:rPr>
           <w:t xml:space="preserve">CC-ERR.2</w:t>
         </w:r>
@@ -379,10 +379,10 @@
               <w:r>
                 <w:rPr>
                   <w:rFonts w:ascii="Consolas" w:hAnsi="Consolas" w:cs="Consolas"/>
-                  <w:color w:val="E97132" w:themeColor="accent2"/>
+                  <w:color w:val="0563C1"/>
                   <w:sz w:val="18"/>
                   <w:szCs w:val="18"/>
-                  <w:u w:val="none"/>
+                  <w:u w:val="single"/>
                 </w:rPr>
                 <w:t xml:space="preserve">CC-NOM.1</w:t>
               </w:r>
@@ -434,10 +434,10 @@
               <w:r>
                 <w:rPr>
                   <w:rFonts w:ascii="Consolas" w:hAnsi="Consolas" w:cs="Consolas"/>
-                  <w:color w:val="E97132" w:themeColor="accent2"/>
+                  <w:color w:val="0563C1"/>
                   <w:sz w:val="18"/>
                   <w:szCs w:val="18"/>
-                  <w:u w:val="none"/>
+                  <w:u w:val="single"/>
                 </w:rPr>
                 <w:t xml:space="preserve">CC-NOM.2</w:t>
               </w:r>
@@ -489,10 +489,10 @@
               <w:r>
                 <w:rPr>
                   <w:rFonts w:ascii="Consolas" w:hAnsi="Consolas" w:cs="Consolas"/>
-                  <w:color w:val="E97132" w:themeColor="accent2"/>
+                  <w:color w:val="0563C1"/>
                   <w:sz w:val="18"/>
                   <w:szCs w:val="18"/>
-                  <w:u w:val="none"/>
+                  <w:u w:val="single"/>
                 </w:rPr>
                 <w:t xml:space="preserve">CC-NOM.3</w:t>
               </w:r>
@@ -544,10 +544,10 @@
               <w:r>
                 <w:rPr>
                   <w:rFonts w:ascii="Consolas" w:hAnsi="Consolas" w:cs="Consolas"/>
-                  <w:color w:val="E97132" w:themeColor="accent2"/>
+                  <w:color w:val="0563C1"/>
                   <w:sz w:val="18"/>
                   <w:szCs w:val="18"/>
-                  <w:u w:val="none"/>
+                  <w:u w:val="single"/>
                 </w:rPr>
                 <w:t xml:space="preserve">CC-NOM.4</w:t>
               </w:r>
@@ -599,10 +599,10 @@
               <w:r>
                 <w:rPr>
                   <w:rFonts w:ascii="Consolas" w:hAnsi="Consolas" w:cs="Consolas"/>
-                  <w:color w:val="E97132" w:themeColor="accent2"/>
+                  <w:color w:val="0563C1"/>
                   <w:sz w:val="18"/>
                   <w:szCs w:val="18"/>
-                  <w:u w:val="none"/>
+                  <w:u w:val="single"/>
                 </w:rPr>
                 <w:t xml:space="preserve">CC-NOM.5</w:t>
               </w:r>
@@ -654,10 +654,10 @@
               <w:r>
                 <w:rPr>
                   <w:rFonts w:ascii="Consolas" w:hAnsi="Consolas" w:cs="Consolas"/>
-                  <w:color w:val="E97132" w:themeColor="accent2"/>
+                  <w:color w:val="0563C1"/>
                   <w:sz w:val="18"/>
                   <w:szCs w:val="18"/>
-                  <w:u w:val="none"/>
+                  <w:u w:val="single"/>
                 </w:rPr>
                 <w:t xml:space="preserve">CC-NOM.6</w:t>
               </w:r>
@@ -709,10 +709,10 @@
               <w:r>
                 <w:rPr>
                   <w:rFonts w:ascii="Consolas" w:hAnsi="Consolas" w:cs="Consolas"/>
-                  <w:color w:val="E97132" w:themeColor="accent2"/>
+                  <w:color w:val="0563C1"/>
                   <w:sz w:val="18"/>
                   <w:szCs w:val="18"/>
-                  <w:u w:val="none"/>
+                  <w:u w:val="single"/>
                 </w:rPr>
                 <w:t xml:space="preserve">CC-NOM.7</w:t>
               </w:r>
@@ -764,10 +764,10 @@
               <w:r>
                 <w:rPr>
                   <w:rFonts w:ascii="Consolas" w:hAnsi="Consolas" w:cs="Consolas"/>
-                  <w:color w:val="E97132" w:themeColor="accent2"/>
+                  <w:color w:val="0563C1"/>
                   <w:sz w:val="18"/>
                   <w:szCs w:val="18"/>
-                  <w:u w:val="none"/>
+                  <w:u w:val="single"/>
                 </w:rPr>
                 <w:t xml:space="preserve">CC-NOM.8</w:t>
               </w:r>
@@ -879,10 +879,10 @@
               <w:r>
                 <w:rPr>
                   <w:rFonts w:ascii="Consolas" w:hAnsi="Consolas" w:cs="Consolas"/>
-                  <w:color w:val="E97132" w:themeColor="accent2"/>
+                  <w:color w:val="0563C1"/>
                   <w:sz w:val="18"/>
                   <w:szCs w:val="18"/>
-                  <w:u w:val="none"/>
+                  <w:u w:val="single"/>
                 </w:rPr>
                 <w:t xml:space="preserve">CC-MET.1</w:t>
               </w:r>
@@ -934,10 +934,10 @@
               <w:r>
                 <w:rPr>
                   <w:rFonts w:ascii="Consolas" w:hAnsi="Consolas" w:cs="Consolas"/>
-                  <w:color w:val="E97132" w:themeColor="accent2"/>
+                  <w:color w:val="0563C1"/>
                   <w:sz w:val="18"/>
                   <w:szCs w:val="18"/>
-                  <w:u w:val="none"/>
+                  <w:u w:val="single"/>
                 </w:rPr>
                 <w:t xml:space="preserve">CC-MET.2</w:t>
               </w:r>
@@ -989,10 +989,10 @@
               <w:r>
                 <w:rPr>
                   <w:rFonts w:ascii="Consolas" w:hAnsi="Consolas" w:cs="Consolas"/>
-                  <w:color w:val="E97132" w:themeColor="accent2"/>
+                  <w:color w:val="0563C1"/>
                   <w:sz w:val="18"/>
                   <w:szCs w:val="18"/>
-                  <w:u w:val="none"/>
+                  <w:u w:val="single"/>
                 </w:rPr>
                 <w:t xml:space="preserve">CC-MET.3</w:t>
               </w:r>
@@ -1044,10 +1044,10 @@
               <w:r>
                 <w:rPr>
                   <w:rFonts w:ascii="Consolas" w:hAnsi="Consolas" w:cs="Consolas"/>
-                  <w:color w:val="E97132" w:themeColor="accent2"/>
+                  <w:color w:val="0563C1"/>
                   <w:sz w:val="18"/>
                   <w:szCs w:val="18"/>
-                  <w:u w:val="none"/>
+                  <w:u w:val="single"/>
                 </w:rPr>
                 <w:t xml:space="preserve">CC-MET.4</w:t>
               </w:r>
@@ -1099,10 +1099,10 @@
               <w:r>
                 <w:rPr>
                   <w:rFonts w:ascii="Consolas" w:hAnsi="Consolas" w:cs="Consolas"/>
-                  <w:color w:val="E97132" w:themeColor="accent2"/>
+                  <w:color w:val="0563C1"/>
                   <w:sz w:val="18"/>
                   <w:szCs w:val="18"/>
-                  <w:u w:val="none"/>
+                  <w:u w:val="single"/>
                 </w:rPr>
                 <w:t xml:space="preserve">CC-MET.5</w:t>
               </w:r>
@@ -1154,10 +1154,10 @@
               <w:r>
                 <w:rPr>
                   <w:rFonts w:ascii="Consolas" w:hAnsi="Consolas" w:cs="Consolas"/>
-                  <w:color w:val="E97132" w:themeColor="accent2"/>
+                  <w:color w:val="0563C1"/>
                   <w:sz w:val="18"/>
                   <w:szCs w:val="18"/>
-                  <w:u w:val="none"/>
+                  <w:u w:val="single"/>
                 </w:rPr>
                 <w:t xml:space="preserve">CC-MET.6</w:t>
               </w:r>
@@ -1209,10 +1209,10 @@
               <w:r>
                 <w:rPr>
                   <w:rFonts w:ascii="Consolas" w:hAnsi="Consolas" w:cs="Consolas"/>
-                  <w:color w:val="E97132" w:themeColor="accent2"/>
+                  <w:color w:val="0563C1"/>
                   <w:sz w:val="18"/>
                   <w:szCs w:val="18"/>
-                  <w:u w:val="none"/>
+                  <w:u w:val="single"/>
                 </w:rPr>
                 <w:t xml:space="preserve">CC-MET.7</w:t>
               </w:r>
@@ -1264,10 +1264,10 @@
               <w:r>
                 <w:rPr>
                   <w:rFonts w:ascii="Consolas" w:hAnsi="Consolas" w:cs="Consolas"/>
-                  <w:color w:val="E97132" w:themeColor="accent2"/>
+                  <w:color w:val="0563C1"/>
                   <w:sz w:val="18"/>
                   <w:szCs w:val="18"/>
-                  <w:u w:val="none"/>
+                  <w:u w:val="single"/>
                 </w:rPr>
                 <w:t xml:space="preserve">CC-MET.8</w:t>
               </w:r>
@@ -1379,10 +1379,10 @@
               <w:r>
                 <w:rPr>
                   <w:rFonts w:ascii="Consolas" w:hAnsi="Consolas" w:cs="Consolas"/>
-                  <w:color w:val="E97132" w:themeColor="accent2"/>
+                  <w:color w:val="0563C1"/>
                   <w:sz w:val="18"/>
                   <w:szCs w:val="18"/>
-                  <w:u w:val="none"/>
+                  <w:u w:val="single"/>
                 </w:rPr>
                 <w:t xml:space="preserve">CC-COM.1</w:t>
               </w:r>
@@ -1434,10 +1434,10 @@
               <w:r>
                 <w:rPr>
                   <w:rFonts w:ascii="Consolas" w:hAnsi="Consolas" w:cs="Consolas"/>
-                  <w:color w:val="E97132" w:themeColor="accent2"/>
+                  <w:color w:val="0563C1"/>
                   <w:sz w:val="18"/>
                   <w:szCs w:val="18"/>
-                  <w:u w:val="none"/>
+                  <w:u w:val="single"/>
                 </w:rPr>
                 <w:t xml:space="preserve">CC-COM.2</w:t>
               </w:r>
@@ -1489,10 +1489,10 @@
               <w:r>
                 <w:rPr>
                   <w:rFonts w:ascii="Consolas" w:hAnsi="Consolas" w:cs="Consolas"/>
-                  <w:color w:val="E97132" w:themeColor="accent2"/>
+                  <w:color w:val="0563C1"/>
                   <w:sz w:val="18"/>
                   <w:szCs w:val="18"/>
-                  <w:u w:val="none"/>
+                  <w:u w:val="single"/>
                 </w:rPr>
                 <w:t xml:space="preserve">CC-COM.3</w:t>
               </w:r>
@@ -1604,10 +1604,10 @@
               <w:r>
                 <w:rPr>
                   <w:rFonts w:ascii="Consolas" w:hAnsi="Consolas" w:cs="Consolas"/>
-                  <w:color w:val="E97132" w:themeColor="accent2"/>
+                  <w:color w:val="0563C1"/>
                   <w:sz w:val="18"/>
                   <w:szCs w:val="18"/>
-                  <w:u w:val="none"/>
+                  <w:u w:val="single"/>
                 </w:rPr>
                 <w:t xml:space="preserve">CC-OBJ.1</w:t>
               </w:r>
@@ -1659,10 +1659,10 @@
               <w:r>
                 <w:rPr>
                   <w:rFonts w:ascii="Consolas" w:hAnsi="Consolas" w:cs="Consolas"/>
-                  <w:color w:val="E97132" w:themeColor="accent2"/>
+                  <w:color w:val="0563C1"/>
                   <w:sz w:val="18"/>
                   <w:szCs w:val="18"/>
-                  <w:u w:val="none"/>
+                  <w:u w:val="single"/>
                 </w:rPr>
                 <w:t xml:space="preserve">CC-OBJ.2</w:t>
               </w:r>
@@ -1774,10 +1774,10 @@
               <w:r>
                 <w:rPr>
                   <w:rFonts w:ascii="Consolas" w:hAnsi="Consolas" w:cs="Consolas"/>
-                  <w:color w:val="E97132" w:themeColor="accent2"/>
+                  <w:color w:val="0563C1"/>
                   <w:sz w:val="18"/>
                   <w:szCs w:val="18"/>
-                  <w:u w:val="none"/>
+                  <w:u w:val="single"/>
                 </w:rPr>
                 <w:t xml:space="preserve">CC-ERR.1</w:t>
               </w:r>
@@ -1829,10 +1829,10 @@
               <w:r>
                 <w:rPr>
                   <w:rFonts w:ascii="Consolas" w:hAnsi="Consolas" w:cs="Consolas"/>
-                  <w:color w:val="E97132" w:themeColor="accent2"/>
+                  <w:color w:val="0563C1"/>
                   <w:sz w:val="18"/>
                   <w:szCs w:val="18"/>
-                  <w:u w:val="none"/>
+                  <w:u w:val="single"/>
                 </w:rPr>
                 <w:t xml:space="preserve">CC-ERR.2</w:t>
               </w:r>
@@ -1884,10 +1884,10 @@
               <w:r>
                 <w:rPr>
                   <w:rFonts w:ascii="Consolas" w:hAnsi="Consolas" w:cs="Consolas"/>
-                  <w:color w:val="E97132" w:themeColor="accent2"/>
+                  <w:color w:val="0563C1"/>
                   <w:sz w:val="18"/>
                   <w:szCs w:val="18"/>
-                  <w:u w:val="none"/>
+                  <w:u w:val="single"/>
                 </w:rPr>
                 <w:t xml:space="preserve">CC-ERR.3</w:t>
               </w:r>
@@ -1939,10 +1939,10 @@
               <w:r>
                 <w:rPr>
                   <w:rFonts w:ascii="Consolas" w:hAnsi="Consolas" w:cs="Consolas"/>
-                  <w:color w:val="E97132" w:themeColor="accent2"/>
+                  <w:color w:val="0563C1"/>
                   <w:sz w:val="18"/>
                   <w:szCs w:val="18"/>
-                  <w:u w:val="none"/>
+                  <w:u w:val="single"/>
                 </w:rPr>
                 <w:t xml:space="preserve">CC-ERR.4</w:t>
               </w:r>
@@ -1994,10 +1994,10 @@
               <w:r>
                 <w:rPr>
                   <w:rFonts w:ascii="Consolas" w:hAnsi="Consolas" w:cs="Consolas"/>
-                  <w:color w:val="E97132" w:themeColor="accent2"/>
+                  <w:color w:val="0563C1"/>
                   <w:sz w:val="18"/>
                   <w:szCs w:val="18"/>
-                  <w:u w:val="none"/>
+                  <w:u w:val="single"/>
                 </w:rPr>
                 <w:t xml:space="preserve">CC-ERR.5</w:t>
               </w:r>
@@ -2049,10 +2049,10 @@
               <w:r>
                 <w:rPr>
                   <w:rFonts w:ascii="Consolas" w:hAnsi="Consolas" w:cs="Consolas"/>
-                  <w:color w:val="E97132" w:themeColor="accent2"/>
+                  <w:color w:val="0563C1"/>
                   <w:sz w:val="18"/>
                   <w:szCs w:val="18"/>
-                  <w:u w:val="none"/>
+                  <w:u w:val="single"/>
                 </w:rPr>
                 <w:t xml:space="preserve">CC-ERR.6</w:t>
               </w:r>
@@ -2164,10 +2164,10 @@
               <w:r>
                 <w:rPr>
                   <w:rFonts w:ascii="Consolas" w:hAnsi="Consolas" w:cs="Consolas"/>
-                  <w:color w:val="E97132" w:themeColor="accent2"/>
+                  <w:color w:val="0563C1"/>
                   <w:sz w:val="18"/>
                   <w:szCs w:val="18"/>
-                  <w:u w:val="none"/>
+                  <w:u w:val="single"/>
                 </w:rPr>
                 <w:t xml:space="preserve">CC-TST.1</w:t>
               </w:r>
@@ -2219,10 +2219,10 @@
               <w:r>
                 <w:rPr>
                   <w:rFonts w:ascii="Consolas" w:hAnsi="Consolas" w:cs="Consolas"/>
-                  <w:color w:val="E97132" w:themeColor="accent2"/>
+                  <w:color w:val="0563C1"/>
                   <w:sz w:val="18"/>
                   <w:szCs w:val="18"/>
-                  <w:u w:val="none"/>
+                  <w:u w:val="single"/>
                 </w:rPr>
                 <w:t xml:space="preserve">CC-TST.2</w:t>
               </w:r>
@@ -2274,10 +2274,10 @@
               <w:r>
                 <w:rPr>
                   <w:rFonts w:ascii="Consolas" w:hAnsi="Consolas" w:cs="Consolas"/>
-                  <w:color w:val="E97132" w:themeColor="accent2"/>
+                  <w:color w:val="0563C1"/>
                   <w:sz w:val="18"/>
                   <w:szCs w:val="18"/>
-                  <w:u w:val="none"/>
+                  <w:u w:val="single"/>
                 </w:rPr>
                 <w:t xml:space="preserve">CC-TST.3</w:t>
               </w:r>
@@ -2389,10 +2389,10 @@
               <w:r>
                 <w:rPr>
                   <w:rFonts w:ascii="Consolas" w:hAnsi="Consolas" w:cs="Consolas"/>
-                  <w:color w:val="E97132" w:themeColor="accent2"/>
+                  <w:color w:val="0563C1"/>
                   <w:sz w:val="18"/>
                   <w:szCs w:val="18"/>
-                  <w:u w:val="none"/>
+                  <w:u w:val="single"/>
                 </w:rPr>
                 <w:t xml:space="preserve">CC-CLS.1</w:t>
               </w:r>
@@ -2444,10 +2444,10 @@
               <w:r>
                 <w:rPr>
                   <w:rFonts w:ascii="Consolas" w:hAnsi="Consolas" w:cs="Consolas"/>
-                  <w:color w:val="E97132" w:themeColor="accent2"/>
+                  <w:color w:val="0563C1"/>
                   <w:sz w:val="18"/>
                   <w:szCs w:val="18"/>
-                  <w:u w:val="none"/>
+                  <w:u w:val="single"/>
                 </w:rPr>
                 <w:t xml:space="preserve">CC-CLS.2</w:t>
               </w:r>
@@ -2499,10 +2499,10 @@
               <w:r>
                 <w:rPr>
                   <w:rFonts w:ascii="Consolas" w:hAnsi="Consolas" w:cs="Consolas"/>
-                  <w:color w:val="E97132" w:themeColor="accent2"/>
+                  <w:color w:val="0563C1"/>
                   <w:sz w:val="18"/>
                   <w:szCs w:val="18"/>
-                  <w:u w:val="none"/>
+                  <w:u w:val="single"/>
                 </w:rPr>
                 <w:t xml:space="preserve">CC-CLS.3</w:t>
               </w:r>
@@ -2554,10 +2554,10 @@
               <w:r>
                 <w:rPr>
                   <w:rFonts w:ascii="Consolas" w:hAnsi="Consolas" w:cs="Consolas"/>
-                  <w:color w:val="E97132" w:themeColor="accent2"/>
+                  <w:color w:val="0563C1"/>
                   <w:sz w:val="18"/>
                   <w:szCs w:val="18"/>
-                  <w:u w:val="none"/>
+                  <w:u w:val="single"/>
                 </w:rPr>
                 <w:t xml:space="preserve">CC-CLS.4</w:t>
               </w:r>
@@ -6199,10 +6199,10 @@
         <w:r>
           <w:rPr>
             <w:rFonts w:ascii="Consolas" w:hAnsi="Consolas" w:cs="Consolas"/>
-            <w:color w:val="E97132" w:themeColor="accent2"/>
+            <w:color w:val="0563C1"/>
             <w:sz w:val="18"/>
             <w:szCs w:val="18"/>
-            <w:u w:val="none"/>
+            <w:u w:val="single"/>
           </w:rPr>
           <w:t xml:space="preserve">CC-NOM.6</w:t>
         </w:r>
@@ -6566,10 +6566,10 @@
         <w:r>
           <w:rPr>
             <w:rFonts w:ascii="Consolas" w:hAnsi="Consolas" w:cs="Consolas"/>
-            <w:color w:val="E97132" w:themeColor="accent2"/>
+            <w:color w:val="0563C1"/>
             <w:sz w:val="18"/>
             <w:szCs w:val="18"/>
-            <w:u w:val="none"/>
+            <w:u w:val="single"/>
           </w:rPr>
           <w:t xml:space="preserve">CC-NOM.1</w:t>
         </w:r>
@@ -7893,10 +7893,10 @@
         <w:r>
           <w:rPr>
             <w:rFonts w:ascii="Consolas" w:hAnsi="Consolas" w:cs="Consolas"/>
-            <w:color w:val="E97132" w:themeColor="accent2"/>
+            <w:color w:val="0563C1"/>
             <w:sz w:val="18"/>
             <w:szCs w:val="18"/>
-            <w:u w:val="none"/>
+            <w:u w:val="single"/>
           </w:rPr>
           <w:t xml:space="preserve">CC-MET.3</w:t>
         </w:r>
@@ -8937,10 +8937,10 @@
         <w:r>
           <w:rPr>
             <w:rFonts w:ascii="Consolas" w:hAnsi="Consolas" w:cs="Consolas"/>
-            <w:color w:val="E97132" w:themeColor="accent2"/>
+            <w:color w:val="0563C1"/>
             <w:sz w:val="18"/>
             <w:szCs w:val="18"/>
-            <w:u w:val="none"/>
+            <w:u w:val="single"/>
           </w:rPr>
           <w:t xml:space="preserve">CC-ERR.1</w:t>
         </w:r>
@@ -9248,10 +9248,10 @@
         <w:r>
           <w:rPr>
             <w:rFonts w:ascii="Consolas" w:hAnsi="Consolas" w:cs="Consolas"/>
-            <w:color w:val="E97132" w:themeColor="accent2"/>
+            <w:color w:val="0563C1"/>
             <w:sz w:val="18"/>
             <w:szCs w:val="18"/>
-            <w:u w:val="none"/>
+            <w:u w:val="single"/>
           </w:rPr>
           <w:t xml:space="preserve">CC-ERR.1</w:t>
         </w:r>
@@ -9391,10 +9391,10 @@
         <w:r>
           <w:rPr>
             <w:rFonts w:ascii="Consolas" w:hAnsi="Consolas" w:cs="Consolas"/>
-            <w:color w:val="E97132" w:themeColor="accent2"/>
+            <w:color w:val="0563C1"/>
             <w:sz w:val="18"/>
             <w:szCs w:val="18"/>
-            <w:u w:val="none"/>
+            <w:u w:val="single"/>
           </w:rPr>
           <w:t xml:space="preserve">CC-NOM.5</w:t>
         </w:r>
@@ -9646,10 +9646,10 @@
         <w:r>
           <w:rPr>
             <w:rFonts w:ascii="Consolas" w:hAnsi="Consolas" w:cs="Consolas"/>
-            <w:color w:val="E97132" w:themeColor="accent2"/>
+            <w:color w:val="0563C1"/>
             <w:sz w:val="18"/>
             <w:szCs w:val="18"/>
-            <w:u w:val="none"/>
+            <w:u w:val="single"/>
           </w:rPr>
           <w:t xml:space="preserve">CC-NOM.1</w:t>
         </w:r>
@@ -11428,10 +11428,10 @@
         <w:r>
           <w:rPr>
             <w:rFonts w:ascii="Consolas" w:hAnsi="Consolas" w:cs="Consolas"/>
-            <w:color w:val="E97132" w:themeColor="accent2"/>
+            <w:color w:val="0563C1"/>
             <w:sz w:val="18"/>
             <w:szCs w:val="18"/>
-            <w:u w:val="none"/>
+            <w:u w:val="single"/>
           </w:rPr>
           <w:t xml:space="preserve">CC-MET.7</w:t>
         </w:r>
@@ -15208,10 +15208,10 @@
         <w:r>
           <w:rPr>
             <w:rFonts w:ascii="Consolas" w:hAnsi="Consolas" w:cs="Consolas"/>
-            <w:color w:val="E97132" w:themeColor="accent2"/>
+            <w:color w:val="0563C1"/>
             <w:sz w:val="18"/>
             <w:szCs w:val="18"/>
-            <w:u w:val="none"/>
+            <w:u w:val="single"/>
           </w:rPr>
           <w:t xml:space="preserve">CC-MET.7</w:t>
         </w:r>
@@ -15727,10 +15727,10 @@
         <w:r>
           <w:rPr>
             <w:rFonts w:ascii="Consolas" w:hAnsi="Consolas" w:cs="Consolas"/>
-            <w:color w:val="E97132" w:themeColor="accent2"/>
+            <w:color w:val="0563C1"/>
             <w:sz w:val="18"/>
             <w:szCs w:val="18"/>
-            <w:u w:val="none"/>
+            <w:u w:val="single"/>
           </w:rPr>
           <w:t xml:space="preserve">CC-MET.6</w:t>
         </w:r>
@@ -16498,10 +16498,10 @@
         <w:r>
           <w:rPr>
             <w:rFonts w:ascii="Consolas" w:hAnsi="Consolas" w:cs="Consolas"/>
-            <w:color w:val="E97132" w:themeColor="accent2"/>
+            <w:color w:val="0563C1"/>
             <w:sz w:val="18"/>
             <w:szCs w:val="18"/>
-            <w:u w:val="none"/>
+            <w:u w:val="single"/>
           </w:rPr>
           <w:t xml:space="preserve">CC-NOM.7</w:t>
         </w:r>

--- a/documents/Memento_Clean_Code.docx
+++ b/documents/Memento_Clean_Code.docx
@@ -46,7 +46,7 @@
           <w:sz w:val="36"/>
           <w:szCs w:val="36"/>
         </w:rPr>
-        <w:t xml:space="preserve">36 règles pour écrire du code qu'on peut relire</w:t>
+        <w:t xml:space="preserve">37 règles pour écrire du code qu'on peut relire</w:t>
       </w:r>
     </w:p>
     <w:p>
@@ -2358,6 +2358,61 @@
           </w:p>
         </w:tc>
       </w:tr>
+      <w:tr>
+        <w:tc>
+          <w:tcPr>
+            <w:tcW w:type="dxa" w:w="1700"/>
+            <w:tcMar>
+              <w:top w:type="dxa" w:w="50"/>
+              <w:left w:type="dxa" w:w="100"/>
+              <w:bottom w:type="dxa" w:w="50"/>
+              <w:right w:type="dxa" w:w="100"/>
+            </w:tcMar>
+          </w:tcPr>
+          <w:p>
+            <w:pPr>
+              <w:spacing w:after="0"/>
+            </w:pPr>
+            <w:hyperlink w:history="1" w:anchor="CC_TST_4">
+              <w:r>
+                <w:rPr>
+                  <w:rFonts w:ascii="Consolas" w:hAnsi="Consolas" w:cs="Consolas"/>
+                  <w:color w:val="0563C1"/>
+                  <w:sz w:val="18"/>
+                  <w:szCs w:val="18"/>
+                  <w:u w:val="single"/>
+                </w:rPr>
+                <w:t xml:space="preserve">CC-TST.4</w:t>
+              </w:r>
+            </w:hyperlink>
+          </w:p>
+        </w:tc>
+        <w:tc>
+          <w:tcPr>
+            <w:tcW w:type="dxa" w:w="7660"/>
+            <w:tcMar>
+              <w:top w:type="dxa" w:w="50"/>
+              <w:left w:type="dxa" w:w="100"/>
+              <w:bottom w:type="dxa" w:w="50"/>
+              <w:right w:type="dxa" w:w="100"/>
+            </w:tcMar>
+          </w:tcPr>
+          <w:p>
+            <w:pPr>
+              <w:spacing w:after="0"/>
+            </w:pPr>
+            <w:hyperlink w:history="1" w:anchor="CC_TST_4">
+              <w:r>
+                <w:rPr>
+                  <w:sz w:val="20"/>
+                  <w:szCs w:val="20"/>
+                </w:rPr>
+                <w:t xml:space="preserve">Un test se termine par une assertion</w:t>
+              </w:r>
+            </w:hyperlink>
+          </w:p>
+        </w:tc>
+      </w:tr>
     </w:tbl>
     <w:p>
       <w:pPr>
@@ -15824,6 +15879,382 @@
       </w:r>
     </w:p>
     <w:p>
+      <w:pPr>
+        <w:pStyle w:val="Heading2"/>
+        <w:spacing w:after="120" w:before="300"/>
+      </w:pPr>
+      <w:bookmarkStart w:name="CC_TST_4" w:id="1"/>
+      <w:r>
+        <w:rPr>
+          <w:rFonts w:ascii="Consolas" w:hAnsi="Consolas" w:cs="Consolas"/>
+          <w:b/>
+          <w:bCs/>
+          <w:color w:val="E97132" w:themeColor="accent2"/>
+          <w:sz w:val="25"/>
+          <w:szCs w:val="25"/>
+          <w:u w:val="none"/>
+        </w:rPr>
+        <w:t xml:space="preserve">CC-TST.4</w:t>
+      </w:r>
+      <w:r>
+        <w:rPr>
+          <w:b/>
+          <w:bCs/>
+          <w:color w:val="1F4E79"/>
+          <w:sz w:val="25"/>
+          <w:szCs w:val="25"/>
+        </w:rPr>
+        <w:t xml:space="preserve"> — Un test se termine par une assertion</w:t>
+      </w:r>
+      <w:bookmarkEnd w:id="1"/>
+    </w:p>
+    <w:p>
+      <w:pPr>
+        <w:spacing w:after="120"/>
+      </w:pPr>
+      <w:r>
+        <w:rPr>
+          <w:sz w:val="22"/>
+          <w:szCs w:val="22"/>
+        </w:rPr>
+        <w:t xml:space="preserve">Sans assertion, un test appelle du code et ne vérifie rien : il passe au vert quoi qu'il arrive, sauf si une exception l'interrompt. Il donne l'illusion d'une vérification, ce qui est pire que pas de test du tout. C'est aussi le défaut le plus fréquent dans les copies d'examen.</w:t>
+      </w:r>
+    </w:p>
+    <w:p>
+      <w:pPr>
+        <w:shd w:fill="FBEDED" w:val="clear"/>
+        <w:spacing w:after="0" w:before="140"/>
+        <w:ind w:left="220"/>
+      </w:pPr>
+      <w:r>
+        <w:rPr>
+          <w:b/>
+          <w:bCs/>
+          <w:color w:val="9C2B2B"/>
+          <w:sz w:val="18"/>
+          <w:szCs w:val="18"/>
+        </w:rPr>
+        <w:t xml:space="preserve">À ÉVITER</w:t>
+      </w:r>
+    </w:p>
+    <w:p>
+      <w:pPr>
+        <w:shd w:fill="FBEDED" w:val="clear"/>
+        <w:spacing w:after="0"/>
+        <w:ind w:left="220"/>
+      </w:pPr>
+      <w:r>
+        <w:rPr>
+          <w:rFonts w:ascii="Consolas" w:hAnsi="Consolas" w:cs="Consolas"/>
+          <w:color w:val="E97132" w:themeColor="accent2"/>
+          <w:sz w:val="18"/>
+          <w:szCs w:val="18"/>
+        </w:rPr>
+        <w:t xml:space="preserve">@Test</w:t>
+      </w:r>
+    </w:p>
+    <w:p>
+      <w:pPr>
+        <w:shd w:fill="FBEDED" w:val="clear"/>
+        <w:spacing w:after="0"/>
+        <w:ind w:left="220"/>
+      </w:pPr>
+      <w:r>
+        <w:rPr>
+          <w:rFonts w:ascii="Consolas" w:hAnsi="Consolas" w:cs="Consolas"/>
+          <w:color w:val="E97132" w:themeColor="accent2"/>
+          <w:sz w:val="18"/>
+          <w:szCs w:val="18"/>
+        </w:rPr>
+        <w:t xml:space="preserve">void reserverDeuxPlaces() throws SalleCompleteException {</w:t>
+      </w:r>
+    </w:p>
+    <w:p>
+      <w:pPr>
+        <w:shd w:fill="FBEDED" w:val="clear"/>
+        <w:spacing w:after="0"/>
+        <w:ind w:left="220"/>
+      </w:pPr>
+      <w:r>
+        <w:rPr>
+          <w:rFonts w:ascii="Consolas" w:hAnsi="Consolas" w:cs="Consolas"/>
+          <w:color w:val="E97132" w:themeColor="accent2"/>
+          <w:sz w:val="18"/>
+          <w:szCs w:val="18"/>
+        </w:rPr>
+        <w:t xml:space="preserve">    Salle salle = new Salle(100);</w:t>
+      </w:r>
+    </w:p>
+    <w:p>
+      <w:pPr>
+        <w:shd w:fill="FBEDED" w:val="clear"/>
+        <w:spacing w:after="0"/>
+        <w:ind w:left="220"/>
+      </w:pPr>
+      <w:r>
+        <w:rPr>
+          <w:rFonts w:ascii="Consolas" w:hAnsi="Consolas" w:cs="Consolas"/>
+          <w:color w:val="E97132" w:themeColor="accent2"/>
+          <w:sz w:val="18"/>
+          <w:szCs w:val="18"/>
+        </w:rPr>
+        <w:t xml:space="preserve"> </w:t>
+      </w:r>
+    </w:p>
+    <w:p>
+      <w:pPr>
+        <w:shd w:fill="FBEDED" w:val="clear"/>
+        <w:spacing w:after="0"/>
+        <w:ind w:left="220"/>
+      </w:pPr>
+      <w:r>
+        <w:rPr>
+          <w:rFonts w:ascii="Consolas" w:hAnsi="Consolas" w:cs="Consolas"/>
+          <w:color w:val="E97132" w:themeColor="accent2"/>
+          <w:sz w:val="18"/>
+          <w:szCs w:val="18"/>
+        </w:rPr>
+        <w:t xml:space="preserve">    salle.reserver(2);</w:t>
+      </w:r>
+    </w:p>
+    <w:p>
+      <w:pPr>
+        <w:shd w:fill="FBEDED" w:val="clear"/>
+        <w:spacing w:after="0"/>
+        <w:ind w:left="220"/>
+      </w:pPr>
+      <w:r>
+        <w:rPr>
+          <w:rFonts w:ascii="Consolas" w:hAnsi="Consolas" w:cs="Consolas"/>
+          <w:color w:val="E97132" w:themeColor="accent2"/>
+          <w:sz w:val="18"/>
+          <w:szCs w:val="18"/>
+        </w:rPr>
+        <w:t xml:space="preserve"> </w:t>
+      </w:r>
+    </w:p>
+    <w:p>
+      <w:pPr>
+        <w:shd w:fill="FBEDED" w:val="clear"/>
+        <w:spacing w:after="0"/>
+        <w:ind w:left="220"/>
+      </w:pPr>
+      <w:r>
+        <w:rPr>
+          <w:rFonts w:ascii="Consolas" w:hAnsi="Consolas" w:cs="Consolas"/>
+          <w:color w:val="E97132" w:themeColor="accent2"/>
+          <w:sz w:val="18"/>
+          <w:szCs w:val="18"/>
+        </w:rPr>
+        <w:t xml:space="preserve">    System.out.println(salle.placesLibres());   // affiche, ne verifie rien</w:t>
+      </w:r>
+    </w:p>
+    <w:p>
+      <w:pPr>
+        <w:shd w:fill="FBEDED" w:val="clear"/>
+        <w:spacing w:after="140"/>
+        <w:ind w:left="220"/>
+      </w:pPr>
+      <w:r>
+        <w:rPr>
+          <w:rFonts w:ascii="Consolas" w:hAnsi="Consolas" w:cs="Consolas"/>
+          <w:color w:val="E97132" w:themeColor="accent2"/>
+          <w:sz w:val="18"/>
+          <w:szCs w:val="18"/>
+        </w:rPr>
+        <w:t xml:space="preserve">}</w:t>
+      </w:r>
+    </w:p>
+    <w:p>
+      <w:pPr>
+        <w:shd w:fill="EDF5ED" w:val="clear"/>
+        <w:spacing w:after="0" w:before="140"/>
+        <w:ind w:left="220"/>
+      </w:pPr>
+      <w:r>
+        <w:rPr>
+          <w:b/>
+          <w:bCs/>
+          <w:color w:val="2E6B34"/>
+          <w:sz w:val="18"/>
+          <w:szCs w:val="18"/>
+        </w:rPr>
+        <w:t xml:space="preserve">PRÉFÉREZ</w:t>
+      </w:r>
+    </w:p>
+    <w:p>
+      <w:pPr>
+        <w:shd w:fill="EDF5ED" w:val="clear"/>
+        <w:spacing w:after="0"/>
+        <w:ind w:left="220"/>
+      </w:pPr>
+      <w:r>
+        <w:rPr>
+          <w:rFonts w:ascii="Consolas" w:hAnsi="Consolas" w:cs="Consolas"/>
+          <w:color w:val="E97132" w:themeColor="accent2"/>
+          <w:sz w:val="18"/>
+          <w:szCs w:val="18"/>
+        </w:rPr>
+        <w:t xml:space="preserve">@Test</w:t>
+      </w:r>
+    </w:p>
+    <w:p>
+      <w:pPr>
+        <w:shd w:fill="EDF5ED" w:val="clear"/>
+        <w:spacing w:after="0"/>
+        <w:ind w:left="220"/>
+      </w:pPr>
+      <w:r>
+        <w:rPr>
+          <w:rFonts w:ascii="Consolas" w:hAnsi="Consolas" w:cs="Consolas"/>
+          <w:color w:val="E97132" w:themeColor="accent2"/>
+          <w:sz w:val="18"/>
+          <w:szCs w:val="18"/>
+        </w:rPr>
+        <w:t xml:space="preserve">void reserverDeuxPlaces() throws SalleCompleteException {</w:t>
+      </w:r>
+    </w:p>
+    <w:p>
+      <w:pPr>
+        <w:shd w:fill="EDF5ED" w:val="clear"/>
+        <w:spacing w:after="0"/>
+        <w:ind w:left="220"/>
+      </w:pPr>
+      <w:r>
+        <w:rPr>
+          <w:rFonts w:ascii="Consolas" w:hAnsi="Consolas" w:cs="Consolas"/>
+          <w:color w:val="E97132" w:themeColor="accent2"/>
+          <w:sz w:val="18"/>
+          <w:szCs w:val="18"/>
+        </w:rPr>
+        <w:t xml:space="preserve">    Salle salle = new Salle(100);</w:t>
+      </w:r>
+    </w:p>
+    <w:p>
+      <w:pPr>
+        <w:shd w:fill="EDF5ED" w:val="clear"/>
+        <w:spacing w:after="0"/>
+        <w:ind w:left="220"/>
+      </w:pPr>
+      <w:r>
+        <w:rPr>
+          <w:rFonts w:ascii="Consolas" w:hAnsi="Consolas" w:cs="Consolas"/>
+          <w:color w:val="E97132" w:themeColor="accent2"/>
+          <w:sz w:val="18"/>
+          <w:szCs w:val="18"/>
+        </w:rPr>
+        <w:t xml:space="preserve"> </w:t>
+      </w:r>
+    </w:p>
+    <w:p>
+      <w:pPr>
+        <w:shd w:fill="EDF5ED" w:val="clear"/>
+        <w:spacing w:after="0"/>
+        <w:ind w:left="220"/>
+      </w:pPr>
+      <w:r>
+        <w:rPr>
+          <w:rFonts w:ascii="Consolas" w:hAnsi="Consolas" w:cs="Consolas"/>
+          <w:color w:val="E97132" w:themeColor="accent2"/>
+          <w:sz w:val="18"/>
+          <w:szCs w:val="18"/>
+        </w:rPr>
+        <w:t xml:space="preserve">    salle.reserver(2);</w:t>
+      </w:r>
+    </w:p>
+    <w:p>
+      <w:pPr>
+        <w:shd w:fill="EDF5ED" w:val="clear"/>
+        <w:spacing w:after="0"/>
+        <w:ind w:left="220"/>
+      </w:pPr>
+      <w:r>
+        <w:rPr>
+          <w:rFonts w:ascii="Consolas" w:hAnsi="Consolas" w:cs="Consolas"/>
+          <w:color w:val="E97132" w:themeColor="accent2"/>
+          <w:sz w:val="18"/>
+          <w:szCs w:val="18"/>
+        </w:rPr>
+        <w:t xml:space="preserve"> </w:t>
+      </w:r>
+    </w:p>
+    <w:p>
+      <w:pPr>
+        <w:shd w:fill="EDF5ED" w:val="clear"/>
+        <w:spacing w:after="0"/>
+        <w:ind w:left="220"/>
+      </w:pPr>
+      <w:r>
+        <w:rPr>
+          <w:rFonts w:ascii="Consolas" w:hAnsi="Consolas" w:cs="Consolas"/>
+          <w:color w:val="E97132" w:themeColor="accent2"/>
+          <w:sz w:val="18"/>
+          <w:szCs w:val="18"/>
+        </w:rPr>
+        <w:t xml:space="preserve">    assertEquals(98, salle.placesLibres(),</w:t>
+      </w:r>
+    </w:p>
+    <w:p>
+      <w:pPr>
+        <w:shd w:fill="EDF5ED" w:val="clear"/>
+        <w:spacing w:after="0"/>
+        <w:ind w:left="220"/>
+      </w:pPr>
+      <w:r>
+        <w:rPr>
+          <w:rFonts w:ascii="Consolas" w:hAnsi="Consolas" w:cs="Consolas"/>
+          <w:color w:val="E97132" w:themeColor="accent2"/>
+          <w:sz w:val="18"/>
+          <w:szCs w:val="18"/>
+        </w:rPr>
+        <w:t xml:space="preserve">            "Deux places reservees sur 100 doivent en laisser 98");</w:t>
+      </w:r>
+    </w:p>
+    <w:p>
+      <w:pPr>
+        <w:shd w:fill="EDF5ED" w:val="clear"/>
+        <w:spacing w:after="140"/>
+        <w:ind w:left="220"/>
+      </w:pPr>
+      <w:r>
+        <w:rPr>
+          <w:rFonts w:ascii="Consolas" w:hAnsi="Consolas" w:cs="Consolas"/>
+          <w:color w:val="E97132" w:themeColor="accent2"/>
+          <w:sz w:val="18"/>
+          <w:szCs w:val="18"/>
+        </w:rPr>
+        <w:t xml:space="preserve">}</w:t>
+      </w:r>
+    </w:p>
+    <w:p>
+      <w:pPr>
+        <w:spacing w:after="120"/>
+      </w:pPr>
+      <w:r>
+        <w:rPr>
+          <w:sz w:val="22"/>
+          <w:szCs w:val="22"/>
+        </w:rPr>
+        <w:t xml:space="preserve">Un test qui vérifie qu'une exception est levée a lui aussi son assertion : </w:t>
+      </w:r>
+      <w:r>
+        <w:rPr>
+          <w:rFonts w:ascii="Consolas" w:hAnsi="Consolas" w:cs="Consolas"/>
+          <w:color w:val="E97132" w:themeColor="accent2"/>
+          <w:sz w:val="18"/>
+          <w:szCs w:val="18"/>
+        </w:rPr>
+        <w:t xml:space="preserve">assertThrows</w:t>
+      </w:r>
+      <w:r>
+        <w:rPr>
+          <w:sz w:val="22"/>
+          <w:szCs w:val="22"/>
+        </w:rPr>
+        <w:t xml:space="preserve">. Pour vous assurer qu'un test peut échouer, faites-le échouer une fois : changez l'attendu, et regardez-le passer au rouge. Un test qu'on n'a jamais vu rouge ne prouve rien.</w:t>
+      </w:r>
+    </w:p>
+    <w:p>
       <w:r>
         <w:br w:type="page"/>
       </w:r>
@@ -18039,7 +18470,7 @@
         </w:rPr>
         <w:t xml:space="preserve">En français, Julien Lucas présente ces principes dans une vidéo : </w:t>
       </w:r>
-      <w:hyperlink w:history="1" r:id="rIdorsmlwzclots5ia9cwmrq">
+      <w:hyperlink w:history="1" r:id="rIdol87cjbqoeqjzx-vrzb4k">
         <w:r>
           <w:rPr>
             <w:color w:val="0563C1"/>
